--- a/Text_work/Articles/Snr_abus_accur/Snr_Accur_4.docx
+++ b/Text_work/Articles/Snr_abus_accur/Snr_Accur_4.docx
@@ -34,7 +34,7 @@
         <w:t xml:space="preserve">УДК 616-006.04</w:t>
       </w:r>
     </w:p>
-    <w:bookmarkStart w:id="120" w:name="Xe1d4df49adc654a2dee6b093358ade0870d2029"/>
+    <w:bookmarkStart w:id="123" w:name="Xe1d4df49adc654a2dee6b093358ade0870d2029"/>
     <w:p>
       <w:pPr>
         <w:pStyle w:val="Heading1"/>
@@ -1059,11 +1059,11 @@
         <w:jc w:val="start"/>
       </w:tblPr>
       <w:tblGrid>
-        <w:gridCol w:w="1748"/>
-        <w:gridCol w:w="1542"/>
-        <w:gridCol w:w="1542"/>
-        <w:gridCol w:w="1542"/>
-        <w:gridCol w:w="1542"/>
+        <w:gridCol w:w="1584"/>
+        <w:gridCol w:w="1584"/>
+        <w:gridCol w:w="1584"/>
+        <w:gridCol w:w="1584"/>
+        <w:gridCol w:w="1584"/>
       </w:tblGrid>
       <w:tr>
         <w:trPr>
@@ -3863,7 +3863,7 @@
       </w:r>
     </w:p>
     <w:bookmarkEnd w:id="27"/>
-    <w:bookmarkStart w:id="43" w:name="результаты-исследования"/>
+    <w:bookmarkStart w:id="46" w:name="результаты-исследования"/>
     <w:p>
       <w:pPr>
         <w:pStyle w:val="Heading2"/>
@@ -3976,1735 +3976,20 @@
           </wp:inline>
         </w:drawing>
       </w:r>
-    </w:p>
-    <w:p>
-      <w:pPr>
-        <w:pStyle w:val="BodyText"/>
-      </w:pPr>
-      <w:r>
-        <w:t xml:space="preserve">По результатам выполнения гистологическкого исследования был поставлен</w:t>
-      </w:r>
-      <w:r>
-        <w:t xml:space="preserve"> </w:t>
-      </w:r>
-      <w:r>
-        <w:t xml:space="preserve">дигноз злокачественного образования в группе A в 7.64% (48) и и в группе</w:t>
-      </w:r>
-      <w:r>
-        <w:t xml:space="preserve"> </w:t>
-      </w:r>
-      <w:r>
-        <w:t xml:space="preserve">B в 22.29% (146).</w:t>
-      </w:r>
-    </w:p>
-    <w:p>
-      <w:pPr>
-        <w:pStyle w:val="BodyText"/>
-      </w:pPr>
-      <w:r>
-        <w:rPr>
-          <w:iCs/>
-          <w:i/>
-        </w:rPr>
-        <w:t xml:space="preserve">Определение чувствительности, спецефичности и точности методов</w:t>
-      </w:r>
-    </w:p>
-    <w:p>
-      <w:pPr>
-        <w:pStyle w:val="BodyText"/>
-      </w:pPr>
-      <w:r>
-        <w:t xml:space="preserve">При оценке УЗИ в группе А количество истинно верно определенных</w:t>
-      </w:r>
-      <w:r>
-        <w:t xml:space="preserve"> </w:t>
-      </w:r>
-      <w:r>
-        <w:t xml:space="preserve">образований как доброкачественные было 577, количество верно</w:t>
-      </w:r>
-      <w:r>
-        <w:t xml:space="preserve"> </w:t>
-      </w:r>
-      <w:r>
-        <w:t xml:space="preserve">определённых образований как злокачественные было 28, количество неверно</w:t>
-      </w:r>
-      <w:r>
-        <w:t xml:space="preserve"> </w:t>
-      </w:r>
-      <w:r>
-        <w:t xml:space="preserve">определенных образований как злокачественные было 20 и количество</w:t>
-      </w:r>
-      <w:r>
-        <w:t xml:space="preserve"> </w:t>
-      </w:r>
-      <w:r>
-        <w:t xml:space="preserve">неопределенных злокачественных образований как доброкачественные было 3</w:t>
-      </w:r>
-      <w:r>
-        <w:t xml:space="preserve"> </w:t>
-      </w:r>
-      <w:r>
-        <w:t xml:space="preserve">. Точность метода составила 0.96 [95% ДИ: 0.95, 0.98]. P-Value модели</w:t>
-      </w:r>
-      <w:r>
-        <w:t xml:space="preserve"> </w:t>
-      </w:r>
-      <w:r>
-        <w:t xml:space="preserve">составил 0.08 что означает, что модель отличается от точности нулевой</w:t>
-      </w:r>
-      <w:r>
-        <w:t xml:space="preserve"> </w:t>
-      </w:r>
-      <w:r>
-        <w:t xml:space="preserve">гипотезы. Коэфициент Kappa составил 0.69 показывает, что метод указывает</w:t>
-      </w:r>
-      <w:r>
-        <w:t xml:space="preserve"> </w:t>
-      </w:r>
-      <w:r>
-        <w:t xml:space="preserve">на высокое согласие между предсказаниями и истинными значениями</w:t>
-      </w:r>
-      <w:r>
-        <w:t xml:space="preserve"> </w:t>
-      </w:r>
-      <w:r>
-        <w:t xml:space="preserve">(количество истинно положительных и отрицательных результатов). Тест</w:t>
-      </w:r>
-      <w:r>
-        <w:t xml:space="preserve"> </w:t>
-      </w:r>
-      <w:r>
-        <w:t xml:space="preserve">Макнемара составил &lt;0,01 и показывает, что метод имеет существенно</w:t>
-      </w:r>
-      <w:r>
-        <w:t xml:space="preserve"> </w:t>
-      </w:r>
-      <w:r>
-        <w:t xml:space="preserve">отличную от контрольного метода частоту ошибок в пользу количества</w:t>
-      </w:r>
-      <w:r>
-        <w:t xml:space="preserve"> </w:t>
-      </w:r>
-      <w:r>
-        <w:t xml:space="preserve">ложноположительных. Чувствительность метода составила 0.9 .</w:t>
-      </w:r>
-      <w:r>
-        <w:t xml:space="preserve"> </w:t>
-      </w:r>
-      <w:r>
-        <w:t xml:space="preserve">Специфичность метода составила 0.97 . Доля положительных прогнозов</w:t>
-      </w:r>
-      <w:r>
-        <w:t xml:space="preserve"> </w:t>
-      </w:r>
-      <w:r>
-        <w:t xml:space="preserve">составила 0.58 . Доля отрицательных прогнозов составила 0.99 . Доля</w:t>
-      </w:r>
-      <w:r>
-        <w:t xml:space="preserve"> </w:t>
-      </w:r>
-      <w:r>
-        <w:t xml:space="preserve">истинно положительных случаев в наборе данных составила 0.05 . Доля</w:t>
-      </w:r>
-      <w:r>
-        <w:t xml:space="preserve"> </w:t>
-      </w:r>
-      <w:r>
-        <w:t xml:space="preserve">истинно положительных случаев, правильно определённых методом составила</w:t>
-      </w:r>
-      <w:r>
-        <w:t xml:space="preserve"> </w:t>
-      </w:r>
-      <w:r>
-        <w:t xml:space="preserve">0.04 . Отбалансированная точность метода составила 0.93 (Таблица №2).</w:t>
-      </w:r>
-    </w:p>
-    <w:p>
-      <w:pPr>
-        <w:pStyle w:val="BodyText"/>
-      </w:pPr>
-      <w:r>
-        <w:t xml:space="preserve">При оценке УЗИ в группе B количество истинно верно определенных</w:t>
-      </w:r>
-      <w:r>
-        <w:t xml:space="preserve"> </w:t>
-      </w:r>
-      <w:r>
-        <w:t xml:space="preserve">образований как доброкачественные было 495, количество верно</w:t>
-      </w:r>
-      <w:r>
-        <w:t xml:space="preserve"> </w:t>
-      </w:r>
-      <w:r>
-        <w:t xml:space="preserve">определённых образований как злокачественные было 128, количество</w:t>
-      </w:r>
-      <w:r>
-        <w:t xml:space="preserve"> </w:t>
-      </w:r>
-      <w:r>
-        <w:t xml:space="preserve">неверно определенных образований как злокачественные было 18 и</w:t>
-      </w:r>
-      <w:r>
-        <w:t xml:space="preserve"> </w:t>
-      </w:r>
-      <w:r>
-        <w:t xml:space="preserve">количество неопределенных злокачественных образований как</w:t>
-      </w:r>
-      <w:r>
-        <w:t xml:space="preserve"> </w:t>
-      </w:r>
-      <w:r>
-        <w:t xml:space="preserve">доброкачественные было 14 . Точность метода составила 0.95 [95% ДИ:</w:t>
-      </w:r>
-      <w:r>
-        <w:t xml:space="preserve"> </w:t>
-      </w:r>
-      <w:r>
-        <w:t xml:space="preserve">0.93, 0.97]. P-Value модели составил 0 что означает, что модель</w:t>
-      </w:r>
-      <w:r>
-        <w:t xml:space="preserve"> </w:t>
-      </w:r>
-      <w:r>
-        <w:t xml:space="preserve">отличается от точности нулевой гипотезы. Коэфициент Kappa составил 0.86</w:t>
-      </w:r>
-      <w:r>
-        <w:t xml:space="preserve"> </w:t>
-      </w:r>
-      <w:r>
-        <w:t xml:space="preserve">показывает (если стремится к 1), что метод указывает на высокое согласие</w:t>
-      </w:r>
-      <w:r>
-        <w:t xml:space="preserve"> </w:t>
-      </w:r>
-      <w:r>
-        <w:t xml:space="preserve">между предсказаниями и истинными значениями (количество истинно</w:t>
-      </w:r>
-      <w:r>
-        <w:t xml:space="preserve"> </w:t>
-      </w:r>
-      <w:r>
-        <w:t xml:space="preserve">положительных и отрицательных результатов). Тест Макнемара составил 0.6</w:t>
-      </w:r>
-      <w:r>
-        <w:t xml:space="preserve"> </w:t>
-      </w:r>
-      <w:r>
-        <w:t xml:space="preserve">показывает, что метод не имеет существенно отличную от контрольного</w:t>
-      </w:r>
-      <w:r>
-        <w:t xml:space="preserve"> </w:t>
-      </w:r>
-      <w:r>
-        <w:t xml:space="preserve">метода частоту ошибок (количество ложноположительных и</w:t>
-      </w:r>
-      <w:r>
-        <w:t xml:space="preserve"> </w:t>
-      </w:r>
-      <w:r>
-        <w:t xml:space="preserve">ложноотрицательных результатов). Чувствительность метода составила 0.9 .</w:t>
-      </w:r>
-      <w:r>
-        <w:t xml:space="preserve"> </w:t>
-      </w:r>
-      <w:r>
-        <w:t xml:space="preserve">Специфичность метода составила 0.96 . Доля положительных прогнозов</w:t>
-      </w:r>
-      <w:r>
-        <w:t xml:space="preserve"> </w:t>
-      </w:r>
-      <w:r>
-        <w:t xml:space="preserve">составила 0.88 . Доля отрицательных прогнозов составила 0.97 . Доля</w:t>
-      </w:r>
-      <w:r>
-        <w:t xml:space="preserve"> </w:t>
-      </w:r>
-      <w:r>
-        <w:t xml:space="preserve">истинно положительных случаев в наборе данных составила 0.22 . Доля</w:t>
-      </w:r>
-      <w:r>
-        <w:t xml:space="preserve"> </w:t>
-      </w:r>
-      <w:r>
-        <w:t xml:space="preserve">истинно положительных случаев, правильно определённых методом составила</w:t>
-      </w:r>
-      <w:r>
-        <w:t xml:space="preserve"> </w:t>
-      </w:r>
-      <w:r>
-        <w:t xml:space="preserve">0.2 . Отбалансированная точность метода составила 0.93 (Таблица №2).</w:t>
-      </w:r>
-    </w:p>
-    <w:p>
-      <w:pPr>
-        <w:pStyle w:val="BodyText"/>
-      </w:pPr>
-      <w:r>
-        <w:t xml:space="preserve">При оценке УЗИ в выборке пациенток 40 лет и старше количество истинно</w:t>
-      </w:r>
-      <w:r>
-        <w:t xml:space="preserve"> </w:t>
-      </w:r>
-      <w:r>
-        <w:t xml:space="preserve">верно определенных образований как доброкачественные было 1072,</w:t>
-      </w:r>
-      <w:r>
-        <w:t xml:space="preserve"> </w:t>
-      </w:r>
-      <w:r>
-        <w:t xml:space="preserve">количество верно определённых образований как злокачественные было 156,</w:t>
-      </w:r>
-      <w:r>
-        <w:t xml:space="preserve"> </w:t>
-      </w:r>
-      <w:r>
-        <w:t xml:space="preserve">количество неверно определенных образований как злокачественные было 38</w:t>
-      </w:r>
-      <w:r>
-        <w:t xml:space="preserve"> </w:t>
-      </w:r>
-      <w:r>
-        <w:t xml:space="preserve">и количество неопределенных злокачественных образований как</w:t>
-      </w:r>
-      <w:r>
-        <w:t xml:space="preserve"> </w:t>
-      </w:r>
-      <w:r>
-        <w:t xml:space="preserve">доброкачественные было 17 . Точность метода составила 0.96 [95% ДИ:</w:t>
-      </w:r>
-      <w:r>
-        <w:t xml:space="preserve"> </w:t>
-      </w:r>
-      <w:r>
-        <w:t xml:space="preserve">0.94, 0.97]. P-Value модели составил 0 что означает, что модель</w:t>
-      </w:r>
-      <w:r>
-        <w:t xml:space="preserve"> </w:t>
-      </w:r>
-      <w:r>
-        <w:t xml:space="preserve">отличается от точности нулевой гипотезы. Коэфициент Kappa составил 0.83</w:t>
-      </w:r>
-      <w:r>
-        <w:t xml:space="preserve"> </w:t>
-      </w:r>
-      <w:r>
-        <w:t xml:space="preserve">показывает (если стремится к 1), что метод указывает на высокое согласие</w:t>
-      </w:r>
-      <w:r>
-        <w:t xml:space="preserve"> </w:t>
-      </w:r>
-      <w:r>
-        <w:t xml:space="preserve">между предсказаниями и истинными значениями (количество истинно</w:t>
-      </w:r>
-      <w:r>
-        <w:t xml:space="preserve"> </w:t>
-      </w:r>
-      <w:r>
-        <w:t xml:space="preserve">положительных и отрицательных результатов). Тест Макнемара составил 0.01</w:t>
-      </w:r>
-      <w:r>
-        <w:t xml:space="preserve"> </w:t>
-      </w:r>
-      <w:r>
-        <w:t xml:space="preserve">показывает, что метод не имеет существенно отличную от контрольного</w:t>
-      </w:r>
-      <w:r>
-        <w:t xml:space="preserve"> </w:t>
-      </w:r>
-      <w:r>
-        <w:t xml:space="preserve">метода частоту ошибок (количество ложноположительных и</w:t>
-      </w:r>
-      <w:r>
-        <w:t xml:space="preserve"> </w:t>
-      </w:r>
-      <w:r>
-        <w:t xml:space="preserve">ложноотрицательных результатов). Чувствительность метода составила 0.9 .</w:t>
-      </w:r>
-      <w:r>
-        <w:t xml:space="preserve"> </w:t>
-      </w:r>
-      <w:r>
-        <w:t xml:space="preserve">Специфичность метода составила 0.97 . Доля положительных прогнозов</w:t>
-      </w:r>
-      <w:r>
-        <w:t xml:space="preserve"> </w:t>
-      </w:r>
-      <w:r>
-        <w:t xml:space="preserve">составила 0.8 . Доля отрицательных прогнозов составила 0.98 . Доля</w:t>
-      </w:r>
-      <w:r>
-        <w:t xml:space="preserve"> </w:t>
-      </w:r>
-      <w:r>
-        <w:t xml:space="preserve">истинно положительных случаев в наборе данных составила 0.13 . Доля</w:t>
-      </w:r>
-      <w:r>
-        <w:t xml:space="preserve"> </w:t>
-      </w:r>
-      <w:r>
-        <w:t xml:space="preserve">истинно положительных случаев, правильно определённых методом составила</w:t>
-      </w:r>
-      <w:r>
-        <w:t xml:space="preserve"> </w:t>
-      </w:r>
-      <w:r>
-        <w:t xml:space="preserve">0.12 . Отбалансированная точность метода составила 0.93 (Таблица №2).</w:t>
-      </w:r>
-    </w:p>
-    <w:p>
-      <w:pPr>
-        <w:pStyle w:val="BodyText"/>
-      </w:pPr>
-      <w:r>
-        <w:t xml:space="preserve">При оценке ММГ в группе А количество истинно верно определенных</w:t>
-      </w:r>
-      <w:r>
-        <w:t xml:space="preserve"> </w:t>
-      </w:r>
-      <w:r>
-        <w:t xml:space="preserve">образований как доброкачественные было 590, количество верно</w:t>
-      </w:r>
-      <w:r>
-        <w:t xml:space="preserve"> </w:t>
-      </w:r>
-      <w:r>
-        <w:t xml:space="preserve">определённых образований как злокачественные было 16, количество неверно</w:t>
-      </w:r>
-      <w:r>
-        <w:t xml:space="preserve"> </w:t>
-      </w:r>
-      <w:r>
-        <w:t xml:space="preserve">определенных образований как злокачественные было 7 и количество</w:t>
-      </w:r>
-      <w:r>
-        <w:t xml:space="preserve"> </w:t>
-      </w:r>
-      <w:r>
-        <w:t xml:space="preserve">неопределенных злокачественных образований как доброкачественные было 15</w:t>
-      </w:r>
-      <w:r>
-        <w:t xml:space="preserve"> </w:t>
-      </w:r>
-      <w:r>
-        <w:t xml:space="preserve">. Точность метода составила 0.96 [95% ДИ: 0.95, 0.98]. P-Value модели</w:t>
-      </w:r>
-      <w:r>
-        <w:t xml:space="preserve"> </w:t>
-      </w:r>
-      <w:r>
-        <w:t xml:space="preserve">составил 0.05 что означает, что модель отличается от точности нулевой</w:t>
-      </w:r>
-      <w:r>
-        <w:t xml:space="preserve"> </w:t>
-      </w:r>
-      <w:r>
-        <w:t xml:space="preserve">гипотезы. Коэфициент Kappa составил 0.57 показывает (если стремится к</w:t>
-      </w:r>
-      <w:r>
-        <w:t xml:space="preserve"> </w:t>
-      </w:r>
-      <w:r>
-        <w:t xml:space="preserve">1), что метод указывает на высокое согласие между предсказаниями и</w:t>
-      </w:r>
-      <w:r>
-        <w:t xml:space="preserve"> </w:t>
-      </w:r>
-      <w:r>
-        <w:t xml:space="preserve">истинными значениями (количество истинно положительных и отрицательных</w:t>
-      </w:r>
-      <w:r>
-        <w:t xml:space="preserve"> </w:t>
-      </w:r>
-      <w:r>
-        <w:t xml:space="preserve">результатов). Тест Макнемара составил 0.14 показывает, что метод не</w:t>
-      </w:r>
-      <w:r>
-        <w:t xml:space="preserve"> </w:t>
-      </w:r>
-      <w:r>
-        <w:t xml:space="preserve">имеет существенно отличную от контрольного метода частоту ошибок</w:t>
-      </w:r>
-      <w:r>
-        <w:t xml:space="preserve"> </w:t>
-      </w:r>
-      <w:r>
-        <w:t xml:space="preserve">(количество ложноположительных и ложноотрицательных результатов).</w:t>
-      </w:r>
-      <w:r>
-        <w:t xml:space="preserve"> </w:t>
-      </w:r>
-      <w:r>
-        <w:t xml:space="preserve">Чувствительность метода составила 0.52 . Специфичность метода составила</w:t>
-      </w:r>
-      <w:r>
-        <w:t xml:space="preserve"> </w:t>
-      </w:r>
-      <w:r>
-        <w:t xml:space="preserve">0.99 . Доля положительных прогнозов составила 0.7 . Доля отрицательных</w:t>
-      </w:r>
-      <w:r>
-        <w:t xml:space="preserve"> </w:t>
-      </w:r>
-      <w:r>
-        <w:t xml:space="preserve">прогнозов составила 0.98 . Доля истинно положительных случаев в наборе</w:t>
-      </w:r>
-      <w:r>
-        <w:t xml:space="preserve"> </w:t>
-      </w:r>
-      <w:r>
-        <w:t xml:space="preserve">данных составила 0.05 . Доля истинно положительных случаев, правильно</w:t>
-      </w:r>
-      <w:r>
-        <w:t xml:space="preserve"> </w:t>
-      </w:r>
-      <w:r>
-        <w:t xml:space="preserve">определённых методом составила 0.03 . Отбалансированная точность метода</w:t>
-      </w:r>
-      <w:r>
-        <w:t xml:space="preserve"> </w:t>
-      </w:r>
-      <w:r>
-        <w:t xml:space="preserve">составила 0.75 (Таблица №2).</w:t>
-      </w:r>
-    </w:p>
-    <w:p>
-      <w:pPr>
-        <w:pStyle w:val="BodyText"/>
-      </w:pPr>
-      <w:r>
-        <w:t xml:space="preserve">При оценке ММГ в группе B количество истинно верно определенных</w:t>
-      </w:r>
-      <w:r>
-        <w:t xml:space="preserve"> </w:t>
-      </w:r>
-      <w:r>
-        <w:t xml:space="preserve">образований как доброкачественные было 509, количество верно</w:t>
-      </w:r>
-      <w:r>
-        <w:t xml:space="preserve"> </w:t>
-      </w:r>
-      <w:r>
-        <w:t xml:space="preserve">определённых образований как злокачественные было 76, количество неверно</w:t>
-      </w:r>
-      <w:r>
-        <w:t xml:space="preserve"> </w:t>
-      </w:r>
-      <w:r>
-        <w:t xml:space="preserve">определенных образований как злокачественные было 4 и количество</w:t>
-      </w:r>
-      <w:r>
-        <w:t xml:space="preserve"> </w:t>
-      </w:r>
-      <w:r>
-        <w:t xml:space="preserve">неопределенных злокачественных образований как доброкачественные было 66</w:t>
-      </w:r>
-      <w:r>
-        <w:t xml:space="preserve"> </w:t>
-      </w:r>
-      <w:r>
-        <w:t xml:space="preserve">. Точность метода составила 0.89 [95% ДИ: 0.87, 0.92]. P-Value модели</w:t>
-      </w:r>
-      <w:r>
-        <w:t xml:space="preserve"> </w:t>
-      </w:r>
-      <w:r>
-        <w:t xml:space="preserve">составил 0 что означает, что модель отличается от точности нулевой</w:t>
-      </w:r>
-      <w:r>
-        <w:t xml:space="preserve"> </w:t>
-      </w:r>
-      <w:r>
-        <w:t xml:space="preserve">гипотезы. Коэфициент Kappa составил 0.63 показывает (если стремится к</w:t>
-      </w:r>
-      <w:r>
-        <w:t xml:space="preserve"> </w:t>
-      </w:r>
-      <w:r>
-        <w:t xml:space="preserve">1), что метод указывает на высокое согласие между предсказаниями и</w:t>
-      </w:r>
-      <w:r>
-        <w:t xml:space="preserve"> </w:t>
-      </w:r>
-      <w:r>
-        <w:t xml:space="preserve">истинными значениями (количество истинно положительных и отрицательных</w:t>
-      </w:r>
-      <w:r>
-        <w:t xml:space="preserve"> </w:t>
-      </w:r>
-      <w:r>
-        <w:t xml:space="preserve">результатов). Тест Макнемара составил 0 показывает, что метод не имеет</w:t>
-      </w:r>
-      <w:r>
-        <w:t xml:space="preserve"> </w:t>
-      </w:r>
-      <w:r>
-        <w:t xml:space="preserve">существенно отличную от контрольного метода частоту ошибок (количество</w:t>
-      </w:r>
-      <w:r>
-        <w:t xml:space="preserve"> </w:t>
-      </w:r>
-      <w:r>
-        <w:t xml:space="preserve">ложноположительных и ложноотрицательных результатов). Чувствительность</w:t>
-      </w:r>
-      <w:r>
-        <w:t xml:space="preserve"> </w:t>
-      </w:r>
-      <w:r>
-        <w:t xml:space="preserve">метода составила 0.54 . Специфичность метода составила 0.99 . Доля</w:t>
-      </w:r>
-      <w:r>
-        <w:t xml:space="preserve"> </w:t>
-      </w:r>
-      <w:r>
-        <w:t xml:space="preserve">положительных прогнозов составила 0.95 . Доля отрицательных прогнозов</w:t>
-      </w:r>
-      <w:r>
-        <w:t xml:space="preserve"> </w:t>
-      </w:r>
-      <w:r>
-        <w:t xml:space="preserve">составила 0.89 . Доля истинно положительных случаев в наборе данных</w:t>
-      </w:r>
-      <w:r>
-        <w:t xml:space="preserve"> </w:t>
-      </w:r>
-      <w:r>
-        <w:t xml:space="preserve">составила 0.22 . Доля истинно положительных случаев, правильно</w:t>
-      </w:r>
-      <w:r>
-        <w:t xml:space="preserve"> </w:t>
-      </w:r>
-      <w:r>
-        <w:t xml:space="preserve">определённых методом составила 0.12 . Отбалансированная точность метода</w:t>
-      </w:r>
-      <w:r>
-        <w:t xml:space="preserve"> </w:t>
-      </w:r>
-      <w:r>
-        <w:t xml:space="preserve">составила 0.76 (Таблица №2).</w:t>
-      </w:r>
-    </w:p>
-    <w:p>
-      <w:pPr>
-        <w:pStyle w:val="BodyText"/>
-      </w:pPr>
-      <w:r>
-        <w:t xml:space="preserve">При оценке ММГ в выборке пациенток до 40 лет количество истинно верно</w:t>
-      </w:r>
-      <w:r>
-        <w:t xml:space="preserve"> </w:t>
-      </w:r>
-      <w:r>
-        <w:t xml:space="preserve">определенных образований как доброкачественные было 1099, количество</w:t>
-      </w:r>
-      <w:r>
-        <w:t xml:space="preserve"> </w:t>
-      </w:r>
-      <w:r>
-        <w:t xml:space="preserve">верно определённых образований как злокачественные было 92, количество</w:t>
-      </w:r>
-      <w:r>
-        <w:t xml:space="preserve"> </w:t>
-      </w:r>
-      <w:r>
-        <w:t xml:space="preserve">неверно определенных образований как злокачественные было 11 и</w:t>
-      </w:r>
-      <w:r>
-        <w:t xml:space="preserve"> </w:t>
-      </w:r>
-      <w:r>
-        <w:t xml:space="preserve">количество неопределенных злокачественных образований как</w:t>
-      </w:r>
-      <w:r>
-        <w:t xml:space="preserve"> </w:t>
-      </w:r>
-      <w:r>
-        <w:t xml:space="preserve">доброкачественные было 81 . Точность метода составила 0.93 [95% ДИ:</w:t>
-      </w:r>
-      <w:r>
-        <w:t xml:space="preserve"> </w:t>
-      </w:r>
-      <w:r>
-        <w:t xml:space="preserve">0.91, 0.94]. P-Value модели составил 0 что означает, что модель</w:t>
-      </w:r>
-      <w:r>
-        <w:t xml:space="preserve"> </w:t>
-      </w:r>
-      <w:r>
-        <w:t xml:space="preserve">отличается от точности нулевой гипотезы. Коэфициент Kappa составил 0.63</w:t>
-      </w:r>
-      <w:r>
-        <w:t xml:space="preserve"> </w:t>
-      </w:r>
-      <w:r>
-        <w:t xml:space="preserve">показывает (если стремится к 1), что метод указывает на высокое согласие</w:t>
-      </w:r>
-      <w:r>
-        <w:t xml:space="preserve"> </w:t>
-      </w:r>
-      <w:r>
-        <w:t xml:space="preserve">между предсказаниями и истинными значениями (количество истинно</w:t>
-      </w:r>
-      <w:r>
-        <w:t xml:space="preserve"> </w:t>
-      </w:r>
-      <w:r>
-        <w:t xml:space="preserve">положительных и отрицательных результатов). Тест Макнемара составил 0</w:t>
-      </w:r>
-      <w:r>
-        <w:t xml:space="preserve"> </w:t>
-      </w:r>
-      <w:r>
-        <w:t xml:space="preserve">показывает, что метод не имеет существенно отличную от контрольного</w:t>
-      </w:r>
-      <w:r>
-        <w:t xml:space="preserve"> </w:t>
-      </w:r>
-      <w:r>
-        <w:t xml:space="preserve">метода частоту ошибок (количество ложноположительных и</w:t>
-      </w:r>
-      <w:r>
-        <w:t xml:space="preserve"> </w:t>
-      </w:r>
-      <w:r>
-        <w:t xml:space="preserve">ложноотрицательных результатов). Чувствительность метода составила 0.53</w:t>
-      </w:r>
-      <w:r>
-        <w:t xml:space="preserve"> </w:t>
-      </w:r>
-      <w:r>
-        <w:t xml:space="preserve">. Специфичность метода составила 0.99 . Доля положительных прогнозов</w:t>
-      </w:r>
-      <w:r>
-        <w:t xml:space="preserve"> </w:t>
-      </w:r>
-      <w:r>
-        <w:t xml:space="preserve">составила 0.89 . Доля отрицательных прогнозов составила 0.93 . Доля</w:t>
-      </w:r>
-      <w:r>
-        <w:t xml:space="preserve"> </w:t>
-      </w:r>
-      <w:r>
-        <w:t xml:space="preserve">истинно положительных случаев в наборе данных составила 0.13 . Доля</w:t>
-      </w:r>
-      <w:r>
-        <w:t xml:space="preserve"> </w:t>
-      </w:r>
-      <w:r>
-        <w:t xml:space="preserve">истинно положительных случаев, правильно определённых методом составила</w:t>
-      </w:r>
-      <w:r>
-        <w:t xml:space="preserve"> </w:t>
-      </w:r>
-      <w:r>
-        <w:t xml:space="preserve">0.07 . Отбалансированная точность метода составила 0.76 (Таблица №2).</w:t>
-      </w:r>
-    </w:p>
-    <w:p>
-      <w:pPr>
-        <w:pStyle w:val="BodyText"/>
-      </w:pPr>
-      <w:r>
-        <w:t xml:space="preserve">При оценке ABUS в группе B количество истинно верно определенных</w:t>
-      </w:r>
-      <w:r>
-        <w:t xml:space="preserve"> </w:t>
-      </w:r>
-      <w:r>
-        <w:t xml:space="preserve">образований как доброкачественные было 509, количество верно</w:t>
-      </w:r>
-      <w:r>
-        <w:t xml:space="preserve"> </w:t>
-      </w:r>
-      <w:r>
-        <w:t xml:space="preserve">определённых образований как злокачественные было 125, количество</w:t>
-      </w:r>
-      <w:r>
-        <w:t xml:space="preserve"> </w:t>
-      </w:r>
-      <w:r>
-        <w:t xml:space="preserve">неверно определенных образований как злокачественные было 4 и количество</w:t>
-      </w:r>
-      <w:r>
-        <w:t xml:space="preserve"> </w:t>
-      </w:r>
-      <w:r>
-        <w:t xml:space="preserve">неопределенных злокачественных образований как доброкачественные было 17</w:t>
-      </w:r>
-      <w:r>
-        <w:t xml:space="preserve"> </w:t>
-      </w:r>
-      <w:r>
-        <w:t xml:space="preserve">. Точность метода составила 0.97 [95% ДИ: 0.95, 0.98]. P-Value модели</w:t>
-      </w:r>
-      <w:r>
-        <w:t xml:space="preserve"> </w:t>
-      </w:r>
-      <w:r>
-        <w:t xml:space="preserve">составил 0 что означает, что модель отличается от точности нулевой</w:t>
-      </w:r>
-      <w:r>
-        <w:t xml:space="preserve"> </w:t>
-      </w:r>
-      <w:r>
-        <w:t xml:space="preserve">гипотезы. Коэфициент Kappa составил 0.9 показывает (если стремится к 1),</w:t>
-      </w:r>
-      <w:r>
-        <w:t xml:space="preserve"> </w:t>
-      </w:r>
-      <w:r>
-        <w:t xml:space="preserve">что метод указывает на высокое согласие между предсказаниями и истинными</w:t>
-      </w:r>
-      <w:r>
-        <w:t xml:space="preserve"> </w:t>
-      </w:r>
-      <w:r>
-        <w:t xml:space="preserve">значениями (количество истинно положительных и отрицательных</w:t>
-      </w:r>
-      <w:r>
-        <w:t xml:space="preserve"> </w:t>
-      </w:r>
-      <w:r>
-        <w:t xml:space="preserve">результатов). Тест Макнемара составил 0.01 показывает, что метод не</w:t>
-      </w:r>
-      <w:r>
-        <w:t xml:space="preserve"> </w:t>
-      </w:r>
-      <w:r>
-        <w:t xml:space="preserve">имеет существенно отличную от контрольного метода частоту ошибок</w:t>
-      </w:r>
-      <w:r>
-        <w:t xml:space="preserve"> </w:t>
-      </w:r>
-      <w:r>
-        <w:t xml:space="preserve">(количество ложноположительных и ложноотрицательных результатов).</w:t>
-      </w:r>
-      <w:r>
-        <w:t xml:space="preserve"> </w:t>
-      </w:r>
-      <w:r>
-        <w:t xml:space="preserve">Чувствительность метода составила 0.88 . Специфичность метода составила</w:t>
-      </w:r>
-      <w:r>
-        <w:t xml:space="preserve"> </w:t>
-      </w:r>
-      <w:r>
-        <w:t xml:space="preserve">0.99 . Доля положительных прогнозов составила 0.97 . Доля отрицательных</w:t>
-      </w:r>
-      <w:r>
-        <w:t xml:space="preserve"> </w:t>
-      </w:r>
-      <w:r>
-        <w:t xml:space="preserve">прогнозов составила 0.97 . Доля истинно положительных случаев в наборе</w:t>
-      </w:r>
-      <w:r>
-        <w:t xml:space="preserve"> </w:t>
-      </w:r>
-      <w:r>
-        <w:t xml:space="preserve">данных составила 0.22 . Доля истинно положительных случаев, правильно</w:t>
-      </w:r>
-      <w:r>
-        <w:t xml:space="preserve"> </w:t>
-      </w:r>
-      <w:r>
-        <w:t xml:space="preserve">определённых методом составила 0.19 . Отбалансированная точность метода</w:t>
-      </w:r>
-      <w:r>
-        <w:t xml:space="preserve"> </w:t>
-      </w:r>
-      <w:r>
-        <w:t xml:space="preserve">составила 0.94 (Таблица №2).</w:t>
-      </w:r>
-    </w:p>
-    <w:p>
-      <w:pPr>
-        <w:pStyle w:val="BodyText"/>
-      </w:pPr>
-      <w:r>
-        <w:t xml:space="preserve">Таблица №2. Определение точности, P-уровня значимости модели, коэфициент</w:t>
-      </w:r>
-      <w:r>
-        <w:t xml:space="preserve"> </w:t>
-      </w:r>
-      <w:r>
-        <w:t xml:space="preserve">Kappa, Тест Макнемара, чувствительности, специфичности и</w:t>
-      </w:r>
-      <w:r>
-        <w:t xml:space="preserve"> </w:t>
-      </w:r>
-      <w:r>
-        <w:t xml:space="preserve">отбалансированной точности в группах А и B. (Т -Точность, P - P-Value,</w:t>
-      </w:r>
-      <w:r>
-        <w:t xml:space="preserve"> </w:t>
-      </w:r>
-      <w:r>
-        <w:t xml:space="preserve">КК - Коэффициент Kappa, ТМ -Тест Макнемара, Ч-Чувствительность, Сп</w:t>
-      </w:r>
-      <w:r>
-        <w:t xml:space="preserve"> </w:t>
-      </w:r>
-      <w:r>
-        <w:t xml:space="preserve">-Специфичность, ОТ- Отбалансированная точность)</w:t>
-      </w:r>
-    </w:p>
-    <w:tbl>
-      <w:tblPr>
-        <w:tblStyle w:val="Table"/>
-        <w:tblW w:type="pct" w:w="5000"/>
-        <w:tblLook w:firstRow="1" w:lastRow="0" w:firstColumn="0" w:lastColumn="0" w:noHBand="0" w:noVBand="0" w:val="0020"/>
-        <w:jc w:val="start"/>
-      </w:tblPr>
-      <w:tblGrid>
-        <w:gridCol w:w="990"/>
-        <w:gridCol w:w="990"/>
-        <w:gridCol w:w="990"/>
-        <w:gridCol w:w="990"/>
-        <w:gridCol w:w="990"/>
-        <w:gridCol w:w="990"/>
-        <w:gridCol w:w="990"/>
-        <w:gridCol w:w="990"/>
-      </w:tblGrid>
-      <w:tr>
-        <w:trPr>
-          <w:tblHeader w:val="true"/>
-        </w:trPr>
-        <w:tc>
-          <w:tcPr/>
-          <w:p>
-            <w:pPr>
-              <w:pStyle w:val="Compact"/>
-              <w:jc w:val="left"/>
-            </w:pPr>
-            <w:r>
-              <w:t xml:space="preserve">Метод</w:t>
-            </w:r>
-          </w:p>
-        </w:tc>
-        <w:tc>
-          <w:tcPr/>
-          <w:p>
-            <w:pPr>
-              <w:pStyle w:val="Compact"/>
-              <w:jc w:val="left"/>
-            </w:pPr>
-            <w:r>
-              <w:t xml:space="preserve">Т</w:t>
-            </w:r>
-          </w:p>
-        </w:tc>
-        <w:tc>
-          <w:tcPr/>
-          <w:p>
-            <w:pPr>
-              <w:pStyle w:val="Compact"/>
-              <w:jc w:val="left"/>
-            </w:pPr>
-            <w:r>
-              <w:t xml:space="preserve">P</w:t>
-            </w:r>
-          </w:p>
-        </w:tc>
-        <w:tc>
-          <w:tcPr/>
-          <w:p>
-            <w:pPr>
-              <w:pStyle w:val="Compact"/>
-              <w:jc w:val="left"/>
-            </w:pPr>
-            <w:r>
-              <w:t xml:space="preserve">КК</w:t>
-            </w:r>
-          </w:p>
-        </w:tc>
-        <w:tc>
-          <w:tcPr/>
-          <w:p>
-            <w:pPr>
-              <w:pStyle w:val="Compact"/>
-              <w:jc w:val="left"/>
-            </w:pPr>
-            <w:r>
-              <w:t xml:space="preserve">ТМ</w:t>
-            </w:r>
-          </w:p>
-        </w:tc>
-        <w:tc>
-          <w:tcPr/>
-          <w:p>
-            <w:pPr>
-              <w:pStyle w:val="Compact"/>
-              <w:jc w:val="left"/>
-            </w:pPr>
-            <w:r>
-              <w:t xml:space="preserve">Ч</w:t>
-            </w:r>
-          </w:p>
-        </w:tc>
-        <w:tc>
-          <w:tcPr/>
-          <w:p>
-            <w:pPr>
-              <w:pStyle w:val="Compact"/>
-              <w:jc w:val="left"/>
-            </w:pPr>
-            <w:r>
-              <w:t xml:space="preserve">Сп</w:t>
-            </w:r>
-          </w:p>
-        </w:tc>
-        <w:tc>
-          <w:tcPr/>
-          <w:p>
-            <w:pPr>
-              <w:pStyle w:val="Compact"/>
-              <w:jc w:val="left"/>
-            </w:pPr>
-            <w:r>
-              <w:t xml:space="preserve">ОТ</w:t>
-            </w:r>
-          </w:p>
-        </w:tc>
-      </w:tr>
-      <w:tr>
-        <w:tc>
-          <w:tcPr/>
-          <w:p>
-            <w:pPr>
-              <w:pStyle w:val="Compact"/>
-              <w:jc w:val="left"/>
-            </w:pPr>
-            <w:r>
-              <w:t xml:space="preserve">УЗИ в группе А</w:t>
-            </w:r>
-          </w:p>
-        </w:tc>
-        <w:tc>
-          <w:tcPr/>
-          <w:p>
-            <w:pPr>
-              <w:pStyle w:val="Compact"/>
-              <w:jc w:val="left"/>
-            </w:pPr>
-            <w:r>
-              <w:t xml:space="preserve">0.96 [95% ДИ: 0.95, 0.98].</w:t>
-            </w:r>
-          </w:p>
-        </w:tc>
-        <w:tc>
-          <w:tcPr/>
-          <w:p>
-            <w:pPr>
-              <w:pStyle w:val="Compact"/>
-              <w:jc w:val="left"/>
-            </w:pPr>
-            <w:r>
-              <w:t xml:space="preserve">0.08</w:t>
-            </w:r>
-          </w:p>
-        </w:tc>
-        <w:tc>
-          <w:tcPr/>
-          <w:p>
-            <w:pPr>
-              <w:pStyle w:val="Compact"/>
-              <w:jc w:val="left"/>
-            </w:pPr>
-            <w:r>
-              <w:t xml:space="preserve">0.69</w:t>
-            </w:r>
-          </w:p>
-        </w:tc>
-        <w:tc>
-          <w:tcPr/>
-          <w:p>
-            <w:pPr>
-              <w:pStyle w:val="Compact"/>
-              <w:jc w:val="left"/>
-            </w:pPr>
-            <w:r>
-              <w:t xml:space="preserve">0</w:t>
-            </w:r>
-          </w:p>
-        </w:tc>
-        <w:tc>
-          <w:tcPr/>
-          <w:p>
-            <w:pPr>
-              <w:pStyle w:val="Compact"/>
-              <w:jc w:val="left"/>
-            </w:pPr>
-            <w:r>
-              <w:t xml:space="preserve">0.9</w:t>
-            </w:r>
-          </w:p>
-        </w:tc>
-        <w:tc>
-          <w:tcPr/>
-          <w:p>
-            <w:pPr>
-              <w:pStyle w:val="Compact"/>
-              <w:jc w:val="left"/>
-            </w:pPr>
-            <w:r>
-              <w:t xml:space="preserve">0.97</w:t>
-            </w:r>
-          </w:p>
-        </w:tc>
-        <w:tc>
-          <w:tcPr/>
-          <w:p>
-            <w:pPr>
-              <w:pStyle w:val="Compact"/>
-              <w:jc w:val="left"/>
-            </w:pPr>
-            <w:r>
-              <w:t xml:space="preserve">0.93</w:t>
-            </w:r>
-          </w:p>
-        </w:tc>
-      </w:tr>
-      <w:tr>
-        <w:tc>
-          <w:tcPr/>
-          <w:p>
-            <w:pPr>
-              <w:pStyle w:val="Compact"/>
-              <w:jc w:val="left"/>
-            </w:pPr>
-            <w:r>
-              <w:t xml:space="preserve">УЗИ в группе B</w:t>
-            </w:r>
-          </w:p>
-        </w:tc>
-        <w:tc>
-          <w:tcPr/>
-          <w:p>
-            <w:pPr>
-              <w:pStyle w:val="Compact"/>
-              <w:jc w:val="left"/>
-            </w:pPr>
-            <w:r>
-              <w:t xml:space="preserve">0.95 [95% ДИ: 0.93, 0.97].</w:t>
-            </w:r>
-          </w:p>
-        </w:tc>
-        <w:tc>
-          <w:tcPr/>
-          <w:p>
-            <w:pPr>
-              <w:pStyle w:val="Compact"/>
-              <w:jc w:val="left"/>
-            </w:pPr>
-            <w:r>
-              <w:t xml:space="preserve">0</w:t>
-            </w:r>
-          </w:p>
-        </w:tc>
-        <w:tc>
-          <w:tcPr/>
-          <w:p>
-            <w:pPr>
-              <w:pStyle w:val="Compact"/>
-              <w:jc w:val="left"/>
-            </w:pPr>
-            <w:r>
-              <w:t xml:space="preserve">0.86</w:t>
-            </w:r>
-          </w:p>
-        </w:tc>
-        <w:tc>
-          <w:tcPr/>
-          <w:p>
-            <w:pPr>
-              <w:pStyle w:val="Compact"/>
-              <w:jc w:val="left"/>
-            </w:pPr>
-            <w:r>
-              <w:t xml:space="preserve">0.6</w:t>
-            </w:r>
-          </w:p>
-        </w:tc>
-        <w:tc>
-          <w:tcPr/>
-          <w:p>
-            <w:pPr>
-              <w:pStyle w:val="Compact"/>
-              <w:jc w:val="left"/>
-            </w:pPr>
-            <w:r>
-              <w:t xml:space="preserve">0.9</w:t>
-            </w:r>
-          </w:p>
-        </w:tc>
-        <w:tc>
-          <w:tcPr/>
-          <w:p>
-            <w:pPr>
-              <w:pStyle w:val="Compact"/>
-              <w:jc w:val="left"/>
-            </w:pPr>
-            <w:r>
-              <w:t xml:space="preserve">0.96</w:t>
-            </w:r>
-          </w:p>
-        </w:tc>
-        <w:tc>
-          <w:tcPr/>
-          <w:p>
-            <w:pPr>
-              <w:pStyle w:val="Compact"/>
-              <w:jc w:val="left"/>
-            </w:pPr>
-            <w:r>
-              <w:t xml:space="preserve">0.93</w:t>
-            </w:r>
-          </w:p>
-        </w:tc>
-      </w:tr>
-      <w:tr>
-        <w:tc>
-          <w:tcPr/>
-          <w:p>
-            <w:pPr>
-              <w:pStyle w:val="Compact"/>
-              <w:jc w:val="left"/>
-            </w:pPr>
-            <w:r>
-              <w:t xml:space="preserve">УЗИ в выборке пациенток 40 лет истраше</w:t>
-            </w:r>
-          </w:p>
-        </w:tc>
-        <w:tc>
-          <w:tcPr/>
-          <w:p>
-            <w:pPr>
-              <w:pStyle w:val="Compact"/>
-              <w:jc w:val="left"/>
-            </w:pPr>
-            <w:r>
-              <w:t xml:space="preserve">0.96 [95% ДИ: 0.94, 0.97].</w:t>
-            </w:r>
-          </w:p>
-        </w:tc>
-        <w:tc>
-          <w:tcPr/>
-          <w:p>
-            <w:pPr>
-              <w:pStyle w:val="Compact"/>
-              <w:jc w:val="left"/>
-            </w:pPr>
-            <w:r>
-              <w:t xml:space="preserve">0</w:t>
-            </w:r>
-          </w:p>
-        </w:tc>
-        <w:tc>
-          <w:tcPr/>
-          <w:p>
-            <w:pPr>
-              <w:pStyle w:val="Compact"/>
-              <w:jc w:val="left"/>
-            </w:pPr>
-            <w:r>
-              <w:t xml:space="preserve">0.83</w:t>
-            </w:r>
-          </w:p>
-        </w:tc>
-        <w:tc>
-          <w:tcPr/>
-          <w:p>
-            <w:pPr>
-              <w:pStyle w:val="Compact"/>
-              <w:jc w:val="left"/>
-            </w:pPr>
-            <w:r>
-              <w:t xml:space="preserve">0.01</w:t>
-            </w:r>
-          </w:p>
-        </w:tc>
-        <w:tc>
-          <w:tcPr/>
-          <w:p>
-            <w:pPr>
-              <w:pStyle w:val="Compact"/>
-              <w:jc w:val="left"/>
-            </w:pPr>
-            <w:r>
-              <w:t xml:space="preserve">0.9</w:t>
-            </w:r>
-          </w:p>
-        </w:tc>
-        <w:tc>
-          <w:tcPr/>
-          <w:p>
-            <w:pPr>
-              <w:pStyle w:val="Compact"/>
-              <w:jc w:val="left"/>
-            </w:pPr>
-            <w:r>
-              <w:t xml:space="preserve">0.97</w:t>
-            </w:r>
-          </w:p>
-        </w:tc>
-        <w:tc>
-          <w:tcPr/>
-          <w:p>
-            <w:pPr>
-              <w:pStyle w:val="Compact"/>
-              <w:jc w:val="left"/>
-            </w:pPr>
-            <w:r>
-              <w:t xml:space="preserve">0.93</w:t>
-            </w:r>
-          </w:p>
-        </w:tc>
-      </w:tr>
-      <w:tr>
-        <w:tc>
-          <w:tcPr/>
-          <w:p>
-            <w:pPr>
-              <w:pStyle w:val="Compact"/>
-              <w:jc w:val="left"/>
-            </w:pPr>
-            <w:r>
-              <w:t xml:space="preserve">ММГ в группе А</w:t>
-            </w:r>
-          </w:p>
-        </w:tc>
-        <w:tc>
-          <w:tcPr/>
-          <w:p>
-            <w:pPr>
-              <w:pStyle w:val="Compact"/>
-              <w:jc w:val="left"/>
-            </w:pPr>
-            <w:r>
-              <w:t xml:space="preserve">0.96 [95% ДИ: 0.95, 0.98].</w:t>
-            </w:r>
-          </w:p>
-        </w:tc>
-        <w:tc>
-          <w:tcPr/>
-          <w:p>
-            <w:pPr>
-              <w:pStyle w:val="Compact"/>
-              <w:jc w:val="left"/>
-            </w:pPr>
-            <w:r>
-              <w:t xml:space="preserve">0.05</w:t>
-            </w:r>
-          </w:p>
-        </w:tc>
-        <w:tc>
-          <w:tcPr/>
-          <w:p>
-            <w:pPr>
-              <w:pStyle w:val="Compact"/>
-              <w:jc w:val="left"/>
-            </w:pPr>
-            <w:r>
-              <w:t xml:space="preserve">0.57</w:t>
-            </w:r>
-          </w:p>
-        </w:tc>
-        <w:tc>
-          <w:tcPr/>
-          <w:p>
-            <w:pPr>
-              <w:pStyle w:val="Compact"/>
-              <w:jc w:val="left"/>
-            </w:pPr>
-            <w:r>
-              <w:t xml:space="preserve">0.14</w:t>
-            </w:r>
-          </w:p>
-        </w:tc>
-        <w:tc>
-          <w:tcPr/>
-          <w:p>
-            <w:pPr>
-              <w:pStyle w:val="Compact"/>
-              <w:jc w:val="left"/>
-            </w:pPr>
-            <w:r>
-              <w:t xml:space="preserve">0.52</w:t>
-            </w:r>
-          </w:p>
-        </w:tc>
-        <w:tc>
-          <w:tcPr/>
-          <w:p>
-            <w:pPr>
-              <w:pStyle w:val="Compact"/>
-              <w:jc w:val="left"/>
-            </w:pPr>
-            <w:r>
-              <w:t xml:space="preserve">0.99</w:t>
-            </w:r>
-          </w:p>
-        </w:tc>
-        <w:tc>
-          <w:tcPr/>
-          <w:p>
-            <w:pPr>
-              <w:pStyle w:val="Compact"/>
-              <w:jc w:val="left"/>
-            </w:pPr>
-            <w:r>
-              <w:t xml:space="preserve">0.75</w:t>
-            </w:r>
-          </w:p>
-        </w:tc>
-      </w:tr>
-      <w:tr>
-        <w:tc>
-          <w:tcPr/>
-          <w:p>
-            <w:pPr>
-              <w:pStyle w:val="Compact"/>
-              <w:jc w:val="left"/>
-            </w:pPr>
-            <w:r>
-              <w:t xml:space="preserve">ММГ в группе B</w:t>
-            </w:r>
-          </w:p>
-        </w:tc>
-        <w:tc>
-          <w:tcPr/>
-          <w:p>
-            <w:pPr>
-              <w:pStyle w:val="Compact"/>
-              <w:jc w:val="left"/>
-            </w:pPr>
-            <w:r>
-              <w:t xml:space="preserve">0.89 [95% ДИ: 0.87, 0.92].</w:t>
-            </w:r>
-          </w:p>
-        </w:tc>
-        <w:tc>
-          <w:tcPr/>
-          <w:p>
-            <w:pPr>
-              <w:pStyle w:val="Compact"/>
-              <w:jc w:val="left"/>
-            </w:pPr>
-            <w:r>
-              <w:t xml:space="preserve">0</w:t>
-            </w:r>
-          </w:p>
-        </w:tc>
-        <w:tc>
-          <w:tcPr/>
-          <w:p>
-            <w:pPr>
-              <w:pStyle w:val="Compact"/>
-              <w:jc w:val="left"/>
-            </w:pPr>
-            <w:r>
-              <w:t xml:space="preserve">0.63</w:t>
-            </w:r>
-          </w:p>
-        </w:tc>
-        <w:tc>
-          <w:tcPr/>
-          <w:p>
-            <w:pPr>
-              <w:pStyle w:val="Compact"/>
-              <w:jc w:val="left"/>
-            </w:pPr>
-            <w:r>
-              <w:t xml:space="preserve">0</w:t>
-            </w:r>
-          </w:p>
-        </w:tc>
-        <w:tc>
-          <w:tcPr/>
-          <w:p>
-            <w:pPr>
-              <w:pStyle w:val="Compact"/>
-              <w:jc w:val="left"/>
-            </w:pPr>
-            <w:r>
-              <w:t xml:space="preserve">0.54</w:t>
-            </w:r>
-          </w:p>
-        </w:tc>
-        <w:tc>
-          <w:tcPr/>
-          <w:p>
-            <w:pPr>
-              <w:pStyle w:val="Compact"/>
-              <w:jc w:val="left"/>
-            </w:pPr>
-            <w:r>
-              <w:t xml:space="preserve">0.99</w:t>
-            </w:r>
-          </w:p>
-        </w:tc>
-        <w:tc>
-          <w:tcPr/>
-          <w:p>
-            <w:pPr>
-              <w:pStyle w:val="Compact"/>
-              <w:jc w:val="left"/>
-            </w:pPr>
-            <w:r>
-              <w:t xml:space="preserve">0.76</w:t>
-            </w:r>
-          </w:p>
-        </w:tc>
-      </w:tr>
-      <w:tr>
-        <w:tc>
-          <w:tcPr/>
-          <w:p>
-            <w:pPr>
-              <w:pStyle w:val="Compact"/>
-              <w:jc w:val="left"/>
-            </w:pPr>
-            <w:r>
-              <w:t xml:space="preserve">ММГ в выборке пациенток до 40 лет</w:t>
-            </w:r>
-          </w:p>
-        </w:tc>
-        <w:tc>
-          <w:tcPr/>
-          <w:p>
-            <w:pPr>
-              <w:pStyle w:val="Compact"/>
-              <w:jc w:val="left"/>
-            </w:pPr>
-            <w:r>
-              <w:t xml:space="preserve">0.93 [95% ДИ: 0.91, 0.94].</w:t>
-            </w:r>
-          </w:p>
-        </w:tc>
-        <w:tc>
-          <w:tcPr/>
-          <w:p>
-            <w:pPr>
-              <w:pStyle w:val="Compact"/>
-              <w:jc w:val="left"/>
-            </w:pPr>
-            <w:r>
-              <w:t xml:space="preserve">0</w:t>
-            </w:r>
-          </w:p>
-        </w:tc>
-        <w:tc>
-          <w:tcPr/>
-          <w:p>
-            <w:pPr>
-              <w:pStyle w:val="Compact"/>
-              <w:jc w:val="left"/>
-            </w:pPr>
-            <w:r>
-              <w:t xml:space="preserve">0.63</w:t>
-            </w:r>
-          </w:p>
-        </w:tc>
-        <w:tc>
-          <w:tcPr/>
-          <w:p>
-            <w:pPr>
-              <w:pStyle w:val="Compact"/>
-              <w:jc w:val="left"/>
-            </w:pPr>
-            <w:r>
-              <w:t xml:space="preserve">0</w:t>
-            </w:r>
-          </w:p>
-        </w:tc>
-        <w:tc>
-          <w:tcPr/>
-          <w:p>
-            <w:pPr>
-              <w:pStyle w:val="Compact"/>
-              <w:jc w:val="left"/>
-            </w:pPr>
-            <w:r>
-              <w:t xml:space="preserve">0.53</w:t>
-            </w:r>
-          </w:p>
-        </w:tc>
-        <w:tc>
-          <w:tcPr/>
-          <w:p>
-            <w:pPr>
-              <w:pStyle w:val="Compact"/>
-              <w:jc w:val="left"/>
-            </w:pPr>
-            <w:r>
-              <w:t xml:space="preserve">0.99</w:t>
-            </w:r>
-          </w:p>
-        </w:tc>
-        <w:tc>
-          <w:tcPr/>
-          <w:p>
-            <w:pPr>
-              <w:pStyle w:val="Compact"/>
-              <w:jc w:val="left"/>
-            </w:pPr>
-            <w:r>
-              <w:t xml:space="preserve">0.76</w:t>
-            </w:r>
-          </w:p>
-        </w:tc>
-      </w:tr>
-      <w:tr>
-        <w:tc>
-          <w:tcPr/>
-          <w:p>
-            <w:pPr>
-              <w:pStyle w:val="Compact"/>
-              <w:jc w:val="left"/>
-            </w:pPr>
-            <w:r>
-              <w:t xml:space="preserve">ABUS в группе B</w:t>
-            </w:r>
-          </w:p>
-        </w:tc>
-        <w:tc>
-          <w:tcPr/>
-          <w:p>
-            <w:pPr>
-              <w:pStyle w:val="Compact"/>
-              <w:jc w:val="left"/>
-            </w:pPr>
-            <w:r>
-              <w:t xml:space="preserve">0.97 [95% ДИ: 0.95, 0.98].</w:t>
-            </w:r>
-          </w:p>
-        </w:tc>
-        <w:tc>
-          <w:tcPr/>
-          <w:p>
-            <w:pPr>
-              <w:pStyle w:val="Compact"/>
-              <w:jc w:val="left"/>
-            </w:pPr>
-            <w:r>
-              <w:t xml:space="preserve">0</w:t>
-            </w:r>
-          </w:p>
-        </w:tc>
-        <w:tc>
-          <w:tcPr/>
-          <w:p>
-            <w:pPr>
-              <w:pStyle w:val="Compact"/>
-              <w:jc w:val="left"/>
-            </w:pPr>
-            <w:r>
-              <w:t xml:space="preserve">0.9</w:t>
-            </w:r>
-          </w:p>
-        </w:tc>
-        <w:tc>
-          <w:tcPr/>
-          <w:p>
-            <w:pPr>
-              <w:pStyle w:val="Compact"/>
-              <w:jc w:val="left"/>
-            </w:pPr>
-            <w:r>
-              <w:t xml:space="preserve">0.01</w:t>
-            </w:r>
-          </w:p>
-        </w:tc>
-        <w:tc>
-          <w:tcPr/>
-          <w:p>
-            <w:pPr>
-              <w:pStyle w:val="Compact"/>
-              <w:jc w:val="left"/>
-            </w:pPr>
-            <w:r>
-              <w:t xml:space="preserve">0.88</w:t>
-            </w:r>
-          </w:p>
-        </w:tc>
-        <w:tc>
-          <w:tcPr/>
-          <w:p>
-            <w:pPr>
-              <w:pStyle w:val="Compact"/>
-              <w:jc w:val="left"/>
-            </w:pPr>
-            <w:r>
-              <w:t xml:space="preserve">0.99</w:t>
-            </w:r>
-          </w:p>
-        </w:tc>
-        <w:tc>
-          <w:tcPr/>
-          <w:p>
-            <w:pPr>
-              <w:pStyle w:val="Compact"/>
-              <w:jc w:val="left"/>
-            </w:pPr>
-            <w:r>
-              <w:t xml:space="preserve">0.94</w:t>
-            </w:r>
-          </w:p>
-        </w:tc>
-      </w:tr>
-    </w:tbl>
-    <w:p>
-      <w:pPr>
-        <w:pStyle w:val="BodyText"/>
-      </w:pPr>
-      <w:r>
-        <w:rPr>
-          <w:iCs/>
-          <w:i/>
-        </w:rPr>
-        <w:t xml:space="preserve">Прогностическая оценка методов</w:t>
-      </w:r>
-    </w:p>
-    <w:p>
-      <w:pPr>
-        <w:pStyle w:val="BodyText"/>
-      </w:pPr>
-      <w:r>
-        <w:t xml:space="preserve">На основании полученных данных, пыла построена предсказательная модель</w:t>
-      </w:r>
-      <w:r>
-        <w:t xml:space="preserve"> </w:t>
-      </w:r>
-      <w:r>
-        <w:t xml:space="preserve">изучаемых методов. ROC-кривая предсказательной модели для метода УЗИ, по</w:t>
-      </w:r>
-      <w:r>
-        <w:t xml:space="preserve"> </w:t>
-      </w:r>
-      <w:r>
-        <w:t xml:space="preserve">данным полученным в группе A представлена на рисунке № 2а. Площадь под</w:t>
-      </w:r>
-      <w:r>
-        <w:t xml:space="preserve"> </w:t>
-      </w:r>
-      <w:r>
-        <w:t xml:space="preserve">кривой (AUC- area under cruve) составила: 0.958 95% ДИ: 0.922 - 0.994</w:t>
-      </w:r>
-    </w:p>
-    <w:p>
-      <w:pPr>
-        <w:pStyle w:val="BodyText"/>
-      </w:pPr>
+      <w:r>
+        <w:t xml:space="preserve"> </w:t>
+      </w:r>
       <w:r>
         <w:drawing>
           <wp:inline>
-            <wp:extent cx="5334000" cy="2965802"/>
+            <wp:extent cx="5334000" cy="2529689"/>
             <wp:effectExtent b="0" l="0" r="0" t="0"/>
             <wp:docPr descr="" title="" id="32" name="Picture"/>
             <a:graphic>
               <a:graphicData uri="http://schemas.openxmlformats.org/drawingml/2006/picture">
                 <pic:pic>
                   <pic:nvPicPr>
-                    <pic:cNvPr descr="img/pROC_obj_usGr2.png" id="33" name="Picture"/>
+                    <pic:cNvPr descr="img/sheme2.png" id="33" name="Picture"/>
                     <pic:cNvPicPr>
                       <a:picLocks noChangeArrowheads="1" noChangeAspect="1"/>
                     </pic:cNvPicPr>
@@ -5718,7 +4003,7 @@
                   <pic:spPr bwMode="auto">
                     <a:xfrm>
                       <a:off x="0" y="0"/>
-                      <a:ext cx="5334000" cy="2965802"/>
+                      <a:ext cx="5334000" cy="2529689"/>
                     </a:xfrm>
                     <a:prstGeom prst="rect">
                       <a:avLst/>
@@ -5742,7 +4027,7 @@
         <w:pStyle w:val="BodyText"/>
       </w:pPr>
       <w:r>
-        <w:t xml:space="preserve">Рисунок №2а. ROC-кривая предсказательной</w:t>
+        <w:t xml:space="preserve">Рисунок №2 Распределение поставленных категорий BiRads после выполнения УЗИ (а) и количество пациентов, которым была выполнена биопсия (б)</w:t>
       </w:r>
     </w:p>
     <w:p>
@@ -5750,25 +4035,2976 @@
         <w:pStyle w:val="BodyText"/>
       </w:pPr>
       <w:r>
-        <w:t xml:space="preserve">модели для метода УЗИ, по данным полученным в группе A. ROC-кривая</w:t>
-      </w:r>
-      <w:r>
-        <w:t xml:space="preserve"> </w:t>
-      </w:r>
-      <w:r>
-        <w:t xml:space="preserve">предсказательной модели для метода УЗИ, по данным полученным в группе B</w:t>
-      </w:r>
-      <w:r>
-        <w:t xml:space="preserve"> </w:t>
-      </w:r>
-      <w:r>
-        <w:t xml:space="preserve">представлена на рисунке № 2б. Площадь под кривой (AUC- area under cruve)</w:t>
-      </w:r>
-      <w:r>
-        <w:t xml:space="preserve"> </w:t>
-      </w:r>
-      <w:r>
-        <w:t xml:space="preserve">составила: 0.735 95% ДИ: 0.684 - 0.786</w:t>
+        <w:t xml:space="preserve">По результатам выполнения гистологическкого исследования был поставлен</w:t>
+      </w:r>
+      <w:r>
+        <w:t xml:space="preserve"> </w:t>
+      </w:r>
+      <w:r>
+        <w:t xml:space="preserve">дигноз злокачественного образования в группе A в 7.64% (48) и и в группе B в 22.29% (146).</w:t>
+      </w:r>
+    </w:p>
+    <w:p>
+      <w:pPr>
+        <w:pStyle w:val="BodyText"/>
+      </w:pPr>
+      <w:r>
+        <w:t xml:space="preserve">Таблица №2</w:t>
+      </w:r>
+      <w:r>
+        <w:t xml:space="preserve"> </w:t>
+      </w:r>
+      <w:r>
+        <w:t xml:space="preserve">Основные результаты гистологического и степени злокачественности и иммуногистохимического исследований по результатам проведенной биопсии</w:t>
+      </w:r>
+    </w:p>
+    <w:tbl>
+      <w:tblPr>
+        <w:tblStyle w:val="Table"/>
+        <w:tblW w:type="pct" w:w="5000"/>
+        <w:tblLook w:firstRow="1" w:lastRow="0" w:firstColumn="0" w:lastColumn="0" w:noHBand="0" w:noVBand="0" w:val="0020"/>
+        <w:jc w:val="start"/>
+      </w:tblPr>
+      <w:tblGrid>
+        <w:gridCol w:w="1584"/>
+        <w:gridCol w:w="1584"/>
+        <w:gridCol w:w="1584"/>
+        <w:gridCol w:w="1584"/>
+        <w:gridCol w:w="1584"/>
+      </w:tblGrid>
+      <w:tr>
+        <w:trPr>
+          <w:tblHeader w:val="true"/>
+        </w:trPr>
+        <w:tc>
+          <w:tcPr/>
+          <w:p>
+            <w:pPr>
+              <w:pStyle w:val="Compact"/>
+              <w:jc w:val="left"/>
+            </w:pPr>
+            <w:r>
+              <w:t xml:space="preserve">Показатель</w:t>
+            </w:r>
+          </w:p>
+        </w:tc>
+        <w:tc>
+          <w:tcPr/>
+          <w:p>
+            <w:pPr>
+              <w:pStyle w:val="Compact"/>
+              <w:jc w:val="left"/>
+            </w:pPr>
+            <w:r>
+              <w:t xml:space="preserve">Процентная доля</w:t>
+            </w:r>
+          </w:p>
+        </w:tc>
+        <w:tc>
+          <w:tcPr/>
+          <w:p>
+            <w:pPr>
+              <w:pStyle w:val="Compact"/>
+              <w:jc w:val="left"/>
+            </w:pPr>
+            <w:r>
+              <w:t xml:space="preserve">95% ДИ</w:t>
+            </w:r>
+          </w:p>
+        </w:tc>
+        <w:tc>
+          <w:tcPr/>
+          <w:p>
+            <w:pPr>
+              <w:pStyle w:val="Compact"/>
+              <w:jc w:val="left"/>
+            </w:pPr>
+            <w:r>
+              <w:t xml:space="preserve">Процентная доля</w:t>
+            </w:r>
+          </w:p>
+        </w:tc>
+        <w:tc>
+          <w:tcPr/>
+          <w:p>
+            <w:pPr>
+              <w:pStyle w:val="Compact"/>
+              <w:jc w:val="left"/>
+            </w:pPr>
+            <w:r>
+              <w:t xml:space="preserve">95% ДИ</w:t>
+            </w:r>
+          </w:p>
+        </w:tc>
+      </w:tr>
+      <w:tr>
+        <w:tc>
+          <w:tcPr/>
+          <w:p>
+            <w:pPr>
+              <w:pStyle w:val="Compact"/>
+              <w:jc w:val="left"/>
+            </w:pPr>
+            <w:r>
+              <w:t xml:space="preserve">Группы</w:t>
+            </w:r>
+          </w:p>
+        </w:tc>
+        <w:tc>
+          <w:tcPr/>
+          <w:p>
+            <w:pPr>
+              <w:pStyle w:val="Compact"/>
+              <w:jc w:val="left"/>
+            </w:pPr>
+            <w:r>
+              <w:t xml:space="preserve">Группа А</w:t>
+            </w:r>
+          </w:p>
+        </w:tc>
+        <w:tc>
+          <w:tcPr/>
+          <w:p>
+            <w:pPr>
+              <w:pStyle w:val="Compact"/>
+              <w:jc w:val="left"/>
+            </w:pPr>
+            <w:r>
+              <w:t xml:space="preserve">——</w:t>
+            </w:r>
+          </w:p>
+        </w:tc>
+        <w:tc>
+          <w:tcPr/>
+          <w:p>
+            <w:pPr>
+              <w:pStyle w:val="Compact"/>
+              <w:jc w:val="left"/>
+            </w:pPr>
+            <w:r>
+              <w:t xml:space="preserve">Группа Б</w:t>
+            </w:r>
+          </w:p>
+        </w:tc>
+        <w:tc>
+          <w:tcPr/>
+          <w:p>
+            <w:pPr>
+              <w:pStyle w:val="Compact"/>
+              <w:jc w:val="left"/>
+            </w:pPr>
+            <w:r>
+              <w:t xml:space="preserve">——</w:t>
+            </w:r>
+          </w:p>
+        </w:tc>
+      </w:tr>
+      <w:tr>
+        <w:tc>
+          <w:tcPr/>
+          <w:p>
+            <w:pPr>
+              <w:pStyle w:val="Compact"/>
+              <w:jc w:val="left"/>
+            </w:pPr>
+            <w:r>
+              <w:t xml:space="preserve">Гистологическое исследование</w:t>
+            </w:r>
+          </w:p>
+        </w:tc>
+        <w:tc>
+          <w:tcPr/>
+          <w:p>
+            <w:pPr>
+              <w:pStyle w:val="Compact"/>
+            </w:pPr>
+          </w:p>
+        </w:tc>
+        <w:tc>
+          <w:tcPr/>
+          <w:p>
+            <w:pPr>
+              <w:pStyle w:val="Compact"/>
+            </w:pPr>
+          </w:p>
+        </w:tc>
+        <w:tc>
+          <w:tcPr/>
+          <w:p>
+            <w:pPr>
+              <w:pStyle w:val="Compact"/>
+            </w:pPr>
+          </w:p>
+        </w:tc>
+        <w:tc>
+          <w:tcPr/>
+          <w:p>
+            <w:pPr>
+              <w:pStyle w:val="Compact"/>
+            </w:pPr>
+          </w:p>
+        </w:tc>
+      </w:tr>
+      <w:tr>
+        <w:tc>
+          <w:tcPr/>
+          <w:p>
+            <w:pPr>
+              <w:pStyle w:val="Compact"/>
+              <w:jc w:val="left"/>
+            </w:pPr>
+            <w:r>
+              <w:t xml:space="preserve">инвазивный дольковый рак</w:t>
+            </w:r>
+          </w:p>
+        </w:tc>
+        <w:tc>
+          <w:tcPr/>
+          <w:p>
+            <w:pPr>
+              <w:pStyle w:val="Compact"/>
+              <w:jc w:val="left"/>
+            </w:pPr>
+            <w:r>
+              <w:t xml:space="preserve">0 % ( 0 / 31 случаев)</w:t>
+            </w:r>
+          </w:p>
+        </w:tc>
+        <w:tc>
+          <w:tcPr/>
+          <w:p>
+            <w:pPr>
+              <w:pStyle w:val="Compact"/>
+              <w:jc w:val="left"/>
+            </w:pPr>
+            <w:r>
+              <w:t xml:space="preserve">[ 0 ; 0.14 ]</w:t>
+            </w:r>
+          </w:p>
+        </w:tc>
+        <w:tc>
+          <w:tcPr/>
+          <w:p>
+            <w:pPr>
+              <w:pStyle w:val="Compact"/>
+              <w:jc w:val="left"/>
+            </w:pPr>
+            <w:r>
+              <w:t xml:space="preserve">5.634 % ( 8 / 142 случаев)</w:t>
+            </w:r>
+          </w:p>
+        </w:tc>
+        <w:tc>
+          <w:tcPr/>
+          <w:p>
+            <w:pPr>
+              <w:pStyle w:val="Compact"/>
+              <w:jc w:val="left"/>
+            </w:pPr>
+            <w:r>
+              <w:t xml:space="preserve">[ 0.03 ; 0.11 ]</w:t>
+            </w:r>
+          </w:p>
+        </w:tc>
+      </w:tr>
+      <w:tr>
+        <w:tc>
+          <w:tcPr/>
+          <w:p>
+            <w:pPr>
+              <w:pStyle w:val="Compact"/>
+              <w:jc w:val="left"/>
+            </w:pPr>
+            <w:r>
+              <w:t xml:space="preserve">инвазивный рак неспециального типа</w:t>
+            </w:r>
+          </w:p>
+        </w:tc>
+        <w:tc>
+          <w:tcPr/>
+          <w:p>
+            <w:pPr>
+              <w:pStyle w:val="Compact"/>
+              <w:jc w:val="left"/>
+            </w:pPr>
+            <w:r>
+              <w:t xml:space="preserve">90.323 % ( 28 / 31 случаев)</w:t>
+            </w:r>
+          </w:p>
+        </w:tc>
+        <w:tc>
+          <w:tcPr/>
+          <w:p>
+            <w:pPr>
+              <w:pStyle w:val="Compact"/>
+              <w:jc w:val="left"/>
+            </w:pPr>
+            <w:r>
+              <w:t xml:space="preserve">[ 0.73 ; 0.97 ]</w:t>
+            </w:r>
+          </w:p>
+        </w:tc>
+        <w:tc>
+          <w:tcPr/>
+          <w:p>
+            <w:pPr>
+              <w:pStyle w:val="Compact"/>
+              <w:jc w:val="left"/>
+            </w:pPr>
+            <w:r>
+              <w:t xml:space="preserve">76.761 % ( 109 / 142 случаев)</w:t>
+            </w:r>
+          </w:p>
+        </w:tc>
+        <w:tc>
+          <w:tcPr/>
+          <w:p>
+            <w:pPr>
+              <w:pStyle w:val="Compact"/>
+              <w:jc w:val="left"/>
+            </w:pPr>
+            <w:r>
+              <w:t xml:space="preserve">[ 0.69 ; 0.83 ]</w:t>
+            </w:r>
+          </w:p>
+        </w:tc>
+      </w:tr>
+      <w:tr>
+        <w:tc>
+          <w:tcPr/>
+          <w:p>
+            <w:pPr>
+              <w:pStyle w:val="Compact"/>
+              <w:jc w:val="left"/>
+            </w:pPr>
+            <w:r>
+              <w:t xml:space="preserve">протоковый рак in situ</w:t>
+            </w:r>
+          </w:p>
+        </w:tc>
+        <w:tc>
+          <w:tcPr/>
+          <w:p>
+            <w:pPr>
+              <w:pStyle w:val="Compact"/>
+              <w:jc w:val="left"/>
+            </w:pPr>
+            <w:r>
+              <w:t xml:space="preserve">9.677 % ( 3 / 31 случаев)</w:t>
+            </w:r>
+          </w:p>
+        </w:tc>
+        <w:tc>
+          <w:tcPr/>
+          <w:p>
+            <w:pPr>
+              <w:pStyle w:val="Compact"/>
+              <w:jc w:val="left"/>
+            </w:pPr>
+            <w:r>
+              <w:t xml:space="preserve">[ 0.03 ; 0.27 ]</w:t>
+            </w:r>
+          </w:p>
+        </w:tc>
+        <w:tc>
+          <w:tcPr/>
+          <w:p>
+            <w:pPr>
+              <w:pStyle w:val="Compact"/>
+              <w:jc w:val="left"/>
+            </w:pPr>
+            <w:r>
+              <w:t xml:space="preserve">17.606 % ( 25 / 142 случаев)</w:t>
+            </w:r>
+          </w:p>
+        </w:tc>
+        <w:tc>
+          <w:tcPr/>
+          <w:p>
+            <w:pPr>
+              <w:pStyle w:val="Compact"/>
+              <w:jc w:val="left"/>
+            </w:pPr>
+            <w:r>
+              <w:t xml:space="preserve">[ 0.12 ; 0.25 ]</w:t>
+            </w:r>
+          </w:p>
+        </w:tc>
+      </w:tr>
+      <w:tr>
+        <w:tc>
+          <w:tcPr/>
+          <w:p>
+            <w:pPr>
+              <w:pStyle w:val="Compact"/>
+              <w:jc w:val="left"/>
+            </w:pPr>
+            <w:r>
+              <w:t xml:space="preserve">Иммуногистохическое исследование</w:t>
+            </w:r>
+          </w:p>
+        </w:tc>
+        <w:tc>
+          <w:tcPr/>
+          <w:p>
+            <w:pPr>
+              <w:pStyle w:val="Compact"/>
+            </w:pPr>
+          </w:p>
+        </w:tc>
+        <w:tc>
+          <w:tcPr/>
+          <w:p>
+            <w:pPr>
+              <w:pStyle w:val="Compact"/>
+            </w:pPr>
+          </w:p>
+        </w:tc>
+        <w:tc>
+          <w:tcPr/>
+          <w:p>
+            <w:pPr>
+              <w:pStyle w:val="Compact"/>
+            </w:pPr>
+          </w:p>
+        </w:tc>
+        <w:tc>
+          <w:tcPr/>
+          <w:p>
+            <w:pPr>
+              <w:pStyle w:val="Compact"/>
+            </w:pPr>
+          </w:p>
+        </w:tc>
+      </w:tr>
+      <w:tr>
+        <w:tc>
+          <w:tcPr/>
+          <w:p>
+            <w:pPr>
+              <w:pStyle w:val="Compact"/>
+              <w:jc w:val="left"/>
+            </w:pPr>
+            <w:r>
+              <w:t xml:space="preserve">негатив</w:t>
+            </w:r>
+          </w:p>
+        </w:tc>
+        <w:tc>
+          <w:tcPr/>
+          <w:p>
+            <w:pPr>
+              <w:pStyle w:val="Compact"/>
+              <w:jc w:val="left"/>
+            </w:pPr>
+            <w:r>
+              <w:t xml:space="preserve">0 % ( 0 / 31 случаев)</w:t>
+            </w:r>
+          </w:p>
+        </w:tc>
+        <w:tc>
+          <w:tcPr/>
+          <w:p>
+            <w:pPr>
+              <w:pStyle w:val="Compact"/>
+              <w:jc w:val="left"/>
+            </w:pPr>
+            <w:r>
+              <w:t xml:space="preserve">[ 0 ; 0.14 ]</w:t>
+            </w:r>
+          </w:p>
+        </w:tc>
+        <w:tc>
+          <w:tcPr/>
+          <w:p>
+            <w:pPr>
+              <w:pStyle w:val="Compact"/>
+              <w:jc w:val="left"/>
+            </w:pPr>
+            <w:r>
+              <w:t xml:space="preserve">7.042 % ( 10 / 142 случаев)</w:t>
+            </w:r>
+          </w:p>
+        </w:tc>
+        <w:tc>
+          <w:tcPr/>
+          <w:p>
+            <w:pPr>
+              <w:pStyle w:val="Compact"/>
+              <w:jc w:val="left"/>
+            </w:pPr>
+            <w:r>
+              <w:t xml:space="preserve">[ 0.04 ; 0.13 ]</w:t>
+            </w:r>
+          </w:p>
+        </w:tc>
+      </w:tr>
+      <w:tr>
+        <w:tc>
+          <w:tcPr/>
+          <w:p>
+            <w:pPr>
+              <w:pStyle w:val="Compact"/>
+              <w:jc w:val="left"/>
+            </w:pPr>
+            <w:r>
+              <w:t xml:space="preserve">Her-2_neu</w:t>
+            </w:r>
+          </w:p>
+        </w:tc>
+        <w:tc>
+          <w:tcPr/>
+          <w:p>
+            <w:pPr>
+              <w:pStyle w:val="Compact"/>
+              <w:jc w:val="left"/>
+            </w:pPr>
+            <w:r>
+              <w:t xml:space="preserve">0 % ( 0 / 31 случаев)</w:t>
+            </w:r>
+          </w:p>
+        </w:tc>
+        <w:tc>
+          <w:tcPr/>
+          <w:p>
+            <w:pPr>
+              <w:pStyle w:val="Compact"/>
+              <w:jc w:val="left"/>
+            </w:pPr>
+            <w:r>
+              <w:t xml:space="preserve">[ 0 ; 0.14 ]</w:t>
+            </w:r>
+          </w:p>
+        </w:tc>
+        <w:tc>
+          <w:tcPr/>
+          <w:p>
+            <w:pPr>
+              <w:pStyle w:val="Compact"/>
+              <w:jc w:val="left"/>
+            </w:pPr>
+            <w:r>
+              <w:t xml:space="preserve">4.93 % ( 7 / 142 случаев)</w:t>
+            </w:r>
+          </w:p>
+        </w:tc>
+        <w:tc>
+          <w:tcPr/>
+          <w:p>
+            <w:pPr>
+              <w:pStyle w:val="Compact"/>
+              <w:jc w:val="left"/>
+            </w:pPr>
+            <w:r>
+              <w:t xml:space="preserve">[ 0.02 ; 0.1 ]</w:t>
+            </w:r>
+          </w:p>
+        </w:tc>
+      </w:tr>
+      <w:tr>
+        <w:tc>
+          <w:tcPr/>
+          <w:p>
+            <w:pPr>
+              <w:pStyle w:val="Compact"/>
+              <w:jc w:val="left"/>
+            </w:pPr>
+            <w:r>
+              <w:t xml:space="preserve">РП</w:t>
+            </w:r>
+          </w:p>
+        </w:tc>
+        <w:tc>
+          <w:tcPr/>
+          <w:p>
+            <w:pPr>
+              <w:pStyle w:val="Compact"/>
+              <w:jc w:val="left"/>
+            </w:pPr>
+            <w:r>
+              <w:t xml:space="preserve">9.677 % ( 3 / 31 случаев)</w:t>
+            </w:r>
+          </w:p>
+        </w:tc>
+        <w:tc>
+          <w:tcPr/>
+          <w:p>
+            <w:pPr>
+              <w:pStyle w:val="Compact"/>
+              <w:jc w:val="left"/>
+            </w:pPr>
+            <w:r>
+              <w:t xml:space="preserve">[ 0.03 ; 0.27 ]</w:t>
+            </w:r>
+          </w:p>
+        </w:tc>
+        <w:tc>
+          <w:tcPr/>
+          <w:p>
+            <w:pPr>
+              <w:pStyle w:val="Compact"/>
+              <w:jc w:val="left"/>
+            </w:pPr>
+            <w:r>
+              <w:t xml:space="preserve">0 % ( 0 / 142 случаев)</w:t>
+            </w:r>
+          </w:p>
+        </w:tc>
+        <w:tc>
+          <w:tcPr/>
+          <w:p>
+            <w:pPr>
+              <w:pStyle w:val="Compact"/>
+              <w:jc w:val="left"/>
+            </w:pPr>
+            <w:r>
+              <w:t xml:space="preserve">[ 0 ; 0.03 ]</w:t>
+            </w:r>
+          </w:p>
+        </w:tc>
+      </w:tr>
+      <w:tr>
+        <w:tc>
+          <w:tcPr/>
+          <w:p>
+            <w:pPr>
+              <w:pStyle w:val="Compact"/>
+              <w:jc w:val="left"/>
+            </w:pPr>
+            <w:r>
+              <w:t xml:space="preserve">РЭ+РП+Her-2_neu</w:t>
+            </w:r>
+          </w:p>
+        </w:tc>
+        <w:tc>
+          <w:tcPr/>
+          <w:p>
+            <w:pPr>
+              <w:pStyle w:val="Compact"/>
+              <w:jc w:val="left"/>
+            </w:pPr>
+            <w:r>
+              <w:t xml:space="preserve">3.226 % ( 1 / 31 случаев)</w:t>
+            </w:r>
+          </w:p>
+        </w:tc>
+        <w:tc>
+          <w:tcPr/>
+          <w:p>
+            <w:pPr>
+              <w:pStyle w:val="Compact"/>
+              <w:jc w:val="left"/>
+            </w:pPr>
+            <w:r>
+              <w:t xml:space="preserve">[ 0 ; 0.19 ]</w:t>
+            </w:r>
+          </w:p>
+        </w:tc>
+        <w:tc>
+          <w:tcPr/>
+          <w:p>
+            <w:pPr>
+              <w:pStyle w:val="Compact"/>
+              <w:jc w:val="left"/>
+            </w:pPr>
+            <w:r>
+              <w:t xml:space="preserve">7.746 % ( 11 / 142 случаев)</w:t>
+            </w:r>
+          </w:p>
+        </w:tc>
+        <w:tc>
+          <w:tcPr/>
+          <w:p>
+            <w:pPr>
+              <w:pStyle w:val="Compact"/>
+              <w:jc w:val="left"/>
+            </w:pPr>
+            <w:r>
+              <w:t xml:space="preserve">[ 0.04 ; 0.14 ]</w:t>
+            </w:r>
+          </w:p>
+        </w:tc>
+      </w:tr>
+      <w:tr>
+        <w:tc>
+          <w:tcPr/>
+          <w:p>
+            <w:pPr>
+              <w:pStyle w:val="Compact"/>
+              <w:jc w:val="left"/>
+            </w:pPr>
+            <w:r>
+              <w:t xml:space="preserve">РЭ+РП+Her-2_neu негатив</w:t>
+            </w:r>
+          </w:p>
+        </w:tc>
+        <w:tc>
+          <w:tcPr/>
+          <w:p>
+            <w:pPr>
+              <w:pStyle w:val="Compact"/>
+              <w:jc w:val="left"/>
+            </w:pPr>
+            <w:r>
+              <w:t xml:space="preserve">35.484 % ( 11 / 31 случаев)</w:t>
+            </w:r>
+          </w:p>
+        </w:tc>
+        <w:tc>
+          <w:tcPr/>
+          <w:p>
+            <w:pPr>
+              <w:pStyle w:val="Compact"/>
+              <w:jc w:val="left"/>
+            </w:pPr>
+            <w:r>
+              <w:t xml:space="preserve">[ 0.2 ; 0.55 ]</w:t>
+            </w:r>
+          </w:p>
+        </w:tc>
+        <w:tc>
+          <w:tcPr/>
+          <w:p>
+            <w:pPr>
+              <w:pStyle w:val="Compact"/>
+              <w:jc w:val="left"/>
+            </w:pPr>
+            <w:r>
+              <w:t xml:space="preserve">17.606 % ( 25 / 142 случаев)</w:t>
+            </w:r>
+          </w:p>
+        </w:tc>
+        <w:tc>
+          <w:tcPr/>
+          <w:p>
+            <w:pPr>
+              <w:pStyle w:val="Compact"/>
+              <w:jc w:val="left"/>
+            </w:pPr>
+            <w:r>
+              <w:t xml:space="preserve">[ 0.12 ; 0.25 ]</w:t>
+            </w:r>
+          </w:p>
+        </w:tc>
+      </w:tr>
+      <w:tr>
+        <w:tc>
+          <w:tcPr/>
+          <w:p>
+            <w:pPr>
+              <w:pStyle w:val="Compact"/>
+              <w:jc w:val="left"/>
+            </w:pPr>
+            <w:r>
+              <w:t xml:space="preserve">РЭ</w:t>
+            </w:r>
+          </w:p>
+        </w:tc>
+        <w:tc>
+          <w:tcPr/>
+          <w:p>
+            <w:pPr>
+              <w:pStyle w:val="Compact"/>
+              <w:jc w:val="left"/>
+            </w:pPr>
+            <w:r>
+              <w:t xml:space="preserve">16.129 % ( 5 / 31 случаев)</w:t>
+            </w:r>
+          </w:p>
+        </w:tc>
+        <w:tc>
+          <w:tcPr/>
+          <w:p>
+            <w:pPr>
+              <w:pStyle w:val="Compact"/>
+              <w:jc w:val="left"/>
+            </w:pPr>
+            <w:r>
+              <w:t xml:space="preserve">[ 0.06 ; 0.34 ]</w:t>
+            </w:r>
+          </w:p>
+        </w:tc>
+        <w:tc>
+          <w:tcPr/>
+          <w:p>
+            <w:pPr>
+              <w:pStyle w:val="Compact"/>
+              <w:jc w:val="left"/>
+            </w:pPr>
+            <w:r>
+              <w:t xml:space="preserve">7.042 % ( 10 / 142 случаев)</w:t>
+            </w:r>
+          </w:p>
+        </w:tc>
+        <w:tc>
+          <w:tcPr/>
+          <w:p>
+            <w:pPr>
+              <w:pStyle w:val="Compact"/>
+              <w:jc w:val="left"/>
+            </w:pPr>
+            <w:r>
+              <w:t xml:space="preserve">[ 0.04 ; 0.13 ]</w:t>
+            </w:r>
+          </w:p>
+        </w:tc>
+      </w:tr>
+      <w:tr>
+        <w:tc>
+          <w:tcPr/>
+          <w:p>
+            <w:pPr>
+              <w:pStyle w:val="Compact"/>
+              <w:jc w:val="left"/>
+            </w:pPr>
+            <w:r>
+              <w:t xml:space="preserve">РЭ+РП</w:t>
+            </w:r>
+          </w:p>
+        </w:tc>
+        <w:tc>
+          <w:tcPr/>
+          <w:p>
+            <w:pPr>
+              <w:pStyle w:val="Compact"/>
+              <w:jc w:val="left"/>
+            </w:pPr>
+            <w:r>
+              <w:t xml:space="preserve">35.484 % ( 11 / 31 случаев)</w:t>
+            </w:r>
+          </w:p>
+        </w:tc>
+        <w:tc>
+          <w:tcPr/>
+          <w:p>
+            <w:pPr>
+              <w:pStyle w:val="Compact"/>
+              <w:jc w:val="left"/>
+            </w:pPr>
+            <w:r>
+              <w:t xml:space="preserve">[ 0.2 ; 0.55 ]</w:t>
+            </w:r>
+          </w:p>
+        </w:tc>
+        <w:tc>
+          <w:tcPr/>
+          <w:p>
+            <w:pPr>
+              <w:pStyle w:val="Compact"/>
+              <w:jc w:val="left"/>
+            </w:pPr>
+            <w:r>
+              <w:t xml:space="preserve">55.634 % ( 79 / 142 случаев)</w:t>
+            </w:r>
+          </w:p>
+        </w:tc>
+        <w:tc>
+          <w:tcPr/>
+          <w:p>
+            <w:pPr>
+              <w:pStyle w:val="Compact"/>
+              <w:jc w:val="left"/>
+            </w:pPr>
+            <w:r>
+              <w:t xml:space="preserve">[ 0.47 ; 0.64 ]</w:t>
+            </w:r>
+          </w:p>
+        </w:tc>
+      </w:tr>
+      <w:tr>
+        <w:tc>
+          <w:tcPr/>
+          <w:p>
+            <w:pPr>
+              <w:pStyle w:val="Compact"/>
+              <w:jc w:val="left"/>
+            </w:pPr>
+            <w:r>
+              <w:t xml:space="preserve">Степень злокачественности</w:t>
+            </w:r>
+          </w:p>
+        </w:tc>
+        <w:tc>
+          <w:tcPr/>
+          <w:p>
+            <w:pPr>
+              <w:pStyle w:val="Compact"/>
+            </w:pPr>
+          </w:p>
+        </w:tc>
+        <w:tc>
+          <w:tcPr/>
+          <w:p>
+            <w:pPr>
+              <w:pStyle w:val="Compact"/>
+            </w:pPr>
+          </w:p>
+        </w:tc>
+        <w:tc>
+          <w:tcPr/>
+          <w:p>
+            <w:pPr>
+              <w:pStyle w:val="Compact"/>
+            </w:pPr>
+          </w:p>
+        </w:tc>
+        <w:tc>
+          <w:tcPr/>
+          <w:p>
+            <w:pPr>
+              <w:pStyle w:val="Compact"/>
+            </w:pPr>
+          </w:p>
+        </w:tc>
+      </w:tr>
+      <w:tr>
+        <w:tc>
+          <w:tcPr/>
+          <w:p>
+            <w:pPr>
+              <w:pStyle w:val="Compact"/>
+              <w:jc w:val="left"/>
+            </w:pPr>
+            <w:r>
+              <w:t xml:space="preserve">I (низкая 3-5 бал)</w:t>
+            </w:r>
+          </w:p>
+        </w:tc>
+        <w:tc>
+          <w:tcPr/>
+          <w:p>
+            <w:pPr>
+              <w:pStyle w:val="Compact"/>
+              <w:jc w:val="left"/>
+            </w:pPr>
+            <w:r>
+              <w:t xml:space="preserve">12.903 % ( 4 / 31 случаев)</w:t>
+            </w:r>
+          </w:p>
+        </w:tc>
+        <w:tc>
+          <w:tcPr/>
+          <w:p>
+            <w:pPr>
+              <w:pStyle w:val="Compact"/>
+              <w:jc w:val="left"/>
+            </w:pPr>
+            <w:r>
+              <w:t xml:space="preserve">[ 0.04 ; 0.31 ]</w:t>
+            </w:r>
+          </w:p>
+        </w:tc>
+        <w:tc>
+          <w:tcPr/>
+          <w:p>
+            <w:pPr>
+              <w:pStyle w:val="Compact"/>
+              <w:jc w:val="left"/>
+            </w:pPr>
+            <w:r>
+              <w:t xml:space="preserve">10.563 % ( 15 / 142 случаев)</w:t>
+            </w:r>
+          </w:p>
+        </w:tc>
+        <w:tc>
+          <w:tcPr/>
+          <w:p>
+            <w:pPr>
+              <w:pStyle w:val="Compact"/>
+              <w:jc w:val="left"/>
+            </w:pPr>
+            <w:r>
+              <w:t xml:space="preserve">[ 0.06 ; 0.17 ]</w:t>
+            </w:r>
+          </w:p>
+        </w:tc>
+      </w:tr>
+      <w:tr>
+        <w:tc>
+          <w:tcPr/>
+          <w:p>
+            <w:pPr>
+              <w:pStyle w:val="Compact"/>
+              <w:jc w:val="left"/>
+            </w:pPr>
+            <w:r>
+              <w:t xml:space="preserve">II (умеренная 6-7 балов)</w:t>
+            </w:r>
+          </w:p>
+        </w:tc>
+        <w:tc>
+          <w:tcPr/>
+          <w:p>
+            <w:pPr>
+              <w:pStyle w:val="Compact"/>
+              <w:jc w:val="left"/>
+            </w:pPr>
+            <w:r>
+              <w:t xml:space="preserve">64.516 % ( 20 / 31 случаев)</w:t>
+            </w:r>
+          </w:p>
+        </w:tc>
+        <w:tc>
+          <w:tcPr/>
+          <w:p>
+            <w:pPr>
+              <w:pStyle w:val="Compact"/>
+              <w:jc w:val="left"/>
+            </w:pPr>
+            <w:r>
+              <w:t xml:space="preserve">[ 0.45 ; 0.8 ]</w:t>
+            </w:r>
+          </w:p>
+        </w:tc>
+        <w:tc>
+          <w:tcPr/>
+          <w:p>
+            <w:pPr>
+              <w:pStyle w:val="Compact"/>
+              <w:jc w:val="left"/>
+            </w:pPr>
+            <w:r>
+              <w:t xml:space="preserve">69.718 % ( 99 / 142 случаев)</w:t>
+            </w:r>
+          </w:p>
+        </w:tc>
+        <w:tc>
+          <w:tcPr/>
+          <w:p>
+            <w:pPr>
+              <w:pStyle w:val="Compact"/>
+              <w:jc w:val="left"/>
+            </w:pPr>
+            <w:r>
+              <w:t xml:space="preserve">[ 0.61 ; 0.77 ]</w:t>
+            </w:r>
+          </w:p>
+        </w:tc>
+      </w:tr>
+      <w:tr>
+        <w:tc>
+          <w:tcPr/>
+          <w:p>
+            <w:pPr>
+              <w:pStyle w:val="Compact"/>
+              <w:jc w:val="left"/>
+            </w:pPr>
+            <w:r>
+              <w:t xml:space="preserve">III(высокая 8-9 бал)</w:t>
+            </w:r>
+          </w:p>
+        </w:tc>
+        <w:tc>
+          <w:tcPr/>
+          <w:p>
+            <w:pPr>
+              <w:pStyle w:val="Compact"/>
+              <w:jc w:val="left"/>
+            </w:pPr>
+            <w:r>
+              <w:t xml:space="preserve">22.581 % ( 7 / 31 случаев)</w:t>
+            </w:r>
+          </w:p>
+        </w:tc>
+        <w:tc>
+          <w:tcPr/>
+          <w:p>
+            <w:pPr>
+              <w:pStyle w:val="Compact"/>
+              <w:jc w:val="left"/>
+            </w:pPr>
+            <w:r>
+              <w:t xml:space="preserve">[ 0.1 ; 0.42 ]</w:t>
+            </w:r>
+          </w:p>
+        </w:tc>
+        <w:tc>
+          <w:tcPr/>
+          <w:p>
+            <w:pPr>
+              <w:pStyle w:val="Compact"/>
+              <w:jc w:val="left"/>
+            </w:pPr>
+            <w:r>
+              <w:t xml:space="preserve">19.718 % ( 28 / 142 случаев)</w:t>
+            </w:r>
+          </w:p>
+        </w:tc>
+        <w:tc>
+          <w:tcPr/>
+          <w:p>
+            <w:pPr>
+              <w:pStyle w:val="Compact"/>
+              <w:jc w:val="left"/>
+            </w:pPr>
+            <w:r>
+              <w:t xml:space="preserve">[ 0.14 ; 0.27 ]</w:t>
+            </w:r>
+          </w:p>
+        </w:tc>
+      </w:tr>
+    </w:tbl>
+    <w:p>
+      <w:pPr>
+        <w:pStyle w:val="BodyText"/>
+      </w:pPr>
+      <w:r>
+        <w:rPr>
+          <w:iCs/>
+          <w:i/>
+        </w:rPr>
+        <w:t xml:space="preserve">Определение чувствительности, спецефичности и точности методов</w:t>
+      </w:r>
+    </w:p>
+    <w:p>
+      <w:pPr>
+        <w:pStyle w:val="BodyText"/>
+      </w:pPr>
+      <w:r>
+        <w:t xml:space="preserve">При оценке УЗИ в группе А количество истинно верно определенных</w:t>
+      </w:r>
+      <w:r>
+        <w:t xml:space="preserve"> </w:t>
+      </w:r>
+      <w:r>
+        <w:t xml:space="preserve">образований как доброкачественные было 577, количество верно</w:t>
+      </w:r>
+      <w:r>
+        <w:t xml:space="preserve"> </w:t>
+      </w:r>
+      <w:r>
+        <w:t xml:space="preserve">определённых образований как злокачественные было 28, количество неверно</w:t>
+      </w:r>
+      <w:r>
+        <w:t xml:space="preserve"> </w:t>
+      </w:r>
+      <w:r>
+        <w:t xml:space="preserve">определенных образований как злокачественные было 20 и количество</w:t>
+      </w:r>
+      <w:r>
+        <w:t xml:space="preserve"> </w:t>
+      </w:r>
+      <w:r>
+        <w:t xml:space="preserve">неопределенных злокачественных образований как доброкачественные было 3</w:t>
+      </w:r>
+      <w:r>
+        <w:t xml:space="preserve"> </w:t>
+      </w:r>
+      <w:r>
+        <w:t xml:space="preserve">. Точность метода составила 0.96 [95% ДИ: 0.95, 0.98]. P-Value модели</w:t>
+      </w:r>
+      <w:r>
+        <w:t xml:space="preserve"> </w:t>
+      </w:r>
+      <w:r>
+        <w:t xml:space="preserve">составил 0.08 что означает, что модель отличается от точности нулевой</w:t>
+      </w:r>
+      <w:r>
+        <w:t xml:space="preserve"> </w:t>
+      </w:r>
+      <w:r>
+        <w:t xml:space="preserve">гипотезы. Коэфициент Kappa составил 0.69 показывает, что метод указывает</w:t>
+      </w:r>
+      <w:r>
+        <w:t xml:space="preserve"> </w:t>
+      </w:r>
+      <w:r>
+        <w:t xml:space="preserve">на высокое согласие между предсказаниями и истинными значениями</w:t>
+      </w:r>
+      <w:r>
+        <w:t xml:space="preserve"> </w:t>
+      </w:r>
+      <w:r>
+        <w:t xml:space="preserve">(количество истинно положительных и отрицательных результатов). Тест</w:t>
+      </w:r>
+      <w:r>
+        <w:t xml:space="preserve"> </w:t>
+      </w:r>
+      <w:r>
+        <w:t xml:space="preserve">Макнемара составил &lt;0,01 и показывает, что метод имеет существенно</w:t>
+      </w:r>
+      <w:r>
+        <w:t xml:space="preserve"> </w:t>
+      </w:r>
+      <w:r>
+        <w:t xml:space="preserve">отличную от контрольного метода частоту ошибок в пользу количества</w:t>
+      </w:r>
+      <w:r>
+        <w:t xml:space="preserve"> </w:t>
+      </w:r>
+      <w:r>
+        <w:t xml:space="preserve">ложноположительных. Чувствительность метода составила 0.9 .</w:t>
+      </w:r>
+      <w:r>
+        <w:t xml:space="preserve"> </w:t>
+      </w:r>
+      <w:r>
+        <w:t xml:space="preserve">Специфичность метода составила 0.97 . Доля положительных прогнозов</w:t>
+      </w:r>
+      <w:r>
+        <w:t xml:space="preserve"> </w:t>
+      </w:r>
+      <w:r>
+        <w:t xml:space="preserve">составила 0.58 . Доля отрицательных прогнозов составила 0.99 . Доля</w:t>
+      </w:r>
+      <w:r>
+        <w:t xml:space="preserve"> </w:t>
+      </w:r>
+      <w:r>
+        <w:t xml:space="preserve">истинно положительных случаев в наборе данных составила 0.05 . Доля</w:t>
+      </w:r>
+      <w:r>
+        <w:t xml:space="preserve"> </w:t>
+      </w:r>
+      <w:r>
+        <w:t xml:space="preserve">истинно положительных случаев, правильно определённых методом составила</w:t>
+      </w:r>
+      <w:r>
+        <w:t xml:space="preserve"> </w:t>
+      </w:r>
+      <w:r>
+        <w:t xml:space="preserve">0.04 . Отбалансированная точность метода составила 0.93 (Таблица №2).</w:t>
+      </w:r>
+    </w:p>
+    <w:p>
+      <w:pPr>
+        <w:pStyle w:val="BodyText"/>
+      </w:pPr>
+      <w:r>
+        <w:t xml:space="preserve">При оценке УЗИ в группе B количество истинно верно определенных</w:t>
+      </w:r>
+      <w:r>
+        <w:t xml:space="preserve"> </w:t>
+      </w:r>
+      <w:r>
+        <w:t xml:space="preserve">образований как доброкачественные было 495, количество верно</w:t>
+      </w:r>
+      <w:r>
+        <w:t xml:space="preserve"> </w:t>
+      </w:r>
+      <w:r>
+        <w:t xml:space="preserve">определённых образований как злокачественные было 128, количество</w:t>
+      </w:r>
+      <w:r>
+        <w:t xml:space="preserve"> </w:t>
+      </w:r>
+      <w:r>
+        <w:t xml:space="preserve">неверно определенных образований как злокачественные было 18 и</w:t>
+      </w:r>
+      <w:r>
+        <w:t xml:space="preserve"> </w:t>
+      </w:r>
+      <w:r>
+        <w:t xml:space="preserve">количество неопределенных злокачественных образований как</w:t>
+      </w:r>
+      <w:r>
+        <w:t xml:space="preserve"> </w:t>
+      </w:r>
+      <w:r>
+        <w:t xml:space="preserve">доброкачественные было 14 . Точность метода составила 0.95 [95% ДИ:</w:t>
+      </w:r>
+      <w:r>
+        <w:t xml:space="preserve"> </w:t>
+      </w:r>
+      <w:r>
+        <w:t xml:space="preserve">0.93, 0.97]. P-Value модели составил 0 что означает, что модель</w:t>
+      </w:r>
+      <w:r>
+        <w:t xml:space="preserve"> </w:t>
+      </w:r>
+      <w:r>
+        <w:t xml:space="preserve">отличается от точности нулевой гипотезы. Коэфициент Kappa составил 0.86</w:t>
+      </w:r>
+      <w:r>
+        <w:t xml:space="preserve"> </w:t>
+      </w:r>
+      <w:r>
+        <w:t xml:space="preserve">показывает (если стремится к 1), что метод указывает на высокое согласие</w:t>
+      </w:r>
+      <w:r>
+        <w:t xml:space="preserve"> </w:t>
+      </w:r>
+      <w:r>
+        <w:t xml:space="preserve">между предсказаниями и истинными значениями (количество истинно</w:t>
+      </w:r>
+      <w:r>
+        <w:t xml:space="preserve"> </w:t>
+      </w:r>
+      <w:r>
+        <w:t xml:space="preserve">положительных и отрицательных результатов). Тест Макнемара составил 0.6</w:t>
+      </w:r>
+      <w:r>
+        <w:t xml:space="preserve"> </w:t>
+      </w:r>
+      <w:r>
+        <w:t xml:space="preserve">показывает, что метод не имеет существенно отличную от контрольного</w:t>
+      </w:r>
+      <w:r>
+        <w:t xml:space="preserve"> </w:t>
+      </w:r>
+      <w:r>
+        <w:t xml:space="preserve">метода частоту ошибок (количество ложноположительных и</w:t>
+      </w:r>
+      <w:r>
+        <w:t xml:space="preserve"> </w:t>
+      </w:r>
+      <w:r>
+        <w:t xml:space="preserve">ложноотрицательных результатов). Чувствительность метода составила 0.9 .</w:t>
+      </w:r>
+      <w:r>
+        <w:t xml:space="preserve"> </w:t>
+      </w:r>
+      <w:r>
+        <w:t xml:space="preserve">Специфичность метода составила 0.96 . Доля положительных прогнозов</w:t>
+      </w:r>
+      <w:r>
+        <w:t xml:space="preserve"> </w:t>
+      </w:r>
+      <w:r>
+        <w:t xml:space="preserve">составила 0.88 . Доля отрицательных прогнозов составила 0.97 . Доля</w:t>
+      </w:r>
+      <w:r>
+        <w:t xml:space="preserve"> </w:t>
+      </w:r>
+      <w:r>
+        <w:t xml:space="preserve">истинно положительных случаев в наборе данных составила 0.22 . Доля</w:t>
+      </w:r>
+      <w:r>
+        <w:t xml:space="preserve"> </w:t>
+      </w:r>
+      <w:r>
+        <w:t xml:space="preserve">истинно положительных случаев, правильно определённых методом составила</w:t>
+      </w:r>
+      <w:r>
+        <w:t xml:space="preserve"> </w:t>
+      </w:r>
+      <w:r>
+        <w:t xml:space="preserve">0.2 . Отбалансированная точность метода составила 0.93 (Таблица №2).</w:t>
+      </w:r>
+    </w:p>
+    <w:p>
+      <w:pPr>
+        <w:pStyle w:val="BodyText"/>
+      </w:pPr>
+      <w:r>
+        <w:t xml:space="preserve">При оценке УЗИ в выборке пациенток 40 лет и старше количество истинно</w:t>
+      </w:r>
+      <w:r>
+        <w:t xml:space="preserve"> </w:t>
+      </w:r>
+      <w:r>
+        <w:t xml:space="preserve">верно определенных образований как доброкачественные было 1072,</w:t>
+      </w:r>
+      <w:r>
+        <w:t xml:space="preserve"> </w:t>
+      </w:r>
+      <w:r>
+        <w:t xml:space="preserve">количество верно определённых образований как злокачественные было 156,</w:t>
+      </w:r>
+      <w:r>
+        <w:t xml:space="preserve"> </w:t>
+      </w:r>
+      <w:r>
+        <w:t xml:space="preserve">количество неверно определенных образований как злокачественные было 38</w:t>
+      </w:r>
+      <w:r>
+        <w:t xml:space="preserve"> </w:t>
+      </w:r>
+      <w:r>
+        <w:t xml:space="preserve">и количество неопределенных злокачественных образований как</w:t>
+      </w:r>
+      <w:r>
+        <w:t xml:space="preserve"> </w:t>
+      </w:r>
+      <w:r>
+        <w:t xml:space="preserve">доброкачественные было 17 . Точность метода составила 0.96 [95% ДИ:</w:t>
+      </w:r>
+      <w:r>
+        <w:t xml:space="preserve"> </w:t>
+      </w:r>
+      <w:r>
+        <w:t xml:space="preserve">0.94, 0.97]. P-Value модели составил 0 что означает, что модель</w:t>
+      </w:r>
+      <w:r>
+        <w:t xml:space="preserve"> </w:t>
+      </w:r>
+      <w:r>
+        <w:t xml:space="preserve">отличается от точности нулевой гипотезы. Коэфициент Kappa составил 0.83</w:t>
+      </w:r>
+      <w:r>
+        <w:t xml:space="preserve"> </w:t>
+      </w:r>
+      <w:r>
+        <w:t xml:space="preserve">показывает (если стремится к 1), что метод указывает на высокое согласие</w:t>
+      </w:r>
+      <w:r>
+        <w:t xml:space="preserve"> </w:t>
+      </w:r>
+      <w:r>
+        <w:t xml:space="preserve">между предсказаниями и истинными значениями (количество истинно</w:t>
+      </w:r>
+      <w:r>
+        <w:t xml:space="preserve"> </w:t>
+      </w:r>
+      <w:r>
+        <w:t xml:space="preserve">положительных и отрицательных результатов). Тест Макнемара составил 0.01</w:t>
+      </w:r>
+      <w:r>
+        <w:t xml:space="preserve"> </w:t>
+      </w:r>
+      <w:r>
+        <w:t xml:space="preserve">показывает, что метод не имеет существенно отличную от контрольного</w:t>
+      </w:r>
+      <w:r>
+        <w:t xml:space="preserve"> </w:t>
+      </w:r>
+      <w:r>
+        <w:t xml:space="preserve">метода частоту ошибок (количество ложноположительных и</w:t>
+      </w:r>
+      <w:r>
+        <w:t xml:space="preserve"> </w:t>
+      </w:r>
+      <w:r>
+        <w:t xml:space="preserve">ложноотрицательных результатов). Чувствительность метода составила 0.9 .</w:t>
+      </w:r>
+      <w:r>
+        <w:t xml:space="preserve"> </w:t>
+      </w:r>
+      <w:r>
+        <w:t xml:space="preserve">Специфичность метода составила 0.97 . Доля положительных прогнозов</w:t>
+      </w:r>
+      <w:r>
+        <w:t xml:space="preserve"> </w:t>
+      </w:r>
+      <w:r>
+        <w:t xml:space="preserve">составила 0.8 . Доля отрицательных прогнозов составила 0.98 . Доля</w:t>
+      </w:r>
+      <w:r>
+        <w:t xml:space="preserve"> </w:t>
+      </w:r>
+      <w:r>
+        <w:t xml:space="preserve">истинно положительных случаев в наборе данных составила 0.13 . Доля</w:t>
+      </w:r>
+      <w:r>
+        <w:t xml:space="preserve"> </w:t>
+      </w:r>
+      <w:r>
+        <w:t xml:space="preserve">истинно положительных случаев, правильно определённых методом составила</w:t>
+      </w:r>
+      <w:r>
+        <w:t xml:space="preserve"> </w:t>
+      </w:r>
+      <w:r>
+        <w:t xml:space="preserve">0.12 . Отбалансированная точность метода составила 0.93 (Таблица №2).</w:t>
+      </w:r>
+    </w:p>
+    <w:p>
+      <w:pPr>
+        <w:pStyle w:val="BodyText"/>
+      </w:pPr>
+      <w:r>
+        <w:t xml:space="preserve">При оценке ММГ в группе А количество истинно верно определенных</w:t>
+      </w:r>
+      <w:r>
+        <w:t xml:space="preserve"> </w:t>
+      </w:r>
+      <w:r>
+        <w:t xml:space="preserve">образований как доброкачественные было 590, количество верно</w:t>
+      </w:r>
+      <w:r>
+        <w:t xml:space="preserve"> </w:t>
+      </w:r>
+      <w:r>
+        <w:t xml:space="preserve">определённых образований как злокачественные было 16, количество неверно</w:t>
+      </w:r>
+      <w:r>
+        <w:t xml:space="preserve"> </w:t>
+      </w:r>
+      <w:r>
+        <w:t xml:space="preserve">определенных образований как злокачественные было 7 и количество</w:t>
+      </w:r>
+      <w:r>
+        <w:t xml:space="preserve"> </w:t>
+      </w:r>
+      <w:r>
+        <w:t xml:space="preserve">неопределенных злокачественных образований как доброкачественные было 15</w:t>
+      </w:r>
+      <w:r>
+        <w:t xml:space="preserve"> </w:t>
+      </w:r>
+      <w:r>
+        <w:t xml:space="preserve">. Точность метода составила 0.96 [95% ДИ: 0.95, 0.98]. P-Value модели</w:t>
+      </w:r>
+      <w:r>
+        <w:t xml:space="preserve"> </w:t>
+      </w:r>
+      <w:r>
+        <w:t xml:space="preserve">составил 0.05 что означает, что модель отличается от точности нулевой</w:t>
+      </w:r>
+      <w:r>
+        <w:t xml:space="preserve"> </w:t>
+      </w:r>
+      <w:r>
+        <w:t xml:space="preserve">гипотезы. Коэфициент Kappa составил 0.57 показывает (если стремится к</w:t>
+      </w:r>
+      <w:r>
+        <w:t xml:space="preserve"> </w:t>
+      </w:r>
+      <w:r>
+        <w:t xml:space="preserve">1), что метод указывает на высокое согласие между предсказаниями и</w:t>
+      </w:r>
+      <w:r>
+        <w:t xml:space="preserve"> </w:t>
+      </w:r>
+      <w:r>
+        <w:t xml:space="preserve">истинными значениями (количество истинно положительных и отрицательных</w:t>
+      </w:r>
+      <w:r>
+        <w:t xml:space="preserve"> </w:t>
+      </w:r>
+      <w:r>
+        <w:t xml:space="preserve">результатов). Тест Макнемара составил 0.14 показывает, что метод не</w:t>
+      </w:r>
+      <w:r>
+        <w:t xml:space="preserve"> </w:t>
+      </w:r>
+      <w:r>
+        <w:t xml:space="preserve">имеет существенно отличную от контрольного метода частоту ошибок</w:t>
+      </w:r>
+      <w:r>
+        <w:t xml:space="preserve"> </w:t>
+      </w:r>
+      <w:r>
+        <w:t xml:space="preserve">(количество ложноположительных и ложноотрицательных результатов).</w:t>
+      </w:r>
+      <w:r>
+        <w:t xml:space="preserve"> </w:t>
+      </w:r>
+      <w:r>
+        <w:t xml:space="preserve">Чувствительность метода составила 0.52 . Специфичность метода составила</w:t>
+      </w:r>
+      <w:r>
+        <w:t xml:space="preserve"> </w:t>
+      </w:r>
+      <w:r>
+        <w:t xml:space="preserve">0.99 . Доля положительных прогнозов составила 0.7 . Доля отрицательных</w:t>
+      </w:r>
+      <w:r>
+        <w:t xml:space="preserve"> </w:t>
+      </w:r>
+      <w:r>
+        <w:t xml:space="preserve">прогнозов составила 0.98 . Доля истинно положительных случаев в наборе</w:t>
+      </w:r>
+      <w:r>
+        <w:t xml:space="preserve"> </w:t>
+      </w:r>
+      <w:r>
+        <w:t xml:space="preserve">данных составила 0.05 . Доля истинно положительных случаев, правильно</w:t>
+      </w:r>
+      <w:r>
+        <w:t xml:space="preserve"> </w:t>
+      </w:r>
+      <w:r>
+        <w:t xml:space="preserve">определённых методом составила 0.03 . Отбалансированная точность метода</w:t>
+      </w:r>
+      <w:r>
+        <w:t xml:space="preserve"> </w:t>
+      </w:r>
+      <w:r>
+        <w:t xml:space="preserve">составила 0.75 (Таблица №2).</w:t>
+      </w:r>
+    </w:p>
+    <w:p>
+      <w:pPr>
+        <w:pStyle w:val="BodyText"/>
+      </w:pPr>
+      <w:r>
+        <w:t xml:space="preserve">При оценке ММГ в группе B количество истинно верно определенных</w:t>
+      </w:r>
+      <w:r>
+        <w:t xml:space="preserve"> </w:t>
+      </w:r>
+      <w:r>
+        <w:t xml:space="preserve">образований как доброкачественные было 509, количество верно</w:t>
+      </w:r>
+      <w:r>
+        <w:t xml:space="preserve"> </w:t>
+      </w:r>
+      <w:r>
+        <w:t xml:space="preserve">определённых образований как злокачественные было 76, количество неверно</w:t>
+      </w:r>
+      <w:r>
+        <w:t xml:space="preserve"> </w:t>
+      </w:r>
+      <w:r>
+        <w:t xml:space="preserve">определенных образований как злокачественные было 4 и количество</w:t>
+      </w:r>
+      <w:r>
+        <w:t xml:space="preserve"> </w:t>
+      </w:r>
+      <w:r>
+        <w:t xml:space="preserve">неопределенных злокачественных образований как доброкачественные было 66</w:t>
+      </w:r>
+      <w:r>
+        <w:t xml:space="preserve"> </w:t>
+      </w:r>
+      <w:r>
+        <w:t xml:space="preserve">. Точность метода составила 0.89 [95% ДИ: 0.87, 0.92]. P-Value модели</w:t>
+      </w:r>
+      <w:r>
+        <w:t xml:space="preserve"> </w:t>
+      </w:r>
+      <w:r>
+        <w:t xml:space="preserve">составил 0 что означает, что модель отличается от точности нулевой</w:t>
+      </w:r>
+      <w:r>
+        <w:t xml:space="preserve"> </w:t>
+      </w:r>
+      <w:r>
+        <w:t xml:space="preserve">гипотезы. Коэфициент Kappa составил 0.63 показывает (если стремится к</w:t>
+      </w:r>
+      <w:r>
+        <w:t xml:space="preserve"> </w:t>
+      </w:r>
+      <w:r>
+        <w:t xml:space="preserve">1), что метод указывает на высокое согласие между предсказаниями и</w:t>
+      </w:r>
+      <w:r>
+        <w:t xml:space="preserve"> </w:t>
+      </w:r>
+      <w:r>
+        <w:t xml:space="preserve">истинными значениями (количество истинно положительных и отрицательных</w:t>
+      </w:r>
+      <w:r>
+        <w:t xml:space="preserve"> </w:t>
+      </w:r>
+      <w:r>
+        <w:t xml:space="preserve">результатов). Тест Макнемара составил 0 показывает, что метод не имеет</w:t>
+      </w:r>
+      <w:r>
+        <w:t xml:space="preserve"> </w:t>
+      </w:r>
+      <w:r>
+        <w:t xml:space="preserve">существенно отличную от контрольного метода частоту ошибок (количество</w:t>
+      </w:r>
+      <w:r>
+        <w:t xml:space="preserve"> </w:t>
+      </w:r>
+      <w:r>
+        <w:t xml:space="preserve">ложноположительных и ложноотрицательных результатов). Чувствительность</w:t>
+      </w:r>
+      <w:r>
+        <w:t xml:space="preserve"> </w:t>
+      </w:r>
+      <w:r>
+        <w:t xml:space="preserve">метода составила 0.54 . Специфичность метода составила 0.99 . Доля</w:t>
+      </w:r>
+      <w:r>
+        <w:t xml:space="preserve"> </w:t>
+      </w:r>
+      <w:r>
+        <w:t xml:space="preserve">положительных прогнозов составила 0.95 . Доля отрицательных прогнозов</w:t>
+      </w:r>
+      <w:r>
+        <w:t xml:space="preserve"> </w:t>
+      </w:r>
+      <w:r>
+        <w:t xml:space="preserve">составила 0.89 . Доля истинно положительных случаев в наборе данных</w:t>
+      </w:r>
+      <w:r>
+        <w:t xml:space="preserve"> </w:t>
+      </w:r>
+      <w:r>
+        <w:t xml:space="preserve">составила 0.22 . Доля истинно положительных случаев, правильно</w:t>
+      </w:r>
+      <w:r>
+        <w:t xml:space="preserve"> </w:t>
+      </w:r>
+      <w:r>
+        <w:t xml:space="preserve">определённых методом составила 0.12 . Отбалансированная точность метода</w:t>
+      </w:r>
+      <w:r>
+        <w:t xml:space="preserve"> </w:t>
+      </w:r>
+      <w:r>
+        <w:t xml:space="preserve">составила 0.76 (Таблица №2).</w:t>
+      </w:r>
+    </w:p>
+    <w:p>
+      <w:pPr>
+        <w:pStyle w:val="BodyText"/>
+      </w:pPr>
+      <w:r>
+        <w:t xml:space="preserve">При оценке ММГ в выборке пациенток до 40 лет количество истинно верно</w:t>
+      </w:r>
+      <w:r>
+        <w:t xml:space="preserve"> </w:t>
+      </w:r>
+      <w:r>
+        <w:t xml:space="preserve">определенных образований как доброкачественные было 1099, количество</w:t>
+      </w:r>
+      <w:r>
+        <w:t xml:space="preserve"> </w:t>
+      </w:r>
+      <w:r>
+        <w:t xml:space="preserve">верно определённых образований как злокачественные было 92, количество</w:t>
+      </w:r>
+      <w:r>
+        <w:t xml:space="preserve"> </w:t>
+      </w:r>
+      <w:r>
+        <w:t xml:space="preserve">неверно определенных образований как злокачественные было 11 и</w:t>
+      </w:r>
+      <w:r>
+        <w:t xml:space="preserve"> </w:t>
+      </w:r>
+      <w:r>
+        <w:t xml:space="preserve">количество неопределенных злокачественных образований как</w:t>
+      </w:r>
+      <w:r>
+        <w:t xml:space="preserve"> </w:t>
+      </w:r>
+      <w:r>
+        <w:t xml:space="preserve">доброкачественные было 81 . Точность метода составила 0.93 [95% ДИ:</w:t>
+      </w:r>
+      <w:r>
+        <w:t xml:space="preserve"> </w:t>
+      </w:r>
+      <w:r>
+        <w:t xml:space="preserve">0.91, 0.94]. P-Value модели составил 0 что означает, что модель</w:t>
+      </w:r>
+      <w:r>
+        <w:t xml:space="preserve"> </w:t>
+      </w:r>
+      <w:r>
+        <w:t xml:space="preserve">отличается от точности нулевой гипотезы. Коэфициент Kappa составил 0.63</w:t>
+      </w:r>
+      <w:r>
+        <w:t xml:space="preserve"> </w:t>
+      </w:r>
+      <w:r>
+        <w:t xml:space="preserve">показывает (если стремится к 1), что метод указывает на высокое согласие</w:t>
+      </w:r>
+      <w:r>
+        <w:t xml:space="preserve"> </w:t>
+      </w:r>
+      <w:r>
+        <w:t xml:space="preserve">между предсказаниями и истинными значениями (количество истинно</w:t>
+      </w:r>
+      <w:r>
+        <w:t xml:space="preserve"> </w:t>
+      </w:r>
+      <w:r>
+        <w:t xml:space="preserve">положительных и отрицательных результатов). Тест Макнемара составил 0</w:t>
+      </w:r>
+      <w:r>
+        <w:t xml:space="preserve"> </w:t>
+      </w:r>
+      <w:r>
+        <w:t xml:space="preserve">показывает, что метод не имеет существенно отличную от контрольного</w:t>
+      </w:r>
+      <w:r>
+        <w:t xml:space="preserve"> </w:t>
+      </w:r>
+      <w:r>
+        <w:t xml:space="preserve">метода частоту ошибок (количество ложноположительных и</w:t>
+      </w:r>
+      <w:r>
+        <w:t xml:space="preserve"> </w:t>
+      </w:r>
+      <w:r>
+        <w:t xml:space="preserve">ложноотрицательных результатов). Чувствительность метода составила 0.53</w:t>
+      </w:r>
+      <w:r>
+        <w:t xml:space="preserve"> </w:t>
+      </w:r>
+      <w:r>
+        <w:t xml:space="preserve">. Специфичность метода составила 0.99 . Доля положительных прогнозов</w:t>
+      </w:r>
+      <w:r>
+        <w:t xml:space="preserve"> </w:t>
+      </w:r>
+      <w:r>
+        <w:t xml:space="preserve">составила 0.89 . Доля отрицательных прогнозов составила 0.93 . Доля</w:t>
+      </w:r>
+      <w:r>
+        <w:t xml:space="preserve"> </w:t>
+      </w:r>
+      <w:r>
+        <w:t xml:space="preserve">истинно положительных случаев в наборе данных составила 0.13 . Доля</w:t>
+      </w:r>
+      <w:r>
+        <w:t xml:space="preserve"> </w:t>
+      </w:r>
+      <w:r>
+        <w:t xml:space="preserve">истинно положительных случаев, правильно определённых методом составила</w:t>
+      </w:r>
+      <w:r>
+        <w:t xml:space="preserve"> </w:t>
+      </w:r>
+      <w:r>
+        <w:t xml:space="preserve">0.07 . Отбалансированная точность метода составила 0.76 (Таблица №2).</w:t>
+      </w:r>
+    </w:p>
+    <w:p>
+      <w:pPr>
+        <w:pStyle w:val="BodyText"/>
+      </w:pPr>
+      <w:r>
+        <w:t xml:space="preserve">При оценке ABUS в группе B количество истинно верно определенных</w:t>
+      </w:r>
+      <w:r>
+        <w:t xml:space="preserve"> </w:t>
+      </w:r>
+      <w:r>
+        <w:t xml:space="preserve">образований как доброкачественные было 509, количество верно</w:t>
+      </w:r>
+      <w:r>
+        <w:t xml:space="preserve"> </w:t>
+      </w:r>
+      <w:r>
+        <w:t xml:space="preserve">определённых образований как злокачественные было 125, количество</w:t>
+      </w:r>
+      <w:r>
+        <w:t xml:space="preserve"> </w:t>
+      </w:r>
+      <w:r>
+        <w:t xml:space="preserve">неверно определенных образований как злокачественные было 4 и количество</w:t>
+      </w:r>
+      <w:r>
+        <w:t xml:space="preserve"> </w:t>
+      </w:r>
+      <w:r>
+        <w:t xml:space="preserve">неопределенных злокачественных образований как доброкачественные было 17</w:t>
+      </w:r>
+      <w:r>
+        <w:t xml:space="preserve"> </w:t>
+      </w:r>
+      <w:r>
+        <w:t xml:space="preserve">. Точность метода составила 0.97 [95% ДИ: 0.95, 0.98]. P-Value модели</w:t>
+      </w:r>
+      <w:r>
+        <w:t xml:space="preserve"> </w:t>
+      </w:r>
+      <w:r>
+        <w:t xml:space="preserve">составил 0 что означает, что модель отличается от точности нулевой</w:t>
+      </w:r>
+      <w:r>
+        <w:t xml:space="preserve"> </w:t>
+      </w:r>
+      <w:r>
+        <w:t xml:space="preserve">гипотезы. Коэфициент Kappa составил 0.9 показывает (если стремится к 1),</w:t>
+      </w:r>
+      <w:r>
+        <w:t xml:space="preserve"> </w:t>
+      </w:r>
+      <w:r>
+        <w:t xml:space="preserve">что метод указывает на высокое согласие между предсказаниями и истинными</w:t>
+      </w:r>
+      <w:r>
+        <w:t xml:space="preserve"> </w:t>
+      </w:r>
+      <w:r>
+        <w:t xml:space="preserve">значениями (количество истинно положительных и отрицательных</w:t>
+      </w:r>
+      <w:r>
+        <w:t xml:space="preserve"> </w:t>
+      </w:r>
+      <w:r>
+        <w:t xml:space="preserve">результатов). Тест Макнемара составил 0.01 показывает, что метод не</w:t>
+      </w:r>
+      <w:r>
+        <w:t xml:space="preserve"> </w:t>
+      </w:r>
+      <w:r>
+        <w:t xml:space="preserve">имеет существенно отличную от контрольного метода частоту ошибок</w:t>
+      </w:r>
+      <w:r>
+        <w:t xml:space="preserve"> </w:t>
+      </w:r>
+      <w:r>
+        <w:t xml:space="preserve">(количество ложноположительных и ложноотрицательных результатов).</w:t>
+      </w:r>
+      <w:r>
+        <w:t xml:space="preserve"> </w:t>
+      </w:r>
+      <w:r>
+        <w:t xml:space="preserve">Чувствительность метода составила 0.88 . Специфичность метода составила</w:t>
+      </w:r>
+      <w:r>
+        <w:t xml:space="preserve"> </w:t>
+      </w:r>
+      <w:r>
+        <w:t xml:space="preserve">0.99 . Доля положительных прогнозов составила 0.97 . Доля отрицательных</w:t>
+      </w:r>
+      <w:r>
+        <w:t xml:space="preserve"> </w:t>
+      </w:r>
+      <w:r>
+        <w:t xml:space="preserve">прогнозов составила 0.97 . Доля истинно положительных случаев в наборе</w:t>
+      </w:r>
+      <w:r>
+        <w:t xml:space="preserve"> </w:t>
+      </w:r>
+      <w:r>
+        <w:t xml:space="preserve">данных составила 0.22 . Доля истинно положительных случаев, правильно</w:t>
+      </w:r>
+      <w:r>
+        <w:t xml:space="preserve"> </w:t>
+      </w:r>
+      <w:r>
+        <w:t xml:space="preserve">определённых методом составила 0.19 . Отбалансированная точность метода</w:t>
+      </w:r>
+      <w:r>
+        <w:t xml:space="preserve"> </w:t>
+      </w:r>
+      <w:r>
+        <w:t xml:space="preserve">составила 0.94 (Таблица №3).</w:t>
+      </w:r>
+    </w:p>
+    <w:p>
+      <w:pPr>
+        <w:pStyle w:val="BodyText"/>
+      </w:pPr>
+      <w:r>
+        <w:t xml:space="preserve">Таблица №3. Определение точности, P-уровня значимости модели, коэффициент Kappa, Тест Макнемара, чувствительности, специфичности и отбалансированной точности в группах А и B (Т -Точность, P - P-Value, КК - Коэффициент Kappa, ТМ -Тест Макнемара, ППЦ - положительная прогностическая ценность, ОПЦ - отрицательная прогностическая ценность, Ч-Чувствительность, Сп -Специфичность, ОТ- Отбалансированная точность)</w:t>
+      </w:r>
+    </w:p>
+    <w:tbl>
+      <w:tblPr>
+        <w:tblStyle w:val="Table"/>
+        <w:tblW w:type="pct" w:w="5000"/>
+        <w:tblLook w:firstRow="1" w:lastRow="0" w:firstColumn="0" w:lastColumn="0" w:noHBand="0" w:noVBand="0" w:val="0020"/>
+        <w:jc w:val="start"/>
+      </w:tblPr>
+      <w:tblGrid>
+        <w:gridCol w:w="792"/>
+        <w:gridCol w:w="792"/>
+        <w:gridCol w:w="792"/>
+        <w:gridCol w:w="792"/>
+        <w:gridCol w:w="792"/>
+        <w:gridCol w:w="792"/>
+        <w:gridCol w:w="792"/>
+        <w:gridCol w:w="792"/>
+        <w:gridCol w:w="792"/>
+        <w:gridCol w:w="792"/>
+      </w:tblGrid>
+      <w:tr>
+        <w:trPr>
+          <w:tblHeader w:val="true"/>
+        </w:trPr>
+        <w:tc>
+          <w:tcPr/>
+          <w:p>
+            <w:pPr>
+              <w:pStyle w:val="Compact"/>
+              <w:jc w:val="left"/>
+            </w:pPr>
+            <w:r>
+              <w:t xml:space="preserve">Метод</w:t>
+            </w:r>
+          </w:p>
+        </w:tc>
+        <w:tc>
+          <w:tcPr/>
+          <w:p>
+            <w:pPr>
+              <w:pStyle w:val="Compact"/>
+              <w:jc w:val="left"/>
+            </w:pPr>
+            <w:r>
+              <w:t xml:space="preserve">Т</w:t>
+            </w:r>
+          </w:p>
+        </w:tc>
+        <w:tc>
+          <w:tcPr/>
+          <w:p>
+            <w:pPr>
+              <w:pStyle w:val="Compact"/>
+              <w:jc w:val="left"/>
+            </w:pPr>
+            <w:r>
+              <w:t xml:space="preserve">P</w:t>
+            </w:r>
+          </w:p>
+        </w:tc>
+        <w:tc>
+          <w:tcPr/>
+          <w:p>
+            <w:pPr>
+              <w:pStyle w:val="Compact"/>
+              <w:jc w:val="left"/>
+            </w:pPr>
+            <w:r>
+              <w:t xml:space="preserve">КК</w:t>
+            </w:r>
+          </w:p>
+        </w:tc>
+        <w:tc>
+          <w:tcPr/>
+          <w:p>
+            <w:pPr>
+              <w:pStyle w:val="Compact"/>
+              <w:jc w:val="left"/>
+            </w:pPr>
+            <w:r>
+              <w:t xml:space="preserve">ТМ</w:t>
+            </w:r>
+          </w:p>
+        </w:tc>
+        <w:tc>
+          <w:tcPr/>
+          <w:p>
+            <w:pPr>
+              <w:pStyle w:val="Compact"/>
+              <w:jc w:val="left"/>
+            </w:pPr>
+            <w:r>
+              <w:t xml:space="preserve">ППЦ</w:t>
+            </w:r>
+          </w:p>
+        </w:tc>
+        <w:tc>
+          <w:tcPr/>
+          <w:p>
+            <w:pPr>
+              <w:pStyle w:val="Compact"/>
+              <w:jc w:val="left"/>
+            </w:pPr>
+            <w:r>
+              <w:t xml:space="preserve">ОПЦ</w:t>
+            </w:r>
+          </w:p>
+        </w:tc>
+        <w:tc>
+          <w:tcPr/>
+          <w:p>
+            <w:pPr>
+              <w:pStyle w:val="Compact"/>
+              <w:jc w:val="left"/>
+            </w:pPr>
+            <w:r>
+              <w:t xml:space="preserve">Ч</w:t>
+            </w:r>
+          </w:p>
+        </w:tc>
+        <w:tc>
+          <w:tcPr/>
+          <w:p>
+            <w:pPr>
+              <w:pStyle w:val="Compact"/>
+              <w:jc w:val="left"/>
+            </w:pPr>
+            <w:r>
+              <w:t xml:space="preserve">Сп</w:t>
+            </w:r>
+          </w:p>
+        </w:tc>
+        <w:tc>
+          <w:tcPr/>
+          <w:p>
+            <w:pPr>
+              <w:pStyle w:val="Compact"/>
+              <w:jc w:val="left"/>
+            </w:pPr>
+            <w:r>
+              <w:t xml:space="preserve">ОТ</w:t>
+            </w:r>
+          </w:p>
+        </w:tc>
+      </w:tr>
+      <w:tr>
+        <w:tc>
+          <w:tcPr/>
+          <w:p>
+            <w:pPr>
+              <w:pStyle w:val="Compact"/>
+              <w:jc w:val="left"/>
+            </w:pPr>
+            <w:r>
+              <w:t xml:space="preserve">ММГ в группе А</w:t>
+            </w:r>
+          </w:p>
+        </w:tc>
+        <w:tc>
+          <w:tcPr/>
+          <w:p>
+            <w:pPr>
+              <w:pStyle w:val="Compact"/>
+              <w:jc w:val="left"/>
+            </w:pPr>
+            <w:r>
+              <w:t xml:space="preserve">0.96 [95% ДИ: 0.95 , 0.98 ].</w:t>
+            </w:r>
+          </w:p>
+        </w:tc>
+        <w:tc>
+          <w:tcPr/>
+          <w:p>
+            <w:pPr>
+              <w:pStyle w:val="Compact"/>
+              <w:jc w:val="left"/>
+            </w:pPr>
+            <w:r>
+              <w:t xml:space="preserve">0.05</w:t>
+            </w:r>
+          </w:p>
+        </w:tc>
+        <w:tc>
+          <w:tcPr/>
+          <w:p>
+            <w:pPr>
+              <w:pStyle w:val="Compact"/>
+              <w:jc w:val="left"/>
+            </w:pPr>
+            <w:r>
+              <w:t xml:space="preserve">0.57</w:t>
+            </w:r>
+          </w:p>
+        </w:tc>
+        <w:tc>
+          <w:tcPr/>
+          <w:p>
+            <w:pPr>
+              <w:pStyle w:val="Compact"/>
+              <w:jc w:val="left"/>
+            </w:pPr>
+            <w:r>
+              <w:t xml:space="preserve">0.14</w:t>
+            </w:r>
+          </w:p>
+        </w:tc>
+        <w:tc>
+          <w:tcPr/>
+          <w:p>
+            <w:pPr>
+              <w:pStyle w:val="Compact"/>
+              <w:jc w:val="left"/>
+            </w:pPr>
+            <w:r>
+              <w:t xml:space="preserve">0.7</w:t>
+            </w:r>
+          </w:p>
+        </w:tc>
+        <w:tc>
+          <w:tcPr/>
+          <w:p>
+            <w:pPr>
+              <w:pStyle w:val="Compact"/>
+              <w:jc w:val="left"/>
+            </w:pPr>
+            <w:r>
+              <w:t xml:space="preserve">0.98</w:t>
+            </w:r>
+          </w:p>
+        </w:tc>
+        <w:tc>
+          <w:tcPr/>
+          <w:p>
+            <w:pPr>
+              <w:pStyle w:val="Compact"/>
+              <w:jc w:val="left"/>
+            </w:pPr>
+            <w:r>
+              <w:t xml:space="preserve">0.52</w:t>
+            </w:r>
+          </w:p>
+        </w:tc>
+        <w:tc>
+          <w:tcPr/>
+          <w:p>
+            <w:pPr>
+              <w:pStyle w:val="Compact"/>
+              <w:jc w:val="left"/>
+            </w:pPr>
+            <w:r>
+              <w:t xml:space="preserve">0.99</w:t>
+            </w:r>
+          </w:p>
+        </w:tc>
+        <w:tc>
+          <w:tcPr/>
+          <w:p>
+            <w:pPr>
+              <w:pStyle w:val="Compact"/>
+              <w:jc w:val="left"/>
+            </w:pPr>
+            <w:r>
+              <w:t xml:space="preserve">0.75</w:t>
+            </w:r>
+          </w:p>
+        </w:tc>
+      </w:tr>
+      <w:tr>
+        <w:tc>
+          <w:tcPr/>
+          <w:p>
+            <w:pPr>
+              <w:pStyle w:val="Compact"/>
+              <w:jc w:val="left"/>
+            </w:pPr>
+            <w:r>
+              <w:t xml:space="preserve">ММГ в выборке пациенток до 40 лет</w:t>
+            </w:r>
+          </w:p>
+        </w:tc>
+        <w:tc>
+          <w:tcPr/>
+          <w:p>
+            <w:pPr>
+              <w:pStyle w:val="Compact"/>
+              <w:jc w:val="left"/>
+            </w:pPr>
+            <w:r>
+              <w:t xml:space="preserve">0.93 [95% ДИ: 0.91 , 0.94 ].</w:t>
+            </w:r>
+          </w:p>
+        </w:tc>
+        <w:tc>
+          <w:tcPr/>
+          <w:p>
+            <w:pPr>
+              <w:pStyle w:val="Compact"/>
+              <w:jc w:val="left"/>
+            </w:pPr>
+            <w:r>
+              <w:t xml:space="preserve">0</w:t>
+            </w:r>
+          </w:p>
+        </w:tc>
+        <w:tc>
+          <w:tcPr/>
+          <w:p>
+            <w:pPr>
+              <w:pStyle w:val="Compact"/>
+              <w:jc w:val="left"/>
+            </w:pPr>
+            <w:r>
+              <w:t xml:space="preserve">0.63</w:t>
+            </w:r>
+          </w:p>
+        </w:tc>
+        <w:tc>
+          <w:tcPr/>
+          <w:p>
+            <w:pPr>
+              <w:pStyle w:val="Compact"/>
+              <w:jc w:val="left"/>
+            </w:pPr>
+            <w:r>
+              <w:t xml:space="preserve">0</w:t>
+            </w:r>
+          </w:p>
+        </w:tc>
+        <w:tc>
+          <w:tcPr/>
+          <w:p>
+            <w:pPr>
+              <w:pStyle w:val="Compact"/>
+              <w:jc w:val="left"/>
+            </w:pPr>
+            <w:r>
+              <w:t xml:space="preserve">0.89</w:t>
+            </w:r>
+          </w:p>
+        </w:tc>
+        <w:tc>
+          <w:tcPr/>
+          <w:p>
+            <w:pPr>
+              <w:pStyle w:val="Compact"/>
+              <w:jc w:val="left"/>
+            </w:pPr>
+            <w:r>
+              <w:t xml:space="preserve">0.93</w:t>
+            </w:r>
+          </w:p>
+        </w:tc>
+        <w:tc>
+          <w:tcPr/>
+          <w:p>
+            <w:pPr>
+              <w:pStyle w:val="Compact"/>
+              <w:jc w:val="left"/>
+            </w:pPr>
+            <w:r>
+              <w:t xml:space="preserve">0.53</w:t>
+            </w:r>
+          </w:p>
+        </w:tc>
+        <w:tc>
+          <w:tcPr/>
+          <w:p>
+            <w:pPr>
+              <w:pStyle w:val="Compact"/>
+              <w:jc w:val="left"/>
+            </w:pPr>
+            <w:r>
+              <w:t xml:space="preserve">0.99</w:t>
+            </w:r>
+          </w:p>
+        </w:tc>
+        <w:tc>
+          <w:tcPr/>
+          <w:p>
+            <w:pPr>
+              <w:pStyle w:val="Compact"/>
+              <w:jc w:val="left"/>
+            </w:pPr>
+            <w:r>
+              <w:t xml:space="preserve">0.76</w:t>
+            </w:r>
+          </w:p>
+        </w:tc>
+      </w:tr>
+      <w:tr>
+        <w:tc>
+          <w:tcPr/>
+          <w:p>
+            <w:pPr>
+              <w:pStyle w:val="Compact"/>
+              <w:jc w:val="left"/>
+            </w:pPr>
+            <w:r>
+              <w:t xml:space="preserve">ММГ в группе B</w:t>
+            </w:r>
+          </w:p>
+        </w:tc>
+        <w:tc>
+          <w:tcPr/>
+          <w:p>
+            <w:pPr>
+              <w:pStyle w:val="Compact"/>
+              <w:jc w:val="left"/>
+            </w:pPr>
+            <w:r>
+              <w:t xml:space="preserve">0.89 [95% ДИ: 0.87 , 0.92 ].</w:t>
+            </w:r>
+          </w:p>
+        </w:tc>
+        <w:tc>
+          <w:tcPr/>
+          <w:p>
+            <w:pPr>
+              <w:pStyle w:val="Compact"/>
+              <w:jc w:val="left"/>
+            </w:pPr>
+            <w:r>
+              <w:t xml:space="preserve">0</w:t>
+            </w:r>
+          </w:p>
+        </w:tc>
+        <w:tc>
+          <w:tcPr/>
+          <w:p>
+            <w:pPr>
+              <w:pStyle w:val="Compact"/>
+              <w:jc w:val="left"/>
+            </w:pPr>
+            <w:r>
+              <w:t xml:space="preserve">0.63</w:t>
+            </w:r>
+          </w:p>
+        </w:tc>
+        <w:tc>
+          <w:tcPr/>
+          <w:p>
+            <w:pPr>
+              <w:pStyle w:val="Compact"/>
+              <w:jc w:val="left"/>
+            </w:pPr>
+            <w:r>
+              <w:t xml:space="preserve">0</w:t>
+            </w:r>
+          </w:p>
+        </w:tc>
+        <w:tc>
+          <w:tcPr/>
+          <w:p>
+            <w:pPr>
+              <w:pStyle w:val="Compact"/>
+              <w:jc w:val="left"/>
+            </w:pPr>
+            <w:r>
+              <w:t xml:space="preserve">0.95</w:t>
+            </w:r>
+          </w:p>
+        </w:tc>
+        <w:tc>
+          <w:tcPr/>
+          <w:p>
+            <w:pPr>
+              <w:pStyle w:val="Compact"/>
+              <w:jc w:val="left"/>
+            </w:pPr>
+            <w:r>
+              <w:t xml:space="preserve">0.89</w:t>
+            </w:r>
+          </w:p>
+        </w:tc>
+        <w:tc>
+          <w:tcPr/>
+          <w:p>
+            <w:pPr>
+              <w:pStyle w:val="Compact"/>
+              <w:jc w:val="left"/>
+            </w:pPr>
+            <w:r>
+              <w:t xml:space="preserve">0.54</w:t>
+            </w:r>
+          </w:p>
+        </w:tc>
+        <w:tc>
+          <w:tcPr/>
+          <w:p>
+            <w:pPr>
+              <w:pStyle w:val="Compact"/>
+              <w:jc w:val="left"/>
+            </w:pPr>
+            <w:r>
+              <w:t xml:space="preserve">0.99</w:t>
+            </w:r>
+          </w:p>
+        </w:tc>
+        <w:tc>
+          <w:tcPr/>
+          <w:p>
+            <w:pPr>
+              <w:pStyle w:val="Compact"/>
+              <w:jc w:val="left"/>
+            </w:pPr>
+            <w:r>
+              <w:t xml:space="preserve">0.76</w:t>
+            </w:r>
+          </w:p>
+        </w:tc>
+      </w:tr>
+      <w:tr>
+        <w:tc>
+          <w:tcPr/>
+          <w:p>
+            <w:pPr>
+              <w:pStyle w:val="Compact"/>
+              <w:jc w:val="left"/>
+            </w:pPr>
+            <w:r>
+              <w:t xml:space="preserve">УЗИ в группе А</w:t>
+            </w:r>
+          </w:p>
+        </w:tc>
+        <w:tc>
+          <w:tcPr/>
+          <w:p>
+            <w:pPr>
+              <w:pStyle w:val="Compact"/>
+              <w:jc w:val="left"/>
+            </w:pPr>
+            <w:r>
+              <w:t xml:space="preserve">0.96 [95% ДИ: 0.95 , 0.98 ].</w:t>
+            </w:r>
+          </w:p>
+        </w:tc>
+        <w:tc>
+          <w:tcPr/>
+          <w:p>
+            <w:pPr>
+              <w:pStyle w:val="Compact"/>
+              <w:jc w:val="left"/>
+            </w:pPr>
+            <w:r>
+              <w:t xml:space="preserve">0.08</w:t>
+            </w:r>
+          </w:p>
+        </w:tc>
+        <w:tc>
+          <w:tcPr/>
+          <w:p>
+            <w:pPr>
+              <w:pStyle w:val="Compact"/>
+              <w:jc w:val="left"/>
+            </w:pPr>
+            <w:r>
+              <w:t xml:space="preserve">0.69</w:t>
+            </w:r>
+          </w:p>
+        </w:tc>
+        <w:tc>
+          <w:tcPr/>
+          <w:p>
+            <w:pPr>
+              <w:pStyle w:val="Compact"/>
+              <w:jc w:val="left"/>
+            </w:pPr>
+            <w:r>
+              <w:t xml:space="preserve">0</w:t>
+            </w:r>
+          </w:p>
+        </w:tc>
+        <w:tc>
+          <w:tcPr/>
+          <w:p>
+            <w:pPr>
+              <w:pStyle w:val="Compact"/>
+              <w:jc w:val="left"/>
+            </w:pPr>
+            <w:r>
+              <w:t xml:space="preserve">0.58</w:t>
+            </w:r>
+          </w:p>
+        </w:tc>
+        <w:tc>
+          <w:tcPr/>
+          <w:p>
+            <w:pPr>
+              <w:pStyle w:val="Compact"/>
+              <w:jc w:val="left"/>
+            </w:pPr>
+            <w:r>
+              <w:t xml:space="preserve">0.99</w:t>
+            </w:r>
+          </w:p>
+        </w:tc>
+        <w:tc>
+          <w:tcPr/>
+          <w:p>
+            <w:pPr>
+              <w:pStyle w:val="Compact"/>
+              <w:jc w:val="left"/>
+            </w:pPr>
+            <w:r>
+              <w:t xml:space="preserve">0.9</w:t>
+            </w:r>
+          </w:p>
+        </w:tc>
+        <w:tc>
+          <w:tcPr/>
+          <w:p>
+            <w:pPr>
+              <w:pStyle w:val="Compact"/>
+              <w:jc w:val="left"/>
+            </w:pPr>
+            <w:r>
+              <w:t xml:space="preserve">0.97</w:t>
+            </w:r>
+          </w:p>
+        </w:tc>
+        <w:tc>
+          <w:tcPr/>
+          <w:p>
+            <w:pPr>
+              <w:pStyle w:val="Compact"/>
+              <w:jc w:val="left"/>
+            </w:pPr>
+            <w:r>
+              <w:t xml:space="preserve">0.93</w:t>
+            </w:r>
+          </w:p>
+        </w:tc>
+      </w:tr>
+      <w:tr>
+        <w:tc>
+          <w:tcPr/>
+          <w:p>
+            <w:pPr>
+              <w:pStyle w:val="Compact"/>
+              <w:jc w:val="left"/>
+            </w:pPr>
+            <w:r>
+              <w:t xml:space="preserve">УЗИ в группе B</w:t>
+            </w:r>
+          </w:p>
+        </w:tc>
+        <w:tc>
+          <w:tcPr/>
+          <w:p>
+            <w:pPr>
+              <w:pStyle w:val="Compact"/>
+              <w:jc w:val="left"/>
+            </w:pPr>
+            <w:r>
+              <w:t xml:space="preserve">0.95 [95% ДИ: 0.93 , 0.97 ].</w:t>
+            </w:r>
+          </w:p>
+        </w:tc>
+        <w:tc>
+          <w:tcPr/>
+          <w:p>
+            <w:pPr>
+              <w:pStyle w:val="Compact"/>
+              <w:jc w:val="left"/>
+            </w:pPr>
+            <w:r>
+              <w:t xml:space="preserve">0</w:t>
+            </w:r>
+          </w:p>
+        </w:tc>
+        <w:tc>
+          <w:tcPr/>
+          <w:p>
+            <w:pPr>
+              <w:pStyle w:val="Compact"/>
+              <w:jc w:val="left"/>
+            </w:pPr>
+            <w:r>
+              <w:t xml:space="preserve">0.86</w:t>
+            </w:r>
+          </w:p>
+        </w:tc>
+        <w:tc>
+          <w:tcPr/>
+          <w:p>
+            <w:pPr>
+              <w:pStyle w:val="Compact"/>
+              <w:jc w:val="left"/>
+            </w:pPr>
+            <w:r>
+              <w:t xml:space="preserve">0.6</w:t>
+            </w:r>
+          </w:p>
+        </w:tc>
+        <w:tc>
+          <w:tcPr/>
+          <w:p>
+            <w:pPr>
+              <w:pStyle w:val="Compact"/>
+              <w:jc w:val="left"/>
+            </w:pPr>
+            <w:r>
+              <w:t xml:space="preserve">0.88</w:t>
+            </w:r>
+          </w:p>
+        </w:tc>
+        <w:tc>
+          <w:tcPr/>
+          <w:p>
+            <w:pPr>
+              <w:pStyle w:val="Compact"/>
+              <w:jc w:val="left"/>
+            </w:pPr>
+            <w:r>
+              <w:t xml:space="preserve">0.97</w:t>
+            </w:r>
+          </w:p>
+        </w:tc>
+        <w:tc>
+          <w:tcPr/>
+          <w:p>
+            <w:pPr>
+              <w:pStyle w:val="Compact"/>
+              <w:jc w:val="left"/>
+            </w:pPr>
+            <w:r>
+              <w:t xml:space="preserve">0.9</w:t>
+            </w:r>
+          </w:p>
+        </w:tc>
+        <w:tc>
+          <w:tcPr/>
+          <w:p>
+            <w:pPr>
+              <w:pStyle w:val="Compact"/>
+              <w:jc w:val="left"/>
+            </w:pPr>
+            <w:r>
+              <w:t xml:space="preserve">0.96</w:t>
+            </w:r>
+          </w:p>
+        </w:tc>
+        <w:tc>
+          <w:tcPr/>
+          <w:p>
+            <w:pPr>
+              <w:pStyle w:val="Compact"/>
+              <w:jc w:val="left"/>
+            </w:pPr>
+            <w:r>
+              <w:t xml:space="preserve">0.93</w:t>
+            </w:r>
+          </w:p>
+        </w:tc>
+      </w:tr>
+      <w:tr>
+        <w:tc>
+          <w:tcPr/>
+          <w:p>
+            <w:pPr>
+              <w:pStyle w:val="Compact"/>
+              <w:jc w:val="left"/>
+            </w:pPr>
+            <w:r>
+              <w:t xml:space="preserve">УЗИ в выборке пациенток до 40 лет</w:t>
+            </w:r>
+          </w:p>
+        </w:tc>
+        <w:tc>
+          <w:tcPr/>
+          <w:p>
+            <w:pPr>
+              <w:pStyle w:val="Compact"/>
+              <w:jc w:val="left"/>
+            </w:pPr>
+            <w:r>
+              <w:t xml:space="preserve">0.96 [95% ДИ: 0.94 , 0.97 ].</w:t>
+            </w:r>
+          </w:p>
+        </w:tc>
+        <w:tc>
+          <w:tcPr/>
+          <w:p>
+            <w:pPr>
+              <w:pStyle w:val="Compact"/>
+              <w:jc w:val="left"/>
+            </w:pPr>
+            <w:r>
+              <w:t xml:space="preserve">0</w:t>
+            </w:r>
+          </w:p>
+        </w:tc>
+        <w:tc>
+          <w:tcPr/>
+          <w:p>
+            <w:pPr>
+              <w:pStyle w:val="Compact"/>
+              <w:jc w:val="left"/>
+            </w:pPr>
+            <w:r>
+              <w:t xml:space="preserve">0.83</w:t>
+            </w:r>
+          </w:p>
+        </w:tc>
+        <w:tc>
+          <w:tcPr/>
+          <w:p>
+            <w:pPr>
+              <w:pStyle w:val="Compact"/>
+              <w:jc w:val="left"/>
+            </w:pPr>
+            <w:r>
+              <w:t xml:space="preserve">0.01</w:t>
+            </w:r>
+          </w:p>
+        </w:tc>
+        <w:tc>
+          <w:tcPr/>
+          <w:p>
+            <w:pPr>
+              <w:pStyle w:val="Compact"/>
+              <w:jc w:val="left"/>
+            </w:pPr>
+            <w:r>
+              <w:t xml:space="preserve">0.8</w:t>
+            </w:r>
+          </w:p>
+        </w:tc>
+        <w:tc>
+          <w:tcPr/>
+          <w:p>
+            <w:pPr>
+              <w:pStyle w:val="Compact"/>
+              <w:jc w:val="left"/>
+            </w:pPr>
+            <w:r>
+              <w:t xml:space="preserve">0.98</w:t>
+            </w:r>
+          </w:p>
+        </w:tc>
+        <w:tc>
+          <w:tcPr/>
+          <w:p>
+            <w:pPr>
+              <w:pStyle w:val="Compact"/>
+              <w:jc w:val="left"/>
+            </w:pPr>
+            <w:r>
+              <w:t xml:space="preserve">0.9</w:t>
+            </w:r>
+          </w:p>
+        </w:tc>
+        <w:tc>
+          <w:tcPr/>
+          <w:p>
+            <w:pPr>
+              <w:pStyle w:val="Compact"/>
+              <w:jc w:val="left"/>
+            </w:pPr>
+            <w:r>
+              <w:t xml:space="preserve">0.97</w:t>
+            </w:r>
+          </w:p>
+        </w:tc>
+        <w:tc>
+          <w:tcPr/>
+          <w:p>
+            <w:pPr>
+              <w:pStyle w:val="Compact"/>
+              <w:jc w:val="left"/>
+            </w:pPr>
+            <w:r>
+              <w:t xml:space="preserve">0.93</w:t>
+            </w:r>
+          </w:p>
+        </w:tc>
+      </w:tr>
+      <w:tr>
+        <w:tc>
+          <w:tcPr/>
+          <w:p>
+            <w:pPr>
+              <w:pStyle w:val="Compact"/>
+              <w:jc w:val="left"/>
+            </w:pPr>
+            <w:r>
+              <w:t xml:space="preserve">ABUS в группе B</w:t>
+            </w:r>
+          </w:p>
+        </w:tc>
+        <w:tc>
+          <w:tcPr/>
+          <w:p>
+            <w:pPr>
+              <w:pStyle w:val="Compact"/>
+              <w:jc w:val="left"/>
+            </w:pPr>
+            <w:r>
+              <w:t xml:space="preserve">0.97 [95% ДИ: 0.95 , 0.98 ].</w:t>
+            </w:r>
+          </w:p>
+        </w:tc>
+        <w:tc>
+          <w:tcPr/>
+          <w:p>
+            <w:pPr>
+              <w:pStyle w:val="Compact"/>
+              <w:jc w:val="left"/>
+            </w:pPr>
+            <w:r>
+              <w:t xml:space="preserve">0</w:t>
+            </w:r>
+          </w:p>
+        </w:tc>
+        <w:tc>
+          <w:tcPr/>
+          <w:p>
+            <w:pPr>
+              <w:pStyle w:val="Compact"/>
+              <w:jc w:val="left"/>
+            </w:pPr>
+            <w:r>
+              <w:t xml:space="preserve">0.9</w:t>
+            </w:r>
+          </w:p>
+        </w:tc>
+        <w:tc>
+          <w:tcPr/>
+          <w:p>
+            <w:pPr>
+              <w:pStyle w:val="Compact"/>
+              <w:jc w:val="left"/>
+            </w:pPr>
+            <w:r>
+              <w:t xml:space="preserve">0.01</w:t>
+            </w:r>
+          </w:p>
+        </w:tc>
+        <w:tc>
+          <w:tcPr/>
+          <w:p>
+            <w:pPr>
+              <w:pStyle w:val="Compact"/>
+              <w:jc w:val="left"/>
+            </w:pPr>
+            <w:r>
+              <w:t xml:space="preserve">0.97</w:t>
+            </w:r>
+          </w:p>
+        </w:tc>
+        <w:tc>
+          <w:tcPr/>
+          <w:p>
+            <w:pPr>
+              <w:pStyle w:val="Compact"/>
+              <w:jc w:val="left"/>
+            </w:pPr>
+            <w:r>
+              <w:t xml:space="preserve">0.97</w:t>
+            </w:r>
+          </w:p>
+        </w:tc>
+        <w:tc>
+          <w:tcPr/>
+          <w:p>
+            <w:pPr>
+              <w:pStyle w:val="Compact"/>
+              <w:jc w:val="left"/>
+            </w:pPr>
+            <w:r>
+              <w:t xml:space="preserve">0.88</w:t>
+            </w:r>
+          </w:p>
+        </w:tc>
+        <w:tc>
+          <w:tcPr/>
+          <w:p>
+            <w:pPr>
+              <w:pStyle w:val="Compact"/>
+              <w:jc w:val="left"/>
+            </w:pPr>
+            <w:r>
+              <w:t xml:space="preserve">0.99</w:t>
+            </w:r>
+          </w:p>
+        </w:tc>
+        <w:tc>
+          <w:tcPr/>
+          <w:p>
+            <w:pPr>
+              <w:pStyle w:val="Compact"/>
+              <w:jc w:val="left"/>
+            </w:pPr>
+            <w:r>
+              <w:t xml:space="preserve">0.94</w:t>
+            </w:r>
+          </w:p>
+        </w:tc>
+      </w:tr>
+    </w:tbl>
+    <w:p>
+      <w:pPr>
+        <w:pStyle w:val="BodyText"/>
+      </w:pPr>
+      <w:r>
+        <w:rPr>
+          <w:iCs/>
+          <w:i/>
+        </w:rPr>
+        <w:t xml:space="preserve">Прогностическая оценка методов</w:t>
+      </w:r>
+    </w:p>
+    <w:p>
+      <w:pPr>
+        <w:pStyle w:val="BodyText"/>
+      </w:pPr>
+      <w:r>
+        <w:t xml:space="preserve">На основании полученных данных, пыла построена предсказательная модель</w:t>
+      </w:r>
+      <w:r>
+        <w:t xml:space="preserve"> </w:t>
+      </w:r>
+      <w:r>
+        <w:t xml:space="preserve">изучаемых методов. ROC-кривая предсказательной модели для метода УЗИ, по</w:t>
+      </w:r>
+      <w:r>
+        <w:t xml:space="preserve"> </w:t>
+      </w:r>
+      <w:r>
+        <w:t xml:space="preserve">данным полученным в группе A представлена на рисунке № 2а. Площадь под</w:t>
+      </w:r>
+      <w:r>
+        <w:t xml:space="preserve"> </w:t>
+      </w:r>
+      <w:r>
+        <w:t xml:space="preserve">кривой (AUC- area under cruve) составила: 0.958 95% ДИ: 0.922 - 0.994</w:t>
       </w:r>
     </w:p>
     <w:p>
@@ -5785,7 +7021,7 @@
               <a:graphicData uri="http://schemas.openxmlformats.org/drawingml/2006/picture">
                 <pic:pic>
                   <pic:nvPicPr>
-                    <pic:cNvPr descr="img/pROC_obj_usGr4.png" id="36" name="Picture"/>
+                    <pic:cNvPr descr="img/pROC_obj_usGr2.png" id="36" name="Picture"/>
                     <pic:cNvPicPr>
                       <a:picLocks noChangeArrowheads="1" noChangeAspect="1"/>
                     </pic:cNvPicPr>
@@ -5823,13 +7059,7 @@
         <w:pStyle w:val="BodyText"/>
       </w:pPr>
       <w:r>
-        <w:t xml:space="preserve">Рисунок №2б. ROC-кривая предсказательной модели для метода УЗИ, по</w:t>
-      </w:r>
-      <w:r>
-        <w:t xml:space="preserve"> </w:t>
-      </w:r>
-      <w:r>
-        <w:t xml:space="preserve">данным полученным в группе B.</w:t>
+        <w:t xml:space="preserve">Рисунок №2а. ROC-кривая предсказательной</w:t>
       </w:r>
     </w:p>
     <w:p>
@@ -5837,19 +7067,25 @@
         <w:pStyle w:val="BodyText"/>
       </w:pPr>
       <w:r>
-        <w:t xml:space="preserve">ROC-кривая предсказательной модели для метода ABUS, по данным полученным</w:t>
-      </w:r>
-      <w:r>
-        <w:t xml:space="preserve"> </w:t>
-      </w:r>
-      <w:r>
-        <w:t xml:space="preserve">в группе B представлена на рисунке № 2в. Площадь под кривой (AUC- area</w:t>
-      </w:r>
-      <w:r>
-        <w:t xml:space="preserve"> </w:t>
-      </w:r>
-      <w:r>
-        <w:t xml:space="preserve">under cruve) составила: 0.958 95% ДИ: 0.937 - 0.98</w:t>
+        <w:t xml:space="preserve">модели для метода УЗИ, по данным полученным в группе A. ROC-кривая</w:t>
+      </w:r>
+      <w:r>
+        <w:t xml:space="preserve"> </w:t>
+      </w:r>
+      <w:r>
+        <w:t xml:space="preserve">предсказательной модели для метода УЗИ, по данным полученным в группе B</w:t>
+      </w:r>
+      <w:r>
+        <w:t xml:space="preserve"> </w:t>
+      </w:r>
+      <w:r>
+        <w:t xml:space="preserve">представлена на рисунке № 2б. Площадь под кривой (AUC- area under cruve)</w:t>
+      </w:r>
+      <w:r>
+        <w:t xml:space="preserve"> </w:t>
+      </w:r>
+      <w:r>
+        <w:t xml:space="preserve">составила: 0.735 95% ДИ: 0.684 - 0.786</w:t>
       </w:r>
     </w:p>
     <w:p>
@@ -5866,7 +7102,7 @@
               <a:graphicData uri="http://schemas.openxmlformats.org/drawingml/2006/picture">
                 <pic:pic>
                   <pic:nvPicPr>
-                    <pic:cNvPr descr="img/pROC_obj_abusGr4.png" id="39" name="Picture"/>
+                    <pic:cNvPr descr="img/pROC_obj_usGr4.png" id="39" name="Picture"/>
                     <pic:cNvPicPr>
                       <a:picLocks noChangeArrowheads="1" noChangeAspect="1"/>
                     </pic:cNvPicPr>
@@ -5904,7 +7140,7 @@
         <w:pStyle w:val="BodyText"/>
       </w:pPr>
       <w:r>
-        <w:t xml:space="preserve">Рисунок №2в. ROC-кривая предсказательной модели для метода ABUS, по</w:t>
+        <w:t xml:space="preserve">Рисунок №2б. ROC-кривая предсказательной модели для метода УЗИ, по</w:t>
       </w:r>
       <w:r>
         <w:t xml:space="preserve"> </w:t>
@@ -5918,25 +7154,19 @@
         <w:pStyle w:val="BodyText"/>
       </w:pPr>
       <w:r>
-        <w:t xml:space="preserve">ROC-кривая предсказательной модели для метода УЗИ, по данным полученным</w:t>
-      </w:r>
-      <w:r>
-        <w:t xml:space="preserve"> </w:t>
-      </w:r>
-      <w:r>
-        <w:t xml:space="preserve">в выборке пациенток 40 лет и старше представлена на рисунке № 2г.</w:t>
-      </w:r>
-      <w:r>
-        <w:t xml:space="preserve"> </w:t>
-      </w:r>
-      <w:r>
-        <w:t xml:space="preserve">Площадь под кривой (AUC- area under cruve) составила: 0.946 95% ДИ:</w:t>
-      </w:r>
-      <w:r>
-        <w:t xml:space="preserve"> </w:t>
-      </w:r>
-      <w:r>
-        <w:t xml:space="preserve">0.924 - 0.968</w:t>
+        <w:t xml:space="preserve">ROC-кривая предсказательной модели для метода ABUS, по данным полученным</w:t>
+      </w:r>
+      <w:r>
+        <w:t xml:space="preserve"> </w:t>
+      </w:r>
+      <w:r>
+        <w:t xml:space="preserve">в группе B представлена на рисунке № 2в. Площадь под кривой (AUC- area</w:t>
+      </w:r>
+      <w:r>
+        <w:t xml:space="preserve"> </w:t>
+      </w:r>
+      <w:r>
+        <w:t xml:space="preserve">under cruve) составила: 0.958 95% ДИ: 0.937 - 0.98</w:t>
       </w:r>
     </w:p>
     <w:p>
@@ -5946,20 +7176,107 @@
       <w:r>
         <w:drawing>
           <wp:inline>
-            <wp:extent cx="5334000" cy="3435985"/>
+            <wp:extent cx="5334000" cy="2965802"/>
             <wp:effectExtent b="0" l="0" r="0" t="0"/>
             <wp:docPr descr="" title="" id="41" name="Picture"/>
             <a:graphic>
               <a:graphicData uri="http://schemas.openxmlformats.org/drawingml/2006/picture">
                 <pic:pic>
                   <pic:nvPicPr>
-                    <pic:cNvPr descr="img/pROC_obj_usSnr.png" id="42" name="Picture"/>
+                    <pic:cNvPr descr="img/pROC_obj_abusGr4.png" id="42" name="Picture"/>
                     <pic:cNvPicPr>
                       <a:picLocks noChangeArrowheads="1" noChangeAspect="1"/>
                     </pic:cNvPicPr>
                   </pic:nvPicPr>
                   <pic:blipFill>
                     <a:blip r:embed="rId40"/>
+                    <a:stretch>
+                      <a:fillRect/>
+                    </a:stretch>
+                  </pic:blipFill>
+                  <pic:spPr bwMode="auto">
+                    <a:xfrm>
+                      <a:off x="0" y="0"/>
+                      <a:ext cx="5334000" cy="2965802"/>
+                    </a:xfrm>
+                    <a:prstGeom prst="rect">
+                      <a:avLst/>
+                    </a:prstGeom>
+                    <a:noFill/>
+                    <a:ln w="9525">
+                      <a:noFill/>
+                      <a:headEnd/>
+                      <a:tailEnd/>
+                    </a:ln>
+                  </pic:spPr>
+                </pic:pic>
+              </a:graphicData>
+            </a:graphic>
+          </wp:inline>
+        </w:drawing>
+      </w:r>
+    </w:p>
+    <w:p>
+      <w:pPr>
+        <w:pStyle w:val="BodyText"/>
+      </w:pPr>
+      <w:r>
+        <w:t xml:space="preserve">Рисунок №2в. ROC-кривая предсказательной модели для метода ABUS, по</w:t>
+      </w:r>
+      <w:r>
+        <w:t xml:space="preserve"> </w:t>
+      </w:r>
+      <w:r>
+        <w:t xml:space="preserve">данным полученным в группе B.</w:t>
+      </w:r>
+    </w:p>
+    <w:p>
+      <w:pPr>
+        <w:pStyle w:val="BodyText"/>
+      </w:pPr>
+      <w:r>
+        <w:t xml:space="preserve">ROC-кривая предсказательной модели для метода УЗИ, по данным полученным</w:t>
+      </w:r>
+      <w:r>
+        <w:t xml:space="preserve"> </w:t>
+      </w:r>
+      <w:r>
+        <w:t xml:space="preserve">в выборке пациенток 40 лет и старше представлена на рисунке № 2г.</w:t>
+      </w:r>
+      <w:r>
+        <w:t xml:space="preserve"> </w:t>
+      </w:r>
+      <w:r>
+        <w:t xml:space="preserve">Площадь под кривой (AUC- area under cruve) составила: 0.946 95% ДИ:</w:t>
+      </w:r>
+      <w:r>
+        <w:t xml:space="preserve"> </w:t>
+      </w:r>
+      <w:r>
+        <w:t xml:space="preserve">0.924 - 0.968</w:t>
+      </w:r>
+    </w:p>
+    <w:p>
+      <w:pPr>
+        <w:pStyle w:val="BodyText"/>
+      </w:pPr>
+      <w:r>
+        <w:drawing>
+          <wp:inline>
+            <wp:extent cx="5334000" cy="3435985"/>
+            <wp:effectExtent b="0" l="0" r="0" t="0"/>
+            <wp:docPr descr="" title="" id="44" name="Picture"/>
+            <a:graphic>
+              <a:graphicData uri="http://schemas.openxmlformats.org/drawingml/2006/picture">
+                <pic:pic>
+                  <pic:nvPicPr>
+                    <pic:cNvPr descr="img/pROC_obj_usSnr.png" id="45" name="Picture"/>
+                    <pic:cNvPicPr>
+                      <a:picLocks noChangeArrowheads="1" noChangeAspect="1"/>
+                    </pic:cNvPicPr>
+                  </pic:nvPicPr>
+                  <pic:blipFill>
+                    <a:blip r:embed="rId43"/>
                     <a:stretch>
                       <a:fillRect/>
                     </a:stretch>
@@ -6165,8 +7482,8 @@
         </w:tc>
       </w:tr>
     </w:tbl>
-    <w:bookmarkEnd w:id="43"/>
-    <w:bookmarkStart w:id="44" w:name="дисскусия"/>
+    <w:bookmarkEnd w:id="46"/>
+    <w:bookmarkStart w:id="47" w:name="дисскусия"/>
     <w:p>
       <w:pPr>
         <w:pStyle w:val="Heading2"/>
@@ -6642,8 +7959,8 @@
         <w:t xml:space="preserve">скрининга с использовнаием представленной технологии.</w:t>
       </w:r>
     </w:p>
-    <w:bookmarkEnd w:id="44"/>
-    <w:bookmarkStart w:id="45" w:name="выводы"/>
+    <w:bookmarkEnd w:id="47"/>
+    <w:bookmarkStart w:id="48" w:name="выводы"/>
     <w:p>
       <w:pPr>
         <w:pStyle w:val="Heading2"/>
@@ -6690,8 +8007,8 @@
         <w:t xml:space="preserve">программам скрининга.</w:t>
       </w:r>
     </w:p>
-    <w:bookmarkEnd w:id="45"/>
-    <w:bookmarkStart w:id="119" w:name="список-литературы"/>
+    <w:bookmarkEnd w:id="48"/>
+    <w:bookmarkStart w:id="122" w:name="список-литературы"/>
     <w:p>
       <w:pPr>
         <w:pStyle w:val="Heading2"/>
@@ -6700,8 +8017,8 @@
         <w:t xml:space="preserve">Список литературы</w:t>
       </w:r>
     </w:p>
-    <w:bookmarkStart w:id="118" w:name="refs"/>
-    <w:bookmarkStart w:id="47" w:name="ref-wilkinson2022"/>
+    <w:bookmarkStart w:id="121" w:name="refs"/>
+    <w:bookmarkStart w:id="50" w:name="ref-wilkinson2022"/>
     <w:p>
       <w:pPr>
         <w:pStyle w:val="Bibliography"/>
@@ -6731,7 +8048,7 @@
       <w:r>
         <w:t xml:space="preserve">. 2022;95(1130). doi:</w:t>
       </w:r>
-      <w:hyperlink r:id="rId46">
+      <w:hyperlink r:id="rId49">
         <w:r>
           <w:rPr>
             <w:rStyle w:val="Hyperlink"/>
@@ -6740,8 +8057,8 @@
         </w:r>
       </w:hyperlink>
     </w:p>
-    <w:bookmarkEnd w:id="47"/>
-    <w:bookmarkStart w:id="49" w:name="ref-boyd2013"/>
+    <w:bookmarkEnd w:id="50"/>
+    <w:bookmarkStart w:id="52" w:name="ref-boyd2013"/>
     <w:p>
       <w:pPr>
         <w:pStyle w:val="Bibliography"/>
@@ -6771,7 +8088,7 @@
       <w:r>
         <w:t xml:space="preserve">. 2013;(33):e57-e62. doi:</w:t>
       </w:r>
-      <w:hyperlink r:id="rId48">
+      <w:hyperlink r:id="rId51">
         <w:r>
           <w:rPr>
             <w:rStyle w:val="Hyperlink"/>
@@ -6780,8 +8097,8 @@
         </w:r>
       </w:hyperlink>
     </w:p>
-    <w:bookmarkEnd w:id="49"/>
-    <w:bookmarkStart w:id="51" w:name="ref-lee2012"/>
+    <w:bookmarkEnd w:id="52"/>
+    <w:bookmarkStart w:id="54" w:name="ref-lee2012"/>
     <w:p>
       <w:pPr>
         <w:pStyle w:val="Bibliography"/>
@@ -6811,7 +8128,7 @@
       <w:r>
         <w:t xml:space="preserve">. 2012;264(3):632-636. doi:</w:t>
       </w:r>
-      <w:hyperlink r:id="rId50">
+      <w:hyperlink r:id="rId53">
         <w:r>
           <w:rPr>
             <w:rStyle w:val="Hyperlink"/>
@@ -6820,8 +8137,8 @@
         </w:r>
       </w:hyperlink>
     </w:p>
-    <w:bookmarkEnd w:id="51"/>
-    <w:bookmarkStart w:id="53" w:name="ref-boyd2007"/>
+    <w:bookmarkEnd w:id="54"/>
+    <w:bookmarkStart w:id="56" w:name="ref-boyd2007"/>
     <w:p>
       <w:pPr>
         <w:pStyle w:val="Bibliography"/>
@@ -6851,7 +8168,7 @@
       <w:r>
         <w:t xml:space="preserve">. 2007;356(3):227-236. doi:</w:t>
       </w:r>
-      <w:hyperlink r:id="rId52">
+      <w:hyperlink r:id="rId55">
         <w:r>
           <w:rPr>
             <w:rStyle w:val="Hyperlink"/>
@@ -6860,8 +8177,8 @@
         </w:r>
       </w:hyperlink>
     </w:p>
-    <w:bookmarkEnd w:id="53"/>
-    <w:bookmarkStart w:id="55" w:name="ref-wilczek2016"/>
+    <w:bookmarkEnd w:id="56"/>
+    <w:bookmarkStart w:id="58" w:name="ref-wilczek2016"/>
     <w:p>
       <w:pPr>
         <w:pStyle w:val="Bibliography"/>
@@ -6891,7 +8208,7 @@
       <w:r>
         <w:t xml:space="preserve">. 2016;85(9):1554-1563. doi:</w:t>
       </w:r>
-      <w:hyperlink r:id="rId54">
+      <w:hyperlink r:id="rId57">
         <w:r>
           <w:rPr>
             <w:rStyle w:val="Hyperlink"/>
@@ -6900,8 +8217,8 @@
         </w:r>
       </w:hyperlink>
     </w:p>
-    <w:bookmarkEnd w:id="55"/>
-    <w:bookmarkStart w:id="57" w:name="ref-harvey2004"/>
+    <w:bookmarkEnd w:id="58"/>
+    <w:bookmarkStart w:id="60" w:name="ref-harvey2004"/>
     <w:p>
       <w:pPr>
         <w:pStyle w:val="Bibliography"/>
@@ -6931,7 +8248,7 @@
       <w:r>
         <w:t xml:space="preserve">. 2004;230(1):29-41. doi:</w:t>
       </w:r>
-      <w:hyperlink r:id="rId56">
+      <w:hyperlink r:id="rId59">
         <w:r>
           <w:rPr>
             <w:rStyle w:val="Hyperlink"/>
@@ -6940,8 +8257,8 @@
         </w:r>
       </w:hyperlink>
     </w:p>
-    <w:bookmarkEnd w:id="57"/>
-    <w:bookmarkStart w:id="59" w:name="ref-ciatto2004"/>
+    <w:bookmarkEnd w:id="60"/>
+    <w:bookmarkStart w:id="62" w:name="ref-ciatto2004"/>
     <w:p>
       <w:pPr>
         <w:pStyle w:val="Bibliography"/>
@@ -6971,7 +8288,7 @@
       <w:r>
         <w:t xml:space="preserve">. 2004;90(2):393-396. doi:</w:t>
       </w:r>
-      <w:hyperlink r:id="rId58">
+      <w:hyperlink r:id="rId61">
         <w:r>
           <w:rPr>
             <w:rStyle w:val="Hyperlink"/>
@@ -6980,8 +8297,8 @@
         </w:r>
       </w:hyperlink>
     </w:p>
-    <w:bookmarkEnd w:id="59"/>
-    <w:bookmarkStart w:id="61" w:name="ref-strand2016"/>
+    <w:bookmarkEnd w:id="62"/>
+    <w:bookmarkStart w:id="64" w:name="ref-strand2016"/>
     <w:p>
       <w:pPr>
         <w:pStyle w:val="Bibliography"/>
@@ -7017,7 +8334,7 @@
       <w:r>
         <w:t xml:space="preserve">. 2016;140(1):34-40. doi:</w:t>
       </w:r>
-      <w:hyperlink r:id="rId60">
+      <w:hyperlink r:id="rId63">
         <w:r>
           <w:rPr>
             <w:rStyle w:val="Hyperlink"/>
@@ -7026,8 +8343,8 @@
         </w:r>
       </w:hyperlink>
     </w:p>
-    <w:bookmarkEnd w:id="61"/>
-    <w:bookmarkStart w:id="63" w:name="ref-leconte2003"/>
+    <w:bookmarkEnd w:id="64"/>
+    <w:bookmarkStart w:id="66" w:name="ref-leconte2003"/>
     <w:p>
       <w:pPr>
         <w:pStyle w:val="Bibliography"/>
@@ -7073,7 +8390,7 @@
       <w:r>
         <w:t xml:space="preserve">. 2003;180(6):1675-1679. doi:</w:t>
       </w:r>
-      <w:hyperlink r:id="rId62">
+      <w:hyperlink r:id="rId65">
         <w:r>
           <w:rPr>
             <w:rStyle w:val="Hyperlink"/>
@@ -7082,8 +8399,8 @@
         </w:r>
       </w:hyperlink>
     </w:p>
-    <w:bookmarkEnd w:id="63"/>
-    <w:bookmarkStart w:id="65" w:name="ref-berg2009"/>
+    <w:bookmarkEnd w:id="66"/>
+    <w:bookmarkStart w:id="68" w:name="ref-berg2009"/>
     <w:p>
       <w:pPr>
         <w:pStyle w:val="Bibliography"/>
@@ -7113,7 +8430,7 @@
       <w:r>
         <w:t xml:space="preserve">. 2009;192(2):390-399. doi:</w:t>
       </w:r>
-      <w:hyperlink r:id="rId64">
+      <w:hyperlink r:id="rId67">
         <w:r>
           <w:rPr>
             <w:rStyle w:val="Hyperlink"/>
@@ -7122,8 +8439,8 @@
         </w:r>
       </w:hyperlink>
     </w:p>
-    <w:bookmarkEnd w:id="65"/>
-    <w:bookmarkStart w:id="67" w:name="ref-vourtsis2019"/>
+    <w:bookmarkEnd w:id="68"/>
+    <w:bookmarkStart w:id="70" w:name="ref-vourtsis2019"/>
     <w:p>
       <w:pPr>
         <w:pStyle w:val="Bibliography"/>
@@ -7153,7 +8470,7 @@
       <w:r>
         <w:t xml:space="preserve">. 2019;100(10):579-592. doi:</w:t>
       </w:r>
-      <w:hyperlink r:id="rId66">
+      <w:hyperlink r:id="rId69">
         <w:r>
           <w:rPr>
             <w:rStyle w:val="Hyperlink"/>
@@ -7162,8 +8479,8 @@
         </w:r>
       </w:hyperlink>
     </w:p>
-    <w:bookmarkEnd w:id="67"/>
-    <w:bookmarkStart w:id="69" w:name="ref-jia2020"/>
+    <w:bookmarkEnd w:id="70"/>
+    <w:bookmarkStart w:id="72" w:name="ref-jia2020"/>
     <w:p>
       <w:pPr>
         <w:pStyle w:val="Bibliography"/>
@@ -7193,7 +8510,7 @@
       <w:r>
         <w:t xml:space="preserve">. 2020;181(3):589-597. doi:</w:t>
       </w:r>
-      <w:hyperlink r:id="rId68">
+      <w:hyperlink r:id="rId71">
         <w:r>
           <w:rPr>
             <w:rStyle w:val="Hyperlink"/>
@@ -7202,8 +8519,8 @@
         </w:r>
       </w:hyperlink>
     </w:p>
-    <w:bookmarkEnd w:id="69"/>
-    <w:bookmarkStart w:id="71" w:name="ref-zanotel2017"/>
+    <w:bookmarkEnd w:id="72"/>
+    <w:bookmarkStart w:id="74" w:name="ref-zanotel2017"/>
     <w:p>
       <w:pPr>
         <w:pStyle w:val="Bibliography"/>
@@ -7233,7 +8550,7 @@
       <w:r>
         <w:t xml:space="preserve">. 2017;123(1):1-12. doi:</w:t>
       </w:r>
-      <w:hyperlink r:id="rId70">
+      <w:hyperlink r:id="rId73">
         <w:r>
           <w:rPr>
             <w:rStyle w:val="Hyperlink"/>
@@ -7242,8 +8559,8 @@
         </w:r>
       </w:hyperlink>
     </w:p>
-    <w:bookmarkEnd w:id="71"/>
-    <w:bookmarkStart w:id="73" w:name="ref-xin2021"/>
+    <w:bookmarkEnd w:id="74"/>
+    <w:bookmarkStart w:id="76" w:name="ref-xin2021"/>
     <w:p>
       <w:pPr>
         <w:pStyle w:val="Bibliography"/>
@@ -7273,7 +8590,7 @@
       <w:r>
         <w:t xml:space="preserve">. 2021;11(1). doi:</w:t>
       </w:r>
-      <w:hyperlink r:id="rId72">
+      <w:hyperlink r:id="rId75">
         <w:r>
           <w:rPr>
             <w:rStyle w:val="Hyperlink"/>
@@ -7282,8 +8599,8 @@
         </w:r>
       </w:hyperlink>
     </w:p>
-    <w:bookmarkEnd w:id="73"/>
-    <w:bookmarkStart w:id="75" w:name="ref-wang2012"/>
+    <w:bookmarkEnd w:id="76"/>
+    <w:bookmarkStart w:id="78" w:name="ref-wang2012"/>
     <w:p>
       <w:pPr>
         <w:pStyle w:val="Bibliography"/>
@@ -7313,7 +8630,7 @@
       <w:r>
         <w:t xml:space="preserve">. 2012;81(11):3190-3200. doi:</w:t>
       </w:r>
-      <w:hyperlink r:id="rId74">
+      <w:hyperlink r:id="rId77">
         <w:r>
           <w:rPr>
             <w:rStyle w:val="Hyperlink"/>
@@ -7322,8 +8639,8 @@
         </w:r>
       </w:hyperlink>
     </w:p>
-    <w:bookmarkEnd w:id="75"/>
-    <w:bookmarkStart w:id="77" w:name="ref-xiao2015"/>
+    <w:bookmarkEnd w:id="78"/>
+    <w:bookmarkStart w:id="80" w:name="ref-xiao2015"/>
     <w:p>
       <w:pPr>
         <w:pStyle w:val="Bibliography"/>
@@ -7353,7 +8670,7 @@
       <w:r>
         <w:t xml:space="preserve">. 2015;131(3):293-296. doi:</w:t>
       </w:r>
-      <w:hyperlink r:id="rId76">
+      <w:hyperlink r:id="rId79">
         <w:r>
           <w:rPr>
             <w:rStyle w:val="Hyperlink"/>
@@ -7362,8 +8679,8 @@
         </w:r>
       </w:hyperlink>
     </w:p>
-    <w:bookmarkEnd w:id="77"/>
-    <w:bookmarkStart w:id="79" w:name="ref-wang2012a"/>
+    <w:bookmarkEnd w:id="80"/>
+    <w:bookmarkStart w:id="82" w:name="ref-wang2012a"/>
     <w:p>
       <w:pPr>
         <w:pStyle w:val="Bibliography"/>
@@ -7393,7 +8710,7 @@
       <w:r>
         <w:t xml:space="preserve">. 2012;117(8):1287-1293. doi:</w:t>
       </w:r>
-      <w:hyperlink r:id="rId78">
+      <w:hyperlink r:id="rId81">
         <w:r>
           <w:rPr>
             <w:rStyle w:val="Hyperlink"/>
@@ -7402,8 +8719,8 @@
         </w:r>
       </w:hyperlink>
     </w:p>
-    <w:bookmarkEnd w:id="79"/>
-    <w:bookmarkStart w:id="81" w:name="ref-lin2012"/>
+    <w:bookmarkEnd w:id="82"/>
+    <w:bookmarkStart w:id="84" w:name="ref-lin2012"/>
     <w:p>
       <w:pPr>
         <w:pStyle w:val="Bibliography"/>
@@ -7433,7 +8750,7 @@
       <w:r>
         <w:t xml:space="preserve">. 2012;81(5):873-878. doi:</w:t>
       </w:r>
-      <w:hyperlink r:id="rId80">
+      <w:hyperlink r:id="rId83">
         <w:r>
           <w:rPr>
             <w:rStyle w:val="Hyperlink"/>
@@ -7442,8 +8759,8 @@
         </w:r>
       </w:hyperlink>
     </w:p>
-    <w:bookmarkEnd w:id="81"/>
-    <w:bookmarkStart w:id="83" w:name="ref-kim2013"/>
+    <w:bookmarkEnd w:id="84"/>
+    <w:bookmarkStart w:id="86" w:name="ref-kim2013"/>
     <w:p>
       <w:pPr>
         <w:pStyle w:val="Bibliography"/>
@@ -7473,7 +8790,7 @@
       <w:r>
         <w:t xml:space="preserve">. 2013;14(2):154. doi:</w:t>
       </w:r>
-      <w:hyperlink r:id="rId82">
+      <w:hyperlink r:id="rId85">
         <w:r>
           <w:rPr>
             <w:rStyle w:val="Hyperlink"/>
@@ -7482,8 +8799,8 @@
         </w:r>
       </w:hyperlink>
     </w:p>
-    <w:bookmarkEnd w:id="83"/>
-    <w:bookmarkStart w:id="84" w:name="ref-chou2007automated"/>
+    <w:bookmarkEnd w:id="86"/>
+    <w:bookmarkStart w:id="87" w:name="ref-chou2007automated"/>
     <w:p>
       <w:pPr>
         <w:pStyle w:val="Bibliography"/>
@@ -7514,8 +8831,8 @@
         <w:t xml:space="preserve">. 2007;15(1):31-44.</w:t>
       </w:r>
     </w:p>
-    <w:bookmarkEnd w:id="84"/>
-    <w:bookmarkStart w:id="86" w:name="ref-golatta2013"/>
+    <w:bookmarkEnd w:id="87"/>
+    <w:bookmarkStart w:id="89" w:name="ref-golatta2013"/>
     <w:p>
       <w:pPr>
         <w:pStyle w:val="Bibliography"/>
@@ -7545,7 +8862,7 @@
       <w:r>
         <w:t xml:space="preserve">. 2013;82(8):e332-e336. doi:</w:t>
       </w:r>
-      <w:hyperlink r:id="rId85">
+      <w:hyperlink r:id="rId88">
         <w:r>
           <w:rPr>
             <w:rStyle w:val="Hyperlink"/>
@@ -7554,8 +8871,8 @@
         </w:r>
       </w:hyperlink>
     </w:p>
-    <w:bookmarkEnd w:id="86"/>
-    <w:bookmarkStart w:id="88" w:name="ref-golatta2014"/>
+    <w:bookmarkEnd w:id="89"/>
+    <w:bookmarkStart w:id="91" w:name="ref-golatta2014"/>
     <w:p>
       <w:pPr>
         <w:pStyle w:val="Bibliography"/>
@@ -7585,7 +8902,7 @@
       <w:r>
         <w:t xml:space="preserve">. 2014;291(4):889-895. doi:</w:t>
       </w:r>
-      <w:hyperlink r:id="rId87">
+      <w:hyperlink r:id="rId90">
         <w:r>
           <w:rPr>
             <w:rStyle w:val="Hyperlink"/>
@@ -7594,8 +8911,8 @@
         </w:r>
       </w:hyperlink>
     </w:p>
-    <w:bookmarkEnd w:id="88"/>
-    <w:bookmarkStart w:id="90" w:name="ref-kotsianos-hermle2009"/>
+    <w:bookmarkEnd w:id="91"/>
+    <w:bookmarkStart w:id="93" w:name="ref-kotsianos-hermle2009"/>
     <w:p>
       <w:pPr>
         <w:pStyle w:val="Bibliography"/>
@@ -7625,7 +8942,7 @@
       <w:r>
         <w:t xml:space="preserve">. 2009;71(1):109-115. doi:</w:t>
       </w:r>
-      <w:hyperlink r:id="rId89">
+      <w:hyperlink r:id="rId92">
         <w:r>
           <w:rPr>
             <w:rStyle w:val="Hyperlink"/>
@@ -7634,8 +8951,8 @@
         </w:r>
       </w:hyperlink>
     </w:p>
-    <w:bookmarkEnd w:id="90"/>
-    <w:bookmarkStart w:id="92" w:name="ref-grady2010"/>
+    <w:bookmarkEnd w:id="93"/>
+    <w:bookmarkStart w:id="95" w:name="ref-grady2010"/>
     <w:p>
       <w:pPr>
         <w:pStyle w:val="Bibliography"/>
@@ -7665,7 +8982,7 @@
       <w:r>
         <w:t xml:space="preserve">. 2010;13(2):41-45. doi:</w:t>
       </w:r>
-      <w:hyperlink r:id="rId91">
+      <w:hyperlink r:id="rId94">
         <w:r>
           <w:rPr>
             <w:rStyle w:val="Hyperlink"/>
@@ -7674,8 +8991,8 @@
         </w:r>
       </w:hyperlink>
     </w:p>
-    <w:bookmarkEnd w:id="92"/>
-    <w:bookmarkStart w:id="94" w:name="ref-schmachtenberg2017"/>
+    <w:bookmarkEnd w:id="95"/>
+    <w:bookmarkStart w:id="97" w:name="ref-schmachtenberg2017"/>
     <w:p>
       <w:pPr>
         <w:pStyle w:val="Bibliography"/>
@@ -7705,7 +9022,7 @@
       <w:r>
         <w:t xml:space="preserve">. 2017;24(8):954-961. doi:</w:t>
       </w:r>
-      <w:hyperlink r:id="rId93">
+      <w:hyperlink r:id="rId96">
         <w:r>
           <w:rPr>
             <w:rStyle w:val="Hyperlink"/>
@@ -7714,8 +9031,8 @@
         </w:r>
       </w:hyperlink>
     </w:p>
-    <w:bookmarkEnd w:id="94"/>
-    <w:bookmarkStart w:id="96" w:name="ref-chang2015"/>
+    <w:bookmarkEnd w:id="97"/>
+    <w:bookmarkStart w:id="99" w:name="ref-chang2015"/>
     <w:p>
       <w:pPr>
         <w:pStyle w:val="Bibliography"/>
@@ -7745,7 +9062,7 @@
       <w:r>
         <w:t xml:space="preserve">. 2015;56(10):1163-1170. doi:</w:t>
       </w:r>
-      <w:hyperlink r:id="rId95">
+      <w:hyperlink r:id="rId98">
         <w:r>
           <w:rPr>
             <w:rStyle w:val="Hyperlink"/>
@@ -7754,8 +9071,8 @@
         </w:r>
       </w:hyperlink>
     </w:p>
-    <w:bookmarkEnd w:id="96"/>
-    <w:bookmarkStart w:id="97" w:name="ref-amy2018lobar"/>
+    <w:bookmarkEnd w:id="99"/>
+    <w:bookmarkStart w:id="100" w:name="ref-amy2018lobar"/>
     <w:p>
       <w:pPr>
         <w:pStyle w:val="Bibliography"/>
@@ -7786,8 +9103,8 @@
         <w:t xml:space="preserve">. Springer; 2018.</w:t>
       </w:r>
     </w:p>
-    <w:bookmarkEnd w:id="97"/>
-    <w:bookmarkStart w:id="98" w:name="ref-halshtok2015use"/>
+    <w:bookmarkEnd w:id="100"/>
+    <w:bookmarkStart w:id="101" w:name="ref-halshtok2015use"/>
     <w:p>
       <w:pPr>
         <w:pStyle w:val="Bibliography"/>
@@ -7818,8 +9135,8 @@
         <w:t xml:space="preserve">. 2015;17(7):410-413.</w:t>
       </w:r>
     </w:p>
-    <w:bookmarkEnd w:id="98"/>
-    <w:bookmarkStart w:id="100" w:name="ref-girometti2017"/>
+    <w:bookmarkEnd w:id="101"/>
+    <w:bookmarkStart w:id="103" w:name="ref-girometti2017"/>
     <w:p>
       <w:pPr>
         <w:pStyle w:val="Bibliography"/>
@@ -7849,7 +9166,7 @@
       <w:r>
         <w:t xml:space="preserve">. 2017;27(9):3767-3775. doi:</w:t>
       </w:r>
-      <w:hyperlink r:id="rId99">
+      <w:hyperlink r:id="rId102">
         <w:r>
           <w:rPr>
             <w:rStyle w:val="Hyperlink"/>
@@ -7858,8 +9175,8 @@
         </w:r>
       </w:hyperlink>
     </w:p>
-    <w:bookmarkEnd w:id="100"/>
-    <w:bookmarkStart w:id="102" w:name="ref-kim2016"/>
+    <w:bookmarkEnd w:id="103"/>
+    <w:bookmarkStart w:id="105" w:name="ref-kim2016"/>
     <w:p>
       <w:pPr>
         <w:pStyle w:val="Bibliography"/>
@@ -7895,7 +9212,7 @@
       <w:r>
         <w:t xml:space="preserve">. 2016;35(10):2103-2112. doi:</w:t>
       </w:r>
-      <w:hyperlink r:id="rId101">
+      <w:hyperlink r:id="rId104">
         <w:r>
           <w:rPr>
             <w:rStyle w:val="Hyperlink"/>
@@ -7904,8 +9221,8 @@
         </w:r>
       </w:hyperlink>
     </w:p>
-    <w:bookmarkEnd w:id="102"/>
-    <w:bookmarkStart w:id="103" w:name="ref-гажонова2015возможности"/>
+    <w:bookmarkEnd w:id="105"/>
+    <w:bookmarkStart w:id="106" w:name="ref-гажонова2015возможности"/>
     <w:p>
       <w:pPr>
         <w:pStyle w:val="Bibliography"/>
@@ -7936,8 +9253,8 @@
         <w:t xml:space="preserve">. 2015;(5):5-10.</w:t>
       </w:r>
     </w:p>
-    <w:bookmarkEnd w:id="103"/>
-    <w:bookmarkStart w:id="105" w:name="ref-brem2015"/>
+    <w:bookmarkEnd w:id="106"/>
+    <w:bookmarkStart w:id="108" w:name="ref-brem2015"/>
     <w:p>
       <w:pPr>
         <w:pStyle w:val="Bibliography"/>
@@ -7967,7 +9284,7 @@
       <w:r>
         <w:t xml:space="preserve">. 2015;274(3):663-673. doi:</w:t>
       </w:r>
-      <w:hyperlink r:id="rId104">
+      <w:hyperlink r:id="rId107">
         <w:r>
           <w:rPr>
             <w:rStyle w:val="Hyperlink"/>
@@ -7976,8 +9293,8 @@
         </w:r>
       </w:hyperlink>
     </w:p>
-    <w:bookmarkEnd w:id="105"/>
-    <w:bookmarkStart w:id="107" w:name="ref-skaane2015"/>
+    <w:bookmarkEnd w:id="108"/>
+    <w:bookmarkStart w:id="110" w:name="ref-skaane2015"/>
     <w:p>
       <w:pPr>
         <w:pStyle w:val="Bibliography"/>
@@ -8007,7 +9324,7 @@
       <w:r>
         <w:t xml:space="preserve">. 2015;56(4):404-412. doi:</w:t>
       </w:r>
-      <w:hyperlink r:id="rId106">
+      <w:hyperlink r:id="rId109">
         <w:r>
           <w:rPr>
             <w:rStyle w:val="Hyperlink"/>
@@ -8016,8 +9333,8 @@
         </w:r>
       </w:hyperlink>
     </w:p>
-    <w:bookmarkEnd w:id="107"/>
-    <w:bookmarkStart w:id="109" w:name="ref-arslan2019"/>
+    <w:bookmarkEnd w:id="110"/>
+    <w:bookmarkStart w:id="112" w:name="ref-arslan2019"/>
     <w:p>
       <w:pPr>
         <w:pStyle w:val="Bibliography"/>
@@ -8047,7 +9364,7 @@
       <w:r>
         <w:t xml:space="preserve">. 2019;15(3):153-157. doi:</w:t>
       </w:r>
-      <w:hyperlink r:id="rId108">
+      <w:hyperlink r:id="rId111">
         <w:r>
           <w:rPr>
             <w:rStyle w:val="Hyperlink"/>
@@ -8056,8 +9373,8 @@
         </w:r>
       </w:hyperlink>
     </w:p>
-    <w:bookmarkEnd w:id="109"/>
-    <w:bookmarkStart w:id="111" w:name="ref-brunetti2020"/>
+    <w:bookmarkEnd w:id="112"/>
+    <w:bookmarkStart w:id="114" w:name="ref-brunetti2020"/>
     <w:p>
       <w:pPr>
         <w:pStyle w:val="Bibliography"/>
@@ -8087,7 +9404,7 @@
       <w:r>
         <w:t xml:space="preserve">. 2020;125(12):1243-1248. doi:</w:t>
       </w:r>
-      <w:hyperlink r:id="rId110">
+      <w:hyperlink r:id="rId113">
         <w:r>
           <w:rPr>
             <w:rStyle w:val="Hyperlink"/>
@@ -8096,8 +9413,8 @@
         </w:r>
       </w:hyperlink>
     </w:p>
-    <w:bookmarkEnd w:id="111"/>
-    <w:bookmarkStart w:id="113" w:name="ref-güldogan2023"/>
+    <w:bookmarkEnd w:id="114"/>
+    <w:bookmarkStart w:id="116" w:name="ref-güldogan2023"/>
     <w:p>
       <w:pPr>
         <w:pStyle w:val="Bibliography"/>
@@ -8127,7 +9444,7 @@
       <w:r>
         <w:t xml:space="preserve">. 2023;19(4):311-317. doi:</w:t>
       </w:r>
-      <w:hyperlink r:id="rId112">
+      <w:hyperlink r:id="rId115">
         <w:r>
           <w:rPr>
             <w:rStyle w:val="Hyperlink"/>
@@ -8136,8 +9453,8 @@
         </w:r>
       </w:hyperlink>
     </w:p>
-    <w:bookmarkEnd w:id="113"/>
-    <w:bookmarkStart w:id="115" w:name="ref-vourtsis2017"/>
+    <w:bookmarkEnd w:id="116"/>
+    <w:bookmarkStart w:id="118" w:name="ref-vourtsis2017"/>
     <w:p>
       <w:pPr>
         <w:pStyle w:val="Bibliography"/>
@@ -8167,7 +9484,7 @@
       <w:r>
         <w:t xml:space="preserve">. 2017;28(2):592-601. doi:</w:t>
       </w:r>
-      <w:hyperlink r:id="rId114">
+      <w:hyperlink r:id="rId117">
         <w:r>
           <w:rPr>
             <w:rStyle w:val="Hyperlink"/>
@@ -8176,8 +9493,8 @@
         </w:r>
       </w:hyperlink>
     </w:p>
-    <w:bookmarkEnd w:id="115"/>
-    <w:bookmarkStart w:id="117" w:name="ref-huppe2018"/>
+    <w:bookmarkEnd w:id="118"/>
+    <w:bookmarkStart w:id="120" w:name="ref-huppe2018"/>
     <w:p>
       <w:pPr>
         <w:pStyle w:val="Bibliography"/>
@@ -8207,7 +9524,7 @@
       <w:r>
         <w:t xml:space="preserve">. 2018;25(12):1577-1581. doi:</w:t>
       </w:r>
-      <w:hyperlink r:id="rId116">
+      <w:hyperlink r:id="rId119">
         <w:r>
           <w:rPr>
             <w:rStyle w:val="Hyperlink"/>
@@ -8216,10 +9533,10 @@
         </w:r>
       </w:hyperlink>
     </w:p>
-    <w:bookmarkEnd w:id="117"/>
-    <w:bookmarkEnd w:id="118"/>
-    <w:bookmarkEnd w:id="119"/>
     <w:bookmarkEnd w:id="120"/>
+    <w:bookmarkEnd w:id="121"/>
+    <w:bookmarkEnd w:id="122"/>
+    <w:bookmarkEnd w:id="123"/>
     <w:sectPr/>
   </w:body>
 </w:document>

--- a/Text_work/Articles/Snr_abus_accur/Snr_Accur_4.docx
+++ b/Text_work/Articles/Snr_abus_accur/Snr_Accur_4.docx
@@ -34,7 +34,7 @@
         <w:t xml:space="preserve">УДК 616-006.04</w:t>
       </w:r>
     </w:p>
-    <w:bookmarkStart w:id="123" w:name="Xe1d4df49adc654a2dee6b093358ade0870d2029"/>
+    <w:bookmarkStart w:id="129" w:name="Xe1d4df49adc654a2dee6b093358ade0870d2029"/>
     <w:p>
       <w:pPr>
         <w:pStyle w:val="Heading1"/>
@@ -1059,11 +1059,11 @@
         <w:jc w:val="start"/>
       </w:tblPr>
       <w:tblGrid>
-        <w:gridCol w:w="1584"/>
-        <w:gridCol w:w="1584"/>
-        <w:gridCol w:w="1584"/>
-        <w:gridCol w:w="1584"/>
-        <w:gridCol w:w="1584"/>
+        <w:gridCol w:w="2640"/>
+        <w:gridCol w:w="1782"/>
+        <w:gridCol w:w="858"/>
+        <w:gridCol w:w="1782"/>
+        <w:gridCol w:w="858"/>
       </w:tblGrid>
       <w:tr>
         <w:trPr>
@@ -4027,7 +4027,13 @@
         <w:pStyle w:val="BodyText"/>
       </w:pPr>
       <w:r>
-        <w:t xml:space="preserve">Рисунок №2 Распределение поставленных категорий BiRads после выполнения УЗИ (а) и количество пациентов, которым была выполнена биопсия (б)</w:t>
+        <w:t xml:space="preserve">Рисунок №2 Распределение поставленных категорий BiRads после выполнения</w:t>
+      </w:r>
+      <w:r>
+        <w:t xml:space="preserve"> </w:t>
+      </w:r>
+      <w:r>
+        <w:t xml:space="preserve">УЗИ (а) и количество пациентов, которым была выполнена биопсия (б)</w:t>
       </w:r>
     </w:p>
     <w:p>
@@ -4041,7 +4047,13 @@
         <w:t xml:space="preserve"> </w:t>
       </w:r>
       <w:r>
-        <w:t xml:space="preserve">дигноз злокачественного образования в группе A в 7.64% (48) и и в группе B в 22.29% (146).</w:t>
+        <w:t xml:space="preserve">дигноз злокачественного образования в группе A в 7.64% (48) и и в группе</w:t>
+      </w:r>
+      <w:r>
+        <w:t xml:space="preserve"> </w:t>
+      </w:r>
+      <w:r>
+        <w:t xml:space="preserve">B в 22.29% (146).</w:t>
       </w:r>
     </w:p>
     <w:p>
@@ -4049,13 +4061,19 @@
         <w:pStyle w:val="BodyText"/>
       </w:pPr>
       <w:r>
-        <w:t xml:space="preserve">Таблица №2</w:t>
-      </w:r>
-      <w:r>
-        <w:t xml:space="preserve"> </w:t>
-      </w:r>
-      <w:r>
-        <w:t xml:space="preserve">Основные результаты гистологического и степени злокачественности и иммуногистохимического исследований по результатам проведенной биопсии</w:t>
+        <w:t xml:space="preserve">Таблица №2 Основные результаты гистологического и степени</w:t>
+      </w:r>
+      <w:r>
+        <w:t xml:space="preserve"> </w:t>
+      </w:r>
+      <w:r>
+        <w:t xml:space="preserve">злокачественности и иммуногистохимического исследований по результатам</w:t>
+      </w:r>
+      <w:r>
+        <w:t xml:space="preserve"> </w:t>
+      </w:r>
+      <w:r>
+        <w:t xml:space="preserve">проведенной биопсии</w:t>
       </w:r>
     </w:p>
     <w:tbl>
@@ -4066,11 +4084,11 @@
         <w:jc w:val="start"/>
       </w:tblPr>
       <w:tblGrid>
-        <w:gridCol w:w="1584"/>
-        <w:gridCol w:w="1584"/>
-        <w:gridCol w:w="1584"/>
-        <w:gridCol w:w="1584"/>
-        <w:gridCol w:w="1584"/>
+        <w:gridCol w:w="2193"/>
+        <w:gridCol w:w="1766"/>
+        <w:gridCol w:w="1035"/>
+        <w:gridCol w:w="1888"/>
+        <w:gridCol w:w="1035"/>
       </w:tblGrid>
       <w:tr>
         <w:trPr>
@@ -4684,43 +4702,43 @@
               <w:jc w:val="left"/>
             </w:pPr>
             <w:r>
-              <w:t xml:space="preserve">3.226 % ( 1 / 31 случаев)</w:t>
-            </w:r>
-          </w:p>
-        </w:tc>
-        <w:tc>
-          <w:tcPr/>
-          <w:p>
-            <w:pPr>
-              <w:pStyle w:val="Compact"/>
-              <w:jc w:val="left"/>
-            </w:pPr>
-            <w:r>
-              <w:t xml:space="preserve">[ 0 ; 0.19 ]</w:t>
-            </w:r>
-          </w:p>
-        </w:tc>
-        <w:tc>
-          <w:tcPr/>
-          <w:p>
-            <w:pPr>
-              <w:pStyle w:val="Compact"/>
-              <w:jc w:val="left"/>
-            </w:pPr>
-            <w:r>
-              <w:t xml:space="preserve">7.746 % ( 11 / 142 случаев)</w:t>
-            </w:r>
-          </w:p>
-        </w:tc>
-        <w:tc>
-          <w:tcPr/>
-          <w:p>
-            <w:pPr>
-              <w:pStyle w:val="Compact"/>
-              <w:jc w:val="left"/>
-            </w:pPr>
-            <w:r>
-              <w:t xml:space="preserve">[ 0.04 ; 0.14 ]</w:t>
+              <w:t xml:space="preserve">19.355 % ( 6 / 31 случаев)</w:t>
+            </w:r>
+          </w:p>
+        </w:tc>
+        <w:tc>
+          <w:tcPr/>
+          <w:p>
+            <w:pPr>
+              <w:pStyle w:val="Compact"/>
+              <w:jc w:val="left"/>
+            </w:pPr>
+            <w:r>
+              <w:t xml:space="preserve">[ 0.08 ; 0.38 ]</w:t>
+            </w:r>
+          </w:p>
+        </w:tc>
+        <w:tc>
+          <w:tcPr/>
+          <w:p>
+            <w:pPr>
+              <w:pStyle w:val="Compact"/>
+              <w:jc w:val="left"/>
+            </w:pPr>
+            <w:r>
+              <w:t xml:space="preserve">14.789 % ( 21 / 142 случаев)</w:t>
+            </w:r>
+          </w:p>
+        </w:tc>
+        <w:tc>
+          <w:tcPr/>
+          <w:p>
+            <w:pPr>
+              <w:pStyle w:val="Compact"/>
+              <w:jc w:val="left"/>
+            </w:pPr>
+            <w:r>
+              <w:t xml:space="preserve">[ 0.1 ; 0.22 ]</w:t>
             </w:r>
           </w:p>
         </w:tc>
@@ -4746,43 +4764,43 @@
               <w:jc w:val="left"/>
             </w:pPr>
             <w:r>
-              <w:t xml:space="preserve">35.484 % ( 11 / 31 случаев)</w:t>
-            </w:r>
-          </w:p>
-        </w:tc>
-        <w:tc>
-          <w:tcPr/>
-          <w:p>
-            <w:pPr>
-              <w:pStyle w:val="Compact"/>
-              <w:jc w:val="left"/>
-            </w:pPr>
-            <w:r>
-              <w:t xml:space="preserve">[ 0.2 ; 0.55 ]</w:t>
-            </w:r>
-          </w:p>
-        </w:tc>
-        <w:tc>
-          <w:tcPr/>
-          <w:p>
-            <w:pPr>
-              <w:pStyle w:val="Compact"/>
-              <w:jc w:val="left"/>
-            </w:pPr>
-            <w:r>
-              <w:t xml:space="preserve">17.606 % ( 25 / 142 случаев)</w:t>
-            </w:r>
-          </w:p>
-        </w:tc>
-        <w:tc>
-          <w:tcPr/>
-          <w:p>
-            <w:pPr>
-              <w:pStyle w:val="Compact"/>
-              <w:jc w:val="left"/>
-            </w:pPr>
-            <w:r>
-              <w:t xml:space="preserve">[ 0.12 ; 0.25 ]</w:t>
+              <w:t xml:space="preserve">70.968 % ( 22 / 31 случаев)</w:t>
+            </w:r>
+          </w:p>
+        </w:tc>
+        <w:tc>
+          <w:tcPr/>
+          <w:p>
+            <w:pPr>
+              <w:pStyle w:val="Compact"/>
+              <w:jc w:val="left"/>
+            </w:pPr>
+            <w:r>
+              <w:t xml:space="preserve">[ 0.52 ; 0.85 ]</w:t>
+            </w:r>
+          </w:p>
+        </w:tc>
+        <w:tc>
+          <w:tcPr/>
+          <w:p>
+            <w:pPr>
+              <w:pStyle w:val="Compact"/>
+              <w:jc w:val="left"/>
+            </w:pPr>
+            <w:r>
+              <w:t xml:space="preserve">73.239 % ( 104 / 142 случаев)</w:t>
+            </w:r>
+          </w:p>
+        </w:tc>
+        <w:tc>
+          <w:tcPr/>
+          <w:p>
+            <w:pPr>
+              <w:pStyle w:val="Compact"/>
+              <w:jc w:val="left"/>
+            </w:pPr>
+            <w:r>
+              <w:t xml:space="preserve">[ 0.65 ; 0.8 ]</w:t>
             </w:r>
           </w:p>
         </w:tc>
@@ -4796,56 +4814,40 @@
               <w:jc w:val="left"/>
             </w:pPr>
             <w:r>
-              <w:t xml:space="preserve">РЭ</w:t>
-            </w:r>
-          </w:p>
-        </w:tc>
-        <w:tc>
-          <w:tcPr/>
-          <w:p>
-            <w:pPr>
-              <w:pStyle w:val="Compact"/>
-              <w:jc w:val="left"/>
-            </w:pPr>
-            <w:r>
-              <w:t xml:space="preserve">16.129 % ( 5 / 31 случаев)</w:t>
-            </w:r>
-          </w:p>
-        </w:tc>
-        <w:tc>
-          <w:tcPr/>
-          <w:p>
-            <w:pPr>
-              <w:pStyle w:val="Compact"/>
-              <w:jc w:val="left"/>
-            </w:pPr>
-            <w:r>
-              <w:t xml:space="preserve">[ 0.06 ; 0.34 ]</w:t>
-            </w:r>
-          </w:p>
-        </w:tc>
-        <w:tc>
-          <w:tcPr/>
-          <w:p>
-            <w:pPr>
-              <w:pStyle w:val="Compact"/>
-              <w:jc w:val="left"/>
-            </w:pPr>
-            <w:r>
-              <w:t xml:space="preserve">7.042 % ( 10 / 142 случаев)</w:t>
-            </w:r>
-          </w:p>
-        </w:tc>
-        <w:tc>
-          <w:tcPr/>
-          <w:p>
-            <w:pPr>
-              <w:pStyle w:val="Compact"/>
-              <w:jc w:val="left"/>
-            </w:pPr>
-            <w:r>
-              <w:t xml:space="preserve">[ 0.04 ; 0.13 ]</w:t>
-            </w:r>
+              <w:t xml:space="preserve">Степень злокачественности</w:t>
+            </w:r>
+          </w:p>
+        </w:tc>
+        <w:tc>
+          <w:tcPr/>
+          <w:p>
+            <w:pPr>
+              <w:pStyle w:val="Compact"/>
+            </w:pPr>
+          </w:p>
+        </w:tc>
+        <w:tc>
+          <w:tcPr/>
+          <w:p>
+            <w:pPr>
+              <w:pStyle w:val="Compact"/>
+            </w:pPr>
+          </w:p>
+        </w:tc>
+        <w:tc>
+          <w:tcPr/>
+          <w:p>
+            <w:pPr>
+              <w:pStyle w:val="Compact"/>
+            </w:pPr>
+          </w:p>
+        </w:tc>
+        <w:tc>
+          <w:tcPr/>
+          <w:p>
+            <w:pPr>
+              <w:pStyle w:val="Compact"/>
+            </w:pPr>
           </w:p>
         </w:tc>
       </w:tr>
@@ -4858,55 +4860,55 @@
               <w:jc w:val="left"/>
             </w:pPr>
             <w:r>
-              <w:t xml:space="preserve">РЭ+РП</w:t>
-            </w:r>
-          </w:p>
-        </w:tc>
-        <w:tc>
-          <w:tcPr/>
-          <w:p>
-            <w:pPr>
-              <w:pStyle w:val="Compact"/>
-              <w:jc w:val="left"/>
-            </w:pPr>
-            <w:r>
-              <w:t xml:space="preserve">35.484 % ( 11 / 31 случаев)</w:t>
-            </w:r>
-          </w:p>
-        </w:tc>
-        <w:tc>
-          <w:tcPr/>
-          <w:p>
-            <w:pPr>
-              <w:pStyle w:val="Compact"/>
-              <w:jc w:val="left"/>
-            </w:pPr>
-            <w:r>
-              <w:t xml:space="preserve">[ 0.2 ; 0.55 ]</w:t>
-            </w:r>
-          </w:p>
-        </w:tc>
-        <w:tc>
-          <w:tcPr/>
-          <w:p>
-            <w:pPr>
-              <w:pStyle w:val="Compact"/>
-              <w:jc w:val="left"/>
-            </w:pPr>
-            <w:r>
-              <w:t xml:space="preserve">55.634 % ( 79 / 142 случаев)</w:t>
-            </w:r>
-          </w:p>
-        </w:tc>
-        <w:tc>
-          <w:tcPr/>
-          <w:p>
-            <w:pPr>
-              <w:pStyle w:val="Compact"/>
-              <w:jc w:val="left"/>
-            </w:pPr>
-            <w:r>
-              <w:t xml:space="preserve">[ 0.47 ; 0.64 ]</w:t>
+              <w:t xml:space="preserve">I (низкая 3-5 бал)</w:t>
+            </w:r>
+          </w:p>
+        </w:tc>
+        <w:tc>
+          <w:tcPr/>
+          <w:p>
+            <w:pPr>
+              <w:pStyle w:val="Compact"/>
+              <w:jc w:val="left"/>
+            </w:pPr>
+            <w:r>
+              <w:t xml:space="preserve">12.903 % ( 4 / 31 случаев)</w:t>
+            </w:r>
+          </w:p>
+        </w:tc>
+        <w:tc>
+          <w:tcPr/>
+          <w:p>
+            <w:pPr>
+              <w:pStyle w:val="Compact"/>
+              <w:jc w:val="left"/>
+            </w:pPr>
+            <w:r>
+              <w:t xml:space="preserve">[ 0.04 ; 0.31 ]</w:t>
+            </w:r>
+          </w:p>
+        </w:tc>
+        <w:tc>
+          <w:tcPr/>
+          <w:p>
+            <w:pPr>
+              <w:pStyle w:val="Compact"/>
+              <w:jc w:val="left"/>
+            </w:pPr>
+            <w:r>
+              <w:t xml:space="preserve">10.563 % ( 15 / 142 случаев)</w:t>
+            </w:r>
+          </w:p>
+        </w:tc>
+        <w:tc>
+          <w:tcPr/>
+          <w:p>
+            <w:pPr>
+              <w:pStyle w:val="Compact"/>
+              <w:jc w:val="left"/>
+            </w:pPr>
+            <w:r>
+              <w:t xml:space="preserve">[ 0.06 ; 0.17 ]</w:t>
             </w:r>
           </w:p>
         </w:tc>
@@ -4920,40 +4922,56 @@
               <w:jc w:val="left"/>
             </w:pPr>
             <w:r>
-              <w:t xml:space="preserve">Степень злокачественности</w:t>
-            </w:r>
-          </w:p>
-        </w:tc>
-        <w:tc>
-          <w:tcPr/>
-          <w:p>
-            <w:pPr>
-              <w:pStyle w:val="Compact"/>
-            </w:pPr>
-          </w:p>
-        </w:tc>
-        <w:tc>
-          <w:tcPr/>
-          <w:p>
-            <w:pPr>
-              <w:pStyle w:val="Compact"/>
-            </w:pPr>
-          </w:p>
-        </w:tc>
-        <w:tc>
-          <w:tcPr/>
-          <w:p>
-            <w:pPr>
-              <w:pStyle w:val="Compact"/>
-            </w:pPr>
-          </w:p>
-        </w:tc>
-        <w:tc>
-          <w:tcPr/>
-          <w:p>
-            <w:pPr>
-              <w:pStyle w:val="Compact"/>
-            </w:pPr>
+              <w:t xml:space="preserve">II (умеренная 6-7 балов)</w:t>
+            </w:r>
+          </w:p>
+        </w:tc>
+        <w:tc>
+          <w:tcPr/>
+          <w:p>
+            <w:pPr>
+              <w:pStyle w:val="Compact"/>
+              <w:jc w:val="left"/>
+            </w:pPr>
+            <w:r>
+              <w:t xml:space="preserve">64.516 % ( 20 / 31 случаев)</w:t>
+            </w:r>
+          </w:p>
+        </w:tc>
+        <w:tc>
+          <w:tcPr/>
+          <w:p>
+            <w:pPr>
+              <w:pStyle w:val="Compact"/>
+              <w:jc w:val="left"/>
+            </w:pPr>
+            <w:r>
+              <w:t xml:space="preserve">[ 0.45 ; 0.8 ]</w:t>
+            </w:r>
+          </w:p>
+        </w:tc>
+        <w:tc>
+          <w:tcPr/>
+          <w:p>
+            <w:pPr>
+              <w:pStyle w:val="Compact"/>
+              <w:jc w:val="left"/>
+            </w:pPr>
+            <w:r>
+              <w:t xml:space="preserve">69.718 % ( 99 / 142 случаев)</w:t>
+            </w:r>
+          </w:p>
+        </w:tc>
+        <w:tc>
+          <w:tcPr/>
+          <w:p>
+            <w:pPr>
+              <w:pStyle w:val="Compact"/>
+              <w:jc w:val="left"/>
+            </w:pPr>
+            <w:r>
+              <w:t xml:space="preserve">[ 0.61 ; 0.77 ]</w:t>
+            </w:r>
           </w:p>
         </w:tc>
       </w:tr>
@@ -4966,130 +4984,6 @@
               <w:jc w:val="left"/>
             </w:pPr>
             <w:r>
-              <w:t xml:space="preserve">I (низкая 3-5 бал)</w:t>
-            </w:r>
-          </w:p>
-        </w:tc>
-        <w:tc>
-          <w:tcPr/>
-          <w:p>
-            <w:pPr>
-              <w:pStyle w:val="Compact"/>
-              <w:jc w:val="left"/>
-            </w:pPr>
-            <w:r>
-              <w:t xml:space="preserve">12.903 % ( 4 / 31 случаев)</w:t>
-            </w:r>
-          </w:p>
-        </w:tc>
-        <w:tc>
-          <w:tcPr/>
-          <w:p>
-            <w:pPr>
-              <w:pStyle w:val="Compact"/>
-              <w:jc w:val="left"/>
-            </w:pPr>
-            <w:r>
-              <w:t xml:space="preserve">[ 0.04 ; 0.31 ]</w:t>
-            </w:r>
-          </w:p>
-        </w:tc>
-        <w:tc>
-          <w:tcPr/>
-          <w:p>
-            <w:pPr>
-              <w:pStyle w:val="Compact"/>
-              <w:jc w:val="left"/>
-            </w:pPr>
-            <w:r>
-              <w:t xml:space="preserve">10.563 % ( 15 / 142 случаев)</w:t>
-            </w:r>
-          </w:p>
-        </w:tc>
-        <w:tc>
-          <w:tcPr/>
-          <w:p>
-            <w:pPr>
-              <w:pStyle w:val="Compact"/>
-              <w:jc w:val="left"/>
-            </w:pPr>
-            <w:r>
-              <w:t xml:space="preserve">[ 0.06 ; 0.17 ]</w:t>
-            </w:r>
-          </w:p>
-        </w:tc>
-      </w:tr>
-      <w:tr>
-        <w:tc>
-          <w:tcPr/>
-          <w:p>
-            <w:pPr>
-              <w:pStyle w:val="Compact"/>
-              <w:jc w:val="left"/>
-            </w:pPr>
-            <w:r>
-              <w:t xml:space="preserve">II (умеренная 6-7 балов)</w:t>
-            </w:r>
-          </w:p>
-        </w:tc>
-        <w:tc>
-          <w:tcPr/>
-          <w:p>
-            <w:pPr>
-              <w:pStyle w:val="Compact"/>
-              <w:jc w:val="left"/>
-            </w:pPr>
-            <w:r>
-              <w:t xml:space="preserve">64.516 % ( 20 / 31 случаев)</w:t>
-            </w:r>
-          </w:p>
-        </w:tc>
-        <w:tc>
-          <w:tcPr/>
-          <w:p>
-            <w:pPr>
-              <w:pStyle w:val="Compact"/>
-              <w:jc w:val="left"/>
-            </w:pPr>
-            <w:r>
-              <w:t xml:space="preserve">[ 0.45 ; 0.8 ]</w:t>
-            </w:r>
-          </w:p>
-        </w:tc>
-        <w:tc>
-          <w:tcPr/>
-          <w:p>
-            <w:pPr>
-              <w:pStyle w:val="Compact"/>
-              <w:jc w:val="left"/>
-            </w:pPr>
-            <w:r>
-              <w:t xml:space="preserve">69.718 % ( 99 / 142 случаев)</w:t>
-            </w:r>
-          </w:p>
-        </w:tc>
-        <w:tc>
-          <w:tcPr/>
-          <w:p>
-            <w:pPr>
-              <w:pStyle w:val="Compact"/>
-              <w:jc w:val="left"/>
-            </w:pPr>
-            <w:r>
-              <w:t xml:space="preserve">[ 0.61 ; 0.77 ]</w:t>
-            </w:r>
-          </w:p>
-        </w:tc>
-      </w:tr>
-      <w:tr>
-        <w:tc>
-          <w:tcPr/>
-          <w:p>
-            <w:pPr>
-              <w:pStyle w:val="Compact"/>
-              <w:jc w:val="left"/>
-            </w:pPr>
-            <w:r>
               <w:t xml:space="preserve">III(высокая 8-9 бал)</w:t>
             </w:r>
           </w:p>
@@ -5149,825 +5043,13 @@
         <w:pStyle w:val="BodyText"/>
       </w:pPr>
       <w:r>
-        <w:rPr>
-          <w:iCs/>
-          <w:i/>
-        </w:rPr>
-        <w:t xml:space="preserve">Определение чувствительности, спецефичности и точности методов</w:t>
-      </w:r>
-    </w:p>
-    <w:p>
-      <w:pPr>
-        <w:pStyle w:val="BodyText"/>
-      </w:pPr>
-      <w:r>
-        <w:t xml:space="preserve">При оценке УЗИ в группе А количество истинно верно определенных</w:t>
-      </w:r>
-      <w:r>
-        <w:t xml:space="preserve"> </w:t>
-      </w:r>
-      <w:r>
-        <w:t xml:space="preserve">образований как доброкачественные было 577, количество верно</w:t>
-      </w:r>
-      <w:r>
-        <w:t xml:space="preserve"> </w:t>
-      </w:r>
-      <w:r>
-        <w:t xml:space="preserve">определённых образований как злокачественные было 28, количество неверно</w:t>
-      </w:r>
-      <w:r>
-        <w:t xml:space="preserve"> </w:t>
-      </w:r>
-      <w:r>
-        <w:t xml:space="preserve">определенных образований как злокачественные было 20 и количество</w:t>
-      </w:r>
-      <w:r>
-        <w:t xml:space="preserve"> </w:t>
-      </w:r>
-      <w:r>
-        <w:t xml:space="preserve">неопределенных злокачественных образований как доброкачественные было 3</w:t>
-      </w:r>
-      <w:r>
-        <w:t xml:space="preserve"> </w:t>
-      </w:r>
-      <w:r>
-        <w:t xml:space="preserve">. Точность метода составила 0.96 [95% ДИ: 0.95, 0.98]. P-Value модели</w:t>
-      </w:r>
-      <w:r>
-        <w:t xml:space="preserve"> </w:t>
-      </w:r>
-      <w:r>
-        <w:t xml:space="preserve">составил 0.08 что означает, что модель отличается от точности нулевой</w:t>
-      </w:r>
-      <w:r>
-        <w:t xml:space="preserve"> </w:t>
-      </w:r>
-      <w:r>
-        <w:t xml:space="preserve">гипотезы. Коэфициент Kappa составил 0.69 показывает, что метод указывает</w:t>
-      </w:r>
-      <w:r>
-        <w:t xml:space="preserve"> </w:t>
-      </w:r>
-      <w:r>
-        <w:t xml:space="preserve">на высокое согласие между предсказаниями и истинными значениями</w:t>
-      </w:r>
-      <w:r>
-        <w:t xml:space="preserve"> </w:t>
-      </w:r>
-      <w:r>
-        <w:t xml:space="preserve">(количество истинно положительных и отрицательных результатов). Тест</w:t>
-      </w:r>
-      <w:r>
-        <w:t xml:space="preserve"> </w:t>
-      </w:r>
-      <w:r>
-        <w:t xml:space="preserve">Макнемара составил &lt;0,01 и показывает, что метод имеет существенно</w:t>
-      </w:r>
-      <w:r>
-        <w:t xml:space="preserve"> </w:t>
-      </w:r>
-      <w:r>
-        <w:t xml:space="preserve">отличную от контрольного метода частоту ошибок в пользу количества</w:t>
-      </w:r>
-      <w:r>
-        <w:t xml:space="preserve"> </w:t>
-      </w:r>
-      <w:r>
-        <w:t xml:space="preserve">ложноположительных. Чувствительность метода составила 0.9 .</w:t>
-      </w:r>
-      <w:r>
-        <w:t xml:space="preserve"> </w:t>
-      </w:r>
-      <w:r>
-        <w:t xml:space="preserve">Специфичность метода составила 0.97 . Доля положительных прогнозов</w:t>
-      </w:r>
-      <w:r>
-        <w:t xml:space="preserve"> </w:t>
-      </w:r>
-      <w:r>
-        <w:t xml:space="preserve">составила 0.58 . Доля отрицательных прогнозов составила 0.99 . Доля</w:t>
-      </w:r>
-      <w:r>
-        <w:t xml:space="preserve"> </w:t>
-      </w:r>
-      <w:r>
-        <w:t xml:space="preserve">истинно положительных случаев в наборе данных составила 0.05 . Доля</w:t>
-      </w:r>
-      <w:r>
-        <w:t xml:space="preserve"> </w:t>
-      </w:r>
-      <w:r>
-        <w:t xml:space="preserve">истинно положительных случаев, правильно определённых методом составила</w:t>
-      </w:r>
-      <w:r>
-        <w:t xml:space="preserve"> </w:t>
-      </w:r>
-      <w:r>
-        <w:t xml:space="preserve">0.04 . Отбалансированная точность метода составила 0.93 (Таблица №2).</w:t>
-      </w:r>
-    </w:p>
-    <w:p>
-      <w:pPr>
-        <w:pStyle w:val="BodyText"/>
-      </w:pPr>
-      <w:r>
-        <w:t xml:space="preserve">При оценке УЗИ в группе B количество истинно верно определенных</w:t>
-      </w:r>
-      <w:r>
-        <w:t xml:space="preserve"> </w:t>
-      </w:r>
-      <w:r>
-        <w:t xml:space="preserve">образований как доброкачественные было 495, количество верно</w:t>
-      </w:r>
-      <w:r>
-        <w:t xml:space="preserve"> </w:t>
-      </w:r>
-      <w:r>
-        <w:t xml:space="preserve">определённых образований как злокачественные было 128, количество</w:t>
-      </w:r>
-      <w:r>
-        <w:t xml:space="preserve"> </w:t>
-      </w:r>
-      <w:r>
-        <w:t xml:space="preserve">неверно определенных образований как злокачественные было 18 и</w:t>
-      </w:r>
-      <w:r>
-        <w:t xml:space="preserve"> </w:t>
-      </w:r>
-      <w:r>
-        <w:t xml:space="preserve">количество неопределенных злокачественных образований как</w:t>
-      </w:r>
-      <w:r>
-        <w:t xml:space="preserve"> </w:t>
-      </w:r>
-      <w:r>
-        <w:t xml:space="preserve">доброкачественные было 14 . Точность метода составила 0.95 [95% ДИ:</w:t>
-      </w:r>
-      <w:r>
-        <w:t xml:space="preserve"> </w:t>
-      </w:r>
-      <w:r>
-        <w:t xml:space="preserve">0.93, 0.97]. P-Value модели составил 0 что означает, что модель</w:t>
-      </w:r>
-      <w:r>
-        <w:t xml:space="preserve"> </w:t>
-      </w:r>
-      <w:r>
-        <w:t xml:space="preserve">отличается от точности нулевой гипотезы. Коэфициент Kappa составил 0.86</w:t>
-      </w:r>
-      <w:r>
-        <w:t xml:space="preserve"> </w:t>
-      </w:r>
-      <w:r>
-        <w:t xml:space="preserve">показывает (если стремится к 1), что метод указывает на высокое согласие</w:t>
-      </w:r>
-      <w:r>
-        <w:t xml:space="preserve"> </w:t>
-      </w:r>
-      <w:r>
-        <w:t xml:space="preserve">между предсказаниями и истинными значениями (количество истинно</w:t>
-      </w:r>
-      <w:r>
-        <w:t xml:space="preserve"> </w:t>
-      </w:r>
-      <w:r>
-        <w:t xml:space="preserve">положительных и отрицательных результатов). Тест Макнемара составил 0.6</w:t>
-      </w:r>
-      <w:r>
-        <w:t xml:space="preserve"> </w:t>
-      </w:r>
-      <w:r>
-        <w:t xml:space="preserve">показывает, что метод не имеет существенно отличную от контрольного</w:t>
-      </w:r>
-      <w:r>
-        <w:t xml:space="preserve"> </w:t>
-      </w:r>
-      <w:r>
-        <w:t xml:space="preserve">метода частоту ошибок (количество ложноположительных и</w:t>
-      </w:r>
-      <w:r>
-        <w:t xml:space="preserve"> </w:t>
-      </w:r>
-      <w:r>
-        <w:t xml:space="preserve">ложноотрицательных результатов). Чувствительность метода составила 0.9 .</w:t>
-      </w:r>
-      <w:r>
-        <w:t xml:space="preserve"> </w:t>
-      </w:r>
-      <w:r>
-        <w:t xml:space="preserve">Специфичность метода составила 0.96 . Доля положительных прогнозов</w:t>
-      </w:r>
-      <w:r>
-        <w:t xml:space="preserve"> </w:t>
-      </w:r>
-      <w:r>
-        <w:t xml:space="preserve">составила 0.88 . Доля отрицательных прогнозов составила 0.97 . Доля</w:t>
-      </w:r>
-      <w:r>
-        <w:t xml:space="preserve"> </w:t>
-      </w:r>
-      <w:r>
-        <w:t xml:space="preserve">истинно положительных случаев в наборе данных составила 0.22 . Доля</w:t>
-      </w:r>
-      <w:r>
-        <w:t xml:space="preserve"> </w:t>
-      </w:r>
-      <w:r>
-        <w:t xml:space="preserve">истинно положительных случаев, правильно определённых методом составила</w:t>
-      </w:r>
-      <w:r>
-        <w:t xml:space="preserve"> </w:t>
-      </w:r>
-      <w:r>
-        <w:t xml:space="preserve">0.2 . Отбалансированная точность метода составила 0.93 (Таблица №2).</w:t>
-      </w:r>
-    </w:p>
-    <w:p>
-      <w:pPr>
-        <w:pStyle w:val="BodyText"/>
-      </w:pPr>
-      <w:r>
-        <w:t xml:space="preserve">При оценке УЗИ в выборке пациенток 40 лет и старше количество истинно</w:t>
-      </w:r>
-      <w:r>
-        <w:t xml:space="preserve"> </w:t>
-      </w:r>
-      <w:r>
-        <w:t xml:space="preserve">верно определенных образований как доброкачественные было 1072,</w:t>
-      </w:r>
-      <w:r>
-        <w:t xml:space="preserve"> </w:t>
-      </w:r>
-      <w:r>
-        <w:t xml:space="preserve">количество верно определённых образований как злокачественные было 156,</w:t>
-      </w:r>
-      <w:r>
-        <w:t xml:space="preserve"> </w:t>
-      </w:r>
-      <w:r>
-        <w:t xml:space="preserve">количество неверно определенных образований как злокачественные было 38</w:t>
-      </w:r>
-      <w:r>
-        <w:t xml:space="preserve"> </w:t>
-      </w:r>
-      <w:r>
-        <w:t xml:space="preserve">и количество неопределенных злокачественных образований как</w:t>
-      </w:r>
-      <w:r>
-        <w:t xml:space="preserve"> </w:t>
-      </w:r>
-      <w:r>
-        <w:t xml:space="preserve">доброкачественные было 17 . Точность метода составила 0.96 [95% ДИ:</w:t>
-      </w:r>
-      <w:r>
-        <w:t xml:space="preserve"> </w:t>
-      </w:r>
-      <w:r>
-        <w:t xml:space="preserve">0.94, 0.97]. P-Value модели составил 0 что означает, что модель</w:t>
-      </w:r>
-      <w:r>
-        <w:t xml:space="preserve"> </w:t>
-      </w:r>
-      <w:r>
-        <w:t xml:space="preserve">отличается от точности нулевой гипотезы. Коэфициент Kappa составил 0.83</w:t>
-      </w:r>
-      <w:r>
-        <w:t xml:space="preserve"> </w:t>
-      </w:r>
-      <w:r>
-        <w:t xml:space="preserve">показывает (если стремится к 1), что метод указывает на высокое согласие</w:t>
-      </w:r>
-      <w:r>
-        <w:t xml:space="preserve"> </w:t>
-      </w:r>
-      <w:r>
-        <w:t xml:space="preserve">между предсказаниями и истинными значениями (количество истинно</w:t>
-      </w:r>
-      <w:r>
-        <w:t xml:space="preserve"> </w:t>
-      </w:r>
-      <w:r>
-        <w:t xml:space="preserve">положительных и отрицательных результатов). Тест Макнемара составил 0.01</w:t>
-      </w:r>
-      <w:r>
-        <w:t xml:space="preserve"> </w:t>
-      </w:r>
-      <w:r>
-        <w:t xml:space="preserve">показывает, что метод не имеет существенно отличную от контрольного</w:t>
-      </w:r>
-      <w:r>
-        <w:t xml:space="preserve"> </w:t>
-      </w:r>
-      <w:r>
-        <w:t xml:space="preserve">метода частоту ошибок (количество ложноположительных и</w:t>
-      </w:r>
-      <w:r>
-        <w:t xml:space="preserve"> </w:t>
-      </w:r>
-      <w:r>
-        <w:t xml:space="preserve">ложноотрицательных результатов). Чувствительность метода составила 0.9 .</w:t>
-      </w:r>
-      <w:r>
-        <w:t xml:space="preserve"> </w:t>
-      </w:r>
-      <w:r>
-        <w:t xml:space="preserve">Специфичность метода составила 0.97 . Доля положительных прогнозов</w:t>
-      </w:r>
-      <w:r>
-        <w:t xml:space="preserve"> </w:t>
-      </w:r>
-      <w:r>
-        <w:t xml:space="preserve">составила 0.8 . Доля отрицательных прогнозов составила 0.98 . Доля</w:t>
-      </w:r>
-      <w:r>
-        <w:t xml:space="preserve"> </w:t>
-      </w:r>
-      <w:r>
-        <w:t xml:space="preserve">истинно положительных случаев в наборе данных составила 0.13 . Доля</w:t>
-      </w:r>
-      <w:r>
-        <w:t xml:space="preserve"> </w:t>
-      </w:r>
-      <w:r>
-        <w:t xml:space="preserve">истинно положительных случаев, правильно определённых методом составила</w:t>
-      </w:r>
-      <w:r>
-        <w:t xml:space="preserve"> </w:t>
-      </w:r>
-      <w:r>
-        <w:t xml:space="preserve">0.12 . Отбалансированная точность метода составила 0.93 (Таблица №2).</w:t>
-      </w:r>
-    </w:p>
-    <w:p>
-      <w:pPr>
-        <w:pStyle w:val="BodyText"/>
-      </w:pPr>
-      <w:r>
-        <w:t xml:space="preserve">При оценке ММГ в группе А количество истинно верно определенных</w:t>
-      </w:r>
-      <w:r>
-        <w:t xml:space="preserve"> </w:t>
-      </w:r>
-      <w:r>
-        <w:t xml:space="preserve">образований как доброкачественные было 590, количество верно</w:t>
-      </w:r>
-      <w:r>
-        <w:t xml:space="preserve"> </w:t>
-      </w:r>
-      <w:r>
-        <w:t xml:space="preserve">определённых образований как злокачественные было 16, количество неверно</w:t>
-      </w:r>
-      <w:r>
-        <w:t xml:space="preserve"> </w:t>
-      </w:r>
-      <w:r>
-        <w:t xml:space="preserve">определенных образований как злокачественные было 7 и количество</w:t>
-      </w:r>
-      <w:r>
-        <w:t xml:space="preserve"> </w:t>
-      </w:r>
-      <w:r>
-        <w:t xml:space="preserve">неопределенных злокачественных образований как доброкачественные было 15</w:t>
-      </w:r>
-      <w:r>
-        <w:t xml:space="preserve"> </w:t>
-      </w:r>
-      <w:r>
-        <w:t xml:space="preserve">. Точность метода составила 0.96 [95% ДИ: 0.95, 0.98]. P-Value модели</w:t>
-      </w:r>
-      <w:r>
-        <w:t xml:space="preserve"> </w:t>
-      </w:r>
-      <w:r>
-        <w:t xml:space="preserve">составил 0.05 что означает, что модель отличается от точности нулевой</w:t>
-      </w:r>
-      <w:r>
-        <w:t xml:space="preserve"> </w:t>
-      </w:r>
-      <w:r>
-        <w:t xml:space="preserve">гипотезы. Коэфициент Kappa составил 0.57 показывает (если стремится к</w:t>
-      </w:r>
-      <w:r>
-        <w:t xml:space="preserve"> </w:t>
-      </w:r>
-      <w:r>
-        <w:t xml:space="preserve">1), что метод указывает на высокое согласие между предсказаниями и</w:t>
-      </w:r>
-      <w:r>
-        <w:t xml:space="preserve"> </w:t>
-      </w:r>
-      <w:r>
-        <w:t xml:space="preserve">истинными значениями (количество истинно положительных и отрицательных</w:t>
-      </w:r>
-      <w:r>
-        <w:t xml:space="preserve"> </w:t>
-      </w:r>
-      <w:r>
-        <w:t xml:space="preserve">результатов). Тест Макнемара составил 0.14 показывает, что метод не</w:t>
-      </w:r>
-      <w:r>
-        <w:t xml:space="preserve"> </w:t>
-      </w:r>
-      <w:r>
-        <w:t xml:space="preserve">имеет существенно отличную от контрольного метода частоту ошибок</w:t>
-      </w:r>
-      <w:r>
-        <w:t xml:space="preserve"> </w:t>
-      </w:r>
-      <w:r>
-        <w:t xml:space="preserve">(количество ложноположительных и ложноотрицательных результатов).</w:t>
-      </w:r>
-      <w:r>
-        <w:t xml:space="preserve"> </w:t>
-      </w:r>
-      <w:r>
-        <w:t xml:space="preserve">Чувствительность метода составила 0.52 . Специфичность метода составила</w:t>
-      </w:r>
-      <w:r>
-        <w:t xml:space="preserve"> </w:t>
-      </w:r>
-      <w:r>
-        <w:t xml:space="preserve">0.99 . Доля положительных прогнозов составила 0.7 . Доля отрицательных</w:t>
-      </w:r>
-      <w:r>
-        <w:t xml:space="preserve"> </w:t>
-      </w:r>
-      <w:r>
-        <w:t xml:space="preserve">прогнозов составила 0.98 . Доля истинно положительных случаев в наборе</w:t>
-      </w:r>
-      <w:r>
-        <w:t xml:space="preserve"> </w:t>
-      </w:r>
-      <w:r>
-        <w:t xml:space="preserve">данных составила 0.05 . Доля истинно положительных случаев, правильно</w:t>
-      </w:r>
-      <w:r>
-        <w:t xml:space="preserve"> </w:t>
-      </w:r>
-      <w:r>
-        <w:t xml:space="preserve">определённых методом составила 0.03 . Отбалансированная точность метода</w:t>
-      </w:r>
-      <w:r>
-        <w:t xml:space="preserve"> </w:t>
-      </w:r>
-      <w:r>
-        <w:t xml:space="preserve">составила 0.75 (Таблица №2).</w:t>
-      </w:r>
-    </w:p>
-    <w:p>
-      <w:pPr>
-        <w:pStyle w:val="BodyText"/>
-      </w:pPr>
-      <w:r>
-        <w:t xml:space="preserve">При оценке ММГ в группе B количество истинно верно определенных</w:t>
-      </w:r>
-      <w:r>
-        <w:t xml:space="preserve"> </w:t>
-      </w:r>
-      <w:r>
-        <w:t xml:space="preserve">образований как доброкачественные было 509, количество верно</w:t>
-      </w:r>
-      <w:r>
-        <w:t xml:space="preserve"> </w:t>
-      </w:r>
-      <w:r>
-        <w:t xml:space="preserve">определённых образований как злокачественные было 76, количество неверно</w:t>
-      </w:r>
-      <w:r>
-        <w:t xml:space="preserve"> </w:t>
-      </w:r>
-      <w:r>
-        <w:t xml:space="preserve">определенных образований как злокачественные было 4 и количество</w:t>
-      </w:r>
-      <w:r>
-        <w:t xml:space="preserve"> </w:t>
-      </w:r>
-      <w:r>
-        <w:t xml:space="preserve">неопределенных злокачественных образований как доброкачественные было 66</w:t>
-      </w:r>
-      <w:r>
-        <w:t xml:space="preserve"> </w:t>
-      </w:r>
-      <w:r>
-        <w:t xml:space="preserve">. Точность метода составила 0.89 [95% ДИ: 0.87, 0.92]. P-Value модели</w:t>
-      </w:r>
-      <w:r>
-        <w:t xml:space="preserve"> </w:t>
-      </w:r>
-      <w:r>
-        <w:t xml:space="preserve">составил 0 что означает, что модель отличается от точности нулевой</w:t>
-      </w:r>
-      <w:r>
-        <w:t xml:space="preserve"> </w:t>
-      </w:r>
-      <w:r>
-        <w:t xml:space="preserve">гипотезы. Коэфициент Kappa составил 0.63 показывает (если стремится к</w:t>
-      </w:r>
-      <w:r>
-        <w:t xml:space="preserve"> </w:t>
-      </w:r>
-      <w:r>
-        <w:t xml:space="preserve">1), что метод указывает на высокое согласие между предсказаниями и</w:t>
-      </w:r>
-      <w:r>
-        <w:t xml:space="preserve"> </w:t>
-      </w:r>
-      <w:r>
-        <w:t xml:space="preserve">истинными значениями (количество истинно положительных и отрицательных</w:t>
-      </w:r>
-      <w:r>
-        <w:t xml:space="preserve"> </w:t>
-      </w:r>
-      <w:r>
-        <w:t xml:space="preserve">результатов). Тест Макнемара составил 0 показывает, что метод не имеет</w:t>
-      </w:r>
-      <w:r>
-        <w:t xml:space="preserve"> </w:t>
-      </w:r>
-      <w:r>
-        <w:t xml:space="preserve">существенно отличную от контрольного метода частоту ошибок (количество</w:t>
-      </w:r>
-      <w:r>
-        <w:t xml:space="preserve"> </w:t>
-      </w:r>
-      <w:r>
-        <w:t xml:space="preserve">ложноположительных и ложноотрицательных результатов). Чувствительность</w:t>
-      </w:r>
-      <w:r>
-        <w:t xml:space="preserve"> </w:t>
-      </w:r>
-      <w:r>
-        <w:t xml:space="preserve">метода составила 0.54 . Специфичность метода составила 0.99 . Доля</w:t>
-      </w:r>
-      <w:r>
-        <w:t xml:space="preserve"> </w:t>
-      </w:r>
-      <w:r>
-        <w:t xml:space="preserve">положительных прогнозов составила 0.95 . Доля отрицательных прогнозов</w:t>
-      </w:r>
-      <w:r>
-        <w:t xml:space="preserve"> </w:t>
-      </w:r>
-      <w:r>
-        <w:t xml:space="preserve">составила 0.89 . Доля истинно положительных случаев в наборе данных</w:t>
-      </w:r>
-      <w:r>
-        <w:t xml:space="preserve"> </w:t>
-      </w:r>
-      <w:r>
-        <w:t xml:space="preserve">составила 0.22 . Доля истинно положительных случаев, правильно</w:t>
-      </w:r>
-      <w:r>
-        <w:t xml:space="preserve"> </w:t>
-      </w:r>
-      <w:r>
-        <w:t xml:space="preserve">определённых методом составила 0.12 . Отбалансированная точность метода</w:t>
-      </w:r>
-      <w:r>
-        <w:t xml:space="preserve"> </w:t>
-      </w:r>
-      <w:r>
-        <w:t xml:space="preserve">составила 0.76 (Таблица №2).</w:t>
-      </w:r>
-    </w:p>
-    <w:p>
-      <w:pPr>
-        <w:pStyle w:val="BodyText"/>
-      </w:pPr>
-      <w:r>
-        <w:t xml:space="preserve">При оценке ММГ в выборке пациенток до 40 лет количество истинно верно</w:t>
-      </w:r>
-      <w:r>
-        <w:t xml:space="preserve"> </w:t>
-      </w:r>
-      <w:r>
-        <w:t xml:space="preserve">определенных образований как доброкачественные было 1099, количество</w:t>
-      </w:r>
-      <w:r>
-        <w:t xml:space="preserve"> </w:t>
-      </w:r>
-      <w:r>
-        <w:t xml:space="preserve">верно определённых образований как злокачественные было 92, количество</w:t>
-      </w:r>
-      <w:r>
-        <w:t xml:space="preserve"> </w:t>
-      </w:r>
-      <w:r>
-        <w:t xml:space="preserve">неверно определенных образований как злокачественные было 11 и</w:t>
-      </w:r>
-      <w:r>
-        <w:t xml:space="preserve"> </w:t>
-      </w:r>
-      <w:r>
-        <w:t xml:space="preserve">количество неопределенных злокачественных образований как</w:t>
-      </w:r>
-      <w:r>
-        <w:t xml:space="preserve"> </w:t>
-      </w:r>
-      <w:r>
-        <w:t xml:space="preserve">доброкачественные было 81 . Точность метода составила 0.93 [95% ДИ:</w:t>
-      </w:r>
-      <w:r>
-        <w:t xml:space="preserve"> </w:t>
-      </w:r>
-      <w:r>
-        <w:t xml:space="preserve">0.91, 0.94]. P-Value модели составил 0 что означает, что модель</w:t>
-      </w:r>
-      <w:r>
-        <w:t xml:space="preserve"> </w:t>
-      </w:r>
-      <w:r>
-        <w:t xml:space="preserve">отличается от точности нулевой гипотезы. Коэфициент Kappa составил 0.63</w:t>
-      </w:r>
-      <w:r>
-        <w:t xml:space="preserve"> </w:t>
-      </w:r>
-      <w:r>
-        <w:t xml:space="preserve">показывает (если стремится к 1), что метод указывает на высокое согласие</w:t>
-      </w:r>
-      <w:r>
-        <w:t xml:space="preserve"> </w:t>
-      </w:r>
-      <w:r>
-        <w:t xml:space="preserve">между предсказаниями и истинными значениями (количество истинно</w:t>
-      </w:r>
-      <w:r>
-        <w:t xml:space="preserve"> </w:t>
-      </w:r>
-      <w:r>
-        <w:t xml:space="preserve">положительных и отрицательных результатов). Тест Макнемара составил 0</w:t>
-      </w:r>
-      <w:r>
-        <w:t xml:space="preserve"> </w:t>
-      </w:r>
-      <w:r>
-        <w:t xml:space="preserve">показывает, что метод не имеет существенно отличную от контрольного</w:t>
-      </w:r>
-      <w:r>
-        <w:t xml:space="preserve"> </w:t>
-      </w:r>
-      <w:r>
-        <w:t xml:space="preserve">метода частоту ошибок (количество ложноположительных и</w:t>
-      </w:r>
-      <w:r>
-        <w:t xml:space="preserve"> </w:t>
-      </w:r>
-      <w:r>
-        <w:t xml:space="preserve">ложноотрицательных результатов). Чувствительность метода составила 0.53</w:t>
-      </w:r>
-      <w:r>
-        <w:t xml:space="preserve"> </w:t>
-      </w:r>
-      <w:r>
-        <w:t xml:space="preserve">. Специфичность метода составила 0.99 . Доля положительных прогнозов</w:t>
-      </w:r>
-      <w:r>
-        <w:t xml:space="preserve"> </w:t>
-      </w:r>
-      <w:r>
-        <w:t xml:space="preserve">составила 0.89 . Доля отрицательных прогнозов составила 0.93 . Доля</w:t>
-      </w:r>
-      <w:r>
-        <w:t xml:space="preserve"> </w:t>
-      </w:r>
-      <w:r>
-        <w:t xml:space="preserve">истинно положительных случаев в наборе данных составила 0.13 . Доля</w:t>
-      </w:r>
-      <w:r>
-        <w:t xml:space="preserve"> </w:t>
-      </w:r>
-      <w:r>
-        <w:t xml:space="preserve">истинно положительных случаев, правильно определённых методом составила</w:t>
-      </w:r>
-      <w:r>
-        <w:t xml:space="preserve"> </w:t>
-      </w:r>
-      <w:r>
-        <w:t xml:space="preserve">0.07 . Отбалансированная точность метода составила 0.76 (Таблица №2).</w:t>
-      </w:r>
-    </w:p>
-    <w:p>
-      <w:pPr>
-        <w:pStyle w:val="BodyText"/>
-      </w:pPr>
-      <w:r>
-        <w:t xml:space="preserve">При оценке ABUS в группе B количество истинно верно определенных</w:t>
-      </w:r>
-      <w:r>
-        <w:t xml:space="preserve"> </w:t>
-      </w:r>
-      <w:r>
-        <w:t xml:space="preserve">образований как доброкачественные было 509, количество верно</w:t>
-      </w:r>
-      <w:r>
-        <w:t xml:space="preserve"> </w:t>
-      </w:r>
-      <w:r>
-        <w:t xml:space="preserve">определённых образований как злокачественные было 125, количество</w:t>
-      </w:r>
-      <w:r>
-        <w:t xml:space="preserve"> </w:t>
-      </w:r>
-      <w:r>
-        <w:t xml:space="preserve">неверно определенных образований как злокачественные было 4 и количество</w:t>
-      </w:r>
-      <w:r>
-        <w:t xml:space="preserve"> </w:t>
-      </w:r>
-      <w:r>
-        <w:t xml:space="preserve">неопределенных злокачественных образований как доброкачественные было 17</w:t>
-      </w:r>
-      <w:r>
-        <w:t xml:space="preserve"> </w:t>
-      </w:r>
-      <w:r>
-        <w:t xml:space="preserve">. Точность метода составила 0.97 [95% ДИ: 0.95, 0.98]. P-Value модели</w:t>
-      </w:r>
-      <w:r>
-        <w:t xml:space="preserve"> </w:t>
-      </w:r>
-      <w:r>
-        <w:t xml:space="preserve">составил 0 что означает, что модель отличается от точности нулевой</w:t>
-      </w:r>
-      <w:r>
-        <w:t xml:space="preserve"> </w:t>
-      </w:r>
-      <w:r>
-        <w:t xml:space="preserve">гипотезы. Коэфициент Kappa составил 0.9 показывает (если стремится к 1),</w:t>
-      </w:r>
-      <w:r>
-        <w:t xml:space="preserve"> </w:t>
-      </w:r>
-      <w:r>
-        <w:t xml:space="preserve">что метод указывает на высокое согласие между предсказаниями и истинными</w:t>
-      </w:r>
-      <w:r>
-        <w:t xml:space="preserve"> </w:t>
-      </w:r>
-      <w:r>
-        <w:t xml:space="preserve">значениями (количество истинно положительных и отрицательных</w:t>
-      </w:r>
-      <w:r>
-        <w:t xml:space="preserve"> </w:t>
-      </w:r>
-      <w:r>
-        <w:t xml:space="preserve">результатов). Тест Макнемара составил 0.01 показывает, что метод не</w:t>
-      </w:r>
-      <w:r>
-        <w:t xml:space="preserve"> </w:t>
-      </w:r>
-      <w:r>
-        <w:t xml:space="preserve">имеет существенно отличную от контрольного метода частоту ошибок</w:t>
-      </w:r>
-      <w:r>
-        <w:t xml:space="preserve"> </w:t>
-      </w:r>
-      <w:r>
-        <w:t xml:space="preserve">(количество ложноположительных и ложноотрицательных результатов).</w:t>
-      </w:r>
-      <w:r>
-        <w:t xml:space="preserve"> </w:t>
-      </w:r>
-      <w:r>
-        <w:t xml:space="preserve">Чувствительность метода составила 0.88 . Специфичность метода составила</w:t>
-      </w:r>
-      <w:r>
-        <w:t xml:space="preserve"> </w:t>
-      </w:r>
-      <w:r>
-        <w:t xml:space="preserve">0.99 . Доля положительных прогнозов составила 0.97 . Доля отрицательных</w:t>
-      </w:r>
-      <w:r>
-        <w:t xml:space="preserve"> </w:t>
-      </w:r>
-      <w:r>
-        <w:t xml:space="preserve">прогнозов составила 0.97 . Доля истинно положительных случаев в наборе</w:t>
-      </w:r>
-      <w:r>
-        <w:t xml:space="preserve"> </w:t>
-      </w:r>
-      <w:r>
-        <w:t xml:space="preserve">данных составила 0.22 . Доля истинно положительных случаев, правильно</w:t>
-      </w:r>
-      <w:r>
-        <w:t xml:space="preserve"> </w:t>
-      </w:r>
-      <w:r>
-        <w:t xml:space="preserve">определённых методом составила 0.19 . Отбалансированная точность метода</w:t>
-      </w:r>
-      <w:r>
-        <w:t xml:space="preserve"> </w:t>
-      </w:r>
-      <w:r>
-        <w:t xml:space="preserve">составила 0.94 (Таблица №3).</w:t>
-      </w:r>
-    </w:p>
-    <w:p>
-      <w:pPr>
-        <w:pStyle w:val="BodyText"/>
-      </w:pPr>
-      <w:r>
-        <w:t xml:space="preserve">Таблица №3. Определение точности, P-уровня значимости модели, коэффициент Kappa, Тест Макнемара, чувствительности, специфичности и отбалансированной точности в группах А и B (Т -Точность, P - P-Value, КК - Коэффициент Kappa, ТМ -Тест Макнемара, ППЦ - положительная прогностическая ценность, ОПЦ - отрицательная прогностическая ценность, Ч-Чувствительность, Сп -Специфичность, ОТ- Отбалансированная точность)</w:t>
+        <w:t xml:space="preserve">Подробные данные сравненияпо методам предствалена в таблице №3. Для</w:t>
+      </w:r>
+      <w:r>
+        <w:t xml:space="preserve"> </w:t>
+      </w:r>
+      <w:r>
+        <w:t xml:space="preserve">корректности приведены результаты токо из группы B.</w:t>
       </w:r>
     </w:p>
     <w:tbl>
@@ -5978,16 +5060,1944 @@
         <w:jc w:val="start"/>
       </w:tblPr>
       <w:tblGrid>
-        <w:gridCol w:w="792"/>
-        <w:gridCol w:w="792"/>
-        <w:gridCol w:w="792"/>
-        <w:gridCol w:w="792"/>
-        <w:gridCol w:w="792"/>
-        <w:gridCol w:w="792"/>
-        <w:gridCol w:w="792"/>
-        <w:gridCol w:w="792"/>
-        <w:gridCol w:w="792"/>
-        <w:gridCol w:w="792"/>
+        <w:gridCol w:w="4448"/>
+        <w:gridCol w:w="867"/>
+        <w:gridCol w:w="867"/>
+        <w:gridCol w:w="867"/>
+        <w:gridCol w:w="867"/>
+      </w:tblGrid>
+      <w:tr>
+        <w:trPr>
+          <w:tblHeader w:val="true"/>
+        </w:trPr>
+        <w:tc>
+          <w:tcPr/>
+          <w:p>
+            <w:pPr>
+              <w:pStyle w:val="Compact"/>
+              <w:jc w:val="left"/>
+            </w:pPr>
+            <w:r>
+              <w:t xml:space="preserve">Показатель</w:t>
+            </w:r>
+          </w:p>
+        </w:tc>
+        <w:tc>
+          <w:tcPr/>
+          <w:p>
+            <w:pPr>
+              <w:pStyle w:val="Compact"/>
+              <w:jc w:val="left"/>
+            </w:pPr>
+            <w:r>
+              <w:t xml:space="preserve">Всего</w:t>
+            </w:r>
+          </w:p>
+        </w:tc>
+        <w:tc>
+          <w:tcPr/>
+          <w:p>
+            <w:pPr>
+              <w:pStyle w:val="Compact"/>
+              <w:jc w:val="left"/>
+            </w:pPr>
+            <w:r>
+              <w:t xml:space="preserve">УЗИ</w:t>
+            </w:r>
+          </w:p>
+        </w:tc>
+        <w:tc>
+          <w:tcPr/>
+          <w:p>
+            <w:pPr>
+              <w:pStyle w:val="Compact"/>
+              <w:jc w:val="left"/>
+            </w:pPr>
+            <w:r>
+              <w:t xml:space="preserve">ABUS</w:t>
+            </w:r>
+          </w:p>
+        </w:tc>
+        <w:tc>
+          <w:tcPr/>
+          <w:p>
+            <w:pPr>
+              <w:pStyle w:val="Compact"/>
+              <w:jc w:val="left"/>
+            </w:pPr>
+            <w:r>
+              <w:t xml:space="preserve">ММГ</w:t>
+            </w:r>
+          </w:p>
+        </w:tc>
+      </w:tr>
+      <w:tr>
+        <w:tc>
+          <w:tcPr/>
+          <w:p>
+            <w:pPr>
+              <w:pStyle w:val="Compact"/>
+              <w:jc w:val="left"/>
+            </w:pPr>
+            <w:r>
+              <w:t xml:space="preserve">Найдено злокачественных новообразований</w:t>
+            </w:r>
+          </w:p>
+        </w:tc>
+        <w:tc>
+          <w:tcPr/>
+          <w:p>
+            <w:pPr>
+              <w:pStyle w:val="Compact"/>
+              <w:jc w:val="left"/>
+            </w:pPr>
+            <w:r>
+              <w:t xml:space="preserve">142</w:t>
+            </w:r>
+          </w:p>
+        </w:tc>
+        <w:tc>
+          <w:tcPr/>
+          <w:p>
+            <w:pPr>
+              <w:pStyle w:val="Compact"/>
+              <w:jc w:val="left"/>
+            </w:pPr>
+            <w:r>
+              <w:t xml:space="preserve">128</w:t>
+            </w:r>
+          </w:p>
+        </w:tc>
+        <w:tc>
+          <w:tcPr/>
+          <w:p>
+            <w:pPr>
+              <w:pStyle w:val="Compact"/>
+              <w:jc w:val="left"/>
+            </w:pPr>
+            <w:r>
+              <w:t xml:space="preserve">125</w:t>
+            </w:r>
+          </w:p>
+        </w:tc>
+        <w:tc>
+          <w:tcPr/>
+          <w:p>
+            <w:pPr>
+              <w:pStyle w:val="Compact"/>
+              <w:jc w:val="left"/>
+            </w:pPr>
+            <w:r>
+              <w:t xml:space="preserve">76</w:t>
+            </w:r>
+          </w:p>
+        </w:tc>
+      </w:tr>
+      <w:tr>
+        <w:tc>
+          <w:tcPr/>
+          <w:p>
+            <w:pPr>
+              <w:pStyle w:val="Compact"/>
+              <w:jc w:val="left"/>
+            </w:pPr>
+            <w:r>
+              <w:t xml:space="preserve">Гистология</w:t>
+            </w:r>
+          </w:p>
+        </w:tc>
+        <w:tc>
+          <w:tcPr/>
+          <w:p>
+            <w:pPr>
+              <w:pStyle w:val="Compact"/>
+              <w:jc w:val="left"/>
+            </w:pPr>
+            <w:r>
+              <w:t xml:space="preserve">——</w:t>
+            </w:r>
+          </w:p>
+        </w:tc>
+        <w:tc>
+          <w:tcPr/>
+          <w:p>
+            <w:pPr>
+              <w:pStyle w:val="Compact"/>
+              <w:jc w:val="left"/>
+            </w:pPr>
+            <w:r>
+              <w:t xml:space="preserve">——</w:t>
+            </w:r>
+          </w:p>
+        </w:tc>
+        <w:tc>
+          <w:tcPr/>
+          <w:p>
+            <w:pPr>
+              <w:pStyle w:val="Compact"/>
+              <w:jc w:val="left"/>
+            </w:pPr>
+            <w:r>
+              <w:t xml:space="preserve">——</w:t>
+            </w:r>
+          </w:p>
+        </w:tc>
+        <w:tc>
+          <w:tcPr/>
+          <w:p>
+            <w:pPr>
+              <w:pStyle w:val="Compact"/>
+              <w:jc w:val="left"/>
+            </w:pPr>
+            <w:r>
+              <w:t xml:space="preserve">——</w:t>
+            </w:r>
+          </w:p>
+        </w:tc>
+      </w:tr>
+      <w:tr>
+        <w:tc>
+          <w:tcPr/>
+          <w:p>
+            <w:pPr>
+              <w:pStyle w:val="Compact"/>
+              <w:jc w:val="left"/>
+            </w:pPr>
+            <w:r>
+              <w:t xml:space="preserve">инвазивный дольковый рак</w:t>
+            </w:r>
+          </w:p>
+        </w:tc>
+        <w:tc>
+          <w:tcPr/>
+          <w:p>
+            <w:pPr>
+              <w:pStyle w:val="Compact"/>
+              <w:jc w:val="left"/>
+            </w:pPr>
+            <w:r>
+              <w:t xml:space="preserve">8</w:t>
+            </w:r>
+          </w:p>
+        </w:tc>
+        <w:tc>
+          <w:tcPr/>
+          <w:p>
+            <w:pPr>
+              <w:pStyle w:val="Compact"/>
+              <w:jc w:val="left"/>
+            </w:pPr>
+            <w:r>
+              <w:t xml:space="preserve">4</w:t>
+            </w:r>
+          </w:p>
+        </w:tc>
+        <w:tc>
+          <w:tcPr/>
+          <w:p>
+            <w:pPr>
+              <w:pStyle w:val="Compact"/>
+              <w:jc w:val="left"/>
+            </w:pPr>
+            <w:r>
+              <w:t xml:space="preserve">8</w:t>
+            </w:r>
+          </w:p>
+        </w:tc>
+        <w:tc>
+          <w:tcPr/>
+          <w:p>
+            <w:pPr>
+              <w:pStyle w:val="Compact"/>
+              <w:jc w:val="left"/>
+            </w:pPr>
+            <w:r>
+              <w:t xml:space="preserve">0</w:t>
+            </w:r>
+          </w:p>
+        </w:tc>
+      </w:tr>
+      <w:tr>
+        <w:tc>
+          <w:tcPr/>
+          <w:p>
+            <w:pPr>
+              <w:pStyle w:val="Compact"/>
+              <w:jc w:val="left"/>
+            </w:pPr>
+            <w:r>
+              <w:t xml:space="preserve">инвазивный рак неспециального типа</w:t>
+            </w:r>
+          </w:p>
+        </w:tc>
+        <w:tc>
+          <w:tcPr/>
+          <w:p>
+            <w:pPr>
+              <w:pStyle w:val="Compact"/>
+              <w:jc w:val="left"/>
+            </w:pPr>
+            <w:r>
+              <w:t xml:space="preserve">109</w:t>
+            </w:r>
+          </w:p>
+        </w:tc>
+        <w:tc>
+          <w:tcPr/>
+          <w:p>
+            <w:pPr>
+              <w:pStyle w:val="Compact"/>
+              <w:jc w:val="left"/>
+            </w:pPr>
+            <w:r>
+              <w:t xml:space="preserve">102</w:t>
+            </w:r>
+          </w:p>
+        </w:tc>
+        <w:tc>
+          <w:tcPr/>
+          <w:p>
+            <w:pPr>
+              <w:pStyle w:val="Compact"/>
+              <w:jc w:val="left"/>
+            </w:pPr>
+            <w:r>
+              <w:t xml:space="preserve">95</w:t>
+            </w:r>
+          </w:p>
+        </w:tc>
+        <w:tc>
+          <w:tcPr/>
+          <w:p>
+            <w:pPr>
+              <w:pStyle w:val="Compact"/>
+              <w:jc w:val="left"/>
+            </w:pPr>
+            <w:r>
+              <w:t xml:space="preserve">62</w:t>
+            </w:r>
+          </w:p>
+        </w:tc>
+      </w:tr>
+      <w:tr>
+        <w:tc>
+          <w:tcPr/>
+          <w:p>
+            <w:pPr>
+              <w:pStyle w:val="Compact"/>
+              <w:jc w:val="left"/>
+            </w:pPr>
+            <w:r>
+              <w:t xml:space="preserve">протоковый рак in situ</w:t>
+            </w:r>
+          </w:p>
+        </w:tc>
+        <w:tc>
+          <w:tcPr/>
+          <w:p>
+            <w:pPr>
+              <w:pStyle w:val="Compact"/>
+              <w:jc w:val="left"/>
+            </w:pPr>
+            <w:r>
+              <w:t xml:space="preserve">25</w:t>
+            </w:r>
+          </w:p>
+        </w:tc>
+        <w:tc>
+          <w:tcPr/>
+          <w:p>
+            <w:pPr>
+              <w:pStyle w:val="Compact"/>
+              <w:jc w:val="left"/>
+            </w:pPr>
+            <w:r>
+              <w:t xml:space="preserve">22</w:t>
+            </w:r>
+          </w:p>
+        </w:tc>
+        <w:tc>
+          <w:tcPr/>
+          <w:p>
+            <w:pPr>
+              <w:pStyle w:val="Compact"/>
+              <w:jc w:val="left"/>
+            </w:pPr>
+            <w:r>
+              <w:t xml:space="preserve">22</w:t>
+            </w:r>
+          </w:p>
+        </w:tc>
+        <w:tc>
+          <w:tcPr/>
+          <w:p>
+            <w:pPr>
+              <w:pStyle w:val="Compact"/>
+              <w:jc w:val="left"/>
+            </w:pPr>
+            <w:r>
+              <w:t xml:space="preserve">14</w:t>
+            </w:r>
+          </w:p>
+        </w:tc>
+      </w:tr>
+      <w:tr>
+        <w:tc>
+          <w:tcPr/>
+          <w:p>
+            <w:pPr>
+              <w:pStyle w:val="Compact"/>
+              <w:jc w:val="left"/>
+            </w:pPr>
+            <w:r>
+              <w:t xml:space="preserve">Уровень злокачестванности</w:t>
+            </w:r>
+          </w:p>
+        </w:tc>
+        <w:tc>
+          <w:tcPr/>
+          <w:p>
+            <w:pPr>
+              <w:pStyle w:val="Compact"/>
+              <w:jc w:val="left"/>
+            </w:pPr>
+            <w:r>
+              <w:t xml:space="preserve">——</w:t>
+            </w:r>
+          </w:p>
+        </w:tc>
+        <w:tc>
+          <w:tcPr/>
+          <w:p>
+            <w:pPr>
+              <w:pStyle w:val="Compact"/>
+              <w:jc w:val="left"/>
+            </w:pPr>
+            <w:r>
+              <w:t xml:space="preserve">——</w:t>
+            </w:r>
+          </w:p>
+        </w:tc>
+        <w:tc>
+          <w:tcPr/>
+          <w:p>
+            <w:pPr>
+              <w:pStyle w:val="Compact"/>
+              <w:jc w:val="left"/>
+            </w:pPr>
+            <w:r>
+              <w:t xml:space="preserve">——</w:t>
+            </w:r>
+          </w:p>
+        </w:tc>
+        <w:tc>
+          <w:tcPr/>
+          <w:p>
+            <w:pPr>
+              <w:pStyle w:val="Compact"/>
+              <w:jc w:val="left"/>
+            </w:pPr>
+            <w:r>
+              <w:t xml:space="preserve">——</w:t>
+            </w:r>
+          </w:p>
+        </w:tc>
+      </w:tr>
+      <w:tr>
+        <w:tc>
+          <w:tcPr/>
+          <w:p>
+            <w:pPr>
+              <w:pStyle w:val="Compact"/>
+              <w:jc w:val="left"/>
+            </w:pPr>
+            <w:r>
+              <w:t xml:space="preserve">I (низкая 3-5 бал)</w:t>
+            </w:r>
+          </w:p>
+        </w:tc>
+        <w:tc>
+          <w:tcPr/>
+          <w:p>
+            <w:pPr>
+              <w:pStyle w:val="Compact"/>
+              <w:jc w:val="left"/>
+            </w:pPr>
+            <w:r>
+              <w:t xml:space="preserve">15</w:t>
+            </w:r>
+          </w:p>
+        </w:tc>
+        <w:tc>
+          <w:tcPr/>
+          <w:p>
+            <w:pPr>
+              <w:pStyle w:val="Compact"/>
+              <w:jc w:val="left"/>
+            </w:pPr>
+            <w:r>
+              <w:t xml:space="preserve">15</w:t>
+            </w:r>
+          </w:p>
+        </w:tc>
+        <w:tc>
+          <w:tcPr/>
+          <w:p>
+            <w:pPr>
+              <w:pStyle w:val="Compact"/>
+              <w:jc w:val="left"/>
+            </w:pPr>
+            <w:r>
+              <w:t xml:space="preserve">15</w:t>
+            </w:r>
+          </w:p>
+        </w:tc>
+        <w:tc>
+          <w:tcPr/>
+          <w:p>
+            <w:pPr>
+              <w:pStyle w:val="Compact"/>
+              <w:jc w:val="left"/>
+            </w:pPr>
+            <w:r>
+              <w:t xml:space="preserve">11</w:t>
+            </w:r>
+          </w:p>
+        </w:tc>
+      </w:tr>
+      <w:tr>
+        <w:tc>
+          <w:tcPr/>
+          <w:p>
+            <w:pPr>
+              <w:pStyle w:val="Compact"/>
+              <w:jc w:val="left"/>
+            </w:pPr>
+            <w:r>
+              <w:t xml:space="preserve">II (умеренная 6-7 балов)</w:t>
+            </w:r>
+          </w:p>
+        </w:tc>
+        <w:tc>
+          <w:tcPr/>
+          <w:p>
+            <w:pPr>
+              <w:pStyle w:val="Compact"/>
+              <w:jc w:val="left"/>
+            </w:pPr>
+            <w:r>
+              <w:t xml:space="preserve">99</w:t>
+            </w:r>
+          </w:p>
+        </w:tc>
+        <w:tc>
+          <w:tcPr/>
+          <w:p>
+            <w:pPr>
+              <w:pStyle w:val="Compact"/>
+              <w:jc w:val="left"/>
+            </w:pPr>
+            <w:r>
+              <w:t xml:space="preserve">87</w:t>
+            </w:r>
+          </w:p>
+        </w:tc>
+        <w:tc>
+          <w:tcPr/>
+          <w:p>
+            <w:pPr>
+              <w:pStyle w:val="Compact"/>
+              <w:jc w:val="left"/>
+            </w:pPr>
+            <w:r>
+              <w:t xml:space="preserve">86</w:t>
+            </w:r>
+          </w:p>
+        </w:tc>
+        <w:tc>
+          <w:tcPr/>
+          <w:p>
+            <w:pPr>
+              <w:pStyle w:val="Compact"/>
+              <w:jc w:val="left"/>
+            </w:pPr>
+            <w:r>
+              <w:t xml:space="preserve">51</w:t>
+            </w:r>
+          </w:p>
+        </w:tc>
+      </w:tr>
+      <w:tr>
+        <w:tc>
+          <w:tcPr/>
+          <w:p>
+            <w:pPr>
+              <w:pStyle w:val="Compact"/>
+              <w:jc w:val="left"/>
+            </w:pPr>
+            <w:r>
+              <w:t xml:space="preserve">III(высокая 8-9 бал)</w:t>
+            </w:r>
+          </w:p>
+        </w:tc>
+        <w:tc>
+          <w:tcPr/>
+          <w:p>
+            <w:pPr>
+              <w:pStyle w:val="Compact"/>
+              <w:jc w:val="left"/>
+            </w:pPr>
+            <w:r>
+              <w:t xml:space="preserve">28</w:t>
+            </w:r>
+          </w:p>
+        </w:tc>
+        <w:tc>
+          <w:tcPr/>
+          <w:p>
+            <w:pPr>
+              <w:pStyle w:val="Compact"/>
+              <w:jc w:val="left"/>
+            </w:pPr>
+            <w:r>
+              <w:t xml:space="preserve">26</w:t>
+            </w:r>
+          </w:p>
+        </w:tc>
+        <w:tc>
+          <w:tcPr/>
+          <w:p>
+            <w:pPr>
+              <w:pStyle w:val="Compact"/>
+              <w:jc w:val="left"/>
+            </w:pPr>
+            <w:r>
+              <w:t xml:space="preserve">24</w:t>
+            </w:r>
+          </w:p>
+        </w:tc>
+        <w:tc>
+          <w:tcPr/>
+          <w:p>
+            <w:pPr>
+              <w:pStyle w:val="Compact"/>
+              <w:jc w:val="left"/>
+            </w:pPr>
+            <w:r>
+              <w:t xml:space="preserve">14</w:t>
+            </w:r>
+          </w:p>
+        </w:tc>
+      </w:tr>
+      <w:tr>
+        <w:tc>
+          <w:tcPr/>
+          <w:p>
+            <w:pPr>
+              <w:pStyle w:val="Compact"/>
+              <w:jc w:val="left"/>
+            </w:pPr>
+            <w:r>
+              <w:t xml:space="preserve">Размер</w:t>
+            </w:r>
+          </w:p>
+        </w:tc>
+        <w:tc>
+          <w:tcPr/>
+          <w:p>
+            <w:pPr>
+              <w:pStyle w:val="Compact"/>
+              <w:jc w:val="left"/>
+            </w:pPr>
+            <w:r>
+              <w:t xml:space="preserve">——</w:t>
+            </w:r>
+          </w:p>
+        </w:tc>
+        <w:tc>
+          <w:tcPr/>
+          <w:p>
+            <w:pPr>
+              <w:pStyle w:val="Compact"/>
+              <w:jc w:val="left"/>
+            </w:pPr>
+            <w:r>
+              <w:t xml:space="preserve">——</w:t>
+            </w:r>
+          </w:p>
+        </w:tc>
+        <w:tc>
+          <w:tcPr/>
+          <w:p>
+            <w:pPr>
+              <w:pStyle w:val="Compact"/>
+              <w:jc w:val="left"/>
+            </w:pPr>
+            <w:r>
+              <w:t xml:space="preserve">——</w:t>
+            </w:r>
+          </w:p>
+        </w:tc>
+        <w:tc>
+          <w:tcPr/>
+          <w:p>
+            <w:pPr>
+              <w:pStyle w:val="Compact"/>
+              <w:jc w:val="left"/>
+            </w:pPr>
+            <w:r>
+              <w:t xml:space="preserve">——</w:t>
+            </w:r>
+          </w:p>
+        </w:tc>
+      </w:tr>
+      <w:tr>
+        <w:tc>
+          <w:tcPr/>
+          <w:p>
+            <w:pPr>
+              <w:pStyle w:val="Compact"/>
+              <w:jc w:val="left"/>
+            </w:pPr>
+            <w:r>
+              <w:t xml:space="preserve">0,5-1,0 см</w:t>
+            </w:r>
+          </w:p>
+        </w:tc>
+        <w:tc>
+          <w:tcPr/>
+          <w:p>
+            <w:pPr>
+              <w:pStyle w:val="Compact"/>
+              <w:jc w:val="left"/>
+            </w:pPr>
+            <w:r>
+              <w:t xml:space="preserve">——</w:t>
+            </w:r>
+          </w:p>
+        </w:tc>
+        <w:tc>
+          <w:tcPr/>
+          <w:p>
+            <w:pPr>
+              <w:pStyle w:val="Compact"/>
+              <w:jc w:val="left"/>
+            </w:pPr>
+            <w:r>
+              <w:t xml:space="preserve">28</w:t>
+            </w:r>
+          </w:p>
+        </w:tc>
+        <w:tc>
+          <w:tcPr/>
+          <w:p>
+            <w:pPr>
+              <w:pStyle w:val="Compact"/>
+              <w:jc w:val="left"/>
+            </w:pPr>
+            <w:r>
+              <w:t xml:space="preserve">28</w:t>
+            </w:r>
+          </w:p>
+        </w:tc>
+        <w:tc>
+          <w:tcPr/>
+          <w:p>
+            <w:pPr>
+              <w:pStyle w:val="Compact"/>
+              <w:jc w:val="left"/>
+            </w:pPr>
+            <w:r>
+              <w:t xml:space="preserve">16</w:t>
+            </w:r>
+          </w:p>
+        </w:tc>
+      </w:tr>
+      <w:tr>
+        <w:tc>
+          <w:tcPr/>
+          <w:p>
+            <w:pPr>
+              <w:pStyle w:val="Compact"/>
+              <w:jc w:val="left"/>
+            </w:pPr>
+            <w:r>
+              <w:t xml:space="preserve">1,1-1,5 см</w:t>
+            </w:r>
+          </w:p>
+        </w:tc>
+        <w:tc>
+          <w:tcPr/>
+          <w:p>
+            <w:pPr>
+              <w:pStyle w:val="Compact"/>
+              <w:jc w:val="left"/>
+            </w:pPr>
+            <w:r>
+              <w:t xml:space="preserve">——</w:t>
+            </w:r>
+          </w:p>
+        </w:tc>
+        <w:tc>
+          <w:tcPr/>
+          <w:p>
+            <w:pPr>
+              <w:pStyle w:val="Compact"/>
+              <w:jc w:val="left"/>
+            </w:pPr>
+            <w:r>
+              <w:t xml:space="preserve">34</w:t>
+            </w:r>
+          </w:p>
+        </w:tc>
+        <w:tc>
+          <w:tcPr/>
+          <w:p>
+            <w:pPr>
+              <w:pStyle w:val="Compact"/>
+              <w:jc w:val="left"/>
+            </w:pPr>
+            <w:r>
+              <w:t xml:space="preserve">37</w:t>
+            </w:r>
+          </w:p>
+        </w:tc>
+        <w:tc>
+          <w:tcPr/>
+          <w:p>
+            <w:pPr>
+              <w:pStyle w:val="Compact"/>
+              <w:jc w:val="left"/>
+            </w:pPr>
+            <w:r>
+              <w:t xml:space="preserve">24</w:t>
+            </w:r>
+          </w:p>
+        </w:tc>
+      </w:tr>
+      <w:tr>
+        <w:tc>
+          <w:tcPr/>
+          <w:p>
+            <w:pPr>
+              <w:pStyle w:val="Compact"/>
+              <w:jc w:val="left"/>
+            </w:pPr>
+            <w:r>
+              <w:t xml:space="preserve">1,5-2,0 см</w:t>
+            </w:r>
+          </w:p>
+        </w:tc>
+        <w:tc>
+          <w:tcPr/>
+          <w:p>
+            <w:pPr>
+              <w:pStyle w:val="Compact"/>
+              <w:jc w:val="left"/>
+            </w:pPr>
+            <w:r>
+              <w:t xml:space="preserve">——</w:t>
+            </w:r>
+          </w:p>
+        </w:tc>
+        <w:tc>
+          <w:tcPr/>
+          <w:p>
+            <w:pPr>
+              <w:pStyle w:val="Compact"/>
+              <w:jc w:val="left"/>
+            </w:pPr>
+            <w:r>
+              <w:t xml:space="preserve">37</w:t>
+            </w:r>
+          </w:p>
+        </w:tc>
+        <w:tc>
+          <w:tcPr/>
+          <w:p>
+            <w:pPr>
+              <w:pStyle w:val="Compact"/>
+              <w:jc w:val="left"/>
+            </w:pPr>
+            <w:r>
+              <w:t xml:space="preserve">38</w:t>
+            </w:r>
+          </w:p>
+        </w:tc>
+        <w:tc>
+          <w:tcPr/>
+          <w:p>
+            <w:pPr>
+              <w:pStyle w:val="Compact"/>
+              <w:jc w:val="left"/>
+            </w:pPr>
+            <w:r>
+              <w:t xml:space="preserve">19</w:t>
+            </w:r>
+          </w:p>
+        </w:tc>
+      </w:tr>
+      <w:tr>
+        <w:tc>
+          <w:tcPr/>
+          <w:p>
+            <w:pPr>
+              <w:pStyle w:val="Compact"/>
+              <w:jc w:val="left"/>
+            </w:pPr>
+            <w:r>
+              <w:t xml:space="preserve">2,1-2,5 см</w:t>
+            </w:r>
+          </w:p>
+        </w:tc>
+        <w:tc>
+          <w:tcPr/>
+          <w:p>
+            <w:pPr>
+              <w:pStyle w:val="Compact"/>
+              <w:jc w:val="left"/>
+            </w:pPr>
+            <w:r>
+              <w:t xml:space="preserve">——</w:t>
+            </w:r>
+          </w:p>
+        </w:tc>
+        <w:tc>
+          <w:tcPr/>
+          <w:p>
+            <w:pPr>
+              <w:pStyle w:val="Compact"/>
+              <w:jc w:val="left"/>
+            </w:pPr>
+            <w:r>
+              <w:t xml:space="preserve">17</w:t>
+            </w:r>
+          </w:p>
+        </w:tc>
+        <w:tc>
+          <w:tcPr/>
+          <w:p>
+            <w:pPr>
+              <w:pStyle w:val="Compact"/>
+              <w:jc w:val="left"/>
+            </w:pPr>
+            <w:r>
+              <w:t xml:space="preserve">13</w:t>
+            </w:r>
+          </w:p>
+        </w:tc>
+        <w:tc>
+          <w:tcPr/>
+          <w:p>
+            <w:pPr>
+              <w:pStyle w:val="Compact"/>
+              <w:jc w:val="left"/>
+            </w:pPr>
+            <w:r>
+              <w:t xml:space="preserve">8</w:t>
+            </w:r>
+          </w:p>
+        </w:tc>
+      </w:tr>
+      <w:tr>
+        <w:tc>
+          <w:tcPr/>
+          <w:p>
+            <w:pPr>
+              <w:pStyle w:val="Compact"/>
+              <w:jc w:val="left"/>
+            </w:pPr>
+            <w:r>
+              <w:t xml:space="preserve">2,5-3,0 см</w:t>
+            </w:r>
+          </w:p>
+        </w:tc>
+        <w:tc>
+          <w:tcPr/>
+          <w:p>
+            <w:pPr>
+              <w:pStyle w:val="Compact"/>
+              <w:jc w:val="left"/>
+            </w:pPr>
+            <w:r>
+              <w:t xml:space="preserve">——</w:t>
+            </w:r>
+          </w:p>
+        </w:tc>
+        <w:tc>
+          <w:tcPr/>
+          <w:p>
+            <w:pPr>
+              <w:pStyle w:val="Compact"/>
+              <w:jc w:val="left"/>
+            </w:pPr>
+            <w:r>
+              <w:t xml:space="preserve">9</w:t>
+            </w:r>
+          </w:p>
+        </w:tc>
+        <w:tc>
+          <w:tcPr/>
+          <w:p>
+            <w:pPr>
+              <w:pStyle w:val="Compact"/>
+              <w:jc w:val="left"/>
+            </w:pPr>
+            <w:r>
+              <w:t xml:space="preserve">6</w:t>
+            </w:r>
+          </w:p>
+        </w:tc>
+        <w:tc>
+          <w:tcPr/>
+          <w:p>
+            <w:pPr>
+              <w:pStyle w:val="Compact"/>
+              <w:jc w:val="left"/>
+            </w:pPr>
+            <w:r>
+              <w:t xml:space="preserve">3</w:t>
+            </w:r>
+          </w:p>
+        </w:tc>
+      </w:tr>
+      <w:tr>
+        <w:tc>
+          <w:tcPr/>
+          <w:p>
+            <w:pPr>
+              <w:pStyle w:val="Compact"/>
+              <w:jc w:val="left"/>
+            </w:pPr>
+            <w:r>
+              <w:t xml:space="preserve">более 3 см</w:t>
+            </w:r>
+          </w:p>
+        </w:tc>
+        <w:tc>
+          <w:tcPr/>
+          <w:p>
+            <w:pPr>
+              <w:pStyle w:val="Compact"/>
+              <w:jc w:val="left"/>
+            </w:pPr>
+            <w:r>
+              <w:t xml:space="preserve">——</w:t>
+            </w:r>
+          </w:p>
+        </w:tc>
+        <w:tc>
+          <w:tcPr/>
+          <w:p>
+            <w:pPr>
+              <w:pStyle w:val="Compact"/>
+              <w:jc w:val="left"/>
+            </w:pPr>
+            <w:r>
+              <w:t xml:space="preserve">3</w:t>
+            </w:r>
+          </w:p>
+        </w:tc>
+        <w:tc>
+          <w:tcPr/>
+          <w:p>
+            <w:pPr>
+              <w:pStyle w:val="Compact"/>
+              <w:jc w:val="left"/>
+            </w:pPr>
+            <w:r>
+              <w:t xml:space="preserve">3</w:t>
+            </w:r>
+          </w:p>
+        </w:tc>
+        <w:tc>
+          <w:tcPr/>
+          <w:p>
+            <w:pPr>
+              <w:pStyle w:val="Compact"/>
+              <w:jc w:val="left"/>
+            </w:pPr>
+            <w:r>
+              <w:t xml:space="preserve">6</w:t>
+            </w:r>
+          </w:p>
+        </w:tc>
+      </w:tr>
+    </w:tbl>
+    <w:p>
+      <w:pPr>
+        <w:pStyle w:val="BodyText"/>
+      </w:pPr>
+      <w:r>
+        <w:rPr>
+          <w:iCs/>
+          <w:i/>
+        </w:rPr>
+        <w:t xml:space="preserve">Определение чувствительности, спецефичности и точности методов</w:t>
+      </w:r>
+    </w:p>
+    <w:p>
+      <w:pPr>
+        <w:pStyle w:val="BodyText"/>
+      </w:pPr>
+      <w:r>
+        <w:t xml:space="preserve">При оценке УЗИ в группе А количество истинно верно определенных</w:t>
+      </w:r>
+      <w:r>
+        <w:t xml:space="preserve"> </w:t>
+      </w:r>
+      <w:r>
+        <w:t xml:space="preserve">образований как доброкачественные было 577, количество верно</w:t>
+      </w:r>
+      <w:r>
+        <w:t xml:space="preserve"> </w:t>
+      </w:r>
+      <w:r>
+        <w:t xml:space="preserve">определённых образований как злокачественные было 28, количество неверно</w:t>
+      </w:r>
+      <w:r>
+        <w:t xml:space="preserve"> </w:t>
+      </w:r>
+      <w:r>
+        <w:t xml:space="preserve">определенных образований как злокачественные было 20 и количество</w:t>
+      </w:r>
+      <w:r>
+        <w:t xml:space="preserve"> </w:t>
+      </w:r>
+      <w:r>
+        <w:t xml:space="preserve">неопределенных злокачественных образований как доброкачественные было 3</w:t>
+      </w:r>
+      <w:r>
+        <w:t xml:space="preserve"> </w:t>
+      </w:r>
+      <w:r>
+        <w:t xml:space="preserve">. Точность метода составила 0.96 [95% ДИ: 0.95, 0.98]. P-Value модели</w:t>
+      </w:r>
+      <w:r>
+        <w:t xml:space="preserve"> </w:t>
+      </w:r>
+      <w:r>
+        <w:t xml:space="preserve">составил 0.08 что означает, что модель отличается от точности нулевой</w:t>
+      </w:r>
+      <w:r>
+        <w:t xml:space="preserve"> </w:t>
+      </w:r>
+      <w:r>
+        <w:t xml:space="preserve">гипотезы. Коэфициент Kappa составил 0.69 показывает, что метод указывает</w:t>
+      </w:r>
+      <w:r>
+        <w:t xml:space="preserve"> </w:t>
+      </w:r>
+      <w:r>
+        <w:t xml:space="preserve">на высокое согласие между предсказаниями и истинными значениями</w:t>
+      </w:r>
+      <w:r>
+        <w:t xml:space="preserve"> </w:t>
+      </w:r>
+      <w:r>
+        <w:t xml:space="preserve">(количество истинно положительных и отрицательных результатов). Тест</w:t>
+      </w:r>
+      <w:r>
+        <w:t xml:space="preserve"> </w:t>
+      </w:r>
+      <w:r>
+        <w:t xml:space="preserve">Макнемара составил &lt;0,01 и показывает, что метод имеет существенно</w:t>
+      </w:r>
+      <w:r>
+        <w:t xml:space="preserve"> </w:t>
+      </w:r>
+      <w:r>
+        <w:t xml:space="preserve">отличную от контрольного метода частоту ошибок в пользу количества</w:t>
+      </w:r>
+      <w:r>
+        <w:t xml:space="preserve"> </w:t>
+      </w:r>
+      <w:r>
+        <w:t xml:space="preserve">ложноположительных. Чувствительность метода составила 0.9 .</w:t>
+      </w:r>
+      <w:r>
+        <w:t xml:space="preserve"> </w:t>
+      </w:r>
+      <w:r>
+        <w:t xml:space="preserve">Специфичность метода составила 0.97 . Доля положительных прогнозов</w:t>
+      </w:r>
+      <w:r>
+        <w:t xml:space="preserve"> </w:t>
+      </w:r>
+      <w:r>
+        <w:t xml:space="preserve">составила 0.58 . Доля отрицательных прогнозов составила 0.99 . Доля</w:t>
+      </w:r>
+      <w:r>
+        <w:t xml:space="preserve"> </w:t>
+      </w:r>
+      <w:r>
+        <w:t xml:space="preserve">истинно положительных случаев в наборе данных составила 0.05 . Доля</w:t>
+      </w:r>
+      <w:r>
+        <w:t xml:space="preserve"> </w:t>
+      </w:r>
+      <w:r>
+        <w:t xml:space="preserve">истинно положительных случаев, правильно определённых методом составила</w:t>
+      </w:r>
+      <w:r>
+        <w:t xml:space="preserve"> </w:t>
+      </w:r>
+      <w:r>
+        <w:t xml:space="preserve">0.04 . Отбалансированная точность метода составила 0.93 (Таблица №2).</w:t>
+      </w:r>
+    </w:p>
+    <w:p>
+      <w:pPr>
+        <w:pStyle w:val="BodyText"/>
+      </w:pPr>
+      <w:r>
+        <w:t xml:space="preserve">При оценке УЗИ в группе B количество истинно верно определенных</w:t>
+      </w:r>
+      <w:r>
+        <w:t xml:space="preserve"> </w:t>
+      </w:r>
+      <w:r>
+        <w:t xml:space="preserve">образований как доброкачественные было 495, количество верно</w:t>
+      </w:r>
+      <w:r>
+        <w:t xml:space="preserve"> </w:t>
+      </w:r>
+      <w:r>
+        <w:t xml:space="preserve">определённых образований как злокачественные было 128, количество</w:t>
+      </w:r>
+      <w:r>
+        <w:t xml:space="preserve"> </w:t>
+      </w:r>
+      <w:r>
+        <w:t xml:space="preserve">неверно определенных образований как злокачественные было 18 и</w:t>
+      </w:r>
+      <w:r>
+        <w:t xml:space="preserve"> </w:t>
+      </w:r>
+      <w:r>
+        <w:t xml:space="preserve">количество неопределенных злокачественных образований как</w:t>
+      </w:r>
+      <w:r>
+        <w:t xml:space="preserve"> </w:t>
+      </w:r>
+      <w:r>
+        <w:t xml:space="preserve">доброкачественные было 14 . Точность метода составила 0.95 [95% ДИ:</w:t>
+      </w:r>
+      <w:r>
+        <w:t xml:space="preserve"> </w:t>
+      </w:r>
+      <w:r>
+        <w:t xml:space="preserve">0.93, 0.97]. P-Value модели составил 0 что означает, что модель</w:t>
+      </w:r>
+      <w:r>
+        <w:t xml:space="preserve"> </w:t>
+      </w:r>
+      <w:r>
+        <w:t xml:space="preserve">отличается от точности нулевой гипотезы. Коэфициент Kappa составил 0.86</w:t>
+      </w:r>
+      <w:r>
+        <w:t xml:space="preserve"> </w:t>
+      </w:r>
+      <w:r>
+        <w:t xml:space="preserve">показывает (если стремится к 1), что метод указывает на высокое согласие</w:t>
+      </w:r>
+      <w:r>
+        <w:t xml:space="preserve"> </w:t>
+      </w:r>
+      <w:r>
+        <w:t xml:space="preserve">между предсказаниями и истинными значениями (количество истинно</w:t>
+      </w:r>
+      <w:r>
+        <w:t xml:space="preserve"> </w:t>
+      </w:r>
+      <w:r>
+        <w:t xml:space="preserve">положительных и отрицательных результатов). Тест Макнемара составил 0.6</w:t>
+      </w:r>
+      <w:r>
+        <w:t xml:space="preserve"> </w:t>
+      </w:r>
+      <w:r>
+        <w:t xml:space="preserve">показывает, что метод не имеет существенно отличную от контрольного</w:t>
+      </w:r>
+      <w:r>
+        <w:t xml:space="preserve"> </w:t>
+      </w:r>
+      <w:r>
+        <w:t xml:space="preserve">метода частоту ошибок (количество ложноположительных и</w:t>
+      </w:r>
+      <w:r>
+        <w:t xml:space="preserve"> </w:t>
+      </w:r>
+      <w:r>
+        <w:t xml:space="preserve">ложноотрицательных результатов). Чувствительность метода составила 0.9 .</w:t>
+      </w:r>
+      <w:r>
+        <w:t xml:space="preserve"> </w:t>
+      </w:r>
+      <w:r>
+        <w:t xml:space="preserve">Специфичность метода составила 0.96 . Доля положительных прогнозов</w:t>
+      </w:r>
+      <w:r>
+        <w:t xml:space="preserve"> </w:t>
+      </w:r>
+      <w:r>
+        <w:t xml:space="preserve">составила 0.88 . Доля отрицательных прогнозов составила 0.97 . Доля</w:t>
+      </w:r>
+      <w:r>
+        <w:t xml:space="preserve"> </w:t>
+      </w:r>
+      <w:r>
+        <w:t xml:space="preserve">истинно положительных случаев в наборе данных составила 0.22 . Доля</w:t>
+      </w:r>
+      <w:r>
+        <w:t xml:space="preserve"> </w:t>
+      </w:r>
+      <w:r>
+        <w:t xml:space="preserve">истинно положительных случаев, правильно определённых методом составила</w:t>
+      </w:r>
+      <w:r>
+        <w:t xml:space="preserve"> </w:t>
+      </w:r>
+      <w:r>
+        <w:t xml:space="preserve">0.2 . Отбалансированная точность метода составила 0.93 (Таблица №2).</w:t>
+      </w:r>
+    </w:p>
+    <w:p>
+      <w:pPr>
+        <w:pStyle w:val="BodyText"/>
+      </w:pPr>
+      <w:r>
+        <w:t xml:space="preserve">При оценке УЗИ в выборке пациенток 40 лет и старше количество истинно</w:t>
+      </w:r>
+      <w:r>
+        <w:t xml:space="preserve"> </w:t>
+      </w:r>
+      <w:r>
+        <w:t xml:space="preserve">верно определенных образований как доброкачественные было 1072,</w:t>
+      </w:r>
+      <w:r>
+        <w:t xml:space="preserve"> </w:t>
+      </w:r>
+      <w:r>
+        <w:t xml:space="preserve">количество верно определённых образований как злокачественные было 156,</w:t>
+      </w:r>
+      <w:r>
+        <w:t xml:space="preserve"> </w:t>
+      </w:r>
+      <w:r>
+        <w:t xml:space="preserve">количество неверно определенных образований как злокачественные было 38</w:t>
+      </w:r>
+      <w:r>
+        <w:t xml:space="preserve"> </w:t>
+      </w:r>
+      <w:r>
+        <w:t xml:space="preserve">и количество неопределенных злокачественных образований как</w:t>
+      </w:r>
+      <w:r>
+        <w:t xml:space="preserve"> </w:t>
+      </w:r>
+      <w:r>
+        <w:t xml:space="preserve">доброкачественные было 17 . Точность метода составила 0.96 [95% ДИ:</w:t>
+      </w:r>
+      <w:r>
+        <w:t xml:space="preserve"> </w:t>
+      </w:r>
+      <w:r>
+        <w:t xml:space="preserve">0.94, 0.97]. P-Value модели составил 0 что означает, что модель</w:t>
+      </w:r>
+      <w:r>
+        <w:t xml:space="preserve"> </w:t>
+      </w:r>
+      <w:r>
+        <w:t xml:space="preserve">отличается от точности нулевой гипотезы. Коэфициент Kappa составил 0.83</w:t>
+      </w:r>
+      <w:r>
+        <w:t xml:space="preserve"> </w:t>
+      </w:r>
+      <w:r>
+        <w:t xml:space="preserve">показывает (если стремится к 1), что метод указывает на высокое согласие</w:t>
+      </w:r>
+      <w:r>
+        <w:t xml:space="preserve"> </w:t>
+      </w:r>
+      <w:r>
+        <w:t xml:space="preserve">между предсказаниями и истинными значениями (количество истинно</w:t>
+      </w:r>
+      <w:r>
+        <w:t xml:space="preserve"> </w:t>
+      </w:r>
+      <w:r>
+        <w:t xml:space="preserve">положительных и отрицательных результатов). Тест Макнемара составил 0.01</w:t>
+      </w:r>
+      <w:r>
+        <w:t xml:space="preserve"> </w:t>
+      </w:r>
+      <w:r>
+        <w:t xml:space="preserve">показывает, что метод не имеет существенно отличную от контрольного</w:t>
+      </w:r>
+      <w:r>
+        <w:t xml:space="preserve"> </w:t>
+      </w:r>
+      <w:r>
+        <w:t xml:space="preserve">метода частоту ошибок (количество ложноположительных и</w:t>
+      </w:r>
+      <w:r>
+        <w:t xml:space="preserve"> </w:t>
+      </w:r>
+      <w:r>
+        <w:t xml:space="preserve">ложноотрицательных результатов). Чувствительность метода составила 0.9 .</w:t>
+      </w:r>
+      <w:r>
+        <w:t xml:space="preserve"> </w:t>
+      </w:r>
+      <w:r>
+        <w:t xml:space="preserve">Специфичность метода составила 0.97 . Доля положительных прогнозов</w:t>
+      </w:r>
+      <w:r>
+        <w:t xml:space="preserve"> </w:t>
+      </w:r>
+      <w:r>
+        <w:t xml:space="preserve">составила 0.8 . Доля отрицательных прогнозов составила 0.98 . Доля</w:t>
+      </w:r>
+      <w:r>
+        <w:t xml:space="preserve"> </w:t>
+      </w:r>
+      <w:r>
+        <w:t xml:space="preserve">истинно положительных случаев в наборе данных составила 0.13 . Доля</w:t>
+      </w:r>
+      <w:r>
+        <w:t xml:space="preserve"> </w:t>
+      </w:r>
+      <w:r>
+        <w:t xml:space="preserve">истинно положительных случаев, правильно определённых методом составила</w:t>
+      </w:r>
+      <w:r>
+        <w:t xml:space="preserve"> </w:t>
+      </w:r>
+      <w:r>
+        <w:t xml:space="preserve">0.12 . Отбалансированная точность метода составила 0.93 (Таблица №2).</w:t>
+      </w:r>
+    </w:p>
+    <w:p>
+      <w:pPr>
+        <w:pStyle w:val="BodyText"/>
+      </w:pPr>
+      <w:r>
+        <w:t xml:space="preserve">При оценке ММГ в группе А количество истинно верно определенных</w:t>
+      </w:r>
+      <w:r>
+        <w:t xml:space="preserve"> </w:t>
+      </w:r>
+      <w:r>
+        <w:t xml:space="preserve">образований как доброкачественные было 590, количество верно</w:t>
+      </w:r>
+      <w:r>
+        <w:t xml:space="preserve"> </w:t>
+      </w:r>
+      <w:r>
+        <w:t xml:space="preserve">определённых образований как злокачественные было 16, количество неверно</w:t>
+      </w:r>
+      <w:r>
+        <w:t xml:space="preserve"> </w:t>
+      </w:r>
+      <w:r>
+        <w:t xml:space="preserve">определенных образований как злокачественные было 7 и количество</w:t>
+      </w:r>
+      <w:r>
+        <w:t xml:space="preserve"> </w:t>
+      </w:r>
+      <w:r>
+        <w:t xml:space="preserve">неопределенных злокачественных образований как доброкачественные было 15</w:t>
+      </w:r>
+      <w:r>
+        <w:t xml:space="preserve"> </w:t>
+      </w:r>
+      <w:r>
+        <w:t xml:space="preserve">. Точность метода составила 0.96 [95% ДИ: 0.95, 0.98]. P-Value модели</w:t>
+      </w:r>
+      <w:r>
+        <w:t xml:space="preserve"> </w:t>
+      </w:r>
+      <w:r>
+        <w:t xml:space="preserve">составил 0.05 что означает, что модель отличается от точности нулевой</w:t>
+      </w:r>
+      <w:r>
+        <w:t xml:space="preserve"> </w:t>
+      </w:r>
+      <w:r>
+        <w:t xml:space="preserve">гипотезы. Коэфициент Kappa составил 0.57 показывает (если стремится к</w:t>
+      </w:r>
+      <w:r>
+        <w:t xml:space="preserve"> </w:t>
+      </w:r>
+      <w:r>
+        <w:t xml:space="preserve">1), что метод указывает на высокое согласие между предсказаниями и</w:t>
+      </w:r>
+      <w:r>
+        <w:t xml:space="preserve"> </w:t>
+      </w:r>
+      <w:r>
+        <w:t xml:space="preserve">истинными значениями (количество истинно положительных и отрицательных</w:t>
+      </w:r>
+      <w:r>
+        <w:t xml:space="preserve"> </w:t>
+      </w:r>
+      <w:r>
+        <w:t xml:space="preserve">результатов). Тест Макнемара составил 0.14 показывает, что метод не</w:t>
+      </w:r>
+      <w:r>
+        <w:t xml:space="preserve"> </w:t>
+      </w:r>
+      <w:r>
+        <w:t xml:space="preserve">имеет существенно отличную от контрольного метода частоту ошибок</w:t>
+      </w:r>
+      <w:r>
+        <w:t xml:space="preserve"> </w:t>
+      </w:r>
+      <w:r>
+        <w:t xml:space="preserve">(количество ложноположительных и ложноотрицательных результатов).</w:t>
+      </w:r>
+      <w:r>
+        <w:t xml:space="preserve"> </w:t>
+      </w:r>
+      <w:r>
+        <w:t xml:space="preserve">Чувствительность метода составила 0.52 . Специфичность метода составила</w:t>
+      </w:r>
+      <w:r>
+        <w:t xml:space="preserve"> </w:t>
+      </w:r>
+      <w:r>
+        <w:t xml:space="preserve">0.99 . Доля положительных прогнозов составила 0.7 . Доля отрицательных</w:t>
+      </w:r>
+      <w:r>
+        <w:t xml:space="preserve"> </w:t>
+      </w:r>
+      <w:r>
+        <w:t xml:space="preserve">прогнозов составила 0.98 . Доля истинно положительных случаев в наборе</w:t>
+      </w:r>
+      <w:r>
+        <w:t xml:space="preserve"> </w:t>
+      </w:r>
+      <w:r>
+        <w:t xml:space="preserve">данных составила 0.05 . Доля истинно положительных случаев, правильно</w:t>
+      </w:r>
+      <w:r>
+        <w:t xml:space="preserve"> </w:t>
+      </w:r>
+      <w:r>
+        <w:t xml:space="preserve">определённых методом составила 0.03 . Отбалансированная точность метода</w:t>
+      </w:r>
+      <w:r>
+        <w:t xml:space="preserve"> </w:t>
+      </w:r>
+      <w:r>
+        <w:t xml:space="preserve">составила 0.75 (Таблица №2).</w:t>
+      </w:r>
+    </w:p>
+    <w:p>
+      <w:pPr>
+        <w:pStyle w:val="BodyText"/>
+      </w:pPr>
+      <w:r>
+        <w:t xml:space="preserve">При оценке ММГ в группе B количество истинно верно определенных</w:t>
+      </w:r>
+      <w:r>
+        <w:t xml:space="preserve"> </w:t>
+      </w:r>
+      <w:r>
+        <w:t xml:space="preserve">образований как доброкачественные было 509, количество верно</w:t>
+      </w:r>
+      <w:r>
+        <w:t xml:space="preserve"> </w:t>
+      </w:r>
+      <w:r>
+        <w:t xml:space="preserve">определённых образований как злокачественные было 76, количество неверно</w:t>
+      </w:r>
+      <w:r>
+        <w:t xml:space="preserve"> </w:t>
+      </w:r>
+      <w:r>
+        <w:t xml:space="preserve">определенных образований как злокачественные было 4 и количество</w:t>
+      </w:r>
+      <w:r>
+        <w:t xml:space="preserve"> </w:t>
+      </w:r>
+      <w:r>
+        <w:t xml:space="preserve">неопределенных злокачественных образований как доброкачественные было 66</w:t>
+      </w:r>
+      <w:r>
+        <w:t xml:space="preserve"> </w:t>
+      </w:r>
+      <w:r>
+        <w:t xml:space="preserve">. Точность метода составила 0.89 [95% ДИ: 0.87, 0.92]. P-Value модели</w:t>
+      </w:r>
+      <w:r>
+        <w:t xml:space="preserve"> </w:t>
+      </w:r>
+      <w:r>
+        <w:t xml:space="preserve">составил 0 что означает, что модель отличается от точности нулевой</w:t>
+      </w:r>
+      <w:r>
+        <w:t xml:space="preserve"> </w:t>
+      </w:r>
+      <w:r>
+        <w:t xml:space="preserve">гипотезы. Коэфициент Kappa составил 0.63 показывает (если стремится к</w:t>
+      </w:r>
+      <w:r>
+        <w:t xml:space="preserve"> </w:t>
+      </w:r>
+      <w:r>
+        <w:t xml:space="preserve">1), что метод указывает на высокое согласие между предсказаниями и</w:t>
+      </w:r>
+      <w:r>
+        <w:t xml:space="preserve"> </w:t>
+      </w:r>
+      <w:r>
+        <w:t xml:space="preserve">истинными значениями (количество истинно положительных и отрицательных</w:t>
+      </w:r>
+      <w:r>
+        <w:t xml:space="preserve"> </w:t>
+      </w:r>
+      <w:r>
+        <w:t xml:space="preserve">результатов). Тест Макнемара составил 0 показывает, что метод не имеет</w:t>
+      </w:r>
+      <w:r>
+        <w:t xml:space="preserve"> </w:t>
+      </w:r>
+      <w:r>
+        <w:t xml:space="preserve">существенно отличную от контрольного метода частоту ошибок (количество</w:t>
+      </w:r>
+      <w:r>
+        <w:t xml:space="preserve"> </w:t>
+      </w:r>
+      <w:r>
+        <w:t xml:space="preserve">ложноположительных и ложноотрицательных результатов). Чувствительность</w:t>
+      </w:r>
+      <w:r>
+        <w:t xml:space="preserve"> </w:t>
+      </w:r>
+      <w:r>
+        <w:t xml:space="preserve">метода составила 0.54 . Специфичность метода составила 0.99 . Доля</w:t>
+      </w:r>
+      <w:r>
+        <w:t xml:space="preserve"> </w:t>
+      </w:r>
+      <w:r>
+        <w:t xml:space="preserve">положительных прогнозов составила 0.95 . Доля отрицательных прогнозов</w:t>
+      </w:r>
+      <w:r>
+        <w:t xml:space="preserve"> </w:t>
+      </w:r>
+      <w:r>
+        <w:t xml:space="preserve">составила 0.89 . Доля истинно положительных случаев в наборе данных</w:t>
+      </w:r>
+      <w:r>
+        <w:t xml:space="preserve"> </w:t>
+      </w:r>
+      <w:r>
+        <w:t xml:space="preserve">составила 0.22 . Доля истинно положительных случаев, правильно</w:t>
+      </w:r>
+      <w:r>
+        <w:t xml:space="preserve"> </w:t>
+      </w:r>
+      <w:r>
+        <w:t xml:space="preserve">определённых методом составила 0.12 . Отбалансированная точность метода</w:t>
+      </w:r>
+      <w:r>
+        <w:t xml:space="preserve"> </w:t>
+      </w:r>
+      <w:r>
+        <w:t xml:space="preserve">составила 0.76 (Таблица №2).</w:t>
+      </w:r>
+    </w:p>
+    <w:p>
+      <w:pPr>
+        <w:pStyle w:val="BodyText"/>
+      </w:pPr>
+      <w:r>
+        <w:t xml:space="preserve">При оценке ММГ в выборке пациенток до 40 лет количество истинно верно</w:t>
+      </w:r>
+      <w:r>
+        <w:t xml:space="preserve"> </w:t>
+      </w:r>
+      <w:r>
+        <w:t xml:space="preserve">определенных образований как доброкачественные было 1099, количество</w:t>
+      </w:r>
+      <w:r>
+        <w:t xml:space="preserve"> </w:t>
+      </w:r>
+      <w:r>
+        <w:t xml:space="preserve">верно определённых образований как злокачественные было 92, количество</w:t>
+      </w:r>
+      <w:r>
+        <w:t xml:space="preserve"> </w:t>
+      </w:r>
+      <w:r>
+        <w:t xml:space="preserve">неверно определенных образований как злокачественные было 11 и</w:t>
+      </w:r>
+      <w:r>
+        <w:t xml:space="preserve"> </w:t>
+      </w:r>
+      <w:r>
+        <w:t xml:space="preserve">количество неопределенных злокачественных образований как</w:t>
+      </w:r>
+      <w:r>
+        <w:t xml:space="preserve"> </w:t>
+      </w:r>
+      <w:r>
+        <w:t xml:space="preserve">доброкачественные было 81 . Точность метода составила 0.93 [95% ДИ:</w:t>
+      </w:r>
+      <w:r>
+        <w:t xml:space="preserve"> </w:t>
+      </w:r>
+      <w:r>
+        <w:t xml:space="preserve">0.91, 0.94]. P-Value модели составил 0 что означает, что модель</w:t>
+      </w:r>
+      <w:r>
+        <w:t xml:space="preserve"> </w:t>
+      </w:r>
+      <w:r>
+        <w:t xml:space="preserve">отличается от точности нулевой гипотезы. Коэфициент Kappa составил 0.63</w:t>
+      </w:r>
+      <w:r>
+        <w:t xml:space="preserve"> </w:t>
+      </w:r>
+      <w:r>
+        <w:t xml:space="preserve">показывает (если стремится к 1), что метод указывает на высокое согласие</w:t>
+      </w:r>
+      <w:r>
+        <w:t xml:space="preserve"> </w:t>
+      </w:r>
+      <w:r>
+        <w:t xml:space="preserve">между предсказаниями и истинными значениями (количество истинно</w:t>
+      </w:r>
+      <w:r>
+        <w:t xml:space="preserve"> </w:t>
+      </w:r>
+      <w:r>
+        <w:t xml:space="preserve">положительных и отрицательных результатов). Тест Макнемара составил 0</w:t>
+      </w:r>
+      <w:r>
+        <w:t xml:space="preserve"> </w:t>
+      </w:r>
+      <w:r>
+        <w:t xml:space="preserve">показывает, что метод не имеет существенно отличную от контрольного</w:t>
+      </w:r>
+      <w:r>
+        <w:t xml:space="preserve"> </w:t>
+      </w:r>
+      <w:r>
+        <w:t xml:space="preserve">метода частоту ошибок (количество ложноположительных и</w:t>
+      </w:r>
+      <w:r>
+        <w:t xml:space="preserve"> </w:t>
+      </w:r>
+      <w:r>
+        <w:t xml:space="preserve">ложноотрицательных результатов). Чувствительность метода составила 0.53</w:t>
+      </w:r>
+      <w:r>
+        <w:t xml:space="preserve"> </w:t>
+      </w:r>
+      <w:r>
+        <w:t xml:space="preserve">. Специфичность метода составила 0.99 . Доля положительных прогнозов</w:t>
+      </w:r>
+      <w:r>
+        <w:t xml:space="preserve"> </w:t>
+      </w:r>
+      <w:r>
+        <w:t xml:space="preserve">составила 0.89 . Доля отрицательных прогнозов составила 0.93 . Доля</w:t>
+      </w:r>
+      <w:r>
+        <w:t xml:space="preserve"> </w:t>
+      </w:r>
+      <w:r>
+        <w:t xml:space="preserve">истинно положительных случаев в наборе данных составила 0.13 . Доля</w:t>
+      </w:r>
+      <w:r>
+        <w:t xml:space="preserve"> </w:t>
+      </w:r>
+      <w:r>
+        <w:t xml:space="preserve">истинно положительных случаев, правильно определённых методом составила</w:t>
+      </w:r>
+      <w:r>
+        <w:t xml:space="preserve"> </w:t>
+      </w:r>
+      <w:r>
+        <w:t xml:space="preserve">0.07 . Отбалансированная точность метода составила 0.76 (Таблица №2).</w:t>
+      </w:r>
+    </w:p>
+    <w:p>
+      <w:pPr>
+        <w:pStyle w:val="BodyText"/>
+      </w:pPr>
+      <w:r>
+        <w:t xml:space="preserve">При оценке ABUS в группе B количество истинно верно определенных</w:t>
+      </w:r>
+      <w:r>
+        <w:t xml:space="preserve"> </w:t>
+      </w:r>
+      <w:r>
+        <w:t xml:space="preserve">образований как доброкачественные было 509, количество верно</w:t>
+      </w:r>
+      <w:r>
+        <w:t xml:space="preserve"> </w:t>
+      </w:r>
+      <w:r>
+        <w:t xml:space="preserve">определённых образований как злокачественные было 125, количество</w:t>
+      </w:r>
+      <w:r>
+        <w:t xml:space="preserve"> </w:t>
+      </w:r>
+      <w:r>
+        <w:t xml:space="preserve">неверно определенных образований как злокачественные было 4 и количество</w:t>
+      </w:r>
+      <w:r>
+        <w:t xml:space="preserve"> </w:t>
+      </w:r>
+      <w:r>
+        <w:t xml:space="preserve">неопределенных злокачественных образований как доброкачественные было 17</w:t>
+      </w:r>
+      <w:r>
+        <w:t xml:space="preserve"> </w:t>
+      </w:r>
+      <w:r>
+        <w:t xml:space="preserve">. Точность метода составила 0.97 [95% ДИ: 0.95, 0.98]. P-Value модели</w:t>
+      </w:r>
+      <w:r>
+        <w:t xml:space="preserve"> </w:t>
+      </w:r>
+      <w:r>
+        <w:t xml:space="preserve">составил 0 что означает, что модель отличается от точности нулевой</w:t>
+      </w:r>
+      <w:r>
+        <w:t xml:space="preserve"> </w:t>
+      </w:r>
+      <w:r>
+        <w:t xml:space="preserve">гипотезы. Коэфициент Kappa составил 0.9 показывает (если стремится к 1),</w:t>
+      </w:r>
+      <w:r>
+        <w:t xml:space="preserve"> </w:t>
+      </w:r>
+      <w:r>
+        <w:t xml:space="preserve">что метод указывает на высокое согласие между предсказаниями и истинными</w:t>
+      </w:r>
+      <w:r>
+        <w:t xml:space="preserve"> </w:t>
+      </w:r>
+      <w:r>
+        <w:t xml:space="preserve">значениями (количество истинно положительных и отрицательных</w:t>
+      </w:r>
+      <w:r>
+        <w:t xml:space="preserve"> </w:t>
+      </w:r>
+      <w:r>
+        <w:t xml:space="preserve">результатов). Тест Макнемара составил 0.01 показывает, что метод не</w:t>
+      </w:r>
+      <w:r>
+        <w:t xml:space="preserve"> </w:t>
+      </w:r>
+      <w:r>
+        <w:t xml:space="preserve">имеет существенно отличную от контрольного метода частоту ошибок</w:t>
+      </w:r>
+      <w:r>
+        <w:t xml:space="preserve"> </w:t>
+      </w:r>
+      <w:r>
+        <w:t xml:space="preserve">(количество ложноположительных и ложноотрицательных результатов).</w:t>
+      </w:r>
+      <w:r>
+        <w:t xml:space="preserve"> </w:t>
+      </w:r>
+      <w:r>
+        <w:t xml:space="preserve">Чувствительность метода составила 0.88 . Специфичность метода составила</w:t>
+      </w:r>
+      <w:r>
+        <w:t xml:space="preserve"> </w:t>
+      </w:r>
+      <w:r>
+        <w:t xml:space="preserve">0.99 . Доля положительных прогнозов составила 0.97 . Доля отрицательных</w:t>
+      </w:r>
+      <w:r>
+        <w:t xml:space="preserve"> </w:t>
+      </w:r>
+      <w:r>
+        <w:t xml:space="preserve">прогнозов составила 0.97 . Доля истинно положительных случаев в наборе</w:t>
+      </w:r>
+      <w:r>
+        <w:t xml:space="preserve"> </w:t>
+      </w:r>
+      <w:r>
+        <w:t xml:space="preserve">данных составила 0.22 . Доля истинно положительных случаев, правильно</w:t>
+      </w:r>
+      <w:r>
+        <w:t xml:space="preserve"> </w:t>
+      </w:r>
+      <w:r>
+        <w:t xml:space="preserve">определённых методом составила 0.19 . Отбалансированная точность метода</w:t>
+      </w:r>
+      <w:r>
+        <w:t xml:space="preserve"> </w:t>
+      </w:r>
+      <w:r>
+        <w:t xml:space="preserve">составила 0.94 (Таблица №3).</w:t>
+      </w:r>
+    </w:p>
+    <w:p>
+      <w:pPr>
+        <w:pStyle w:val="BodyText"/>
+      </w:pPr>
+      <w:r>
+        <w:t xml:space="preserve">Таблица №3. Определение точности, P-уровня значимости модели,</w:t>
+      </w:r>
+      <w:r>
+        <w:t xml:space="preserve"> </w:t>
+      </w:r>
+      <w:r>
+        <w:t xml:space="preserve">коэффициент Kappa, Тест Макнемара, чувствительности, специфичности и</w:t>
+      </w:r>
+      <w:r>
+        <w:t xml:space="preserve"> </w:t>
+      </w:r>
+      <w:r>
+        <w:t xml:space="preserve">отбалансированной точности в группах А и B (Т -Точность, P - P-Value,</w:t>
+      </w:r>
+      <w:r>
+        <w:t xml:space="preserve"> </w:t>
+      </w:r>
+      <w:r>
+        <w:t xml:space="preserve">КК - Коэффициент Kappa, ТМ -Тест Макнемара, ППЦ - положительная</w:t>
+      </w:r>
+      <w:r>
+        <w:t xml:space="preserve"> </w:t>
+      </w:r>
+      <w:r>
+        <w:t xml:space="preserve">прогностическая ценность, ОПЦ - отрицательная прогностическая ценность,</w:t>
+      </w:r>
+      <w:r>
+        <w:t xml:space="preserve"> </w:t>
+      </w:r>
+      <w:r>
+        <w:t xml:space="preserve">Ч-Чувствительность, Сп -Специфичность, ОТ- Отбалансированная точность)</w:t>
+      </w:r>
+    </w:p>
+    <w:tbl>
+      <w:tblPr>
+        <w:tblStyle w:val="Table"/>
+        <w:tblW w:type="pct" w:w="5000"/>
+        <w:tblLook w:firstRow="1" w:lastRow="0" w:firstColumn="0" w:lastColumn="0" w:noHBand="0" w:noVBand="0" w:val="0020"/>
+        <w:jc w:val="start"/>
+      </w:tblPr>
+      <w:tblGrid>
+        <w:gridCol w:w="2453"/>
+        <w:gridCol w:w="2102"/>
+        <w:gridCol w:w="420"/>
+        <w:gridCol w:w="420"/>
+        <w:gridCol w:w="420"/>
+        <w:gridCol w:w="420"/>
+        <w:gridCol w:w="420"/>
+        <w:gridCol w:w="420"/>
+        <w:gridCol w:w="420"/>
+        <w:gridCol w:w="420"/>
       </w:tblGrid>
       <w:tr>
         <w:trPr>
@@ -7497,6 +8507,56 @@
         <w:pStyle w:val="FirstParagraph"/>
       </w:pPr>
       <w:r>
+        <w:t xml:space="preserve">Плотная ткань молочной железы означает большое количество радиологически</w:t>
+      </w:r>
+      <w:r>
+        <w:t xml:space="preserve"> </w:t>
+      </w:r>
+      <w:r>
+        <w:t xml:space="preserve">определяемой фиброзно-железистой ткани в молочной железе</w:t>
+      </w:r>
+      <w:r>
+        <w:t xml:space="preserve"> </w:t>
+      </w:r>
+      <w:r>
+        <w:t xml:space="preserve">[15]</w:t>
+      </w:r>
+      <w:r>
+        <w:t xml:space="preserve">.</w:t>
+      </w:r>
+      <w:r>
+        <w:t xml:space="preserve"> </w:t>
+      </w:r>
+      <w:r>
+        <w:t xml:space="preserve">Плотная ткань молочной железы связана со значительным снижением</w:t>
+      </w:r>
+      <w:r>
+        <w:t xml:space="preserve"> </w:t>
+      </w:r>
+      <w:r>
+        <w:t xml:space="preserve">маммографической чувствительности и более высоким уровнем интервального</w:t>
+      </w:r>
+      <w:r>
+        <w:t xml:space="preserve"> </w:t>
+      </w:r>
+      <w:r>
+        <w:t xml:space="preserve">рака</w:t>
+      </w:r>
+      <w:r>
+        <w:t xml:space="preserve"> </w:t>
+      </w:r>
+      <w:r>
+        <w:t xml:space="preserve">[16,17 ]</w:t>
+      </w:r>
+      <w:r>
+        <w:t xml:space="preserve">.</w:t>
+      </w:r>
+    </w:p>
+    <w:p>
+      <w:pPr>
+        <w:pStyle w:val="BodyText"/>
+      </w:pPr>
+      <w:r>
         <w:t xml:space="preserve">Анализ различных исследований показал более высокие или равные</w:t>
       </w:r>
       <w:r>
@@ -7527,7 +8587,7 @@
         <w:t xml:space="preserve"> </w:t>
       </w:r>
       <w:r>
-        <w:t xml:space="preserve">[11,15–19]</w:t>
+        <w:t xml:space="preserve">[11,18–22]</w:t>
       </w:r>
       <w:r>
         <w:t xml:space="preserve">.</w:t>
@@ -7556,7 +8616,7 @@
         <w:t xml:space="preserve"> </w:t>
       </w:r>
       <w:r>
-        <w:t xml:space="preserve">[20–23]</w:t>
+        <w:t xml:space="preserve">[23–26]</w:t>
       </w:r>
       <w:r>
         <w:t xml:space="preserve">.</w:t>
@@ -7579,7 +8639,7 @@
         <w:t xml:space="preserve"> </w:t>
       </w:r>
       <w:r>
-        <w:t xml:space="preserve">[24]</w:t>
+        <w:t xml:space="preserve">[27]</w:t>
       </w:r>
       <w:r>
         <w:t xml:space="preserve">; размер поражения, определенный с</w:t>
@@ -7594,7 +8654,7 @@
         <w:t xml:space="preserve"> </w:t>
       </w:r>
       <w:r>
-        <w:t xml:space="preserve">[25]</w:t>
+        <w:t xml:space="preserve">[28]</w:t>
       </w:r>
       <w:r>
         <w:t xml:space="preserve"> </w:t>
@@ -7606,7 +8666,7 @@
         <w:t xml:space="preserve"> </w:t>
       </w:r>
       <w:r>
-        <w:t xml:space="preserve">[26]</w:t>
+        <w:t xml:space="preserve">[29]</w:t>
       </w:r>
       <w:r>
         <w:t xml:space="preserve">.</w:t>
@@ -7635,7 +8695,7 @@
         <w:t xml:space="preserve"> </w:t>
       </w:r>
       <w:r>
-        <w:t xml:space="preserve">[27]</w:t>
+        <w:t xml:space="preserve">[30]</w:t>
       </w:r>
       <w:r>
         <w:t xml:space="preserve">. 3D ABUS также позволяет визуализировать сателлитные</w:t>
@@ -7664,7 +8724,7 @@
         <w:t xml:space="preserve"> </w:t>
       </w:r>
       <w:r>
-        <w:t xml:space="preserve">[28,29]</w:t>
+        <w:t xml:space="preserve">[31,32]</w:t>
       </w:r>
       <w:r>
         <w:t xml:space="preserve">: так, например,</w:t>
@@ -7685,7 +8745,7 @@
         <w:t xml:space="preserve"> </w:t>
       </w:r>
       <w:r>
-        <w:t xml:space="preserve">[30]</w:t>
+        <w:t xml:space="preserve">[33]</w:t>
       </w:r>
       <w:r>
         <w:t xml:space="preserve">.</w:t>
@@ -7738,7 +8798,7 @@
         <w:t xml:space="preserve"> </w:t>
       </w:r>
       <w:r>
-        <w:t xml:space="preserve">[31]</w:t>
+        <w:t xml:space="preserve">[34]</w:t>
       </w:r>
       <w:r>
         <w:t xml:space="preserve">.</w:t>
@@ -7767,7 +8827,7 @@
         <w:t xml:space="preserve"> </w:t>
       </w:r>
       <w:r>
-        <w:t xml:space="preserve">[32,33]</w:t>
+        <w:t xml:space="preserve">[35,36]</w:t>
       </w:r>
       <w:r>
         <w:t xml:space="preserve">. Это вопрос</w:t>
@@ -7802,7 +8862,7 @@
         <w:t xml:space="preserve"> </w:t>
       </w:r>
       <w:r>
-        <w:t xml:space="preserve">[34]</w:t>
+        <w:t xml:space="preserve">[37]</w:t>
       </w:r>
       <w:r>
         <w:t xml:space="preserve"> </w:t>
@@ -7826,7 +8886,7 @@
         <w:t xml:space="preserve"> </w:t>
       </w:r>
       <w:r>
-        <w:t xml:space="preserve">[35]</w:t>
+        <w:t xml:space="preserve">[38]</w:t>
       </w:r>
       <w:r>
         <w:t xml:space="preserve"> </w:t>
@@ -7844,7 +8904,7 @@
         <w:t xml:space="preserve"> </w:t>
       </w:r>
       <w:r>
-        <w:t xml:space="preserve">[36]</w:t>
+        <w:t xml:space="preserve">[39]</w:t>
       </w:r>
       <w:r>
         <w:t xml:space="preserve"> </w:t>
@@ -7868,7 +8928,7 @@
         <w:t xml:space="preserve"> </w:t>
       </w:r>
       <w:r>
-        <w:t xml:space="preserve">[5,32,37,38]</w:t>
+        <w:t xml:space="preserve">[5,35,40,41]</w:t>
       </w:r>
       <w:r>
         <w:t xml:space="preserve"> </w:t>
@@ -8008,7 +9068,7 @@
       </w:r>
     </w:p>
     <w:bookmarkEnd w:id="48"/>
-    <w:bookmarkStart w:id="122" w:name="список-литературы"/>
+    <w:bookmarkStart w:id="128" w:name="список-литературы"/>
     <w:p>
       <w:pPr>
         <w:pStyle w:val="Heading2"/>
@@ -8017,7 +9077,7 @@
         <w:t xml:space="preserve">Список литературы</w:t>
       </w:r>
     </w:p>
-    <w:bookmarkStart w:id="121" w:name="refs"/>
+    <w:bookmarkStart w:id="127" w:name="refs"/>
     <w:bookmarkStart w:id="50" w:name="ref-wilkinson2022"/>
     <w:p>
       <w:pPr>
@@ -8600,13 +9660,133 @@
       </w:hyperlink>
     </w:p>
     <w:bookmarkEnd w:id="76"/>
-    <w:bookmarkStart w:id="78" w:name="ref-wang2012"/>
+    <w:bookmarkStart w:id="78" w:name="ref-bodewes2022"/>
     <w:p>
       <w:pPr>
         <w:pStyle w:val="Bibliography"/>
       </w:pPr>
       <w:r>
         <w:t xml:space="preserve">15.</w:t>
+      </w:r>
+      <w:r>
+        <w:t xml:space="preserve"> </w:t>
+      </w:r>
+      <w:r>
+        <w:t xml:space="preserve">	</w:t>
+      </w:r>
+      <w:r>
+        <w:t xml:space="preserve">Bodewes FTH, Asselt AA van, Dorrius MD, Greuter MJW, Bock GH de. Mammographic breast density and the risk of breast cancer: A systematic review and meta-analysis.</w:t>
+      </w:r>
+      <w:r>
+        <w:t xml:space="preserve"> </w:t>
+      </w:r>
+      <w:r>
+        <w:rPr>
+          <w:iCs/>
+          <w:i/>
+        </w:rPr>
+        <w:t xml:space="preserve">The Breast</w:t>
+      </w:r>
+      <w:r>
+        <w:t xml:space="preserve">. 2022;66:62-68. doi:</w:t>
+      </w:r>
+      <w:hyperlink r:id="rId77">
+        <w:r>
+          <w:rPr>
+            <w:rStyle w:val="Hyperlink"/>
+          </w:rPr>
+          <w:t xml:space="preserve">10.1016/j.breast.2022.09.007</w:t>
+        </w:r>
+      </w:hyperlink>
+    </w:p>
+    <w:bookmarkEnd w:id="78"/>
+    <w:bookmarkStart w:id="80" w:name="ref-wanders2016"/>
+    <w:p>
+      <w:pPr>
+        <w:pStyle w:val="Bibliography"/>
+      </w:pPr>
+      <w:r>
+        <w:t xml:space="preserve">16.</w:t>
+      </w:r>
+      <w:r>
+        <w:t xml:space="preserve"> </w:t>
+      </w:r>
+      <w:r>
+        <w:t xml:space="preserve">	</w:t>
+      </w:r>
+      <w:r>
+        <w:t xml:space="preserve">Wanders JOP, Holland K, Veldhuis WB, et al. Volumetric breast density affects performance of digital screening mammography.</w:t>
+      </w:r>
+      <w:r>
+        <w:t xml:space="preserve"> </w:t>
+      </w:r>
+      <w:r>
+        <w:rPr>
+          <w:iCs/>
+          <w:i/>
+        </w:rPr>
+        <w:t xml:space="preserve">Breast Cancer Research and Treatment</w:t>
+      </w:r>
+      <w:r>
+        <w:t xml:space="preserve">. 2016;162(1):95-103. doi:</w:t>
+      </w:r>
+      <w:hyperlink r:id="rId79">
+        <w:r>
+          <w:rPr>
+            <w:rStyle w:val="Hyperlink"/>
+          </w:rPr>
+          <w:t xml:space="preserve">10.1007/s10549-016-4090-7</w:t>
+        </w:r>
+      </w:hyperlink>
+    </w:p>
+    <w:bookmarkEnd w:id="80"/>
+    <w:bookmarkStart w:id="82" w:name="ref-demunck2020"/>
+    <w:p>
+      <w:pPr>
+        <w:pStyle w:val="Bibliography"/>
+      </w:pPr>
+      <w:r>
+        <w:t xml:space="preserve">17.</w:t>
+      </w:r>
+      <w:r>
+        <w:t xml:space="preserve"> </w:t>
+      </w:r>
+      <w:r>
+        <w:t xml:space="preserve">	</w:t>
+      </w:r>
+      <w:r>
+        <w:t xml:space="preserve">Munck L de, Siesling S, Fracheboud J, Heeten GJ den, Broeders MJM, Bock GH de. Impact of mammographic screening and advanced cancer definition on the percentage of advanced-stage cancers in a steady-state breast screening programme in the Netherlands.</w:t>
+      </w:r>
+      <w:r>
+        <w:t xml:space="preserve"> </w:t>
+      </w:r>
+      <w:r>
+        <w:rPr>
+          <w:iCs/>
+          <w:i/>
+        </w:rPr>
+        <w:t xml:space="preserve">British Journal of Cancer</w:t>
+      </w:r>
+      <w:r>
+        <w:t xml:space="preserve">. 2020;123(7):1191-1197. doi:</w:t>
+      </w:r>
+      <w:hyperlink r:id="rId81">
+        <w:r>
+          <w:rPr>
+            <w:rStyle w:val="Hyperlink"/>
+          </w:rPr>
+          <w:t xml:space="preserve">10.1038/s41416-020-0968-6</w:t>
+        </w:r>
+      </w:hyperlink>
+    </w:p>
+    <w:bookmarkEnd w:id="82"/>
+    <w:bookmarkStart w:id="84" w:name="ref-wang2012"/>
+    <w:p>
+      <w:pPr>
+        <w:pStyle w:val="Bibliography"/>
+      </w:pPr>
+      <w:r>
+        <w:t xml:space="preserve">18.</w:t>
       </w:r>
       <w:r>
         <w:t xml:space="preserve"> </w:t>
@@ -8630,7 +9810,7 @@
       <w:r>
         <w:t xml:space="preserve">. 2012;81(11):3190-3200. doi:</w:t>
       </w:r>
-      <w:hyperlink r:id="rId77">
+      <w:hyperlink r:id="rId83">
         <w:r>
           <w:rPr>
             <w:rStyle w:val="Hyperlink"/>
@@ -8639,14 +9819,14 @@
         </w:r>
       </w:hyperlink>
     </w:p>
-    <w:bookmarkEnd w:id="78"/>
-    <w:bookmarkStart w:id="80" w:name="ref-xiao2015"/>
+    <w:bookmarkEnd w:id="84"/>
+    <w:bookmarkStart w:id="86" w:name="ref-xiao2015"/>
     <w:p>
       <w:pPr>
         <w:pStyle w:val="Bibliography"/>
       </w:pPr>
       <w:r>
-        <w:t xml:space="preserve">16.</w:t>
+        <w:t xml:space="preserve">19.</w:t>
       </w:r>
       <w:r>
         <w:t xml:space="preserve"> </w:t>
@@ -8670,7 +9850,7 @@
       <w:r>
         <w:t xml:space="preserve">. 2015;131(3):293-296. doi:</w:t>
       </w:r>
-      <w:hyperlink r:id="rId79">
+      <w:hyperlink r:id="rId85">
         <w:r>
           <w:rPr>
             <w:rStyle w:val="Hyperlink"/>
@@ -8679,14 +9859,14 @@
         </w:r>
       </w:hyperlink>
     </w:p>
-    <w:bookmarkEnd w:id="80"/>
-    <w:bookmarkStart w:id="82" w:name="ref-wang2012a"/>
+    <w:bookmarkEnd w:id="86"/>
+    <w:bookmarkStart w:id="88" w:name="ref-wang2012a"/>
     <w:p>
       <w:pPr>
         <w:pStyle w:val="Bibliography"/>
       </w:pPr>
       <w:r>
-        <w:t xml:space="preserve">17.</w:t>
+        <w:t xml:space="preserve">20.</w:t>
       </w:r>
       <w:r>
         <w:t xml:space="preserve"> </w:t>
@@ -8710,7 +9890,7 @@
       <w:r>
         <w:t xml:space="preserve">. 2012;117(8):1287-1293. doi:</w:t>
       </w:r>
-      <w:hyperlink r:id="rId81">
+      <w:hyperlink r:id="rId87">
         <w:r>
           <w:rPr>
             <w:rStyle w:val="Hyperlink"/>
@@ -8719,14 +9899,14 @@
         </w:r>
       </w:hyperlink>
     </w:p>
-    <w:bookmarkEnd w:id="82"/>
-    <w:bookmarkStart w:id="84" w:name="ref-lin2012"/>
+    <w:bookmarkEnd w:id="88"/>
+    <w:bookmarkStart w:id="90" w:name="ref-lin2012"/>
     <w:p>
       <w:pPr>
         <w:pStyle w:val="Bibliography"/>
       </w:pPr>
       <w:r>
-        <w:t xml:space="preserve">18.</w:t>
+        <w:t xml:space="preserve">21.</w:t>
       </w:r>
       <w:r>
         <w:t xml:space="preserve"> </w:t>
@@ -8750,7 +9930,7 @@
       <w:r>
         <w:t xml:space="preserve">. 2012;81(5):873-878. doi:</w:t>
       </w:r>
-      <w:hyperlink r:id="rId83">
+      <w:hyperlink r:id="rId89">
         <w:r>
           <w:rPr>
             <w:rStyle w:val="Hyperlink"/>
@@ -8759,14 +9939,14 @@
         </w:r>
       </w:hyperlink>
     </w:p>
-    <w:bookmarkEnd w:id="84"/>
-    <w:bookmarkStart w:id="86" w:name="ref-kim2013"/>
+    <w:bookmarkEnd w:id="90"/>
+    <w:bookmarkStart w:id="92" w:name="ref-kim2013"/>
     <w:p>
       <w:pPr>
         <w:pStyle w:val="Bibliography"/>
       </w:pPr>
       <w:r>
-        <w:t xml:space="preserve">19.</w:t>
+        <w:t xml:space="preserve">22.</w:t>
       </w:r>
       <w:r>
         <w:t xml:space="preserve"> </w:t>
@@ -8790,7 +9970,7 @@
       <w:r>
         <w:t xml:space="preserve">. 2013;14(2):154. doi:</w:t>
       </w:r>
-      <w:hyperlink r:id="rId85">
+      <w:hyperlink r:id="rId91">
         <w:r>
           <w:rPr>
             <w:rStyle w:val="Hyperlink"/>
@@ -8799,14 +9979,14 @@
         </w:r>
       </w:hyperlink>
     </w:p>
-    <w:bookmarkEnd w:id="86"/>
-    <w:bookmarkStart w:id="87" w:name="ref-chou2007automated"/>
+    <w:bookmarkEnd w:id="92"/>
+    <w:bookmarkStart w:id="93" w:name="ref-chou2007automated"/>
     <w:p>
       <w:pPr>
         <w:pStyle w:val="Bibliography"/>
       </w:pPr>
       <w:r>
-        <w:t xml:space="preserve">20.</w:t>
+        <w:t xml:space="preserve">23.</w:t>
       </w:r>
       <w:r>
         <w:t xml:space="preserve"> </w:t>
@@ -8831,14 +10011,14 @@
         <w:t xml:space="preserve">. 2007;15(1):31-44.</w:t>
       </w:r>
     </w:p>
-    <w:bookmarkEnd w:id="87"/>
-    <w:bookmarkStart w:id="89" w:name="ref-golatta2013"/>
+    <w:bookmarkEnd w:id="93"/>
+    <w:bookmarkStart w:id="95" w:name="ref-golatta2013"/>
     <w:p>
       <w:pPr>
         <w:pStyle w:val="Bibliography"/>
       </w:pPr>
       <w:r>
-        <w:t xml:space="preserve">21.</w:t>
+        <w:t xml:space="preserve">24.</w:t>
       </w:r>
       <w:r>
         <w:t xml:space="preserve"> </w:t>
@@ -8862,7 +10042,7 @@
       <w:r>
         <w:t xml:space="preserve">. 2013;82(8):e332-e336. doi:</w:t>
       </w:r>
-      <w:hyperlink r:id="rId88">
+      <w:hyperlink r:id="rId94">
         <w:r>
           <w:rPr>
             <w:rStyle w:val="Hyperlink"/>
@@ -8871,14 +10051,14 @@
         </w:r>
       </w:hyperlink>
     </w:p>
-    <w:bookmarkEnd w:id="89"/>
-    <w:bookmarkStart w:id="91" w:name="ref-golatta2014"/>
+    <w:bookmarkEnd w:id="95"/>
+    <w:bookmarkStart w:id="97" w:name="ref-golatta2014"/>
     <w:p>
       <w:pPr>
         <w:pStyle w:val="Bibliography"/>
       </w:pPr>
       <w:r>
-        <w:t xml:space="preserve">22.</w:t>
+        <w:t xml:space="preserve">25.</w:t>
       </w:r>
       <w:r>
         <w:t xml:space="preserve"> </w:t>
@@ -8902,7 +10082,7 @@
       <w:r>
         <w:t xml:space="preserve">. 2014;291(4):889-895. doi:</w:t>
       </w:r>
-      <w:hyperlink r:id="rId90">
+      <w:hyperlink r:id="rId96">
         <w:r>
           <w:rPr>
             <w:rStyle w:val="Hyperlink"/>
@@ -8911,14 +10091,14 @@
         </w:r>
       </w:hyperlink>
     </w:p>
-    <w:bookmarkEnd w:id="91"/>
-    <w:bookmarkStart w:id="93" w:name="ref-kotsianos-hermle2009"/>
+    <w:bookmarkEnd w:id="97"/>
+    <w:bookmarkStart w:id="99" w:name="ref-kotsianos-hermle2009"/>
     <w:p>
       <w:pPr>
         <w:pStyle w:val="Bibliography"/>
       </w:pPr>
       <w:r>
-        <w:t xml:space="preserve">23.</w:t>
+        <w:t xml:space="preserve">26.</w:t>
       </w:r>
       <w:r>
         <w:t xml:space="preserve"> </w:t>
@@ -8942,7 +10122,7 @@
       <w:r>
         <w:t xml:space="preserve">. 2009;71(1):109-115. doi:</w:t>
       </w:r>
-      <w:hyperlink r:id="rId92">
+      <w:hyperlink r:id="rId98">
         <w:r>
           <w:rPr>
             <w:rStyle w:val="Hyperlink"/>
@@ -8951,14 +10131,14 @@
         </w:r>
       </w:hyperlink>
     </w:p>
-    <w:bookmarkEnd w:id="93"/>
-    <w:bookmarkStart w:id="95" w:name="ref-grady2010"/>
+    <w:bookmarkEnd w:id="99"/>
+    <w:bookmarkStart w:id="101" w:name="ref-grady2010"/>
     <w:p>
       <w:pPr>
         <w:pStyle w:val="Bibliography"/>
       </w:pPr>
       <w:r>
-        <w:t xml:space="preserve">24.</w:t>
+        <w:t xml:space="preserve">27.</w:t>
       </w:r>
       <w:r>
         <w:t xml:space="preserve"> </w:t>
@@ -8982,7 +10162,7 @@
       <w:r>
         <w:t xml:space="preserve">. 2010;13(2):41-45. doi:</w:t>
       </w:r>
-      <w:hyperlink r:id="rId94">
+      <w:hyperlink r:id="rId100">
         <w:r>
           <w:rPr>
             <w:rStyle w:val="Hyperlink"/>
@@ -8991,14 +10171,14 @@
         </w:r>
       </w:hyperlink>
     </w:p>
-    <w:bookmarkEnd w:id="95"/>
-    <w:bookmarkStart w:id="97" w:name="ref-schmachtenberg2017"/>
+    <w:bookmarkEnd w:id="101"/>
+    <w:bookmarkStart w:id="103" w:name="ref-schmachtenberg2017"/>
     <w:p>
       <w:pPr>
         <w:pStyle w:val="Bibliography"/>
       </w:pPr>
       <w:r>
-        <w:t xml:space="preserve">25.</w:t>
+        <w:t xml:space="preserve">28.</w:t>
       </w:r>
       <w:r>
         <w:t xml:space="preserve"> </w:t>
@@ -9022,7 +10202,7 @@
       <w:r>
         <w:t xml:space="preserve">. 2017;24(8):954-961. doi:</w:t>
       </w:r>
-      <w:hyperlink r:id="rId96">
+      <w:hyperlink r:id="rId102">
         <w:r>
           <w:rPr>
             <w:rStyle w:val="Hyperlink"/>
@@ -9031,14 +10211,14 @@
         </w:r>
       </w:hyperlink>
     </w:p>
-    <w:bookmarkEnd w:id="97"/>
-    <w:bookmarkStart w:id="99" w:name="ref-chang2015"/>
+    <w:bookmarkEnd w:id="103"/>
+    <w:bookmarkStart w:id="105" w:name="ref-chang2015"/>
     <w:p>
       <w:pPr>
         <w:pStyle w:val="Bibliography"/>
       </w:pPr>
       <w:r>
-        <w:t xml:space="preserve">26.</w:t>
+        <w:t xml:space="preserve">29.</w:t>
       </w:r>
       <w:r>
         <w:t xml:space="preserve"> </w:t>
@@ -9062,7 +10242,7 @@
       <w:r>
         <w:t xml:space="preserve">. 2015;56(10):1163-1170. doi:</w:t>
       </w:r>
-      <w:hyperlink r:id="rId98">
+      <w:hyperlink r:id="rId104">
         <w:r>
           <w:rPr>
             <w:rStyle w:val="Hyperlink"/>
@@ -9071,14 +10251,14 @@
         </w:r>
       </w:hyperlink>
     </w:p>
-    <w:bookmarkEnd w:id="99"/>
-    <w:bookmarkStart w:id="100" w:name="ref-amy2018lobar"/>
+    <w:bookmarkEnd w:id="105"/>
+    <w:bookmarkStart w:id="106" w:name="ref-amy2018lobar"/>
     <w:p>
       <w:pPr>
         <w:pStyle w:val="Bibliography"/>
       </w:pPr>
       <w:r>
-        <w:t xml:space="preserve">27.</w:t>
+        <w:t xml:space="preserve">30.</w:t>
       </w:r>
       <w:r>
         <w:t xml:space="preserve"> </w:t>
@@ -9103,14 +10283,14 @@
         <w:t xml:space="preserve">. Springer; 2018.</w:t>
       </w:r>
     </w:p>
-    <w:bookmarkEnd w:id="100"/>
-    <w:bookmarkStart w:id="101" w:name="ref-halshtok2015use"/>
+    <w:bookmarkEnd w:id="106"/>
+    <w:bookmarkStart w:id="107" w:name="ref-halshtok2015use"/>
     <w:p>
       <w:pPr>
         <w:pStyle w:val="Bibliography"/>
       </w:pPr>
       <w:r>
-        <w:t xml:space="preserve">28.</w:t>
+        <w:t xml:space="preserve">31.</w:t>
       </w:r>
       <w:r>
         <w:t xml:space="preserve"> </w:t>
@@ -9135,14 +10315,14 @@
         <w:t xml:space="preserve">. 2015;17(7):410-413.</w:t>
       </w:r>
     </w:p>
-    <w:bookmarkEnd w:id="101"/>
-    <w:bookmarkStart w:id="103" w:name="ref-girometti2017"/>
+    <w:bookmarkEnd w:id="107"/>
+    <w:bookmarkStart w:id="109" w:name="ref-girometti2017"/>
     <w:p>
       <w:pPr>
         <w:pStyle w:val="Bibliography"/>
       </w:pPr>
       <w:r>
-        <w:t xml:space="preserve">29.</w:t>
+        <w:t xml:space="preserve">32.</w:t>
       </w:r>
       <w:r>
         <w:t xml:space="preserve"> </w:t>
@@ -9166,7 +10346,7 @@
       <w:r>
         <w:t xml:space="preserve">. 2017;27(9):3767-3775. doi:</w:t>
       </w:r>
-      <w:hyperlink r:id="rId102">
+      <w:hyperlink r:id="rId108">
         <w:r>
           <w:rPr>
             <w:rStyle w:val="Hyperlink"/>
@@ -9175,14 +10355,14 @@
         </w:r>
       </w:hyperlink>
     </w:p>
-    <w:bookmarkEnd w:id="103"/>
-    <w:bookmarkStart w:id="105" w:name="ref-kim2016"/>
+    <w:bookmarkEnd w:id="109"/>
+    <w:bookmarkStart w:id="111" w:name="ref-kim2016"/>
     <w:p>
       <w:pPr>
         <w:pStyle w:val="Bibliography"/>
       </w:pPr>
       <w:r>
-        <w:t xml:space="preserve">30.</w:t>
+        <w:t xml:space="preserve">33.</w:t>
       </w:r>
       <w:r>
         <w:t xml:space="preserve"> </w:t>
@@ -9212,7 +10392,7 @@
       <w:r>
         <w:t xml:space="preserve">. 2016;35(10):2103-2112. doi:</w:t>
       </w:r>
-      <w:hyperlink r:id="rId104">
+      <w:hyperlink r:id="rId110">
         <w:r>
           <w:rPr>
             <w:rStyle w:val="Hyperlink"/>
@@ -9221,14 +10401,14 @@
         </w:r>
       </w:hyperlink>
     </w:p>
-    <w:bookmarkEnd w:id="105"/>
-    <w:bookmarkStart w:id="106" w:name="ref-гажонова2015возможности"/>
+    <w:bookmarkEnd w:id="111"/>
+    <w:bookmarkStart w:id="112" w:name="ref-гажонова2015возможности"/>
     <w:p>
       <w:pPr>
         <w:pStyle w:val="Bibliography"/>
       </w:pPr>
       <w:r>
-        <w:t xml:space="preserve">31.</w:t>
+        <w:t xml:space="preserve">34.</w:t>
       </w:r>
       <w:r>
         <w:t xml:space="preserve"> </w:t>
@@ -9253,14 +10433,14 @@
         <w:t xml:space="preserve">. 2015;(5):5-10.</w:t>
       </w:r>
     </w:p>
-    <w:bookmarkEnd w:id="106"/>
-    <w:bookmarkStart w:id="108" w:name="ref-brem2015"/>
+    <w:bookmarkEnd w:id="112"/>
+    <w:bookmarkStart w:id="114" w:name="ref-brem2015"/>
     <w:p>
       <w:pPr>
         <w:pStyle w:val="Bibliography"/>
       </w:pPr>
       <w:r>
-        <w:t xml:space="preserve">32.</w:t>
+        <w:t xml:space="preserve">35.</w:t>
       </w:r>
       <w:r>
         <w:t xml:space="preserve"> </w:t>
@@ -9284,7 +10464,7 @@
       <w:r>
         <w:t xml:space="preserve">. 2015;274(3):663-673. doi:</w:t>
       </w:r>
-      <w:hyperlink r:id="rId107">
+      <w:hyperlink r:id="rId113">
         <w:r>
           <w:rPr>
             <w:rStyle w:val="Hyperlink"/>
@@ -9293,14 +10473,14 @@
         </w:r>
       </w:hyperlink>
     </w:p>
-    <w:bookmarkEnd w:id="108"/>
-    <w:bookmarkStart w:id="110" w:name="ref-skaane2015"/>
+    <w:bookmarkEnd w:id="114"/>
+    <w:bookmarkStart w:id="116" w:name="ref-skaane2015"/>
     <w:p>
       <w:pPr>
         <w:pStyle w:val="Bibliography"/>
       </w:pPr>
       <w:r>
-        <w:t xml:space="preserve">33.</w:t>
+        <w:t xml:space="preserve">36.</w:t>
       </w:r>
       <w:r>
         <w:t xml:space="preserve"> </w:t>
@@ -9324,7 +10504,7 @@
       <w:r>
         <w:t xml:space="preserve">. 2015;56(4):404-412. doi:</w:t>
       </w:r>
-      <w:hyperlink r:id="rId109">
+      <w:hyperlink r:id="rId115">
         <w:r>
           <w:rPr>
             <w:rStyle w:val="Hyperlink"/>
@@ -9333,14 +10513,14 @@
         </w:r>
       </w:hyperlink>
     </w:p>
-    <w:bookmarkEnd w:id="110"/>
-    <w:bookmarkStart w:id="112" w:name="ref-arslan2019"/>
+    <w:bookmarkEnd w:id="116"/>
+    <w:bookmarkStart w:id="118" w:name="ref-arslan2019"/>
     <w:p>
       <w:pPr>
         <w:pStyle w:val="Bibliography"/>
       </w:pPr>
       <w:r>
-        <w:t xml:space="preserve">34.</w:t>
+        <w:t xml:space="preserve">37.</w:t>
       </w:r>
       <w:r>
         <w:t xml:space="preserve"> </w:t>
@@ -9364,7 +10544,7 @@
       <w:r>
         <w:t xml:space="preserve">. 2019;15(3):153-157. doi:</w:t>
       </w:r>
-      <w:hyperlink r:id="rId111">
+      <w:hyperlink r:id="rId117">
         <w:r>
           <w:rPr>
             <w:rStyle w:val="Hyperlink"/>
@@ -9373,14 +10553,14 @@
         </w:r>
       </w:hyperlink>
     </w:p>
-    <w:bookmarkEnd w:id="112"/>
-    <w:bookmarkStart w:id="114" w:name="ref-brunetti2020"/>
+    <w:bookmarkEnd w:id="118"/>
+    <w:bookmarkStart w:id="120" w:name="ref-brunetti2020"/>
     <w:p>
       <w:pPr>
         <w:pStyle w:val="Bibliography"/>
       </w:pPr>
       <w:r>
-        <w:t xml:space="preserve">35.</w:t>
+        <w:t xml:space="preserve">38.</w:t>
       </w:r>
       <w:r>
         <w:t xml:space="preserve"> </w:t>
@@ -9404,7 +10584,7 @@
       <w:r>
         <w:t xml:space="preserve">. 2020;125(12):1243-1248. doi:</w:t>
       </w:r>
-      <w:hyperlink r:id="rId113">
+      <w:hyperlink r:id="rId119">
         <w:r>
           <w:rPr>
             <w:rStyle w:val="Hyperlink"/>
@@ -9413,14 +10593,14 @@
         </w:r>
       </w:hyperlink>
     </w:p>
-    <w:bookmarkEnd w:id="114"/>
-    <w:bookmarkStart w:id="116" w:name="ref-güldogan2023"/>
+    <w:bookmarkEnd w:id="120"/>
+    <w:bookmarkStart w:id="122" w:name="ref-güldogan2023"/>
     <w:p>
       <w:pPr>
         <w:pStyle w:val="Bibliography"/>
       </w:pPr>
       <w:r>
-        <w:t xml:space="preserve">36.</w:t>
+        <w:t xml:space="preserve">39.</w:t>
       </w:r>
       <w:r>
         <w:t xml:space="preserve"> </w:t>
@@ -9444,7 +10624,7 @@
       <w:r>
         <w:t xml:space="preserve">. 2023;19(4):311-317. doi:</w:t>
       </w:r>
-      <w:hyperlink r:id="rId115">
+      <w:hyperlink r:id="rId121">
         <w:r>
           <w:rPr>
             <w:rStyle w:val="Hyperlink"/>
@@ -9453,14 +10633,14 @@
         </w:r>
       </w:hyperlink>
     </w:p>
-    <w:bookmarkEnd w:id="116"/>
-    <w:bookmarkStart w:id="118" w:name="ref-vourtsis2017"/>
+    <w:bookmarkEnd w:id="122"/>
+    <w:bookmarkStart w:id="124" w:name="ref-vourtsis2017"/>
     <w:p>
       <w:pPr>
         <w:pStyle w:val="Bibliography"/>
       </w:pPr>
       <w:r>
-        <w:t xml:space="preserve">37.</w:t>
+        <w:t xml:space="preserve">40.</w:t>
       </w:r>
       <w:r>
         <w:t xml:space="preserve"> </w:t>
@@ -9484,7 +10664,7 @@
       <w:r>
         <w:t xml:space="preserve">. 2017;28(2):592-601. doi:</w:t>
       </w:r>
-      <w:hyperlink r:id="rId117">
+      <w:hyperlink r:id="rId123">
         <w:r>
           <w:rPr>
             <w:rStyle w:val="Hyperlink"/>
@@ -9493,14 +10673,14 @@
         </w:r>
       </w:hyperlink>
     </w:p>
-    <w:bookmarkEnd w:id="118"/>
-    <w:bookmarkStart w:id="120" w:name="ref-huppe2018"/>
+    <w:bookmarkEnd w:id="124"/>
+    <w:bookmarkStart w:id="126" w:name="ref-huppe2018"/>
     <w:p>
       <w:pPr>
         <w:pStyle w:val="Bibliography"/>
       </w:pPr>
       <w:r>
-        <w:t xml:space="preserve">38.</w:t>
+        <w:t xml:space="preserve">41.</w:t>
       </w:r>
       <w:r>
         <w:t xml:space="preserve"> </w:t>
@@ -9524,7 +10704,7 @@
       <w:r>
         <w:t xml:space="preserve">. 2018;25(12):1577-1581. doi:</w:t>
       </w:r>
-      <w:hyperlink r:id="rId119">
+      <w:hyperlink r:id="rId125">
         <w:r>
           <w:rPr>
             <w:rStyle w:val="Hyperlink"/>
@@ -9533,10 +10713,10 @@
         </w:r>
       </w:hyperlink>
     </w:p>
-    <w:bookmarkEnd w:id="120"/>
-    <w:bookmarkEnd w:id="121"/>
-    <w:bookmarkEnd w:id="122"/>
-    <w:bookmarkEnd w:id="123"/>
+    <w:bookmarkEnd w:id="126"/>
+    <w:bookmarkEnd w:id="127"/>
+    <w:bookmarkEnd w:id="128"/>
+    <w:bookmarkEnd w:id="129"/>
     <w:sectPr/>
   </w:body>
 </w:document>

--- a/Text_work/Articles/Snr_abus_accur/Snr_Accur_4.docx
+++ b/Text_work/Articles/Snr_abus_accur/Snr_Accur_4.docx
@@ -34,7 +34,7 @@
         <w:t xml:space="preserve">УДК 616-006.04</w:t>
       </w:r>
     </w:p>
-    <w:bookmarkStart w:id="129" w:name="Xe1d4df49adc654a2dee6b093358ade0870d2029"/>
+    <w:bookmarkStart w:id="25" w:name="Xe1d4df49adc654a2dee6b093358ade0870d2029"/>
     <w:p>
       <w:pPr>
         <w:pStyle w:val="Heading1"/>
@@ -126,7 +126,42 @@
         <w:pStyle w:val="BodyText"/>
       </w:pPr>
       <w:r>
-        <w:t xml:space="preserve">Контакты: Гаранина Анна Эдуардовна,</w:t>
+        <w:t xml:space="preserve">Гаранина Анна Эдуардовна – аспирант кафедры лучевой диагностики ФГБОУ ВО</w:t>
+      </w:r>
+      <w:r>
+        <w:t xml:space="preserve"> </w:t>
+      </w:r>
+      <w:r>
+        <w:t xml:space="preserve">“</w:t>
+      </w:r>
+      <w:r>
+        <w:t xml:space="preserve">Северо-Западный государственный Медицинский университет</w:t>
+      </w:r>
+      <w:r>
+        <w:t xml:space="preserve"> </w:t>
+      </w:r>
+      <w:r>
+        <w:t xml:space="preserve">им.И.И.Мечникова</w:t>
+      </w:r>
+      <w:r>
+        <w:t xml:space="preserve">”</w:t>
+      </w:r>
+      <w:r>
+        <w:t xml:space="preserve">, Врач ультразвуковой диагностики, Клиника СМТ АО</w:t>
+      </w:r>
+      <w:r>
+        <w:t xml:space="preserve"> </w:t>
+      </w:r>
+      <w:r>
+        <w:t xml:space="preserve">Поликлинический комплекс, Санкт-Петербург, Российская Федерация.</w:t>
+      </w:r>
+    </w:p>
+    <w:p>
+      <w:pPr>
+        <w:pStyle w:val="BodyText"/>
+      </w:pPr>
+      <w:r>
+        <w:t xml:space="preserve">e-mail:</w:t>
       </w:r>
       <w:r>
         <w:t xml:space="preserve"> </w:t>
@@ -140,7 +175,122 @@
         </w:r>
       </w:hyperlink>
     </w:p>
-    <w:bookmarkStart w:id="21" w:name="резюме"/>
+    <w:p>
+      <w:pPr>
+        <w:pStyle w:val="BodyText"/>
+      </w:pPr>
+      <w:r>
+        <w:t xml:space="preserve">SPIN-код: 8668-3521</w:t>
+      </w:r>
+    </w:p>
+    <w:p>
+      <w:pPr>
+        <w:pStyle w:val="BodyText"/>
+      </w:pPr>
+      <w:r>
+        <w:t xml:space="preserve">ORCID:</w:t>
+      </w:r>
+      <w:r>
+        <w:t xml:space="preserve"> </w:t>
+      </w:r>
+      <w:hyperlink r:id="rId21">
+        <w:r>
+          <w:rPr>
+            <w:rStyle w:val="Hyperlink"/>
+          </w:rPr>
+          <w:t xml:space="preserve">https://orcid.org/0009-0001-8193-6657</w:t>
+        </w:r>
+      </w:hyperlink>
+      <w:r>
+        <w:t xml:space="preserve"> </w:t>
+      </w:r>
+      <w:r>
+        <w:t xml:space="preserve">Холин Александр</w:t>
+      </w:r>
+      <w:r>
+        <w:t xml:space="preserve"> </w:t>
+      </w:r>
+      <w:r>
+        <w:t xml:space="preserve">Васильевич - доктор медицинских наук, профессор заведующий кафедрой</w:t>
+      </w:r>
+      <w:r>
+        <w:t xml:space="preserve"> </w:t>
+      </w:r>
+      <w:r>
+        <w:t xml:space="preserve">лучевой диагностики ФГБОУ ВО</w:t>
+      </w:r>
+      <w:r>
+        <w:t xml:space="preserve"> </w:t>
+      </w:r>
+      <w:r>
+        <w:t xml:space="preserve">“</w:t>
+      </w:r>
+      <w:r>
+        <w:t xml:space="preserve">Северо-Западный государственный</w:t>
+      </w:r>
+      <w:r>
+        <w:t xml:space="preserve"> </w:t>
+      </w:r>
+      <w:r>
+        <w:t xml:space="preserve">Медицинский университет им.И.И.Мечникова</w:t>
+      </w:r>
+      <w:r>
+        <w:t xml:space="preserve">”</w:t>
+      </w:r>
+      <w:r>
+        <w:t xml:space="preserve">.</w:t>
+      </w:r>
+    </w:p>
+    <w:p>
+      <w:pPr>
+        <w:pStyle w:val="BodyText"/>
+      </w:pPr>
+      <w:r>
+        <w:t xml:space="preserve">e-mail:</w:t>
+      </w:r>
+      <w:r>
+        <w:t xml:space="preserve"> </w:t>
+      </w:r>
+      <w:hyperlink r:id="rId22">
+        <w:r>
+          <w:rPr>
+            <w:rStyle w:val="Hyperlink"/>
+          </w:rPr>
+          <w:t xml:space="preserve">holin1959@list.ru</w:t>
+        </w:r>
+      </w:hyperlink>
+      <w:r>
+        <w:t xml:space="preserve">.</w:t>
+      </w:r>
+    </w:p>
+    <w:p>
+      <w:pPr>
+        <w:pStyle w:val="BodyText"/>
+      </w:pPr>
+      <w:r>
+        <w:t xml:space="preserve">SPIN-код: 9791-8550</w:t>
+      </w:r>
+    </w:p>
+    <w:p>
+      <w:pPr>
+        <w:pStyle w:val="BodyText"/>
+      </w:pPr>
+      <w:r>
+        <w:t xml:space="preserve">ORCID:</w:t>
+      </w:r>
+      <w:r>
+        <w:t xml:space="preserve"> </w:t>
+      </w:r>
+      <w:hyperlink r:id="rId23">
+        <w:r>
+          <w:rPr>
+            <w:rStyle w:val="Hyperlink"/>
+          </w:rPr>
+          <w:t xml:space="preserve">https://orcid.org/0000-0001-8227-1530</w:t>
+        </w:r>
+      </w:hyperlink>
+    </w:p>
+    <w:bookmarkStart w:id="24" w:name="резюме"/>
     <w:p>
       <w:pPr>
         <w:pStyle w:val="Heading2"/>
@@ -149,14 +299,506 @@
         <w:t xml:space="preserve">Резюме</w:t>
       </w:r>
     </w:p>
-    <w:bookmarkEnd w:id="21"/>
-    <w:bookmarkStart w:id="22" w:name="введение"/>
+    <w:p>
+      <w:pPr>
+        <w:pStyle w:val="FirstParagraph"/>
+      </w:pPr>
+      <w:r>
+        <w:rPr>
+          <w:bCs/>
+          <w:b/>
+        </w:rPr>
+        <w:t xml:space="preserve">Резюме.</w:t>
+      </w:r>
+      <w:r>
+        <w:t xml:space="preserve"> </w:t>
+      </w:r>
+      <w:r>
+        <w:t xml:space="preserve">В структуре раннего скрининга молочной железы имеет важное</w:t>
+      </w:r>
+      <w:r>
+        <w:t xml:space="preserve"> </w:t>
+      </w:r>
+      <w:r>
+        <w:t xml:space="preserve">значение проблематика плотности молочной железы (МЖ). Литературные</w:t>
+      </w:r>
+      <w:r>
+        <w:t xml:space="preserve"> </w:t>
+      </w:r>
+      <w:r>
+        <w:t xml:space="preserve">данные подтверждают факт того, что женщины с типом C и D МЖ по ACR имеют</w:t>
+      </w:r>
+      <w:r>
+        <w:t xml:space="preserve"> </w:t>
+      </w:r>
+      <w:r>
+        <w:t xml:space="preserve">четырех-шестикратное увеличение риска развития рака по сравнению с</w:t>
+      </w:r>
+      <w:r>
+        <w:t xml:space="preserve"> </w:t>
+      </w:r>
+      <w:r>
+        <w:t xml:space="preserve">женщинами с плотностью МЖ типа А. При таком типе плотности эффективность</w:t>
+      </w:r>
+      <w:r>
+        <w:t xml:space="preserve"> </w:t>
+      </w:r>
+      <w:r>
+        <w:t xml:space="preserve">диагностической маммографии значительно снижается. На сегодняшний день</w:t>
+      </w:r>
+      <w:r>
+        <w:t xml:space="preserve"> </w:t>
+      </w:r>
+      <w:r>
+        <w:t xml:space="preserve">можно рассмотреть технологию автоматизированная 3D-УЗИ молочной железы</w:t>
+      </w:r>
+      <w:r>
+        <w:t xml:space="preserve"> </w:t>
+      </w:r>
+      <w:r>
+        <w:t xml:space="preserve">(3D-УЗИ) в качестве дополнительного скрининга у женщин с типом строения</w:t>
+      </w:r>
+      <w:r>
+        <w:t xml:space="preserve"> </w:t>
+      </w:r>
+      <w:r>
+        <w:t xml:space="preserve">молочной железы C и D по ACR. Цель исследования. Провести сравнительный</w:t>
+      </w:r>
+      <w:r>
+        <w:t xml:space="preserve"> </w:t>
+      </w:r>
+      <w:r>
+        <w:t xml:space="preserve">анализ диагностической эффективности 2D-УЗИ и 3D-УЗИ у женщин в</w:t>
+      </w:r>
+      <w:r>
+        <w:t xml:space="preserve"> </w:t>
+      </w:r>
+      <w:r>
+        <w:t xml:space="preserve">возрастной группе 40 лет и старше с высокой плотностью тканей молочной</w:t>
+      </w:r>
+      <w:r>
+        <w:t xml:space="preserve"> </w:t>
+      </w:r>
+      <w:r>
+        <w:t xml:space="preserve">железы.</w:t>
+      </w:r>
+    </w:p>
+    <w:p>
+      <w:pPr>
+        <w:pStyle w:val="BodyText"/>
+      </w:pPr>
+      <w:r>
+        <w:rPr>
+          <w:bCs/>
+          <w:b/>
+        </w:rPr>
+        <w:t xml:space="preserve">Материалы и методы.</w:t>
+      </w:r>
+      <w:r>
+        <w:t xml:space="preserve"> </w:t>
+      </w:r>
+      <w:r>
+        <w:t xml:space="preserve">Ретро-проспективное наблюдательное одноцентровое</w:t>
+      </w:r>
+      <w:r>
+        <w:t xml:space="preserve"> </w:t>
+      </w:r>
+      <w:r>
+        <w:t xml:space="preserve">исследование. С февраля 2019 по май 2023 года было исследовано 1283</w:t>
+      </w:r>
+      <w:r>
+        <w:t xml:space="preserve"> </w:t>
+      </w:r>
+      <w:r>
+        <w:t xml:space="preserve">пациенток с 40 лет и старше. Пациентки были разделены на две группы.</w:t>
+      </w:r>
+      <w:r>
+        <w:t xml:space="preserve"> </w:t>
+      </w:r>
+      <w:r>
+        <w:t xml:space="preserve">Пациентки, попавшие в группу А, проходили 2D-УЗИ и маммографию,</w:t>
+      </w:r>
+      <w:r>
+        <w:t xml:space="preserve"> </w:t>
+      </w:r>
+      <w:r>
+        <w:t xml:space="preserve">результаты исследования оценивались по классификации BI-RADS. Пациентки,</w:t>
+      </w:r>
+      <w:r>
+        <w:t xml:space="preserve"> </w:t>
+      </w:r>
+      <w:r>
+        <w:t xml:space="preserve">попавшие в группу B в дополнение к 2D ультразвуковому исследованию и</w:t>
+      </w:r>
+      <w:r>
+        <w:t xml:space="preserve"> </w:t>
+      </w:r>
+      <w:r>
+        <w:t xml:space="preserve">маммографии, проходили 3D-УЗИ также с выставлением категории BI-RADS. По</w:t>
+      </w:r>
+      <w:r>
+        <w:t xml:space="preserve"> </w:t>
+      </w:r>
+      <w:r>
+        <w:t xml:space="preserve">итогам исследования определялись положительная и отрицательная</w:t>
+      </w:r>
+      <w:r>
+        <w:t xml:space="preserve"> </w:t>
+      </w:r>
+      <w:r>
+        <w:t xml:space="preserve">прогностическая ценность, чувствительность, специфичность и точность</w:t>
+      </w:r>
+      <w:r>
+        <w:t xml:space="preserve"> </w:t>
+      </w:r>
+      <w:r>
+        <w:t xml:space="preserve">метода, а также составление предсказательной модели метода.</w:t>
+      </w:r>
+    </w:p>
+    <w:p>
+      <w:pPr>
+        <w:pStyle w:val="BodyText"/>
+      </w:pPr>
+      <w:r>
+        <w:rPr>
+          <w:bCs/>
+          <w:b/>
+        </w:rPr>
+        <w:t xml:space="preserve">Результаты.</w:t>
+      </w:r>
+      <w:r>
+        <w:t xml:space="preserve"> </w:t>
+      </w:r>
+      <w:r>
+        <w:t xml:space="preserve">Метод ММГ показал ППЦ 0.89, ОПЦ 0.93, чувствительность</w:t>
+      </w:r>
+      <w:r>
+        <w:t xml:space="preserve"> </w:t>
+      </w:r>
+      <w:r>
+        <w:t xml:space="preserve">0.53, специфичность 0.99, отбалансированную точность 0.76. Метод 2D-УЗИ</w:t>
+      </w:r>
+      <w:r>
+        <w:t xml:space="preserve"> </w:t>
+      </w:r>
+      <w:r>
+        <w:t xml:space="preserve">показал ППЦ 0.8, ОПЦ 0.98, чувствительность 0.9, специфичность 0.97,</w:t>
+      </w:r>
+      <w:r>
+        <w:t xml:space="preserve"> </w:t>
+      </w:r>
+      <w:r>
+        <w:t xml:space="preserve">отбалансированную точность 0.93 и площадь под кривой предсказательной</w:t>
+      </w:r>
+      <w:r>
+        <w:t xml:space="preserve"> </w:t>
+      </w:r>
+      <w:r>
+        <w:t xml:space="preserve">модели 0.968. 3D-УЗИ показал ППЦ 0.97, ОПЦ 0.97, чувствительность 0.9,</w:t>
+      </w:r>
+      <w:r>
+        <w:t xml:space="preserve"> </w:t>
+      </w:r>
+      <w:r>
+        <w:t xml:space="preserve">специфичность 0.99, отбалансированную точность 0.94 и площадь под кривой</w:t>
+      </w:r>
+      <w:r>
+        <w:t xml:space="preserve"> </w:t>
+      </w:r>
+      <w:r>
+        <w:t xml:space="preserve">предсказательной модели 0.98. Выводы. Согласно проведенному нами</w:t>
+      </w:r>
+      <w:r>
+        <w:t xml:space="preserve"> </w:t>
+      </w:r>
+      <w:r>
+        <w:t xml:space="preserve">исследованию, диагностическая эффективность автоматизированного 3D-УЗИ</w:t>
+      </w:r>
+      <w:r>
+        <w:t xml:space="preserve"> </w:t>
+      </w:r>
+      <w:r>
+        <w:t xml:space="preserve">молочных желез у пациенток 40 лет и старше сопоставима по показателю</w:t>
+      </w:r>
+      <w:r>
+        <w:t xml:space="preserve"> </w:t>
+      </w:r>
+      <w:r>
+        <w:t xml:space="preserve">чувствительности и лучше по показателю точности, специфичности и лучше</w:t>
+      </w:r>
+      <w:r>
+        <w:t xml:space="preserve"> </w:t>
+      </w:r>
+      <w:r>
+        <w:t xml:space="preserve">прогностическая модель метода по сравнению с ультразвуковым</w:t>
+      </w:r>
+      <w:r>
+        <w:t xml:space="preserve"> </w:t>
+      </w:r>
+      <w:r>
+        <w:t xml:space="preserve">исследованием в 2D режиме.</w:t>
+      </w:r>
+    </w:p>
+    <w:p>
+      <w:pPr>
+        <w:pStyle w:val="BodyText"/>
+      </w:pPr>
+      <w:r>
+        <w:rPr>
+          <w:bCs/>
+          <w:b/>
+        </w:rPr>
+        <w:t xml:space="preserve">Ключевые слова:</w:t>
+      </w:r>
+      <w:r>
+        <w:t xml:space="preserve"> </w:t>
+      </w:r>
+      <w:r>
+        <w:t xml:space="preserve">рак молочной железы, ультразвуковое исследование,</w:t>
+      </w:r>
+      <w:r>
+        <w:t xml:space="preserve"> </w:t>
+      </w:r>
+      <w:r>
+        <w:t xml:space="preserve">автоматизированное объемное сканирование молочных желез, молодые</w:t>
+      </w:r>
+      <w:r>
+        <w:t xml:space="preserve"> </w:t>
+      </w:r>
+      <w:r>
+        <w:t xml:space="preserve">женщины. Для корреспонденции: Гаранина Анна Эдуардовна,</w:t>
+      </w:r>
+      <w:r>
+        <w:t xml:space="preserve"> </w:t>
+      </w:r>
+      <w:hyperlink r:id="rId20">
+        <w:r>
+          <w:rPr>
+            <w:rStyle w:val="Hyperlink"/>
+          </w:rPr>
+          <w:t xml:space="preserve">anna.garanina.90@mail.ru</w:t>
+        </w:r>
+      </w:hyperlink>
+    </w:p>
+    <w:bookmarkEnd w:id="24"/>
+    <w:bookmarkEnd w:id="25"/>
+    <w:bookmarkStart w:id="111" w:name="Xbf6ee12fceef494df679a314a9af86d62fec952"/>
+    <w:p>
+      <w:pPr>
+        <w:pStyle w:val="Heading1"/>
+      </w:pPr>
+      <w:r>
+        <w:t xml:space="preserve">Complementing mammography screening with automated 3D ultrasound in women with high-density breasts.</w:t>
+      </w:r>
+    </w:p>
+    <w:p>
+      <w:pPr>
+        <w:pStyle w:val="FirstParagraph"/>
+      </w:pPr>
+      <w:r>
+        <w:t xml:space="preserve">Garanina A.E. 1,2, Kholin A.V.1</w:t>
+      </w:r>
+    </w:p>
+    <w:p>
+      <w:pPr>
+        <w:pStyle w:val="BodyText"/>
+      </w:pPr>
+      <w:r>
+        <w:t xml:space="preserve">1 North-Western State Medical University named after I.I. Mechnikov,</w:t>
+      </w:r>
+      <w:r>
+        <w:t xml:space="preserve"> </w:t>
+      </w:r>
+      <w:r>
+        <w:t xml:space="preserve">Saint-Petersburg, 191015, 41 Kirochnaya str., Saint Petersburg, Russian</w:t>
+      </w:r>
+      <w:r>
+        <w:t xml:space="preserve"> </w:t>
+      </w:r>
+      <w:r>
+        <w:t xml:space="preserve">Federation</w:t>
+      </w:r>
+    </w:p>
+    <w:p>
+      <w:pPr>
+        <w:pStyle w:val="BodyText"/>
+      </w:pPr>
+      <w:r>
+        <w:t xml:space="preserve">2 SMT Clinic JSC Polyclinic Complex, Russia, 190013, St. Petersburg,</w:t>
+      </w:r>
+      <w:r>
+        <w:t xml:space="preserve"> </w:t>
+      </w:r>
+      <w:r>
+        <w:t xml:space="preserve">Moskovsky ave., 22, letter a</w:t>
+      </w:r>
+    </w:p>
+    <w:p>
+      <w:pPr>
+        <w:pStyle w:val="BodyText"/>
+      </w:pPr>
+      <w:r>
+        <w:t xml:space="preserve">Garanina Anna Eduardovna – PhD student at the Department of Radiation</w:t>
+      </w:r>
+      <w:r>
+        <w:t xml:space="preserve"> </w:t>
+      </w:r>
+      <w:r>
+        <w:t xml:space="preserve">Diagnostics North-Western State Medical University named after I.I.</w:t>
+      </w:r>
+      <w:r>
+        <w:t xml:space="preserve"> </w:t>
+      </w:r>
+      <w:r>
+        <w:t xml:space="preserve">Mechnikov, Saint-Petersburg, 191015, 41 Kirochnaya str., Saint</w:t>
+      </w:r>
+      <w:r>
+        <w:t xml:space="preserve"> </w:t>
+      </w:r>
+      <w:r>
+        <w:t xml:space="preserve">Petersburg, Russian Federation, Ultrasound Diagnostics Doctor, SMT</w:t>
+      </w:r>
+      <w:r>
+        <w:t xml:space="preserve"> </w:t>
+      </w:r>
+      <w:r>
+        <w:t xml:space="preserve">Clinic JSC Polyclinic Complex, Russia, 190013, St. Petersburg, Moskovsky</w:t>
+      </w:r>
+      <w:r>
+        <w:t xml:space="preserve"> </w:t>
+      </w:r>
+      <w:r>
+        <w:t xml:space="preserve">ave., 22, letter a.</w:t>
+      </w:r>
+    </w:p>
+    <w:p>
+      <w:pPr>
+        <w:pStyle w:val="BodyText"/>
+      </w:pPr>
+      <w:r>
+        <w:t xml:space="preserve">e-mail:</w:t>
+      </w:r>
+      <w:r>
+        <w:t xml:space="preserve"> </w:t>
+      </w:r>
+      <w:hyperlink r:id="rId20">
+        <w:r>
+          <w:rPr>
+            <w:rStyle w:val="Hyperlink"/>
+          </w:rPr>
+          <w:t xml:space="preserve">anna.garanina.90@mail.ru</w:t>
+        </w:r>
+      </w:hyperlink>
+    </w:p>
+    <w:p>
+      <w:pPr>
+        <w:pStyle w:val="BodyText"/>
+      </w:pPr>
+      <w:r>
+        <w:t xml:space="preserve">SPIN-код: 8668-3521</w:t>
+      </w:r>
+    </w:p>
+    <w:p>
+      <w:pPr>
+        <w:pStyle w:val="BodyText"/>
+      </w:pPr>
+      <w:r>
+        <w:t xml:space="preserve">ORCID:</w:t>
+      </w:r>
+      <w:r>
+        <w:t xml:space="preserve"> </w:t>
+      </w:r>
+      <w:hyperlink r:id="rId21">
+        <w:r>
+          <w:rPr>
+            <w:rStyle w:val="Hyperlink"/>
+          </w:rPr>
+          <w:t xml:space="preserve">https://orcid.org/0009-0001-8193-6657</w:t>
+        </w:r>
+      </w:hyperlink>
+    </w:p>
+    <w:p>
+      <w:pPr>
+        <w:pStyle w:val="BodyText"/>
+      </w:pPr>
+      <w:r>
+        <w:t xml:space="preserve">Kholin Aleksandr Vasilevich - Doctor of Medical Sciences, Professor,</w:t>
+      </w:r>
+      <w:r>
+        <w:t xml:space="preserve"> </w:t>
+      </w:r>
+      <w:r>
+        <w:t xml:space="preserve">Head of the Department of Radiation Diagnostics North-Western State</w:t>
+      </w:r>
+      <w:r>
+        <w:t xml:space="preserve"> </w:t>
+      </w:r>
+      <w:r>
+        <w:t xml:space="preserve">Medical University named after I.I. Mechnikov, Saint-Petersburg, 191015,</w:t>
+      </w:r>
+      <w:r>
+        <w:t xml:space="preserve"> </w:t>
+      </w:r>
+      <w:r>
+        <w:t xml:space="preserve">41 Kirochnaya str., Saint Petersburg, Russian Federation</w:t>
+      </w:r>
+    </w:p>
+    <w:p>
+      <w:pPr>
+        <w:pStyle w:val="BodyText"/>
+      </w:pPr>
+      <w:r>
+        <w:t xml:space="preserve">e-mail:</w:t>
+      </w:r>
+      <w:r>
+        <w:t xml:space="preserve"> </w:t>
+      </w:r>
+      <w:hyperlink r:id="rId22">
+        <w:r>
+          <w:rPr>
+            <w:rStyle w:val="Hyperlink"/>
+          </w:rPr>
+          <w:t xml:space="preserve">holin1959@list.ru</w:t>
+        </w:r>
+      </w:hyperlink>
+      <w:r>
+        <w:t xml:space="preserve">.</w:t>
+      </w:r>
+    </w:p>
+    <w:p>
+      <w:pPr>
+        <w:pStyle w:val="BodyText"/>
+      </w:pPr>
+      <w:r>
+        <w:t xml:space="preserve">SPIN-код: 9791-8550</w:t>
+      </w:r>
+    </w:p>
+    <w:p>
+      <w:pPr>
+        <w:pStyle w:val="BodyText"/>
+      </w:pPr>
+      <w:r>
+        <w:t xml:space="preserve">ORCID:</w:t>
+      </w:r>
+      <w:r>
+        <w:t xml:space="preserve"> </w:t>
+      </w:r>
+      <w:hyperlink r:id="rId23">
+        <w:r>
+          <w:rPr>
+            <w:rStyle w:val="Hyperlink"/>
+          </w:rPr>
+          <w:t xml:space="preserve">https://orcid.org/0000-0001-8227-1530</w:t>
+        </w:r>
+      </w:hyperlink>
+    </w:p>
+    <w:bookmarkStart w:id="26" w:name="abstract"/>
     <w:p>
       <w:pPr>
         <w:pStyle w:val="Heading2"/>
       </w:pPr>
       <w:r>
-        <w:t xml:space="preserve">Введение</w:t>
+        <w:t xml:space="preserve">Abstract</w:t>
       </w:r>
     </w:p>
     <w:p>
@@ -164,6 +806,319 @@
         <w:pStyle w:val="FirstParagraph"/>
       </w:pPr>
       <w:r>
+        <w:rPr>
+          <w:bCs/>
+          <w:b/>
+        </w:rPr>
+        <w:t xml:space="preserve">Background.</w:t>
+      </w:r>
+      <w:r>
+        <w:t xml:space="preserve"> </w:t>
+      </w:r>
+      <w:r>
+        <w:t xml:space="preserve">Breast density is important in the structure of early</w:t>
+      </w:r>
+      <w:r>
+        <w:t xml:space="preserve"> </w:t>
+      </w:r>
+      <w:r>
+        <w:t xml:space="preserve">breast screening. Literature evidence supports the fact that women with</w:t>
+      </w:r>
+      <w:r>
+        <w:t xml:space="preserve"> </w:t>
+      </w:r>
+      <w:r>
+        <w:t xml:space="preserve">type C and D breast cancer according to ACR have a four- to six-fold</w:t>
+      </w:r>
+      <w:r>
+        <w:t xml:space="preserve"> </w:t>
+      </w:r>
+      <w:r>
+        <w:t xml:space="preserve">increased risk of cancer compared to women with type A breast density.</w:t>
+      </w:r>
+      <w:r>
+        <w:t xml:space="preserve"> </w:t>
+      </w:r>
+      <w:r>
+        <w:t xml:space="preserve">With this type of density, the effectiveness of diagnostic mammography</w:t>
+      </w:r>
+      <w:r>
+        <w:t xml:space="preserve"> </w:t>
+      </w:r>
+      <w:r>
+        <w:t xml:space="preserve">is significantly reduced. Today, automated 3D ultrasound of the breast</w:t>
+      </w:r>
+      <w:r>
+        <w:t xml:space="preserve"> </w:t>
+      </w:r>
+      <w:r>
+        <w:t xml:space="preserve">(3D ultrasound) can be considered as an additional screening in women</w:t>
+      </w:r>
+      <w:r>
+        <w:t xml:space="preserve"> </w:t>
+      </w:r>
+      <w:r>
+        <w:t xml:space="preserve">with breast structure type C and D according to ACR. Objective. To</w:t>
+      </w:r>
+      <w:r>
+        <w:t xml:space="preserve"> </w:t>
+      </w:r>
+      <w:r>
+        <w:t xml:space="preserve">perform a comparative analysis of the diagnostic efficacy of 2D</w:t>
+      </w:r>
+      <w:r>
+        <w:t xml:space="preserve"> </w:t>
+      </w:r>
+      <w:r>
+        <w:t xml:space="preserve">ultrasound and 3D ultrasound in women aged 40 years and older with high</w:t>
+      </w:r>
+      <w:r>
+        <w:t xml:space="preserve"> </w:t>
+      </w:r>
+      <w:r>
+        <w:t xml:space="preserve">breast tissue density.</w:t>
+      </w:r>
+    </w:p>
+    <w:p>
+      <w:pPr>
+        <w:pStyle w:val="BodyText"/>
+      </w:pPr>
+      <w:r>
+        <w:rPr>
+          <w:bCs/>
+          <w:b/>
+        </w:rPr>
+        <w:t xml:space="preserve">Materials and methods.</w:t>
+      </w:r>
+      <w:r>
+        <w:t xml:space="preserve"> </w:t>
+      </w:r>
+      <w:r>
+        <w:t xml:space="preserve">Retro-prospective, observational,</w:t>
+      </w:r>
+      <w:r>
+        <w:t xml:space="preserve"> </w:t>
+      </w:r>
+      <w:r>
+        <w:t xml:space="preserve">single-center study. From February 2019 to May 2023, 1283 patients aged</w:t>
+      </w:r>
+      <w:r>
+        <w:t xml:space="preserve"> </w:t>
+      </w:r>
+      <w:r>
+        <w:t xml:space="preserve">40 years and older were examined. The patients were divided into two</w:t>
+      </w:r>
+      <w:r>
+        <w:t xml:space="preserve"> </w:t>
+      </w:r>
+      <w:r>
+        <w:t xml:space="preserve">groups. Patients in group A underwent 2D ultrasound and mammography, the</w:t>
+      </w:r>
+      <w:r>
+        <w:t xml:space="preserve"> </w:t>
+      </w:r>
+      <w:r>
+        <w:t xml:space="preserve">results of the study were evaluated according to the BI-RADS</w:t>
+      </w:r>
+      <w:r>
+        <w:t xml:space="preserve"> </w:t>
+      </w:r>
+      <w:r>
+        <w:t xml:space="preserve">classification. In addition to 2D ultrasound and mammography, patients</w:t>
+      </w:r>
+      <w:r>
+        <w:t xml:space="preserve"> </w:t>
+      </w:r>
+      <w:r>
+        <w:t xml:space="preserve">who were placed in group B also underwent 3D ultrasound with the BI-RADS</w:t>
+      </w:r>
+      <w:r>
+        <w:t xml:space="preserve"> </w:t>
+      </w:r>
+      <w:r>
+        <w:t xml:space="preserve">category. Based on the results of the study, the following were</w:t>
+      </w:r>
+      <w:r>
+        <w:t xml:space="preserve"> </w:t>
+      </w:r>
+      <w:r>
+        <w:t xml:space="preserve">determined: positive and negative predictive value, sensitivity,</w:t>
+      </w:r>
+      <w:r>
+        <w:t xml:space="preserve"> </w:t>
+      </w:r>
+      <w:r>
+        <w:t xml:space="preserve">specificity and accuracy of the method, as well as the compilation of a</w:t>
+      </w:r>
+      <w:r>
+        <w:t xml:space="preserve"> </w:t>
+      </w:r>
+      <w:r>
+        <w:t xml:space="preserve">predictive model of the method.</w:t>
+      </w:r>
+    </w:p>
+    <w:p>
+      <w:pPr>
+        <w:pStyle w:val="BodyText"/>
+      </w:pPr>
+      <w:r>
+        <w:rPr>
+          <w:bCs/>
+          <w:b/>
+        </w:rPr>
+        <w:t xml:space="preserve">Results.</w:t>
+      </w:r>
+      <w:r>
+        <w:t xml:space="preserve"> </w:t>
+      </w:r>
+      <w:r>
+        <w:t xml:space="preserve">The MMG method showed a PPV of 0.89, an NPV of 0.93, a</w:t>
+      </w:r>
+      <w:r>
+        <w:t xml:space="preserve"> </w:t>
+      </w:r>
+      <w:r>
+        <w:t xml:space="preserve">sensitivity of 0.53, a specificity of 0.99, and a balanced accuracy of</w:t>
+      </w:r>
+      <w:r>
+        <w:t xml:space="preserve"> </w:t>
+      </w:r>
+      <w:r>
+        <w:t xml:space="preserve">0.76. The 2D ultrasound method showed a PPV of 0.8, an NPV of 0.98, a</w:t>
+      </w:r>
+      <w:r>
+        <w:t xml:space="preserve"> </w:t>
+      </w:r>
+      <w:r>
+        <w:t xml:space="preserve">sensitivity of 0.9, a specificity of 0.97, a balanced accuracy of 0.93,</w:t>
+      </w:r>
+      <w:r>
+        <w:t xml:space="preserve"> </w:t>
+      </w:r>
+      <w:r>
+        <w:t xml:space="preserve">and an area under the predictive model curve of 0. 968. The 3D</w:t>
+      </w:r>
+      <w:r>
+        <w:t xml:space="preserve"> </w:t>
+      </w:r>
+      <w:r>
+        <w:t xml:space="preserve">ultrasound showed a PPV of 0.97, an NPV of 0.97, a sensitivity of 0.9, a</w:t>
+      </w:r>
+      <w:r>
+        <w:t xml:space="preserve"> </w:t>
+      </w:r>
+      <w:r>
+        <w:t xml:space="preserve">specificity of 0.99, a balanced accuracy of 0.94, and an area under the</w:t>
+      </w:r>
+      <w:r>
+        <w:t xml:space="preserve"> </w:t>
+      </w:r>
+      <w:r>
+        <w:t xml:space="preserve">predictive model curve of 0.98.</w:t>
+      </w:r>
+      <w:r>
+        <w:t xml:space="preserve"> </w:t>
+      </w:r>
+      <w:r>
+        <w:rPr>
+          <w:bCs/>
+          <w:b/>
+        </w:rPr>
+        <w:t xml:space="preserve">Conslusions.</w:t>
+      </w:r>
+      <w:r>
+        <w:t xml:space="preserve"> </w:t>
+      </w:r>
+      <w:r>
+        <w:t xml:space="preserve">According to our study,</w:t>
+      </w:r>
+      <w:r>
+        <w:t xml:space="preserve"> </w:t>
+      </w:r>
+      <w:r>
+        <w:t xml:space="preserve">the diagnostic efficiency of automated 3D ultrasound of the mammary</w:t>
+      </w:r>
+      <w:r>
+        <w:t xml:space="preserve"> </w:t>
+      </w:r>
+      <w:r>
+        <w:t xml:space="preserve">glands in patients 40 years and older is comparable in terms of</w:t>
+      </w:r>
+      <w:r>
+        <w:t xml:space="preserve"> </w:t>
+      </w:r>
+      <w:r>
+        <w:t xml:space="preserve">sensitivity and better in terms of accuracy, specificity and a better</w:t>
+      </w:r>
+      <w:r>
+        <w:t xml:space="preserve"> </w:t>
+      </w:r>
+      <w:r>
+        <w:t xml:space="preserve">prognostic model of the method compared to ultrasound in 2D mode.</w:t>
+      </w:r>
+    </w:p>
+    <w:p>
+      <w:pPr>
+        <w:pStyle w:val="BodyText"/>
+      </w:pPr>
+      <w:r>
+        <w:rPr>
+          <w:bCs/>
+          <w:b/>
+        </w:rPr>
+        <w:t xml:space="preserve">Key words:</w:t>
+      </w:r>
+      <w:r>
+        <w:t xml:space="preserve"> </w:t>
+      </w:r>
+      <w:r>
+        <w:t xml:space="preserve">breast cancer, ultrasound, automated volumetric scanning.</w:t>
+      </w:r>
+    </w:p>
+    <w:p>
+      <w:pPr>
+        <w:pStyle w:val="BodyText"/>
+      </w:pPr>
+      <w:r>
+        <w:rPr>
+          <w:bCs/>
+          <w:b/>
+        </w:rPr>
+        <w:t xml:space="preserve">For corresponding:</w:t>
+      </w:r>
+      <w:r>
+        <w:t xml:space="preserve"> </w:t>
+      </w:r>
+      <w:r>
+        <w:t xml:space="preserve">Anna E. Garanina,</w:t>
+      </w:r>
+      <w:r>
+        <w:t xml:space="preserve"> </w:t>
+      </w:r>
+      <w:hyperlink r:id="rId20">
+        <w:r>
+          <w:rPr>
+            <w:rStyle w:val="Hyperlink"/>
+          </w:rPr>
+          <w:t xml:space="preserve">anna.garanina.90@mail.ru</w:t>
+        </w:r>
+      </w:hyperlink>
+    </w:p>
+    <w:bookmarkEnd w:id="26"/>
+    <w:bookmarkStart w:id="27" w:name="введение-introduction"/>
+    <w:p>
+      <w:pPr>
+        <w:pStyle w:val="Heading2"/>
+      </w:pPr>
+      <w:r>
+        <w:t xml:space="preserve">Введение / Introduction</w:t>
+      </w:r>
+    </w:p>
+    <w:p>
+      <w:pPr>
+        <w:pStyle w:val="FirstParagraph"/>
+      </w:pPr>
+      <w:r>
         <w:t xml:space="preserve">Рак молочной железы (РМЖ) относится к серьезной глобальной проблеме</w:t>
       </w:r>
       <w:r>
@@ -203,25 +1158,25 @@
         <w:t xml:space="preserve"> </w:t>
       </w:r>
       <w:r>
-        <w:t xml:space="preserve">Литературные данные подтверждают факт того, что женщины с плотной МЖ</w:t>
-      </w:r>
-      <w:r>
-        <w:t xml:space="preserve"> </w:t>
-      </w:r>
-      <w:r>
-        <w:t xml:space="preserve">типа D по ACR имеют четырех-шестикратное увеличение риска по сравнению с</w:t>
-      </w:r>
-      <w:r>
-        <w:t xml:space="preserve"> </w:t>
-      </w:r>
-      <w:r>
-        <w:t xml:space="preserve">женщинами с плотностью МЖ типа a</w:t>
-      </w:r>
-      <w:r>
-        <w:t xml:space="preserve"> </w:t>
-      </w:r>
-      <w:r>
-        <w:t xml:space="preserve">[2,3]</w:t>
+        <w:t xml:space="preserve">Литературные данные подтверждают факт того, что женщины с типом строения</w:t>
+      </w:r>
+      <w:r>
+        <w:t xml:space="preserve"> </w:t>
+      </w:r>
+      <w:r>
+        <w:t xml:space="preserve">C и D МЖ по ACR имеют четырех-шестикратное увеличение риска развития</w:t>
+      </w:r>
+      <w:r>
+        <w:t xml:space="preserve"> </w:t>
+      </w:r>
+      <w:r>
+        <w:t xml:space="preserve">рака по сравнению с женщинами с плотностью МЖ типа a</w:t>
+      </w:r>
+      <w:r>
+        <w:t xml:space="preserve"> </w:t>
+      </w:r>
+      <w:r>
+        <w:t xml:space="preserve">[2]</w:t>
       </w:r>
       <w:r>
         <w:t xml:space="preserve">.</w:t>
@@ -238,7 +1193,7 @@
         <w:t xml:space="preserve"> </w:t>
       </w:r>
       <w:r>
-        <w:t xml:space="preserve">диагностической маммографии (ММГ) является независимым фактором,</w:t>
+        <w:t xml:space="preserve">диагностической маммографии (ММГ) является независимым фактором риска,</w:t>
       </w:r>
       <w:r>
         <w:t xml:space="preserve"> </w:t>
@@ -250,22 +1205,164 @@
         <w:t xml:space="preserve"> </w:t>
       </w:r>
       <w:r>
-        <w:t xml:space="preserve">[4,5]</w:t>
-      </w:r>
-      <w:r>
-        <w:t xml:space="preserve">. Плотная грудь встречается довольно часто: примерно у 2/3</w:t>
-      </w:r>
-      <w:r>
-        <w:t xml:space="preserve"> </w:t>
-      </w:r>
-      <w:r>
-        <w:t xml:space="preserve">всех женщин в пременопаузе примерно у 30% и у женщин 40 лет и старше</w:t>
-      </w:r>
-      <w:r>
-        <w:t xml:space="preserve"> </w:t>
-      </w:r>
-      <w:r>
-        <w:t xml:space="preserve">плотность груди составляет 50% или выше</w:t>
+        <w:t xml:space="preserve">[3]</w:t>
+      </w:r>
+      <w:r>
+        <w:t xml:space="preserve">.</w:t>
+      </w:r>
+      <w:r>
+        <w:t xml:space="preserve"> </w:t>
+      </w:r>
+      <w:r>
+        <w:t xml:space="preserve">Плотная МЖ встречается довольно часто: примерно у 2/3 всех женщин в</w:t>
+      </w:r>
+      <w:r>
+        <w:t xml:space="preserve"> </w:t>
+      </w:r>
+      <w:r>
+        <w:t xml:space="preserve">пременопаузе примерно у 30% и у женщин 40 лет и старше плотность желез</w:t>
+      </w:r>
+      <w:r>
+        <w:t xml:space="preserve"> </w:t>
+      </w:r>
+      <w:r>
+        <w:t xml:space="preserve">составляет 50% или выше</w:t>
+      </w:r>
+      <w:r>
+        <w:t xml:space="preserve"> </w:t>
+      </w:r>
+      <w:r>
+        <w:t xml:space="preserve">[4]</w:t>
+      </w:r>
+      <w:r>
+        <w:t xml:space="preserve">. У женщин с плотностью паренхимы</w:t>
+      </w:r>
+      <w:r>
+        <w:t xml:space="preserve"> </w:t>
+      </w:r>
+      <w:r>
+        <w:t xml:space="preserve">молочной железы более 75% чувствительность, как было показано,</w:t>
+      </w:r>
+      <w:r>
+        <w:t xml:space="preserve"> </w:t>
+      </w:r>
+      <w:r>
+        <w:t xml:space="preserve">составляет всего 48%</w:t>
+      </w:r>
+      <w:r>
+        <w:t xml:space="preserve"> </w:t>
+      </w:r>
+      <w:r>
+        <w:t xml:space="preserve">[4]</w:t>
+      </w:r>
+      <w:r>
+        <w:t xml:space="preserve">. Более того, некоторые исследования</w:t>
+      </w:r>
+      <w:r>
+        <w:t xml:space="preserve"> </w:t>
+      </w:r>
+      <w:r>
+        <w:t xml:space="preserve">показали, что количество пропущенных злокачественных новообразований при</w:t>
+      </w:r>
+      <w:r>
+        <w:t xml:space="preserve"> </w:t>
+      </w:r>
+      <w:r>
+        <w:t xml:space="preserve">ММГ выше при плотной паренхиме молочной железы, чем при молочной железе</w:t>
+      </w:r>
+      <w:r>
+        <w:t xml:space="preserve"> </w:t>
+      </w:r>
+      <w:r>
+        <w:t xml:space="preserve">с жировой паренхимой. Также существуют исследования, указывающие на</w:t>
+      </w:r>
+      <w:r>
+        <w:t xml:space="preserve"> </w:t>
+      </w:r>
+      <w:r>
+        <w:t xml:space="preserve">увеличение частоты ложноотрицательных результатов маммографического</w:t>
+      </w:r>
+      <w:r>
+        <w:t xml:space="preserve"> </w:t>
+      </w:r>
+      <w:r>
+        <w:t xml:space="preserve">скрининга, которая увеличивается в 10 раз при переходе от самой низкой</w:t>
+      </w:r>
+      <w:r>
+        <w:t xml:space="preserve"> </w:t>
+      </w:r>
+      <w:r>
+        <w:t xml:space="preserve">до самой высокой категории плотности молочной железы</w:t>
+      </w:r>
+      <w:r>
+        <w:t xml:space="preserve"> </w:t>
+      </w:r>
+      <w:r>
+        <w:t xml:space="preserve">[3]</w:t>
+      </w:r>
+      <w:r>
+        <w:t xml:space="preserve">.</w:t>
+      </w:r>
+    </w:p>
+    <w:p>
+      <w:pPr>
+        <w:pStyle w:val="BodyText"/>
+      </w:pPr>
+      <w:r>
+        <w:t xml:space="preserve">Также в качестве дополнения диагностической ММГ выполняется 2D-УЗИ</w:t>
+      </w:r>
+      <w:r>
+        <w:t xml:space="preserve"> </w:t>
+      </w:r>
+      <w:r>
+        <w:t xml:space="preserve">молочных желез. Этот метод давно используется в качестве дополнительного</w:t>
+      </w:r>
+      <w:r>
+        <w:t xml:space="preserve"> </w:t>
+      </w:r>
+      <w:r>
+        <w:t xml:space="preserve">диагностического инструмента, поскольку хорошо визуализирует железистую</w:t>
+      </w:r>
+      <w:r>
+        <w:t xml:space="preserve"> </w:t>
+      </w:r>
+      <w:r>
+        <w:t xml:space="preserve">ткань. Однако 2D-УЗИ является оператор зависимым методом, процесс</w:t>
+      </w:r>
+      <w:r>
+        <w:t xml:space="preserve"> </w:t>
+      </w:r>
+      <w:r>
+        <w:t xml:space="preserve">исследования занимает много времени, трудно воспроизводим</w:t>
+      </w:r>
+      <w:r>
+        <w:t xml:space="preserve"> </w:t>
+      </w:r>
+      <w:r>
+        <w:t xml:space="preserve">[5]</w:t>
+      </w:r>
+      <w:r>
+        <w:t xml:space="preserve">.</w:t>
+      </w:r>
+    </w:p>
+    <w:p>
+      <w:pPr>
+        <w:pStyle w:val="BodyText"/>
+      </w:pPr>
+      <w:r>
+        <w:t xml:space="preserve">На сегодняшний день можно рассмотреть технологию автоматизированная</w:t>
+      </w:r>
+      <w:r>
+        <w:t xml:space="preserve"> </w:t>
+      </w:r>
+      <w:r>
+        <w:t xml:space="preserve">3D-УЗИ молочной железы (3D-УЗИ) в качестве дополнительного скрининга у</w:t>
+      </w:r>
+      <w:r>
+        <w:t xml:space="preserve"> </w:t>
+      </w:r>
+      <w:r>
+        <w:t xml:space="preserve">женщин с типом строения молочной железы C и D по ACR</w:t>
       </w:r>
       <w:r>
         <w:t xml:space="preserve"> </w:t>
@@ -274,76 +1371,64 @@
         <w:t xml:space="preserve">[6]</w:t>
       </w:r>
       <w:r>
-        <w:t xml:space="preserve">. В клинической</w:t>
-      </w:r>
-      <w:r>
-        <w:t xml:space="preserve"> </w:t>
-      </w:r>
-      <w:r>
-        <w:t xml:space="preserve">практике чувствительность любой формы ММГ ограничена у женщин с плотной</w:t>
-      </w:r>
-      <w:r>
-        <w:t xml:space="preserve"> </w:t>
-      </w:r>
-      <w:r>
-        <w:t xml:space="preserve">тканью молочной железы. У женщин с плотностью паренхимы молочной железы</w:t>
-      </w:r>
-      <w:r>
-        <w:t xml:space="preserve"> </w:t>
-      </w:r>
-      <w:r>
-        <w:t xml:space="preserve">более 75% чувствительность, как было показано, составляет всего 48%</w:t>
-      </w:r>
-      <w:r>
-        <w:t xml:space="preserve"> </w:t>
-      </w:r>
-      <w:r>
-        <w:t xml:space="preserve">[6,7]</w:t>
-      </w:r>
-      <w:r>
-        <w:t xml:space="preserve">. Более того, некоторые исследования показали,</w:t>
-      </w:r>
-      <w:r>
-        <w:t xml:space="preserve"> </w:t>
-      </w:r>
-      <w:r>
-        <w:t xml:space="preserve">что количество пропущенных злокачественных новобразований на</w:t>
-      </w:r>
-      <w:r>
-        <w:t xml:space="preserve"> </w:t>
-      </w:r>
-      <w:r>
-        <w:t xml:space="preserve">диагнистической ММГ выше при плотной паренхиме молочной железы, чем при</w:t>
-      </w:r>
-      <w:r>
-        <w:t xml:space="preserve"> </w:t>
-      </w:r>
-      <w:r>
-        <w:t xml:space="preserve">молочной железе с жировой паренхимой. Также существуют исследования</w:t>
-      </w:r>
-      <w:r>
-        <w:t xml:space="preserve"> </w:t>
-      </w:r>
-      <w:r>
-        <w:t xml:space="preserve">указывающие на частоту ложноотрицательных результатов маммографического</w:t>
-      </w:r>
-      <w:r>
-        <w:t xml:space="preserve"> </w:t>
-      </w:r>
-      <w:r>
-        <w:t xml:space="preserve">скрининга, который колеблется в 10 раз от самых низких до самых высоких</w:t>
-      </w:r>
-      <w:r>
-        <w:t xml:space="preserve"> </w:t>
-      </w:r>
-      <w:r>
-        <w:t xml:space="preserve">категорий плотности груди</w:t>
-      </w:r>
-      <w:r>
-        <w:t xml:space="preserve"> </w:t>
-      </w:r>
-      <w:r>
-        <w:t xml:space="preserve">[5,8]</w:t>
+        <w:t xml:space="preserve"> </w:t>
+      </w:r>
+      <w:r>
+        <w:t xml:space="preserve">. В</w:t>
+      </w:r>
+      <w:r>
+        <w:t xml:space="preserve"> </w:t>
+      </w:r>
+      <w:r>
+        <w:t xml:space="preserve">отличие от 2D-УЗИ, метод имеет стандартизированный протокол сбора</w:t>
+      </w:r>
+      <w:r>
+        <w:t xml:space="preserve"> </w:t>
+      </w:r>
+      <w:r>
+        <w:t xml:space="preserve">данных, который может выполняться медицинским персоналом со средним</w:t>
+      </w:r>
+      <w:r>
+        <w:t xml:space="preserve"> </w:t>
+      </w:r>
+      <w:r>
+        <w:t xml:space="preserve">образованием после короткого обучения без необходимости участия</w:t>
+      </w:r>
+      <w:r>
+        <w:t xml:space="preserve"> </w:t>
+      </w:r>
+      <w:r>
+        <w:t xml:space="preserve">высококвалифицированных специалистов во время обследования. 3D 3D-УЗИ</w:t>
+      </w:r>
+      <w:r>
+        <w:t xml:space="preserve"> </w:t>
+      </w:r>
+      <w:r>
+        <w:t xml:space="preserve">позволяет получать большие трехмерные объемы данных, которые могут быть</w:t>
+      </w:r>
+      <w:r>
+        <w:t xml:space="preserve"> </w:t>
+      </w:r>
+      <w:r>
+        <w:t xml:space="preserve">оценены в нескольких плоскостях: корональной, поперечной и сагиттальной.</w:t>
+      </w:r>
+      <w:r>
+        <w:t xml:space="preserve"> </w:t>
+      </w:r>
+      <w:r>
+        <w:t xml:space="preserve">Очаговые изменения можно увидеть на нескольких срезах, что облегчает</w:t>
+      </w:r>
+      <w:r>
+        <w:t xml:space="preserve"> </w:t>
+      </w:r>
+      <w:r>
+        <w:t xml:space="preserve">восприятие</w:t>
+      </w:r>
+      <w:r>
+        <w:t xml:space="preserve"> </w:t>
+      </w:r>
+      <w:r>
+        <w:t xml:space="preserve">[7]</w:t>
       </w:r>
       <w:r>
         <w:t xml:space="preserve">.</w:t>
@@ -354,150 +1439,75 @@
         <w:pStyle w:val="BodyText"/>
       </w:pPr>
       <w:r>
-        <w:t xml:space="preserve">Также в качестве дополнения диагностической ММГ УЗИ молочных желез. Этот</w:t>
-      </w:r>
-      <w:r>
-        <w:t xml:space="preserve"> </w:t>
-      </w:r>
-      <w:r>
-        <w:t xml:space="preserve">метода, который уже давно используется в качестве дополнительного</w:t>
-      </w:r>
-      <w:r>
-        <w:t xml:space="preserve"> </w:t>
-      </w:r>
-      <w:r>
-        <w:t xml:space="preserve">диагностического инструмента, поскольку ему не препятствует ограничение</w:t>
-      </w:r>
-      <w:r>
-        <w:t xml:space="preserve"> </w:t>
-      </w:r>
-      <w:r>
-        <w:t xml:space="preserve">плотности молочной железы</w:t>
-      </w:r>
-      <w:r>
-        <w:t xml:space="preserve"> </w:t>
-      </w:r>
-      <w:r>
-        <w:t xml:space="preserve">[9]</w:t>
-      </w:r>
-      <w:r>
-        <w:t xml:space="preserve">. Однако УЗИ зависит от</w:t>
-      </w:r>
-      <w:r>
-        <w:t xml:space="preserve"> </w:t>
-      </w:r>
-      <w:r>
-        <w:t xml:space="preserve">оператора, требует много времени и его трудно воспроизвести</w:t>
-      </w:r>
-      <w:r>
-        <w:t xml:space="preserve"> </w:t>
-      </w:r>
-      <w:r>
-        <w:t xml:space="preserve">[10]</w:t>
-      </w:r>
-      <w:r>
-        <w:t xml:space="preserve">.</w:t>
-      </w:r>
-    </w:p>
-    <w:p>
-      <w:pPr>
-        <w:pStyle w:val="BodyText"/>
-      </w:pPr>
-      <w:r>
-        <w:t xml:space="preserve">На сегодняшний день можно рассмотреть технологию автоматизированная</w:t>
-      </w:r>
-      <w:r>
-        <w:t xml:space="preserve"> </w:t>
-      </w:r>
-      <w:r>
-        <w:t xml:space="preserve">3D-УЗИ молочной железы (ABUS)</w:t>
-      </w:r>
-      <w:r>
-        <w:t xml:space="preserve"> </w:t>
-      </w:r>
-      <w:r>
-        <w:t xml:space="preserve">[11,12]</w:t>
-      </w:r>
-      <w:r>
-        <w:t xml:space="preserve"> </w:t>
-      </w:r>
-      <w:r>
-        <w:t xml:space="preserve">. В отличие от</w:t>
-      </w:r>
-      <w:r>
-        <w:t xml:space="preserve"> </w:t>
-      </w:r>
-      <w:r>
-        <w:t xml:space="preserve">УЗИ, имеет стандартизированный протокол сбора данных, который может</w:t>
-      </w:r>
-      <w:r>
-        <w:t xml:space="preserve"> </w:t>
-      </w:r>
-      <w:r>
-        <w:t xml:space="preserve">выполняться медицинским персоналом после короткого обучения без</w:t>
-      </w:r>
-      <w:r>
-        <w:t xml:space="preserve"> </w:t>
-      </w:r>
-      <w:r>
-        <w:t xml:space="preserve">необходимости участия высококвалифицированных рентгенологов во время</w:t>
-      </w:r>
-      <w:r>
-        <w:t xml:space="preserve"> </w:t>
-      </w:r>
-      <w:r>
-        <w:t xml:space="preserve">обследования. 3D ABUS позволяет получать большие трехмерные объемы,</w:t>
-      </w:r>
-      <w:r>
-        <w:t xml:space="preserve"> </w:t>
-      </w:r>
-      <w:r>
-        <w:t xml:space="preserve">которые перекрываются и могут быть оценены в нескольких плоскостях:</w:t>
-      </w:r>
-      <w:r>
-        <w:t xml:space="preserve"> </w:t>
-      </w:r>
-      <w:r>
-        <w:t xml:space="preserve">корональной, поперечной и сагиттальной. Находку можно увидеть на</w:t>
-      </w:r>
-      <w:r>
-        <w:t xml:space="preserve"> </w:t>
-      </w:r>
-      <w:r>
-        <w:t xml:space="preserve">нескольких срезах, что облегчает восприятие</w:t>
-      </w:r>
-      <w:r>
-        <w:t xml:space="preserve"> </w:t>
-      </w:r>
-      <w:r>
-        <w:t xml:space="preserve">[13]</w:t>
-      </w:r>
-      <w:r>
-        <w:t xml:space="preserve">.</w:t>
-      </w:r>
-    </w:p>
-    <w:p>
-      <w:pPr>
-        <w:pStyle w:val="BodyText"/>
-      </w:pPr>
-      <w:r>
-        <w:t xml:space="preserve">Исследование технологии 3D ABUS является перспективным направлением</w:t>
-      </w:r>
-      <w:r>
-        <w:t xml:space="preserve"> </w:t>
-      </w:r>
-      <w:r>
-        <w:t xml:space="preserve">улучшения алгоритмов и подходов при скрининге молочной железы.</w:t>
-      </w:r>
-    </w:p>
-    <w:bookmarkEnd w:id="22"/>
-    <w:bookmarkStart w:id="23" w:name="цель-исследования"/>
+        <w:t xml:space="preserve">Исследование технологии 3D-УЗИ является перспективным направлением</w:t>
+      </w:r>
+      <w:r>
+        <w:t xml:space="preserve"> </w:t>
+      </w:r>
+      <w:r>
+        <w:t xml:space="preserve">улучшения алгоритмов и подходов при скрининге рака молочной железы.</w:t>
+      </w:r>
+    </w:p>
+    <w:bookmarkEnd w:id="27"/>
+    <w:bookmarkStart w:id="28" w:name="цель-исследования-objective"/>
     <w:p>
       <w:pPr>
         <w:pStyle w:val="Heading2"/>
       </w:pPr>
       <w:r>
-        <w:t xml:space="preserve">Цель исследования</w:t>
+        <w:t xml:space="preserve">Цель исследования / Objective</w:t>
+      </w:r>
+    </w:p>
+    <w:p>
+      <w:pPr>
+        <w:numPr>
+          <w:ilvl w:val="0"/>
+          <w:numId w:val="1001"/>
+        </w:numPr>
+        <w:pStyle w:val="Compact"/>
+      </w:pPr>
+      <w:r>
+        <w:t xml:space="preserve">провести сравнительный анализ диагностической эффективности, именно</w:t>
+      </w:r>
+      <w:r>
+        <w:t xml:space="preserve"> </w:t>
+      </w:r>
+      <w:r>
+        <w:t xml:space="preserve">чувствительности, специфичности и точности 2D-УЗИ в B-режиме,</w:t>
+      </w:r>
+      <w:r>
+        <w:t xml:space="preserve"> </w:t>
+      </w:r>
+      <w:r>
+        <w:t xml:space="preserve">автоматизированного объемного сканирования молочных желез (3D-УЗИ),</w:t>
+      </w:r>
+      <w:r>
+        <w:t xml:space="preserve"> </w:t>
+      </w:r>
+      <w:r>
+        <w:t xml:space="preserve">и маммографического скрининга у женщин в возрастной группе 40 лет и</w:t>
+      </w:r>
+      <w:r>
+        <w:t xml:space="preserve"> </w:t>
+      </w:r>
+      <w:r>
+        <w:t xml:space="preserve">старше лет с неоднородной и высокой плотностью тканей молочной</w:t>
+      </w:r>
+      <w:r>
+        <w:t xml:space="preserve"> </w:t>
+      </w:r>
+      <w:r>
+        <w:t xml:space="preserve">железы.</w:t>
+      </w:r>
+    </w:p>
+    <w:bookmarkEnd w:id="28"/>
+    <w:bookmarkStart w:id="32" w:name="материалы-и-методы-material-and-methods"/>
+    <w:p>
+      <w:pPr>
+        <w:pStyle w:val="Heading2"/>
+      </w:pPr>
+      <w:r>
+        <w:t xml:space="preserve">Материалы и методы / Material and methods</w:t>
       </w:r>
     </w:p>
     <w:p>
@@ -505,48 +1515,6 @@
         <w:pStyle w:val="FirstParagraph"/>
       </w:pPr>
       <w:r>
-        <w:t xml:space="preserve">Провести сравнительный анализ диагностической эффективности, именно</w:t>
-      </w:r>
-      <w:r>
-        <w:t xml:space="preserve"> </w:t>
-      </w:r>
-      <w:r>
-        <w:t xml:space="preserve">чувствительности, специфичности и точности УЗИ в B-режиме,</w:t>
-      </w:r>
-      <w:r>
-        <w:t xml:space="preserve"> </w:t>
-      </w:r>
-      <w:r>
-        <w:t xml:space="preserve">автоматизированного объемного сканирования молочных желез (ABUS), и</w:t>
-      </w:r>
-      <w:r>
-        <w:t xml:space="preserve"> </w:t>
-      </w:r>
-      <w:r>
-        <w:t xml:space="preserve">маммографического скрининга у женщин в возрастной группе 40 лет и старше</w:t>
-      </w:r>
-      <w:r>
-        <w:t xml:space="preserve"> </w:t>
-      </w:r>
-      <w:r>
-        <w:t xml:space="preserve">лет с неоднородной и высокой плотностью тканей молочной железы.</w:t>
-      </w:r>
-    </w:p>
-    <w:bookmarkEnd w:id="23"/>
-    <w:bookmarkStart w:id="27" w:name="материалы-и-методы"/>
-    <w:p>
-      <w:pPr>
-        <w:pStyle w:val="Heading2"/>
-      </w:pPr>
-      <w:r>
-        <w:t xml:space="preserve">Материалы и методы</w:t>
-      </w:r>
-    </w:p>
-    <w:p>
-      <w:pPr>
-        <w:pStyle w:val="FirstParagraph"/>
-      </w:pPr>
-      <w:r>
         <w:t xml:space="preserve">С февраля 2019 по май 2023 года проводилось ретро-проспективное</w:t>
       </w:r>
       <w:r>
@@ -559,19 +1527,19 @@
         <w:t xml:space="preserve"> </w:t>
       </w:r>
       <w:r>
-        <w:t xml:space="preserve">аспекты раннней диагностики рака молочной железы с реди женщин в</w:t>
-      </w:r>
-      <w:r>
-        <w:t xml:space="preserve"> </w:t>
-      </w:r>
-      <w:r>
-        <w:t xml:space="preserve">возрасте 40 лет и старше. Среди исследуемых диагностических методи</w:t>
-      </w:r>
-      <w:r>
-        <w:t xml:space="preserve"> </w:t>
-      </w:r>
-      <w:r>
-        <w:t xml:space="preserve">рассматривались УЗИ, ABUS и маммография. Протокол настоящего</w:t>
+        <w:t xml:space="preserve">аспекты ранней диагностики рака молочной железы среди женщин в возрасте</w:t>
+      </w:r>
+      <w:r>
+        <w:t xml:space="preserve"> </w:t>
+      </w:r>
+      <w:r>
+        <w:t xml:space="preserve">40 лет и старше. Среди исследуемых диагностических методов</w:t>
+      </w:r>
+      <w:r>
+        <w:t xml:space="preserve"> </w:t>
+      </w:r>
+      <w:r>
+        <w:t xml:space="preserve">рассматривались 2D-УЗИ, 3D-УЗИ и маммография. Протокол настоящего</w:t>
       </w:r>
       <w:r>
         <w:t xml:space="preserve"> </w:t>
@@ -583,7 +1551,7 @@
         <w:t xml:space="preserve"> </w:t>
       </w:r>
       <w:r>
-        <w:t xml:space="preserve">СЗГМУ им.Мечникова №00 от ХХ.ХХ.ХХХХ года.</w:t>
+        <w:t xml:space="preserve">СЗГМУ им. Мечникова №9 от 12.10.2022 года.</w:t>
       </w:r>
     </w:p>
     <w:p>
@@ -607,18 +1575,18 @@
           <wp:inline>
             <wp:extent cx="3944112" cy="5480304"/>
             <wp:effectExtent b="0" l="0" r="0" t="0"/>
-            <wp:docPr descr="" title="" id="25" name="Picture"/>
+            <wp:docPr descr="" title="" id="30" name="Picture"/>
             <a:graphic>
               <a:graphicData uri="http://schemas.openxmlformats.org/drawingml/2006/picture">
                 <pic:pic>
                   <pic:nvPicPr>
-                    <pic:cNvPr descr="img/sheme1.png" id="26" name="Picture"/>
+                    <pic:cNvPr descr="img/sheme1.png" id="31" name="Picture"/>
                     <pic:cNvPicPr>
                       <a:picLocks noChangeArrowheads="1" noChangeAspect="1"/>
                     </pic:cNvPicPr>
                   </pic:nvPicPr>
                   <pic:blipFill>
-                    <a:blip r:embed="rId24"/>
+                    <a:blip r:embed="rId29"/>
                     <a:stretch>
                       <a:fillRect/>
                     </a:stretch>
@@ -650,19 +1618,19 @@
         <w:pStyle w:val="BodyText"/>
       </w:pPr>
       <w:r>
-        <w:t xml:space="preserve">Рисунок 1. Схема проведения диагностики настоящего иссдедования (КУ -</w:t>
-      </w:r>
-      <w:r>
-        <w:t xml:space="preserve"> </w:t>
-      </w:r>
-      <w:r>
-        <w:t xml:space="preserve">(нужна расшифровка);МРТ - магнитно-резонансная томография; УЗИ -</w:t>
-      </w:r>
-      <w:r>
-        <w:t xml:space="preserve"> </w:t>
-      </w:r>
-      <w:r>
-        <w:t xml:space="preserve">ультразвуковое исследолвание, BiRads - «Breast Imaging-Reporting and</w:t>
+        <w:t xml:space="preserve">Рисунок 1. Схема проведения диагностики настоящего исследования (МРТ с</w:t>
+      </w:r>
+      <w:r>
+        <w:t xml:space="preserve"> </w:t>
+      </w:r>
+      <w:r>
+        <w:t xml:space="preserve">КУ - магнитно-резонансная томография с контрастным усилением; 2D-УЗИ -</w:t>
+      </w:r>
+      <w:r>
+        <w:t xml:space="preserve"> </w:t>
+      </w:r>
+      <w:r>
+        <w:t xml:space="preserve">ультразвуковое исследование, BI-RADS - «Breast Imaging-Reporting and</w:t>
       </w:r>
       <w:r>
         <w:t xml:space="preserve"> </w:t>
@@ -674,13 +1642,13 @@
         <w:t xml:space="preserve"> </w:t>
       </w:r>
       <w:r>
-        <w:t xml:space="preserve">УЗИ и МРТ по степени риска наличия злокачественных образований молочной</w:t>
-      </w:r>
-      <w:r>
-        <w:t xml:space="preserve"> </w:t>
-      </w:r>
-      <w:r>
-        <w:t xml:space="preserve">железы)</w:t>
+        <w:t xml:space="preserve">2D-УЗИ и МРТ по степени риска наличия злокачественных образований</w:t>
+      </w:r>
+      <w:r>
+        <w:t xml:space="preserve"> </w:t>
+      </w:r>
+      <w:r>
+        <w:t xml:space="preserve">молочной железы)</w:t>
       </w:r>
     </w:p>
     <w:p>
@@ -688,43 +1656,52 @@
         <w:pStyle w:val="BodyText"/>
       </w:pPr>
       <w:r>
-        <w:t xml:space="preserve">Исследование проходило по следующим этапам: преддиагостический этапа,</w:t>
-      </w:r>
-      <w:r>
-        <w:t xml:space="preserve"> </w:t>
-      </w:r>
-      <w:r>
-        <w:t xml:space="preserve">этап согласия на исследование и диагностический этап. На первом этапе</w:t>
-      </w:r>
-      <w:r>
-        <w:t xml:space="preserve"> </w:t>
-      </w:r>
-      <w:r>
-        <w:t xml:space="preserve">проводился сбор анамнеза, жалоб, проводился осмотр пациентки, а также</w:t>
-      </w:r>
-      <w:r>
-        <w:t xml:space="preserve"> </w:t>
-      </w:r>
-      <w:r>
-        <w:t xml:space="preserve">проводилась диагностическая маммография. На следующем этапе пациентке</w:t>
-      </w:r>
-      <w:r>
-        <w:t xml:space="preserve"> </w:t>
-      </w:r>
-      <w:r>
-        <w:t xml:space="preserve">предлагалось пройти настоящее исследований. Врачом- исследователем</w:t>
-      </w:r>
-      <w:r>
-        <w:t xml:space="preserve"> </w:t>
-      </w:r>
-      <w:r>
-        <w:t xml:space="preserve">проводилось объяснение целей, структуры исследования и проводилось</w:t>
-      </w:r>
-      <w:r>
-        <w:t xml:space="preserve"> </w:t>
-      </w:r>
-      <w:r>
-        <w:t xml:space="preserve">подписание согласия на исследование.</w:t>
+        <w:t xml:space="preserve">Figure 1. Scheme of diagnostics of this study (MRI with CU - magnetic</w:t>
+      </w:r>
+      <w:r>
+        <w:t xml:space="preserve"> </w:t>
+      </w:r>
+      <w:r>
+        <w:t xml:space="preserve">resonance imaging with contrast enhancement; 2D ultrasound - ultrasound</w:t>
+      </w:r>
+      <w:r>
+        <w:t xml:space="preserve"> </w:t>
+      </w:r>
+      <w:r>
+        <w:t xml:space="preserve">examination, BI-RADS -</w:t>
+      </w:r>
+      <w:r>
+        <w:t xml:space="preserve"> </w:t>
+      </w:r>
+      <w:r>
+        <w:t xml:space="preserve">“</w:t>
+      </w:r>
+      <w:r>
+        <w:t xml:space="preserve">Breast Imaging-Reporting and Data System</w:t>
+      </w:r>
+      <w:r>
+        <w:t xml:space="preserve">”</w:t>
+      </w:r>
+      <w:r>
+        <w:t xml:space="preserve">,</w:t>
+      </w:r>
+      <w:r>
+        <w:t xml:space="preserve"> </w:t>
+      </w:r>
+      <w:r>
+        <w:t xml:space="preserve">standardized scale for assessing the results of mammography, 2D</w:t>
+      </w:r>
+      <w:r>
+        <w:t xml:space="preserve"> </w:t>
+      </w:r>
+      <w:r>
+        <w:t xml:space="preserve">ultrasound and MRI according to the risk of the presence of malignant</w:t>
+      </w:r>
+      <w:r>
+        <w:t xml:space="preserve"> </w:t>
+      </w:r>
+      <w:r>
+        <w:t xml:space="preserve">breast tumors)</w:t>
       </w:r>
     </w:p>
     <w:p>
@@ -732,25 +1709,43 @@
         <w:pStyle w:val="BodyText"/>
       </w:pPr>
       <w:r>
-        <w:t xml:space="preserve">Далее на диагностическом этапе пациентки попадали в произвольном порядке</w:t>
-      </w:r>
-      <w:r>
-        <w:t xml:space="preserve"> </w:t>
-      </w:r>
-      <w:r>
-        <w:t xml:space="preserve">в группы. Пациентки попавшие в группу А проходили УЗИ с последующей</w:t>
-      </w:r>
-      <w:r>
-        <w:t xml:space="preserve"> </w:t>
-      </w:r>
-      <w:r>
-        <w:t xml:space="preserve">установкой категории BiRads. Пациентки попавшие в группу B в дополнение</w:t>
-      </w:r>
-      <w:r>
-        <w:t xml:space="preserve"> </w:t>
-      </w:r>
-      <w:r>
-        <w:t xml:space="preserve">проходили ABUS также с определением категории BiRads по УЗИ.</w:t>
+        <w:t xml:space="preserve">Врачом- исследователем проводилось объяснение целей, структуры</w:t>
+      </w:r>
+      <w:r>
+        <w:t xml:space="preserve"> </w:t>
+      </w:r>
+      <w:r>
+        <w:t xml:space="preserve">исследования и проводилось подписание согласия на исследование. Все</w:t>
+      </w:r>
+      <w:r>
+        <w:t xml:space="preserve"> </w:t>
+      </w:r>
+      <w:r>
+        <w:t xml:space="preserve">пациентки проходили диагностическую ММГ перед осмотром. Далее пациентки</w:t>
+      </w:r>
+      <w:r>
+        <w:t xml:space="preserve"> </w:t>
+      </w:r>
+      <w:r>
+        <w:t xml:space="preserve">попадали в произвольном порядке в группы. Пациентки, попавшие в группу</w:t>
+      </w:r>
+      <w:r>
+        <w:t xml:space="preserve"> </w:t>
+      </w:r>
+      <w:r>
+        <w:t xml:space="preserve">А, проходили 2D-УЗИ с последующей установкой категории BI-RADS.</w:t>
+      </w:r>
+      <w:r>
+        <w:t xml:space="preserve"> </w:t>
+      </w:r>
+      <w:r>
+        <w:t xml:space="preserve">Пациентки, попавшие в группу B в дополнение, проходили 3D-УЗИ также с</w:t>
+      </w:r>
+      <w:r>
+        <w:t xml:space="preserve"> </w:t>
+      </w:r>
+      <w:r>
+        <w:t xml:space="preserve">определением категории BI-RADS по 2D-УЗИ.</w:t>
       </w:r>
     </w:p>
     <w:p>
@@ -758,37 +1753,59 @@
         <w:pStyle w:val="BodyText"/>
       </w:pPr>
       <w:r>
-        <w:t xml:space="preserve">Пациенткам, котрым по результатам УЗИ исследования были выставлены</w:t>
-      </w:r>
-      <w:r>
-        <w:t xml:space="preserve"> </w:t>
-      </w:r>
-      <w:r>
-        <w:t xml:space="preserve">категории BiRads 1 и BiRads 2 было рекомендовано дальнейшее наблюдение.</w:t>
-      </w:r>
-      <w:r>
-        <w:t xml:space="preserve"> </w:t>
-      </w:r>
-      <w:r>
-        <w:t xml:space="preserve">При усановке категории BiRads 3 было рекомендовано наблюдение в течении</w:t>
-      </w:r>
-      <w:r>
-        <w:t xml:space="preserve"> </w:t>
-      </w:r>
-      <w:r>
-        <w:t xml:space="preserve">3-6 мес или МРТ с КУ. При категории BiRads 4 и BiRads 5 проводилась core</w:t>
-      </w:r>
-      <w:r>
-        <w:t xml:space="preserve"> </w:t>
-      </w:r>
-      <w:r>
-        <w:t xml:space="preserve">биопсия или стереотаксическая биопсия или пункционная биопсия. Все</w:t>
-      </w:r>
-      <w:r>
-        <w:t xml:space="preserve"> </w:t>
-      </w:r>
-      <w:r>
-        <w:t xml:space="preserve">данные регистрировались для дальнейшего анализа (рисунок №1).</w:t>
+        <w:rPr>
+          <w:iCs/>
+          <w:i/>
+        </w:rPr>
+        <w:t xml:space="preserve">Интервенционное вмешательство</w:t>
+      </w:r>
+      <w:r>
+        <w:t xml:space="preserve"> </w:t>
+      </w:r>
+      <w:r>
+        <w:t xml:space="preserve">Пациенткам, которым по результатам</w:t>
+      </w:r>
+      <w:r>
+        <w:t xml:space="preserve"> </w:t>
+      </w:r>
+      <w:r>
+        <w:t xml:space="preserve">2D-УЗИ исследования были выставлены категории BI-RADS 1 и BI-RADS 2 было</w:t>
+      </w:r>
+      <w:r>
+        <w:t xml:space="preserve"> </w:t>
+      </w:r>
+      <w:r>
+        <w:t xml:space="preserve">рекомендовано дальнейшее наблюдение. При выставлении категории BI-RADS 3</w:t>
+      </w:r>
+      <w:r>
+        <w:t xml:space="preserve"> </w:t>
+      </w:r>
+      <w:r>
+        <w:t xml:space="preserve">было рекомендовано наблюдение в течении 3-6 месяцев или МРТ с КУ. При</w:t>
+      </w:r>
+      <w:r>
+        <w:t xml:space="preserve"> </w:t>
+      </w:r>
+      <w:r>
+        <w:t xml:space="preserve">категории BI-RADS 4 и BI-RADS 5 проводилась core биопсия под узи - или</w:t>
+      </w:r>
+      <w:r>
+        <w:t xml:space="preserve"> </w:t>
+      </w:r>
+      <w:r>
+        <w:t xml:space="preserve">стереотаксическим наведением и\или пункционная биопсия при наличии</w:t>
+      </w:r>
+      <w:r>
+        <w:t xml:space="preserve"> </w:t>
+      </w:r>
+      <w:r>
+        <w:t xml:space="preserve">жидкостного компонента в образовании. Все данные регистрировались для</w:t>
+      </w:r>
+      <w:r>
+        <w:t xml:space="preserve"> </w:t>
+      </w:r>
+      <w:r>
+        <w:t xml:space="preserve">дальнейшего анализа (рисунок №1).</w:t>
       </w:r>
     </w:p>
     <w:p>
@@ -808,7 +1825,7 @@
         <w:pStyle w:val="BodyText"/>
       </w:pPr>
       <w:r>
-        <w:t xml:space="preserve">Всего в исследование вошло 1283 пациентов.Медиана возраста пациенток</w:t>
+        <w:t xml:space="preserve">Всего в исследование вошло 1283 пациентов. Медиана возраста пациенток</w:t>
       </w:r>
       <w:r>
         <w:t xml:space="preserve"> </w:t>
@@ -820,7 +1837,7 @@
         <w:t xml:space="preserve"> </w:t>
       </w:r>
       <w:r>
-        <w:t xml:space="preserve">возраст сотсавил 40 лет Максимальный возраст сотсавил 79 лет Медиана</w:t>
+        <w:t xml:space="preserve">возраст составил 40 лет Максимальный возраст составил 79 лет. Медиана</w:t>
       </w:r>
       <w:r>
         <w:t xml:space="preserve"> </w:t>
@@ -838,7 +1855,7 @@
         <w:t xml:space="preserve"> </w:t>
       </w:r>
       <w:r>
-        <w:t xml:space="preserve">655 пациентов.</w:t>
+        <w:t xml:space="preserve">655 пациентов. Основные показатели групп представлены в таблицу №1.</w:t>
       </w:r>
     </w:p>
     <w:p>
@@ -846,25 +1863,11 @@
         <w:pStyle w:val="BodyText"/>
       </w:pPr>
       <w:r>
-        <w:t xml:space="preserve">Жалобы в группе A были на уплотнение в 5.73% (36), боль в 4.94% (31), на</w:t>
-      </w:r>
-      <w:r>
-        <w:t xml:space="preserve"> </w:t>
-      </w:r>
-      <w:r>
-        <w:t xml:space="preserve">выделения из соска в 0.96% (6), а в 88.38% (555) случаев жалоб не было.</w:t>
-      </w:r>
-      <w:r>
-        <w:t xml:space="preserve"> </w:t>
-      </w:r>
-      <w:r>
-        <w:t xml:space="preserve">В группе B жалоб на уплотнение было больше в 22.6% (148), на боль в</w:t>
-      </w:r>
-      <w:r>
-        <w:t xml:space="preserve"> </w:t>
-      </w:r>
-      <w:r>
-        <w:t xml:space="preserve">3.36% (22). В 74.05% (485) случаев жалоб не было.</w:t>
+        <w:rPr>
+          <w:bCs/>
+          <w:b/>
+        </w:rPr>
+        <w:t xml:space="preserve">Таблица № 1.</w:t>
       </w:r>
     </w:p>
     <w:p>
@@ -872,31 +1875,11 @@
         <w:pStyle w:val="BodyText"/>
       </w:pPr>
       <w:r>
-        <w:t xml:space="preserve">В группе A репродуктивный возраст был в 21.5% (135), пременопауза в</w:t>
-      </w:r>
-      <w:r>
-        <w:t xml:space="preserve"> </w:t>
-      </w:r>
-      <w:r>
-        <w:t xml:space="preserve">32.01% (201), менопауза до 5 лет в 21.97% (138), менопауза более 5 лет в</w:t>
-      </w:r>
-      <w:r>
-        <w:t xml:space="preserve"> </w:t>
-      </w:r>
-      <w:r>
-        <w:t xml:space="preserve">23.89% (150) и оперативная менопауза в 0.64% (4), а в группе B</w:t>
-      </w:r>
-      <w:r>
-        <w:t xml:space="preserve"> </w:t>
-      </w:r>
-      <w:r>
-        <w:t xml:space="preserve">репродуктивный возраст был в 23.21% (152), пременопауза в 35.73% (234),</w:t>
-      </w:r>
-      <w:r>
-        <w:t xml:space="preserve"> </w:t>
-      </w:r>
-      <w:r>
-        <w:t xml:space="preserve">менопауза до 5 лет в 15.11% (99) и менопауза более 5 лет в 25.95% (170).</w:t>
+        <w:rPr>
+          <w:bCs/>
+          <w:b/>
+        </w:rPr>
+        <w:t xml:space="preserve">Основные характеристики пациенток, прошедших исследование</w:t>
       </w:r>
     </w:p>
     <w:p>
@@ -904,13 +1887,11 @@
         <w:pStyle w:val="BodyText"/>
       </w:pPr>
       <w:r>
-        <w:t xml:space="preserve">Операции на молочной железе в группе A в 1.75% (11), а в группе B не</w:t>
-      </w:r>
-      <w:r>
-        <w:t xml:space="preserve"> </w:t>
-      </w:r>
-      <w:r>
-        <w:t xml:space="preserve">было операций.</w:t>
+        <w:rPr>
+          <w:bCs/>
+          <w:b/>
+        </w:rPr>
+        <w:t xml:space="preserve">Table 1.</w:t>
       </w:r>
     </w:p>
     <w:p>
@@ -918,13 +1899,11 @@
         <w:pStyle w:val="BodyText"/>
       </w:pPr>
       <w:r>
-        <w:t xml:space="preserve">Прием гормональных препаратов в группе A был в 22.61% (142), а в группе</w:t>
-      </w:r>
-      <w:r>
-        <w:t xml:space="preserve"> </w:t>
-      </w:r>
-      <w:r>
-        <w:t xml:space="preserve">B в 18.78% (123).</w:t>
+        <w:rPr>
+          <w:bCs/>
+          <w:b/>
+        </w:rPr>
+        <w:t xml:space="preserve">Main characteristics of patients who have undergone the study</w:t>
       </w:r>
     </w:p>
     <w:p>
@@ -932,13 +1911,7 @@
         <w:pStyle w:val="BodyText"/>
       </w:pPr>
       <w:r>
-        <w:t xml:space="preserve">Наследственная предрасположенность в группе A была в 39.65% (249), а в</w:t>
-      </w:r>
-      <w:r>
-        <w:t xml:space="preserve"> </w:t>
-      </w:r>
-      <w:r>
-        <w:t xml:space="preserve">группе B была в 33.28% (218).</w:t>
+        <w:t xml:space="preserve">[ТАБЛИЦА]</w:t>
       </w:r>
     </w:p>
     <w:p>
@@ -946,2315 +1919,27 @@
         <w:pStyle w:val="BodyText"/>
       </w:pPr>
       <w:r>
-        <w:t xml:space="preserve">В группе A мутаций BRCA не выявлено во всех 100% (8) случаев. В группе B</w:t>
-      </w:r>
-      <w:r>
-        <w:t xml:space="preserve"> </w:t>
-      </w:r>
-      <w:r>
-        <w:t xml:space="preserve">BRCA2 была обнаружена в 11.76% (4), ложноположительный результат в</w:t>
-      </w:r>
-      <w:r>
-        <w:t xml:space="preserve"> </w:t>
-      </w:r>
-      <w:r>
-        <w:t xml:space="preserve">11.76% (4) мутаций не выявлено в 44.12% (15) и образование не</w:t>
-      </w:r>
-      <w:r>
-        <w:t xml:space="preserve"> </w:t>
-      </w:r>
-      <w:r>
-        <w:t xml:space="preserve">визуализировалось на ММГ в 32.35% (11)</w:t>
-      </w:r>
-    </w:p>
-    <w:p>
-      <w:pPr>
-        <w:pStyle w:val="BodyText"/>
-      </w:pPr>
-      <w:r>
-        <w:t xml:space="preserve">Симптом втягивания соска в группе A был в 4.46% (28), а в группе B в</w:t>
-      </w:r>
-      <w:r>
-        <w:t xml:space="preserve"> </w:t>
-      </w:r>
-      <w:r>
-        <w:t xml:space="preserve">3.51% (23). Выделения из соска в группе A были кровянистые в 0.48% (3)</w:t>
-      </w:r>
-      <w:r>
-        <w:t xml:space="preserve"> </w:t>
-      </w:r>
-      <w:r>
-        <w:t xml:space="preserve">случаев. В группе B кровянистые выделения в 0.46% (3) и светлые в 1.22%</w:t>
-      </w:r>
-      <w:r>
-        <w:t xml:space="preserve"> </w:t>
-      </w:r>
-      <w:r>
-        <w:t xml:space="preserve">(8) Тип структуры ACR В группе A</w:t>
-      </w:r>
-      <w:r>
-        <w:t xml:space="preserve"> </w:t>
-      </w:r>
-      <w:r>
-        <w:t xml:space="preserve">“</w:t>
-      </w:r>
-      <w:r>
-        <w:t xml:space="preserve">С</w:t>
-      </w:r>
-      <w:r>
-        <w:t xml:space="preserve">”</w:t>
-      </w:r>
-      <w:r>
-        <w:t xml:space="preserve"> </w:t>
-      </w:r>
-      <w:r>
-        <w:t xml:space="preserve">был в 87.42% (549) и тип</w:t>
-      </w:r>
-      <w:r>
-        <w:t xml:space="preserve"> </w:t>
-      </w:r>
-      <w:r>
-        <w:t xml:space="preserve">“</w:t>
-      </w:r>
-      <w:r>
-        <w:t xml:space="preserve">D</w:t>
-      </w:r>
-      <w:r>
-        <w:t xml:space="preserve">”</w:t>
-      </w:r>
-      <w:r>
-        <w:t xml:space="preserve"> </w:t>
-      </w:r>
-      <w:r>
-        <w:t xml:space="preserve">в</w:t>
-      </w:r>
-      <w:r>
-        <w:t xml:space="preserve"> </w:t>
-      </w:r>
-      <w:r>
-        <w:t xml:space="preserve">12.58% (79). В группе B тип С был в 88.55% (580) и тип D в 11.45% (75).</w:t>
-      </w:r>
-    </w:p>
-    <w:p>
-      <w:pPr>
-        <w:pStyle w:val="BodyText"/>
-      </w:pPr>
-      <w:r>
-        <w:t xml:space="preserve">Таблица № 1.</w:t>
-      </w:r>
-    </w:p>
-    <w:p>
-      <w:pPr>
-        <w:pStyle w:val="BodyText"/>
-      </w:pPr>
-      <w:r>
-        <w:t xml:space="preserve">Основные характеристики пациенток, прошедших исследование</w:t>
-      </w:r>
-    </w:p>
-    <w:tbl>
-      <w:tblPr>
-        <w:tblStyle w:val="Table"/>
-        <w:tblW w:type="pct" w:w="5000"/>
-        <w:tblLook w:firstRow="1" w:lastRow="0" w:firstColumn="0" w:lastColumn="0" w:noHBand="0" w:noVBand="0" w:val="0020"/>
-        <w:jc w:val="start"/>
-      </w:tblPr>
-      <w:tblGrid>
-        <w:gridCol w:w="2640"/>
-        <w:gridCol w:w="1782"/>
-        <w:gridCol w:w="858"/>
-        <w:gridCol w:w="1782"/>
-        <w:gridCol w:w="858"/>
-      </w:tblGrid>
-      <w:tr>
-        <w:trPr>
-          <w:tblHeader w:val="true"/>
-        </w:trPr>
-        <w:tc>
-          <w:tcPr/>
-          <w:p>
-            <w:pPr>
-              <w:pStyle w:val="Compact"/>
-              <w:jc w:val="left"/>
-            </w:pPr>
-            <w:r>
-              <w:t xml:space="preserve">Группы</w:t>
-            </w:r>
-          </w:p>
-        </w:tc>
-        <w:tc>
-          <w:tcPr/>
-          <w:p>
-            <w:pPr>
-              <w:pStyle w:val="Compact"/>
-              <w:jc w:val="left"/>
-            </w:pPr>
-            <w:r>
-              <w:t xml:space="preserve">Группа A</w:t>
-            </w:r>
-          </w:p>
-        </w:tc>
-        <w:tc>
-          <w:tcPr/>
-          <w:p>
-            <w:pPr>
-              <w:pStyle w:val="Compact"/>
-              <w:jc w:val="left"/>
-            </w:pPr>
-            <w:r>
-              <w:t xml:space="preserve">——</w:t>
-            </w:r>
-          </w:p>
-        </w:tc>
-        <w:tc>
-          <w:tcPr/>
-          <w:p>
-            <w:pPr>
-              <w:pStyle w:val="Compact"/>
-              <w:jc w:val="left"/>
-            </w:pPr>
-            <w:r>
-              <w:t xml:space="preserve">Группа B</w:t>
-            </w:r>
-          </w:p>
-        </w:tc>
-        <w:tc>
-          <w:tcPr/>
-          <w:p>
-            <w:pPr>
-              <w:pStyle w:val="Compact"/>
-              <w:jc w:val="left"/>
-            </w:pPr>
-            <w:r>
-              <w:t xml:space="preserve">——</w:t>
-            </w:r>
-          </w:p>
-        </w:tc>
-      </w:tr>
-      <w:tr>
-        <w:tc>
-          <w:tcPr/>
-          <w:p>
-            <w:pPr>
-              <w:pStyle w:val="Compact"/>
-              <w:jc w:val="left"/>
-            </w:pPr>
-            <w:r>
-              <w:rPr>
-                <w:bCs/>
-                <w:b/>
-              </w:rPr>
-              <w:t xml:space="preserve">Жалобы</w:t>
-            </w:r>
-          </w:p>
-        </w:tc>
-        <w:tc>
-          <w:tcPr/>
-          <w:p>
-            <w:pPr>
-              <w:pStyle w:val="Compact"/>
-            </w:pPr>
-          </w:p>
-        </w:tc>
-        <w:tc>
-          <w:tcPr/>
-          <w:p>
-            <w:pPr>
-              <w:pStyle w:val="Compact"/>
-            </w:pPr>
-          </w:p>
-        </w:tc>
-        <w:tc>
-          <w:tcPr/>
-          <w:p>
-            <w:pPr>
-              <w:pStyle w:val="Compact"/>
-            </w:pPr>
-          </w:p>
-        </w:tc>
-        <w:tc>
-          <w:tcPr/>
-          <w:p>
-            <w:pPr>
-              <w:pStyle w:val="Compact"/>
-            </w:pPr>
-          </w:p>
-        </w:tc>
-      </w:tr>
-      <w:tr>
-        <w:tc>
-          <w:tcPr/>
-          <w:p>
-            <w:pPr>
-              <w:pStyle w:val="Compact"/>
-              <w:jc w:val="left"/>
-            </w:pPr>
-            <w:r>
-              <w:t xml:space="preserve">без жалоб</w:t>
-            </w:r>
-          </w:p>
-        </w:tc>
-        <w:tc>
-          <w:tcPr/>
-          <w:p>
-            <w:pPr>
-              <w:pStyle w:val="Compact"/>
-              <w:jc w:val="left"/>
-            </w:pPr>
-            <w:r>
-              <w:t xml:space="preserve">88.376% (555/628 случаев)</w:t>
-            </w:r>
-          </w:p>
-        </w:tc>
-        <w:tc>
-          <w:tcPr/>
-          <w:p>
-            <w:pPr>
-              <w:pStyle w:val="Compact"/>
-              <w:jc w:val="left"/>
-            </w:pPr>
-            <w:r>
-              <w:t xml:space="preserve">[0.86;0.91]</w:t>
-            </w:r>
-          </w:p>
-        </w:tc>
-        <w:tc>
-          <w:tcPr/>
-          <w:p>
-            <w:pPr>
-              <w:pStyle w:val="Compact"/>
-              <w:jc w:val="left"/>
-            </w:pPr>
-            <w:r>
-              <w:t xml:space="preserve">74.046% (485/655 случаев)</w:t>
-            </w:r>
-          </w:p>
-        </w:tc>
-        <w:tc>
-          <w:tcPr/>
-          <w:p>
-            <w:pPr>
-              <w:pStyle w:val="Compact"/>
-              <w:jc w:val="left"/>
-            </w:pPr>
-            <w:r>
-              <w:t xml:space="preserve">[0.7;0.77]</w:t>
-            </w:r>
-          </w:p>
-        </w:tc>
-      </w:tr>
-      <w:tr>
-        <w:tc>
-          <w:tcPr/>
-          <w:p>
-            <w:pPr>
-              <w:pStyle w:val="Compact"/>
-              <w:jc w:val="left"/>
-            </w:pPr>
-            <w:r>
-              <w:t xml:space="preserve">боль</w:t>
-            </w:r>
-          </w:p>
-        </w:tc>
-        <w:tc>
-          <w:tcPr/>
-          <w:p>
-            <w:pPr>
-              <w:pStyle w:val="Compact"/>
-              <w:jc w:val="left"/>
-            </w:pPr>
-            <w:r>
-              <w:t xml:space="preserve">4.936% (31/628 случаев)</w:t>
-            </w:r>
-          </w:p>
-        </w:tc>
-        <w:tc>
-          <w:tcPr/>
-          <w:p>
-            <w:pPr>
-              <w:pStyle w:val="Compact"/>
-              <w:jc w:val="left"/>
-            </w:pPr>
-            <w:r>
-              <w:t xml:space="preserve">[0.03;0.07]</w:t>
-            </w:r>
-          </w:p>
-        </w:tc>
-        <w:tc>
-          <w:tcPr/>
-          <w:p>
-            <w:pPr>
-              <w:pStyle w:val="Compact"/>
-              <w:jc w:val="left"/>
-            </w:pPr>
-            <w:r>
-              <w:t xml:space="preserve">3.359% (22/655 случаев)</w:t>
-            </w:r>
-          </w:p>
-        </w:tc>
-        <w:tc>
-          <w:tcPr/>
-          <w:p>
-            <w:pPr>
-              <w:pStyle w:val="Compact"/>
-              <w:jc w:val="left"/>
-            </w:pPr>
-            <w:r>
-              <w:t xml:space="preserve">[0.02;0.05]</w:t>
-            </w:r>
-          </w:p>
-        </w:tc>
-      </w:tr>
-      <w:tr>
-        <w:tc>
-          <w:tcPr/>
-          <w:p>
-            <w:pPr>
-              <w:pStyle w:val="Compact"/>
-              <w:jc w:val="left"/>
-            </w:pPr>
-            <w:r>
-              <w:t xml:space="preserve">выделения из соска</w:t>
-            </w:r>
-          </w:p>
-        </w:tc>
-        <w:tc>
-          <w:tcPr/>
-          <w:p>
-            <w:pPr>
-              <w:pStyle w:val="Compact"/>
-              <w:jc w:val="left"/>
-            </w:pPr>
-            <w:r>
-              <w:t xml:space="preserve">0.955% (6/628 случаев)</w:t>
-            </w:r>
-          </w:p>
-        </w:tc>
-        <w:tc>
-          <w:tcPr/>
-          <w:p>
-            <w:pPr>
-              <w:pStyle w:val="Compact"/>
-              <w:jc w:val="left"/>
-            </w:pPr>
-            <w:r>
-              <w:t xml:space="preserve">[0;0.02]</w:t>
-            </w:r>
-          </w:p>
-        </w:tc>
-        <w:tc>
-          <w:tcPr/>
-          <w:p>
-            <w:pPr>
-              <w:pStyle w:val="Compact"/>
-              <w:jc w:val="left"/>
-            </w:pPr>
-            <w:r>
-              <w:t xml:space="preserve">0% (0/655 случаев)</w:t>
-            </w:r>
-          </w:p>
-        </w:tc>
-        <w:tc>
-          <w:tcPr/>
-          <w:p>
-            <w:pPr>
-              <w:pStyle w:val="Compact"/>
-              <w:jc w:val="left"/>
-            </w:pPr>
-            <w:r>
-              <w:t xml:space="preserve">[0;0.01]</w:t>
-            </w:r>
-          </w:p>
-        </w:tc>
-      </w:tr>
-      <w:tr>
-        <w:tc>
-          <w:tcPr/>
-          <w:p>
-            <w:pPr>
-              <w:pStyle w:val="Compact"/>
-              <w:jc w:val="left"/>
-            </w:pPr>
-            <w:r>
-              <w:t xml:space="preserve">уплотнение</w:t>
-            </w:r>
-          </w:p>
-        </w:tc>
-        <w:tc>
-          <w:tcPr/>
-          <w:p>
-            <w:pPr>
-              <w:pStyle w:val="Compact"/>
-              <w:jc w:val="left"/>
-            </w:pPr>
-            <w:r>
-              <w:t xml:space="preserve">5.732% (36/628 случаев)</w:t>
-            </w:r>
-          </w:p>
-        </w:tc>
-        <w:tc>
-          <w:tcPr/>
-          <w:p>
-            <w:pPr>
-              <w:pStyle w:val="Compact"/>
-              <w:jc w:val="left"/>
-            </w:pPr>
-            <w:r>
-              <w:t xml:space="preserve">[0.04;0.08]</w:t>
-            </w:r>
-          </w:p>
-        </w:tc>
-        <w:tc>
-          <w:tcPr/>
-          <w:p>
-            <w:pPr>
-              <w:pStyle w:val="Compact"/>
-              <w:jc w:val="left"/>
-            </w:pPr>
-            <w:r>
-              <w:t xml:space="preserve">22.595% (148/655 случаев)</w:t>
-            </w:r>
-          </w:p>
-        </w:tc>
-        <w:tc>
-          <w:tcPr/>
-          <w:p>
-            <w:pPr>
-              <w:pStyle w:val="Compact"/>
-              <w:jc w:val="left"/>
-            </w:pPr>
-            <w:r>
-              <w:t xml:space="preserve">[0.19;0.26]</w:t>
-            </w:r>
-          </w:p>
-        </w:tc>
-      </w:tr>
-      <w:tr>
-        <w:tc>
-          <w:tcPr/>
-          <w:p>
-            <w:pPr>
-              <w:pStyle w:val="Compact"/>
-              <w:jc w:val="left"/>
-            </w:pPr>
-            <w:r>
-              <w:rPr>
-                <w:bCs/>
-                <w:b/>
-              </w:rPr>
-              <w:t xml:space="preserve">Репродуктивный статус</w:t>
-            </w:r>
-          </w:p>
-        </w:tc>
-        <w:tc>
-          <w:tcPr/>
-          <w:p>
-            <w:pPr>
-              <w:pStyle w:val="Compact"/>
-            </w:pPr>
-          </w:p>
-        </w:tc>
-        <w:tc>
-          <w:tcPr/>
-          <w:p>
-            <w:pPr>
-              <w:pStyle w:val="Compact"/>
-            </w:pPr>
-          </w:p>
-        </w:tc>
-        <w:tc>
-          <w:tcPr/>
-          <w:p>
-            <w:pPr>
-              <w:pStyle w:val="Compact"/>
-            </w:pPr>
-          </w:p>
-        </w:tc>
-        <w:tc>
-          <w:tcPr/>
-          <w:p>
-            <w:pPr>
-              <w:pStyle w:val="Compact"/>
-            </w:pPr>
-          </w:p>
-        </w:tc>
-      </w:tr>
-      <w:tr>
-        <w:tc>
-          <w:tcPr/>
-          <w:p>
-            <w:pPr>
-              <w:pStyle w:val="Compact"/>
-              <w:jc w:val="left"/>
-            </w:pPr>
-            <w:r>
-              <w:t xml:space="preserve">репродуктивный возраст</w:t>
-            </w:r>
-          </w:p>
-        </w:tc>
-        <w:tc>
-          <w:tcPr/>
-          <w:p>
-            <w:pPr>
-              <w:pStyle w:val="Compact"/>
-              <w:jc w:val="left"/>
-            </w:pPr>
-            <w:r>
-              <w:t xml:space="preserve">21.497% (135/628 случаев)</w:t>
-            </w:r>
-          </w:p>
-        </w:tc>
-        <w:tc>
-          <w:tcPr/>
-          <w:p>
-            <w:pPr>
-              <w:pStyle w:val="Compact"/>
-              <w:jc w:val="left"/>
-            </w:pPr>
-            <w:r>
-              <w:t xml:space="preserve">[0.18;0.25]</w:t>
-            </w:r>
-          </w:p>
-        </w:tc>
-        <w:tc>
-          <w:tcPr/>
-          <w:p>
-            <w:pPr>
-              <w:pStyle w:val="Compact"/>
-              <w:jc w:val="left"/>
-            </w:pPr>
-            <w:r>
-              <w:t xml:space="preserve">23.206% (152/655 случаев)</w:t>
-            </w:r>
-          </w:p>
-        </w:tc>
-        <w:tc>
-          <w:tcPr/>
-          <w:p>
-            <w:pPr>
-              <w:pStyle w:val="Compact"/>
-              <w:jc w:val="left"/>
-            </w:pPr>
-            <w:r>
-              <w:t xml:space="preserve">[0.2;0.27]</w:t>
-            </w:r>
-          </w:p>
-        </w:tc>
-      </w:tr>
-      <w:tr>
-        <w:tc>
-          <w:tcPr/>
-          <w:p>
-            <w:pPr>
-              <w:pStyle w:val="Compact"/>
-              <w:jc w:val="left"/>
-            </w:pPr>
-            <w:r>
-              <w:t xml:space="preserve">пременопауза</w:t>
-            </w:r>
-          </w:p>
-        </w:tc>
-        <w:tc>
-          <w:tcPr/>
-          <w:p>
-            <w:pPr>
-              <w:pStyle w:val="Compact"/>
-              <w:jc w:val="left"/>
-            </w:pPr>
-            <w:r>
-              <w:t xml:space="preserve">32.006% (201/628 случаев)</w:t>
-            </w:r>
-          </w:p>
-        </w:tc>
-        <w:tc>
-          <w:tcPr/>
-          <w:p>
-            <w:pPr>
-              <w:pStyle w:val="Compact"/>
-              <w:jc w:val="left"/>
-            </w:pPr>
-            <w:r>
-              <w:t xml:space="preserve">[0.28;0.36]</w:t>
-            </w:r>
-          </w:p>
-        </w:tc>
-        <w:tc>
-          <w:tcPr/>
-          <w:p>
-            <w:pPr>
-              <w:pStyle w:val="Compact"/>
-              <w:jc w:val="left"/>
-            </w:pPr>
-            <w:r>
-              <w:t xml:space="preserve">35.725% (234/655 случаев)</w:t>
-            </w:r>
-          </w:p>
-        </w:tc>
-        <w:tc>
-          <w:tcPr/>
-          <w:p>
-            <w:pPr>
-              <w:pStyle w:val="Compact"/>
-              <w:jc w:val="left"/>
-            </w:pPr>
-            <w:r>
-              <w:t xml:space="preserve">[0.32;0.4]</w:t>
-            </w:r>
-          </w:p>
-        </w:tc>
-      </w:tr>
-      <w:tr>
-        <w:tc>
-          <w:tcPr/>
-          <w:p>
-            <w:pPr>
-              <w:pStyle w:val="Compact"/>
-              <w:jc w:val="left"/>
-            </w:pPr>
-            <w:r>
-              <w:t xml:space="preserve">менопауза до 5 лет</w:t>
-            </w:r>
-          </w:p>
-        </w:tc>
-        <w:tc>
-          <w:tcPr/>
-          <w:p>
-            <w:pPr>
-              <w:pStyle w:val="Compact"/>
-              <w:jc w:val="left"/>
-            </w:pPr>
-            <w:r>
-              <w:t xml:space="preserve">21.975% (138/628 случаев)</w:t>
-            </w:r>
-          </w:p>
-        </w:tc>
-        <w:tc>
-          <w:tcPr/>
-          <w:p>
-            <w:pPr>
-              <w:pStyle w:val="Compact"/>
-              <w:jc w:val="left"/>
-            </w:pPr>
-            <w:r>
-              <w:t xml:space="preserve">[0.19;0.25]</w:t>
-            </w:r>
-          </w:p>
-        </w:tc>
-        <w:tc>
-          <w:tcPr/>
-          <w:p>
-            <w:pPr>
-              <w:pStyle w:val="Compact"/>
-              <w:jc w:val="left"/>
-            </w:pPr>
-            <w:r>
-              <w:t xml:space="preserve">15.115% (99/655 случаев)</w:t>
-            </w:r>
-          </w:p>
-        </w:tc>
-        <w:tc>
-          <w:tcPr/>
-          <w:p>
-            <w:pPr>
-              <w:pStyle w:val="Compact"/>
-              <w:jc w:val="left"/>
-            </w:pPr>
-            <w:r>
-              <w:t xml:space="preserve">[0.13;0.18]</w:t>
-            </w:r>
-          </w:p>
-        </w:tc>
-      </w:tr>
-      <w:tr>
-        <w:tc>
-          <w:tcPr/>
-          <w:p>
-            <w:pPr>
-              <w:pStyle w:val="Compact"/>
-              <w:jc w:val="left"/>
-            </w:pPr>
-            <w:r>
-              <w:t xml:space="preserve">менопауза более 5 лет</w:t>
-            </w:r>
-          </w:p>
-        </w:tc>
-        <w:tc>
-          <w:tcPr/>
-          <w:p>
-            <w:pPr>
-              <w:pStyle w:val="Compact"/>
-              <w:jc w:val="left"/>
-            </w:pPr>
-            <w:r>
-              <w:t xml:space="preserve">23.885% (150/628 случаев)</w:t>
-            </w:r>
-          </w:p>
-        </w:tc>
-        <w:tc>
-          <w:tcPr/>
-          <w:p>
-            <w:pPr>
-              <w:pStyle w:val="Compact"/>
-              <w:jc w:val="left"/>
-            </w:pPr>
-            <w:r>
-              <w:t xml:space="preserve">[0.21;0.27]</w:t>
-            </w:r>
-          </w:p>
-        </w:tc>
-        <w:tc>
-          <w:tcPr/>
-          <w:p>
-            <w:pPr>
-              <w:pStyle w:val="Compact"/>
-              <w:jc w:val="left"/>
-            </w:pPr>
-            <w:r>
-              <w:t xml:space="preserve">25.954% (170/655 случаев)</w:t>
-            </w:r>
-          </w:p>
-        </w:tc>
-        <w:tc>
-          <w:tcPr/>
-          <w:p>
-            <w:pPr>
-              <w:pStyle w:val="Compact"/>
-              <w:jc w:val="left"/>
-            </w:pPr>
-            <w:r>
-              <w:t xml:space="preserve">[0.23;0.3]</w:t>
-            </w:r>
-          </w:p>
-        </w:tc>
-      </w:tr>
-      <w:tr>
-        <w:tc>
-          <w:tcPr/>
-          <w:p>
-            <w:pPr>
-              <w:pStyle w:val="Compact"/>
-              <w:jc w:val="left"/>
-            </w:pPr>
-            <w:r>
-              <w:t xml:space="preserve">оперативная менопауза</w:t>
-            </w:r>
-          </w:p>
-        </w:tc>
-        <w:tc>
-          <w:tcPr/>
-          <w:p>
-            <w:pPr>
-              <w:pStyle w:val="Compact"/>
-              <w:jc w:val="left"/>
-            </w:pPr>
-            <w:r>
-              <w:t xml:space="preserve">0.637% (4/628 случаев)</w:t>
-            </w:r>
-          </w:p>
-        </w:tc>
-        <w:tc>
-          <w:tcPr/>
-          <w:p>
-            <w:pPr>
-              <w:pStyle w:val="Compact"/>
-              <w:jc w:val="left"/>
-            </w:pPr>
-            <w:r>
-              <w:t xml:space="preserve">[0;0.02]</w:t>
-            </w:r>
-          </w:p>
-        </w:tc>
-        <w:tc>
-          <w:tcPr/>
-          <w:p>
-            <w:pPr>
-              <w:pStyle w:val="Compact"/>
-              <w:jc w:val="left"/>
-            </w:pPr>
-            <w:r>
-              <w:t xml:space="preserve">0% (0/655 случаев)</w:t>
-            </w:r>
-          </w:p>
-        </w:tc>
-        <w:tc>
-          <w:tcPr/>
-          <w:p>
-            <w:pPr>
-              <w:pStyle w:val="Compact"/>
-              <w:jc w:val="left"/>
-            </w:pPr>
-            <w:r>
-              <w:t xml:space="preserve">[0;0.01]</w:t>
-            </w:r>
-          </w:p>
-        </w:tc>
-      </w:tr>
-      <w:tr>
-        <w:tc>
-          <w:tcPr/>
-          <w:p>
-            <w:pPr>
-              <w:pStyle w:val="Compact"/>
-              <w:jc w:val="left"/>
-            </w:pPr>
-            <w:r>
-              <w:rPr>
-                <w:bCs/>
-                <w:b/>
-              </w:rPr>
-              <w:t xml:space="preserve">Операции на молочной железе</w:t>
-            </w:r>
-          </w:p>
-        </w:tc>
-        <w:tc>
-          <w:tcPr/>
-          <w:p>
-            <w:pPr>
-              <w:pStyle w:val="Compact"/>
-            </w:pPr>
-          </w:p>
-        </w:tc>
-        <w:tc>
-          <w:tcPr/>
-          <w:p>
-            <w:pPr>
-              <w:pStyle w:val="Compact"/>
-            </w:pPr>
-          </w:p>
-        </w:tc>
-        <w:tc>
-          <w:tcPr/>
-          <w:p>
-            <w:pPr>
-              <w:pStyle w:val="Compact"/>
-            </w:pPr>
-          </w:p>
-        </w:tc>
-        <w:tc>
-          <w:tcPr/>
-          <w:p>
-            <w:pPr>
-              <w:pStyle w:val="Compact"/>
-            </w:pPr>
-          </w:p>
-        </w:tc>
-      </w:tr>
-      <w:tr>
-        <w:tc>
-          <w:tcPr/>
-          <w:p>
-            <w:pPr>
-              <w:pStyle w:val="Compact"/>
-              <w:jc w:val="left"/>
-            </w:pPr>
-            <w:r>
-              <w:t xml:space="preserve">были операции</w:t>
-            </w:r>
-          </w:p>
-        </w:tc>
-        <w:tc>
-          <w:tcPr/>
-          <w:p>
-            <w:pPr>
-              <w:pStyle w:val="Compact"/>
-              <w:jc w:val="left"/>
-            </w:pPr>
-            <w:r>
-              <w:t xml:space="preserve">1.752% (11/628 случаев)</w:t>
-            </w:r>
-          </w:p>
-        </w:tc>
-        <w:tc>
-          <w:tcPr/>
-          <w:p>
-            <w:pPr>
-              <w:pStyle w:val="Compact"/>
-              <w:jc w:val="left"/>
-            </w:pPr>
-            <w:r>
-              <w:t xml:space="preserve">[0.01;0.03]</w:t>
-            </w:r>
-          </w:p>
-        </w:tc>
-        <w:tc>
-          <w:tcPr/>
-          <w:p>
-            <w:pPr>
-              <w:pStyle w:val="Compact"/>
-              <w:jc w:val="left"/>
-            </w:pPr>
-            <w:r>
-              <w:t xml:space="preserve">0% (0/655 случаев)</w:t>
-            </w:r>
-          </w:p>
-        </w:tc>
-        <w:tc>
-          <w:tcPr/>
-          <w:p>
-            <w:pPr>
-              <w:pStyle w:val="Compact"/>
-              <w:jc w:val="left"/>
-            </w:pPr>
-            <w:r>
-              <w:t xml:space="preserve">[0;0.01]</w:t>
-            </w:r>
-          </w:p>
-        </w:tc>
-      </w:tr>
-      <w:tr>
-        <w:tc>
-          <w:tcPr/>
-          <w:p>
-            <w:pPr>
-              <w:pStyle w:val="Compact"/>
-              <w:jc w:val="left"/>
-            </w:pPr>
-            <w:r>
-              <w:t xml:space="preserve">не было операций</w:t>
-            </w:r>
-          </w:p>
-        </w:tc>
-        <w:tc>
-          <w:tcPr/>
-          <w:p>
-            <w:pPr>
-              <w:pStyle w:val="Compact"/>
-              <w:jc w:val="left"/>
-            </w:pPr>
-            <w:r>
-              <w:t xml:space="preserve">98.248% (617/628 случаев)</w:t>
-            </w:r>
-          </w:p>
-        </w:tc>
-        <w:tc>
-          <w:tcPr/>
-          <w:p>
-            <w:pPr>
-              <w:pStyle w:val="Compact"/>
-              <w:jc w:val="left"/>
-            </w:pPr>
-            <w:r>
-              <w:t xml:space="preserve">[0.97;0.99]</w:t>
-            </w:r>
-          </w:p>
-        </w:tc>
-        <w:tc>
-          <w:tcPr/>
-          <w:p>
-            <w:pPr>
-              <w:pStyle w:val="Compact"/>
-              <w:jc w:val="left"/>
-            </w:pPr>
-            <w:r>
-              <w:t xml:space="preserve">100% (655/655 случаев)</w:t>
-            </w:r>
-          </w:p>
-        </w:tc>
-        <w:tc>
-          <w:tcPr/>
-          <w:p>
-            <w:pPr>
-              <w:pStyle w:val="Compact"/>
-              <w:jc w:val="left"/>
-            </w:pPr>
-            <w:r>
-              <w:t xml:space="preserve">[0.99;1]</w:t>
-            </w:r>
-          </w:p>
-        </w:tc>
-      </w:tr>
-      <w:tr>
-        <w:tc>
-          <w:tcPr/>
-          <w:p>
-            <w:pPr>
-              <w:pStyle w:val="Compact"/>
-              <w:jc w:val="left"/>
-            </w:pPr>
-            <w:r>
-              <w:rPr>
-                <w:bCs/>
-                <w:b/>
-              </w:rPr>
-              <w:t xml:space="preserve">Прием гормональных препаратов</w:t>
-            </w:r>
-          </w:p>
-        </w:tc>
-        <w:tc>
-          <w:tcPr/>
-          <w:p>
-            <w:pPr>
-              <w:pStyle w:val="Compact"/>
-            </w:pPr>
-          </w:p>
-        </w:tc>
-        <w:tc>
-          <w:tcPr/>
-          <w:p>
-            <w:pPr>
-              <w:pStyle w:val="Compact"/>
-            </w:pPr>
-          </w:p>
-        </w:tc>
-        <w:tc>
-          <w:tcPr/>
-          <w:p>
-            <w:pPr>
-              <w:pStyle w:val="Compact"/>
-            </w:pPr>
-          </w:p>
-        </w:tc>
-        <w:tc>
-          <w:tcPr/>
-          <w:p>
-            <w:pPr>
-              <w:pStyle w:val="Compact"/>
-            </w:pPr>
-          </w:p>
-        </w:tc>
-      </w:tr>
-      <w:tr>
-        <w:tc>
-          <w:tcPr/>
-          <w:p>
-            <w:pPr>
-              <w:pStyle w:val="Compact"/>
-              <w:jc w:val="left"/>
-            </w:pPr>
-            <w:r>
-              <w:t xml:space="preserve">да</w:t>
-            </w:r>
-          </w:p>
-        </w:tc>
-        <w:tc>
-          <w:tcPr/>
-          <w:p>
-            <w:pPr>
-              <w:pStyle w:val="Compact"/>
-              <w:jc w:val="left"/>
-            </w:pPr>
-            <w:r>
-              <w:t xml:space="preserve">22.611% (142/628 случаев)</w:t>
-            </w:r>
-          </w:p>
-        </w:tc>
-        <w:tc>
-          <w:tcPr/>
-          <w:p>
-            <w:pPr>
-              <w:pStyle w:val="Compact"/>
-              <w:jc w:val="left"/>
-            </w:pPr>
-            <w:r>
-              <w:t xml:space="preserve">[0.19;0.26]</w:t>
-            </w:r>
-          </w:p>
-        </w:tc>
-        <w:tc>
-          <w:tcPr/>
-          <w:p>
-            <w:pPr>
-              <w:pStyle w:val="Compact"/>
-              <w:jc w:val="left"/>
-            </w:pPr>
-            <w:r>
-              <w:t xml:space="preserve">18.779% (123/655 случаев)</w:t>
-            </w:r>
-          </w:p>
-        </w:tc>
-        <w:tc>
-          <w:tcPr/>
-          <w:p>
-            <w:pPr>
-              <w:pStyle w:val="Compact"/>
-              <w:jc w:val="left"/>
-            </w:pPr>
-            <w:r>
-              <w:t xml:space="preserve">[0.16;0.22]</w:t>
-            </w:r>
-          </w:p>
-        </w:tc>
-      </w:tr>
-      <w:tr>
-        <w:tc>
-          <w:tcPr/>
-          <w:p>
-            <w:pPr>
-              <w:pStyle w:val="Compact"/>
-              <w:jc w:val="left"/>
-            </w:pPr>
-            <w:r>
-              <w:t xml:space="preserve">нет</w:t>
-            </w:r>
-          </w:p>
-        </w:tc>
-        <w:tc>
-          <w:tcPr/>
-          <w:p>
-            <w:pPr>
-              <w:pStyle w:val="Compact"/>
-              <w:jc w:val="left"/>
-            </w:pPr>
-            <w:r>
-              <w:t xml:space="preserve">77.389% (486/628 случаев)</w:t>
-            </w:r>
-          </w:p>
-        </w:tc>
-        <w:tc>
-          <w:tcPr/>
-          <w:p>
-            <w:pPr>
-              <w:pStyle w:val="Compact"/>
-              <w:jc w:val="left"/>
-            </w:pPr>
-            <w:r>
-              <w:t xml:space="preserve">[0.74;0.81]</w:t>
-            </w:r>
-          </w:p>
-        </w:tc>
-        <w:tc>
-          <w:tcPr/>
-          <w:p>
-            <w:pPr>
-              <w:pStyle w:val="Compact"/>
-              <w:jc w:val="left"/>
-            </w:pPr>
-            <w:r>
-              <w:t xml:space="preserve">81.221% (532/655 случаев)</w:t>
-            </w:r>
-          </w:p>
-        </w:tc>
-        <w:tc>
-          <w:tcPr/>
-          <w:p>
-            <w:pPr>
-              <w:pStyle w:val="Compact"/>
-              <w:jc w:val="left"/>
-            </w:pPr>
-            <w:r>
-              <w:t xml:space="preserve">[0.78;0.84]</w:t>
-            </w:r>
-          </w:p>
-        </w:tc>
-      </w:tr>
-      <w:tr>
-        <w:tc>
-          <w:tcPr/>
-          <w:p>
-            <w:pPr>
-              <w:pStyle w:val="Compact"/>
-              <w:jc w:val="left"/>
-            </w:pPr>
-            <w:r>
-              <w:rPr>
-                <w:bCs/>
-                <w:b/>
-              </w:rPr>
-              <w:t xml:space="preserve">Наследственная предрасположенность</w:t>
-            </w:r>
-          </w:p>
-        </w:tc>
-        <w:tc>
-          <w:tcPr/>
-          <w:p>
-            <w:pPr>
-              <w:pStyle w:val="Compact"/>
-            </w:pPr>
-          </w:p>
-        </w:tc>
-        <w:tc>
-          <w:tcPr/>
-          <w:p>
-            <w:pPr>
-              <w:pStyle w:val="Compact"/>
-            </w:pPr>
-          </w:p>
-        </w:tc>
-        <w:tc>
-          <w:tcPr/>
-          <w:p>
-            <w:pPr>
-              <w:pStyle w:val="Compact"/>
-            </w:pPr>
-          </w:p>
-        </w:tc>
-        <w:tc>
-          <w:tcPr/>
-          <w:p>
-            <w:pPr>
-              <w:pStyle w:val="Compact"/>
-            </w:pPr>
-          </w:p>
-        </w:tc>
-      </w:tr>
-      <w:tr>
-        <w:tc>
-          <w:tcPr/>
-          <w:p>
-            <w:pPr>
-              <w:pStyle w:val="Compact"/>
-              <w:jc w:val="left"/>
-            </w:pPr>
-            <w:r>
-              <w:t xml:space="preserve">есть</w:t>
-            </w:r>
-          </w:p>
-        </w:tc>
-        <w:tc>
-          <w:tcPr/>
-          <w:p>
-            <w:pPr>
-              <w:pStyle w:val="Compact"/>
-              <w:jc w:val="left"/>
-            </w:pPr>
-            <w:r>
-              <w:t xml:space="preserve">39.65% (249/628 случаев)</w:t>
-            </w:r>
-          </w:p>
-        </w:tc>
-        <w:tc>
-          <w:tcPr/>
-          <w:p>
-            <w:pPr>
-              <w:pStyle w:val="Compact"/>
-              <w:jc w:val="left"/>
-            </w:pPr>
-            <w:r>
-              <w:t xml:space="preserve">[0.36;0.44]</w:t>
-            </w:r>
-          </w:p>
-        </w:tc>
-        <w:tc>
-          <w:tcPr/>
-          <w:p>
-            <w:pPr>
-              <w:pStyle w:val="Compact"/>
-              <w:jc w:val="left"/>
-            </w:pPr>
-            <w:r>
-              <w:t xml:space="preserve">33.282% (218/655 случаев)</w:t>
-            </w:r>
-          </w:p>
-        </w:tc>
-        <w:tc>
-          <w:tcPr/>
-          <w:p>
-            <w:pPr>
-              <w:pStyle w:val="Compact"/>
-              <w:jc w:val="left"/>
-            </w:pPr>
-            <w:r>
-              <w:t xml:space="preserve">[0.3;0.37]</w:t>
-            </w:r>
-          </w:p>
-        </w:tc>
-      </w:tr>
-      <w:tr>
-        <w:tc>
-          <w:tcPr/>
-          <w:p>
-            <w:pPr>
-              <w:pStyle w:val="Compact"/>
-              <w:jc w:val="left"/>
-            </w:pPr>
-            <w:r>
-              <w:t xml:space="preserve">нет</w:t>
-            </w:r>
-          </w:p>
-        </w:tc>
-        <w:tc>
-          <w:tcPr/>
-          <w:p>
-            <w:pPr>
-              <w:pStyle w:val="Compact"/>
-              <w:jc w:val="left"/>
-            </w:pPr>
-            <w:r>
-              <w:t xml:space="preserve">60.35% (379/628 случаев)</w:t>
-            </w:r>
-          </w:p>
-        </w:tc>
-        <w:tc>
-          <w:tcPr/>
-          <w:p>
-            <w:pPr>
-              <w:pStyle w:val="Compact"/>
-              <w:jc w:val="left"/>
-            </w:pPr>
-            <w:r>
-              <w:t xml:space="preserve">[0.56;0.64]</w:t>
-            </w:r>
-          </w:p>
-        </w:tc>
-        <w:tc>
-          <w:tcPr/>
-          <w:p>
-            <w:pPr>
-              <w:pStyle w:val="Compact"/>
-              <w:jc w:val="left"/>
-            </w:pPr>
-            <w:r>
-              <w:t xml:space="preserve">66.718% (437/655 случаев)</w:t>
-            </w:r>
-          </w:p>
-        </w:tc>
-        <w:tc>
-          <w:tcPr/>
-          <w:p>
-            <w:pPr>
-              <w:pStyle w:val="Compact"/>
-              <w:jc w:val="left"/>
-            </w:pPr>
-            <w:r>
-              <w:t xml:space="preserve">[0.63;0.7]</w:t>
-            </w:r>
-          </w:p>
-        </w:tc>
-      </w:tr>
-      <w:tr>
-        <w:tc>
-          <w:tcPr/>
-          <w:p>
-            <w:pPr>
-              <w:pStyle w:val="Compact"/>
-              <w:jc w:val="left"/>
-            </w:pPr>
-            <w:r>
-              <w:rPr>
-                <w:bCs/>
-                <w:b/>
-              </w:rPr>
-              <w:t xml:space="preserve">Мутация BRCA</w:t>
-            </w:r>
-          </w:p>
-        </w:tc>
-        <w:tc>
-          <w:tcPr/>
-          <w:p>
-            <w:pPr>
-              <w:pStyle w:val="Compact"/>
-            </w:pPr>
-          </w:p>
-        </w:tc>
-        <w:tc>
-          <w:tcPr/>
-          <w:p>
-            <w:pPr>
-              <w:pStyle w:val="Compact"/>
-            </w:pPr>
-          </w:p>
-        </w:tc>
-        <w:tc>
-          <w:tcPr/>
-          <w:p>
-            <w:pPr>
-              <w:pStyle w:val="Compact"/>
-            </w:pPr>
-          </w:p>
-        </w:tc>
-        <w:tc>
-          <w:tcPr/>
-          <w:p>
-            <w:pPr>
-              <w:pStyle w:val="Compact"/>
-            </w:pPr>
-          </w:p>
-        </w:tc>
-      </w:tr>
-      <w:tr>
-        <w:tc>
-          <w:tcPr/>
-          <w:p>
-            <w:pPr>
-              <w:pStyle w:val="Compact"/>
-              <w:jc w:val="left"/>
-            </w:pPr>
-            <w:r>
-              <w:t xml:space="preserve">BRCA1</w:t>
-            </w:r>
-          </w:p>
-        </w:tc>
-        <w:tc>
-          <w:tcPr/>
-          <w:p>
-            <w:pPr>
-              <w:pStyle w:val="Compact"/>
-              <w:jc w:val="left"/>
-            </w:pPr>
-            <w:r>
-              <w:t xml:space="preserve">0% (0/8 случаев)</w:t>
-            </w:r>
-          </w:p>
-        </w:tc>
-        <w:tc>
-          <w:tcPr/>
-          <w:p>
-            <w:pPr>
-              <w:pStyle w:val="Compact"/>
-              <w:jc w:val="left"/>
-            </w:pPr>
-            <w:r>
-              <w:t xml:space="preserve">[0;0.4]</w:t>
-            </w:r>
-          </w:p>
-        </w:tc>
-        <w:tc>
-          <w:tcPr/>
-          <w:p>
-            <w:pPr>
-              <w:pStyle w:val="Compact"/>
-              <w:jc w:val="left"/>
-            </w:pPr>
-            <w:r>
-              <w:t xml:space="preserve">0% (0/34 случаев)</w:t>
-            </w:r>
-          </w:p>
-        </w:tc>
-        <w:tc>
-          <w:tcPr/>
-          <w:p>
-            <w:pPr>
-              <w:pStyle w:val="Compact"/>
-              <w:jc w:val="left"/>
-            </w:pPr>
-            <w:r>
-              <w:t xml:space="preserve">[0;0.13]</w:t>
-            </w:r>
-          </w:p>
-        </w:tc>
-      </w:tr>
-      <w:tr>
-        <w:tc>
-          <w:tcPr/>
-          <w:p>
-            <w:pPr>
-              <w:pStyle w:val="Compact"/>
-              <w:jc w:val="left"/>
-            </w:pPr>
-            <w:r>
-              <w:t xml:space="preserve">BRCA2</w:t>
-            </w:r>
-          </w:p>
-        </w:tc>
-        <w:tc>
-          <w:tcPr/>
-          <w:p>
-            <w:pPr>
-              <w:pStyle w:val="Compact"/>
-              <w:jc w:val="left"/>
-            </w:pPr>
-            <w:r>
-              <w:t xml:space="preserve">0% (0/8 случаев)</w:t>
-            </w:r>
-          </w:p>
-        </w:tc>
-        <w:tc>
-          <w:tcPr/>
-          <w:p>
-            <w:pPr>
-              <w:pStyle w:val="Compact"/>
-              <w:jc w:val="left"/>
-            </w:pPr>
-            <w:r>
-              <w:t xml:space="preserve">[0;0.4]</w:t>
-            </w:r>
-          </w:p>
-        </w:tc>
-        <w:tc>
-          <w:tcPr/>
-          <w:p>
-            <w:pPr>
-              <w:pStyle w:val="Compact"/>
-              <w:jc w:val="left"/>
-            </w:pPr>
-            <w:r>
-              <w:t xml:space="preserve">11.765% (4/34 случаев)</w:t>
-            </w:r>
-          </w:p>
-        </w:tc>
-        <w:tc>
-          <w:tcPr/>
-          <w:p>
-            <w:pPr>
-              <w:pStyle w:val="Compact"/>
-              <w:jc w:val="left"/>
-            </w:pPr>
-            <w:r>
-              <w:t xml:space="preserve">[0.04;0.28]</w:t>
-            </w:r>
-          </w:p>
-        </w:tc>
-      </w:tr>
-      <w:tr>
-        <w:tc>
-          <w:tcPr/>
-          <w:p>
-            <w:pPr>
-              <w:pStyle w:val="Compact"/>
-              <w:jc w:val="left"/>
-            </w:pPr>
-            <w:r>
-              <w:t xml:space="preserve">ложноположительный результат</w:t>
-            </w:r>
-          </w:p>
-        </w:tc>
-        <w:tc>
-          <w:tcPr/>
-          <w:p>
-            <w:pPr>
-              <w:pStyle w:val="Compact"/>
-              <w:jc w:val="left"/>
-            </w:pPr>
-            <w:r>
-              <w:t xml:space="preserve">0% (0/8 случаев)</w:t>
-            </w:r>
-          </w:p>
-        </w:tc>
-        <w:tc>
-          <w:tcPr/>
-          <w:p>
-            <w:pPr>
-              <w:pStyle w:val="Compact"/>
-              <w:jc w:val="left"/>
-            </w:pPr>
-            <w:r>
-              <w:t xml:space="preserve">[0;0.4]</w:t>
-            </w:r>
-          </w:p>
-        </w:tc>
-        <w:tc>
-          <w:tcPr/>
-          <w:p>
-            <w:pPr>
-              <w:pStyle w:val="Compact"/>
-              <w:jc w:val="left"/>
-            </w:pPr>
-            <w:r>
-              <w:t xml:space="preserve">11.765% (4/34 случаев)</w:t>
-            </w:r>
-          </w:p>
-        </w:tc>
-        <w:tc>
-          <w:tcPr/>
-          <w:p>
-            <w:pPr>
-              <w:pStyle w:val="Compact"/>
-              <w:jc w:val="left"/>
-            </w:pPr>
-            <w:r>
-              <w:t xml:space="preserve">[0.04;0.28]</w:t>
-            </w:r>
-          </w:p>
-        </w:tc>
-      </w:tr>
-      <w:tr>
-        <w:tc>
-          <w:tcPr/>
-          <w:p>
-            <w:pPr>
-              <w:pStyle w:val="Compact"/>
-              <w:jc w:val="left"/>
-            </w:pPr>
-            <w:r>
-              <w:t xml:space="preserve">мутаций не выявлено</w:t>
-            </w:r>
-          </w:p>
-        </w:tc>
-        <w:tc>
-          <w:tcPr/>
-          <w:p>
-            <w:pPr>
-              <w:pStyle w:val="Compact"/>
-              <w:jc w:val="left"/>
-            </w:pPr>
-            <w:r>
-              <w:t xml:space="preserve">100% (8/8 случаев)</w:t>
-            </w:r>
-          </w:p>
-        </w:tc>
-        <w:tc>
-          <w:tcPr/>
-          <w:p>
-            <w:pPr>
-              <w:pStyle w:val="Compact"/>
-              <w:jc w:val="left"/>
-            </w:pPr>
-            <w:r>
-              <w:t xml:space="preserve">[0.6;1]</w:t>
-            </w:r>
-          </w:p>
-        </w:tc>
-        <w:tc>
-          <w:tcPr/>
-          <w:p>
-            <w:pPr>
-              <w:pStyle w:val="Compact"/>
-              <w:jc w:val="left"/>
-            </w:pPr>
-            <w:r>
-              <w:t xml:space="preserve">44.118% (15/34 случаев)</w:t>
-            </w:r>
-          </w:p>
-        </w:tc>
-        <w:tc>
-          <w:tcPr/>
-          <w:p>
-            <w:pPr>
-              <w:pStyle w:val="Compact"/>
-              <w:jc w:val="left"/>
-            </w:pPr>
-            <w:r>
-              <w:t xml:space="preserve">[0.28;0.62]</w:t>
-            </w:r>
-          </w:p>
-        </w:tc>
-      </w:tr>
-      <w:tr>
-        <w:tc>
-          <w:tcPr/>
-          <w:p>
-            <w:pPr>
-              <w:pStyle w:val="Compact"/>
-              <w:jc w:val="left"/>
-            </w:pPr>
-            <w:r>
-              <w:t xml:space="preserve">образование не визуал на ММГ</w:t>
-            </w:r>
-          </w:p>
-        </w:tc>
-        <w:tc>
-          <w:tcPr/>
-          <w:p>
-            <w:pPr>
-              <w:pStyle w:val="Compact"/>
-              <w:jc w:val="left"/>
-            </w:pPr>
-            <w:r>
-              <w:t xml:space="preserve">0% (0/8 случаев)</w:t>
-            </w:r>
-          </w:p>
-        </w:tc>
-        <w:tc>
-          <w:tcPr/>
-          <w:p>
-            <w:pPr>
-              <w:pStyle w:val="Compact"/>
-              <w:jc w:val="left"/>
-            </w:pPr>
-            <w:r>
-              <w:t xml:space="preserve">[0;0.4]</w:t>
-            </w:r>
-          </w:p>
-        </w:tc>
-        <w:tc>
-          <w:tcPr/>
-          <w:p>
-            <w:pPr>
-              <w:pStyle w:val="Compact"/>
-              <w:jc w:val="left"/>
-            </w:pPr>
-            <w:r>
-              <w:t xml:space="preserve">32.353% (11/34 случаев)</w:t>
-            </w:r>
-          </w:p>
-        </w:tc>
-        <w:tc>
-          <w:tcPr/>
-          <w:p>
-            <w:pPr>
-              <w:pStyle w:val="Compact"/>
-              <w:jc w:val="left"/>
-            </w:pPr>
-            <w:r>
-              <w:t xml:space="preserve">[0.18;0.51]</w:t>
-            </w:r>
-          </w:p>
-        </w:tc>
-      </w:tr>
-      <w:tr>
-        <w:tc>
-          <w:tcPr/>
-          <w:p>
-            <w:pPr>
-              <w:pStyle w:val="Compact"/>
-              <w:jc w:val="left"/>
-            </w:pPr>
-            <w:r>
-              <w:rPr>
-                <w:bCs/>
-                <w:b/>
-              </w:rPr>
-              <w:t xml:space="preserve">Симптом втягивания соска</w:t>
-            </w:r>
-          </w:p>
-        </w:tc>
-        <w:tc>
-          <w:tcPr/>
-          <w:p>
-            <w:pPr>
-              <w:pStyle w:val="Compact"/>
-            </w:pPr>
-          </w:p>
-        </w:tc>
-        <w:tc>
-          <w:tcPr/>
-          <w:p>
-            <w:pPr>
-              <w:pStyle w:val="Compact"/>
-            </w:pPr>
-          </w:p>
-        </w:tc>
-        <w:tc>
-          <w:tcPr/>
-          <w:p>
-            <w:pPr>
-              <w:pStyle w:val="Compact"/>
-            </w:pPr>
-          </w:p>
-        </w:tc>
-        <w:tc>
-          <w:tcPr/>
-          <w:p>
-            <w:pPr>
-              <w:pStyle w:val="Compact"/>
-            </w:pPr>
-          </w:p>
-        </w:tc>
-      </w:tr>
-      <w:tr>
-        <w:tc>
-          <w:tcPr/>
-          <w:p>
-            <w:pPr>
-              <w:pStyle w:val="Compact"/>
-              <w:jc w:val="left"/>
-            </w:pPr>
-            <w:r>
-              <w:t xml:space="preserve">да</w:t>
-            </w:r>
-          </w:p>
-        </w:tc>
-        <w:tc>
-          <w:tcPr/>
-          <w:p>
-            <w:pPr>
-              <w:pStyle w:val="Compact"/>
-              <w:jc w:val="left"/>
-            </w:pPr>
-            <w:r>
-              <w:t xml:space="preserve">4.459% (28/628 случаев)</w:t>
-            </w:r>
-          </w:p>
-        </w:tc>
-        <w:tc>
-          <w:tcPr/>
-          <w:p>
-            <w:pPr>
-              <w:pStyle w:val="Compact"/>
-              <w:jc w:val="left"/>
-            </w:pPr>
-            <w:r>
-              <w:t xml:space="preserve">[0.03;0.06]</w:t>
-            </w:r>
-          </w:p>
-        </w:tc>
-        <w:tc>
-          <w:tcPr/>
-          <w:p>
-            <w:pPr>
-              <w:pStyle w:val="Compact"/>
-              <w:jc w:val="left"/>
-            </w:pPr>
-            <w:r>
-              <w:t xml:space="preserve">3.511% (23/655 случаев)</w:t>
-            </w:r>
-          </w:p>
-        </w:tc>
-        <w:tc>
-          <w:tcPr/>
-          <w:p>
-            <w:pPr>
-              <w:pStyle w:val="Compact"/>
-              <w:jc w:val="left"/>
-            </w:pPr>
-            <w:r>
-              <w:t xml:space="preserve">[0.02;0.05]</w:t>
-            </w:r>
-          </w:p>
-        </w:tc>
-      </w:tr>
-      <w:tr>
-        <w:tc>
-          <w:tcPr/>
-          <w:p>
-            <w:pPr>
-              <w:pStyle w:val="Compact"/>
-              <w:jc w:val="left"/>
-            </w:pPr>
-            <w:r>
-              <w:t xml:space="preserve">нет</w:t>
-            </w:r>
-          </w:p>
-        </w:tc>
-        <w:tc>
-          <w:tcPr/>
-          <w:p>
-            <w:pPr>
-              <w:pStyle w:val="Compact"/>
-              <w:jc w:val="left"/>
-            </w:pPr>
-            <w:r>
-              <w:t xml:space="preserve">95.541% (600/628 случаев)</w:t>
-            </w:r>
-          </w:p>
-        </w:tc>
-        <w:tc>
-          <w:tcPr/>
-          <w:p>
-            <w:pPr>
-              <w:pStyle w:val="Compact"/>
-              <w:jc w:val="left"/>
-            </w:pPr>
-            <w:r>
-              <w:t xml:space="preserve">[0.94;0.97]</w:t>
-            </w:r>
-          </w:p>
-        </w:tc>
-        <w:tc>
-          <w:tcPr/>
-          <w:p>
-            <w:pPr>
-              <w:pStyle w:val="Compact"/>
-              <w:jc w:val="left"/>
-            </w:pPr>
-            <w:r>
-              <w:t xml:space="preserve">96.489% (632/655 случаев)</w:t>
-            </w:r>
-          </w:p>
-        </w:tc>
-        <w:tc>
-          <w:tcPr/>
-          <w:p>
-            <w:pPr>
-              <w:pStyle w:val="Compact"/>
-              <w:jc w:val="left"/>
-            </w:pPr>
-            <w:r>
-              <w:t xml:space="preserve">[0.95;0.98]</w:t>
-            </w:r>
-          </w:p>
-        </w:tc>
-      </w:tr>
-      <w:tr>
-        <w:tc>
-          <w:tcPr/>
-          <w:p>
-            <w:pPr>
-              <w:pStyle w:val="Compact"/>
-              <w:jc w:val="left"/>
-            </w:pPr>
-            <w:r>
-              <w:rPr>
-                <w:bCs/>
-                <w:b/>
-              </w:rPr>
-              <w:t xml:space="preserve">Симптом выделения из соска</w:t>
-            </w:r>
-          </w:p>
-        </w:tc>
-        <w:tc>
-          <w:tcPr/>
-          <w:p>
-            <w:pPr>
-              <w:pStyle w:val="Compact"/>
-            </w:pPr>
-          </w:p>
-        </w:tc>
-        <w:tc>
-          <w:tcPr/>
-          <w:p>
-            <w:pPr>
-              <w:pStyle w:val="Compact"/>
-            </w:pPr>
-          </w:p>
-        </w:tc>
-        <w:tc>
-          <w:tcPr/>
-          <w:p>
-            <w:pPr>
-              <w:pStyle w:val="Compact"/>
-            </w:pPr>
-          </w:p>
-        </w:tc>
-        <w:tc>
-          <w:tcPr/>
-          <w:p>
-            <w:pPr>
-              <w:pStyle w:val="Compact"/>
-            </w:pPr>
-          </w:p>
-        </w:tc>
-      </w:tr>
-      <w:tr>
-        <w:tc>
-          <w:tcPr/>
-          <w:p>
-            <w:pPr>
-              <w:pStyle w:val="Compact"/>
-              <w:jc w:val="left"/>
-            </w:pPr>
-            <w:r>
-              <w:t xml:space="preserve">нет</w:t>
-            </w:r>
-          </w:p>
-        </w:tc>
-        <w:tc>
-          <w:tcPr/>
-          <w:p>
-            <w:pPr>
-              <w:pStyle w:val="Compact"/>
-              <w:jc w:val="left"/>
-            </w:pPr>
-            <w:r>
-              <w:t xml:space="preserve">99.522% (625/628 случаев)</w:t>
-            </w:r>
-          </w:p>
-        </w:tc>
-        <w:tc>
-          <w:tcPr/>
-          <w:p>
-            <w:pPr>
-              <w:pStyle w:val="Compact"/>
-              <w:jc w:val="left"/>
-            </w:pPr>
-            <w:r>
-              <w:t xml:space="preserve">[0.98;1]</w:t>
-            </w:r>
-          </w:p>
-        </w:tc>
-        <w:tc>
-          <w:tcPr/>
-          <w:p>
-            <w:pPr>
-              <w:pStyle w:val="Compact"/>
-              <w:jc w:val="left"/>
-            </w:pPr>
-            <w:r>
-              <w:t xml:space="preserve">98.321% (644/655 случаев)</w:t>
-            </w:r>
-          </w:p>
-        </w:tc>
-        <w:tc>
-          <w:tcPr/>
-          <w:p>
-            <w:pPr>
-              <w:pStyle w:val="Compact"/>
-              <w:jc w:val="left"/>
-            </w:pPr>
-            <w:r>
-              <w:t xml:space="preserve">[0.97;0.99]</w:t>
-            </w:r>
-          </w:p>
-        </w:tc>
-      </w:tr>
-      <w:tr>
-        <w:tc>
-          <w:tcPr/>
-          <w:p>
-            <w:pPr>
-              <w:pStyle w:val="Compact"/>
-              <w:jc w:val="left"/>
-            </w:pPr>
-            <w:r>
-              <w:t xml:space="preserve">светлые</w:t>
-            </w:r>
-          </w:p>
-        </w:tc>
-        <w:tc>
-          <w:tcPr/>
-          <w:p>
-            <w:pPr>
-              <w:pStyle w:val="Compact"/>
-              <w:jc w:val="left"/>
-            </w:pPr>
-            <w:r>
-              <w:t xml:space="preserve">0% (0/628 случаев)</w:t>
-            </w:r>
-          </w:p>
-        </w:tc>
-        <w:tc>
-          <w:tcPr/>
-          <w:p>
-            <w:pPr>
-              <w:pStyle w:val="Compact"/>
-              <w:jc w:val="left"/>
-            </w:pPr>
-            <w:r>
-              <w:t xml:space="preserve">[0;0.01]</w:t>
-            </w:r>
-          </w:p>
-        </w:tc>
-        <w:tc>
-          <w:tcPr/>
-          <w:p>
-            <w:pPr>
-              <w:pStyle w:val="Compact"/>
-              <w:jc w:val="left"/>
-            </w:pPr>
-            <w:r>
-              <w:t xml:space="preserve">1.221% (8/655 случаев)</w:t>
-            </w:r>
-          </w:p>
-        </w:tc>
-        <w:tc>
-          <w:tcPr/>
-          <w:p>
-            <w:pPr>
-              <w:pStyle w:val="Compact"/>
-              <w:jc w:val="left"/>
-            </w:pPr>
-            <w:r>
-              <w:t xml:space="preserve">[0.01;0.02]</w:t>
-            </w:r>
-          </w:p>
-        </w:tc>
-      </w:tr>
-      <w:tr>
-        <w:tc>
-          <w:tcPr/>
-          <w:p>
-            <w:pPr>
-              <w:pStyle w:val="Compact"/>
-              <w:jc w:val="left"/>
-            </w:pPr>
-            <w:r>
-              <w:t xml:space="preserve">кровянистые</w:t>
-            </w:r>
-          </w:p>
-        </w:tc>
-        <w:tc>
-          <w:tcPr/>
-          <w:p>
-            <w:pPr>
-              <w:pStyle w:val="Compact"/>
-              <w:jc w:val="left"/>
-            </w:pPr>
-            <w:r>
-              <w:t xml:space="preserve">0.478% (3/628 случаев)</w:t>
-            </w:r>
-          </w:p>
-        </w:tc>
-        <w:tc>
-          <w:tcPr/>
-          <w:p>
-            <w:pPr>
-              <w:pStyle w:val="Compact"/>
-              <w:jc w:val="left"/>
-            </w:pPr>
-            <w:r>
-              <w:t xml:space="preserve">[0;0.02]</w:t>
-            </w:r>
-          </w:p>
-        </w:tc>
-        <w:tc>
-          <w:tcPr/>
-          <w:p>
-            <w:pPr>
-              <w:pStyle w:val="Compact"/>
-              <w:jc w:val="left"/>
-            </w:pPr>
-            <w:r>
-              <w:t xml:space="preserve">0.458% (3/655 случаев)</w:t>
-            </w:r>
-          </w:p>
-        </w:tc>
-        <w:tc>
-          <w:tcPr/>
-          <w:p>
-            <w:pPr>
-              <w:pStyle w:val="Compact"/>
-              <w:jc w:val="left"/>
-            </w:pPr>
-            <w:r>
-              <w:t xml:space="preserve">[0;0.01]</w:t>
-            </w:r>
-          </w:p>
-        </w:tc>
-      </w:tr>
-      <w:tr>
-        <w:tc>
-          <w:tcPr/>
-          <w:p>
-            <w:pPr>
-              <w:pStyle w:val="Compact"/>
-              <w:jc w:val="left"/>
-            </w:pPr>
-            <w:r>
-              <w:rPr>
-                <w:bCs/>
-                <w:b/>
-              </w:rPr>
-              <w:t xml:space="preserve">Тип структуры ACR</w:t>
-            </w:r>
-          </w:p>
-        </w:tc>
-        <w:tc>
-          <w:tcPr/>
-          <w:p>
-            <w:pPr>
-              <w:pStyle w:val="Compact"/>
-            </w:pPr>
-          </w:p>
-        </w:tc>
-        <w:tc>
-          <w:tcPr/>
-          <w:p>
-            <w:pPr>
-              <w:pStyle w:val="Compact"/>
-            </w:pPr>
-          </w:p>
-        </w:tc>
-        <w:tc>
-          <w:tcPr/>
-          <w:p>
-            <w:pPr>
-              <w:pStyle w:val="Compact"/>
-            </w:pPr>
-          </w:p>
-        </w:tc>
-        <w:tc>
-          <w:tcPr/>
-          <w:p>
-            <w:pPr>
-              <w:pStyle w:val="Compact"/>
-            </w:pPr>
-          </w:p>
-        </w:tc>
-      </w:tr>
-      <w:tr>
-        <w:tc>
-          <w:tcPr/>
-          <w:p>
-            <w:pPr>
-              <w:pStyle w:val="Compact"/>
-              <w:jc w:val="left"/>
-            </w:pPr>
-            <w:r>
-              <w:t xml:space="preserve">тип С</w:t>
-            </w:r>
-          </w:p>
-        </w:tc>
-        <w:tc>
-          <w:tcPr/>
-          <w:p>
-            <w:pPr>
-              <w:pStyle w:val="Compact"/>
-              <w:jc w:val="left"/>
-            </w:pPr>
-            <w:r>
-              <w:t xml:space="preserve">87.42% (549/628 случаев)</w:t>
-            </w:r>
-          </w:p>
-        </w:tc>
-        <w:tc>
-          <w:tcPr/>
-          <w:p>
-            <w:pPr>
-              <w:pStyle w:val="Compact"/>
-              <w:jc w:val="left"/>
-            </w:pPr>
-            <w:r>
-              <w:t xml:space="preserve">[0.85;0.9]</w:t>
-            </w:r>
-          </w:p>
-        </w:tc>
-        <w:tc>
-          <w:tcPr/>
-          <w:p>
-            <w:pPr>
-              <w:pStyle w:val="Compact"/>
-              <w:jc w:val="left"/>
-            </w:pPr>
-            <w:r>
-              <w:t xml:space="preserve">88.55% (580/655 случаев)</w:t>
-            </w:r>
-          </w:p>
-        </w:tc>
-        <w:tc>
-          <w:tcPr/>
-          <w:p>
-            <w:pPr>
-              <w:pStyle w:val="Compact"/>
-              <w:jc w:val="left"/>
-            </w:pPr>
-            <w:r>
-              <w:t xml:space="preserve">[0.86;0.91]</w:t>
-            </w:r>
-          </w:p>
-        </w:tc>
-      </w:tr>
-      <w:tr>
-        <w:tc>
-          <w:tcPr/>
-          <w:p>
-            <w:pPr>
-              <w:pStyle w:val="Compact"/>
-              <w:jc w:val="left"/>
-            </w:pPr>
-            <w:r>
-              <w:t xml:space="preserve">тип D</w:t>
-            </w:r>
-          </w:p>
-        </w:tc>
-        <w:tc>
-          <w:tcPr/>
-          <w:p>
-            <w:pPr>
-              <w:pStyle w:val="Compact"/>
-              <w:jc w:val="left"/>
-            </w:pPr>
-            <w:r>
-              <w:t xml:space="preserve">12.58% (79/628 случаев)</w:t>
-            </w:r>
-          </w:p>
-        </w:tc>
-        <w:tc>
-          <w:tcPr/>
-          <w:p>
-            <w:pPr>
-              <w:pStyle w:val="Compact"/>
-              <w:jc w:val="left"/>
-            </w:pPr>
-            <w:r>
-              <w:t xml:space="preserve">[0.1;0.15]</w:t>
-            </w:r>
-          </w:p>
-        </w:tc>
-        <w:tc>
-          <w:tcPr/>
-          <w:p>
-            <w:pPr>
-              <w:pStyle w:val="Compact"/>
-              <w:jc w:val="left"/>
-            </w:pPr>
-            <w:r>
-              <w:t xml:space="preserve">11.45% (75/655 случаев)</w:t>
-            </w:r>
-          </w:p>
-        </w:tc>
-        <w:tc>
-          <w:tcPr/>
-          <w:p>
-            <w:pPr>
-              <w:pStyle w:val="Compact"/>
-              <w:jc w:val="left"/>
-            </w:pPr>
-            <w:r>
-              <w:t xml:space="preserve">[0.09;0.14]</w:t>
-            </w:r>
-          </w:p>
-        </w:tc>
-      </w:tr>
-    </w:tbl>
+        <w:t xml:space="preserve">Группы были распределены равномерно по показателям «Репродуктивный</w:t>
+      </w:r>
+      <w:r>
+        <w:t xml:space="preserve"> </w:t>
+      </w:r>
+      <w:r>
+        <w:t xml:space="preserve">статус» (p-уровень = 0.09, «Прием гормональных препаратов» (p-уровень =</w:t>
+      </w:r>
+      <w:r>
+        <w:t xml:space="preserve"> </w:t>
+      </w:r>
+      <w:r>
+        <w:t xml:space="preserve">0.08), «Симптом втягивания соска» (p-уровень = 0.48), «Симптом выделения</w:t>
+      </w:r>
+      <w:r>
+        <w:t xml:space="preserve"> </w:t>
+      </w:r>
+      <w:r>
+        <w:t xml:space="preserve">из соска» (p-уровень = 0.12) и «Тип структуры ACR» (p-уровень = 0.71)</w:t>
+      </w:r>
+    </w:p>
     <w:p>
       <w:pPr>
         <w:pStyle w:val="BodyText"/>
@@ -3264,37 +1949,39 @@
           <w:iCs/>
           <w:i/>
         </w:rPr>
-        <w:t xml:space="preserve">Описание ABUS</w:t>
-      </w:r>
-      <w:r>
-        <w:t xml:space="preserve"> </w:t>
-      </w:r>
-      <w:r>
-        <w:t xml:space="preserve">В настоящем исследовании использовалось трехмерная</w:t>
-      </w:r>
-      <w:r>
-        <w:t xml:space="preserve"> </w:t>
-      </w:r>
-      <w:r>
-        <w:t xml:space="preserve">автоматизированная ультразвуковая система Invenia (ABUS). Производитель</w:t>
-      </w:r>
-      <w:r>
-        <w:t xml:space="preserve"> </w:t>
-      </w:r>
-      <w:r>
-        <w:t xml:space="preserve">GE Healthcare (Саннивейл, Калифорния, США) 2018 года выпуска. Основным</w:t>
-      </w:r>
-      <w:r>
-        <w:t xml:space="preserve"> </w:t>
-      </w:r>
-      <w:r>
-        <w:t xml:space="preserve">назначением компьютерной системы – это оценка плотной молочной железы.</w:t>
-      </w:r>
-      <w:r>
-        <w:t xml:space="preserve"> </w:t>
-      </w:r>
-      <w:r>
-        <w:t xml:space="preserve">Визуализация молочных желез проводилось в трех проекциях: боковой (LAT),</w:t>
+        <w:t xml:space="preserve">Описание 3D-УЗИ</w:t>
+      </w:r>
+    </w:p>
+    <w:p>
+      <w:pPr>
+        <w:pStyle w:val="BodyText"/>
+      </w:pPr>
+      <w:r>
+        <w:t xml:space="preserve">В настоящем исследовании использовалось трехмерная автоматизированная</w:t>
+      </w:r>
+      <w:r>
+        <w:t xml:space="preserve"> </w:t>
+      </w:r>
+      <w:r>
+        <w:t xml:space="preserve">ультразвуковая система Invenia (3D-УЗИ). Производитель GE Healthcare</w:t>
+      </w:r>
+      <w:r>
+        <w:t xml:space="preserve"> </w:t>
+      </w:r>
+      <w:r>
+        <w:t xml:space="preserve">(Саннивейл, Калифорния, США) 2018 года выпуска. Основным назначением</w:t>
+      </w:r>
+      <w:r>
+        <w:t xml:space="preserve"> </w:t>
+      </w:r>
+      <w:r>
+        <w:t xml:space="preserve">компьютерной системы – это оценка плотной молочной железы. Визуализация</w:t>
+      </w:r>
+      <w:r>
+        <w:t xml:space="preserve"> </w:t>
+      </w:r>
+      <w:r>
+        <w:t xml:space="preserve">молочных желез проводилось в трех проекциях: боковой (LAT),</w:t>
       </w:r>
       <w:r>
         <w:t xml:space="preserve"> </w:t>
@@ -3312,151 +1999,25 @@
         <w:t xml:space="preserve"> </w:t>
       </w:r>
       <w:r>
-        <w:t xml:space="preserve">пластине (площадь 15,4×17,0×5,0 см). Для каждой пациентки использовалось</w:t>
-      </w:r>
-      <w:r>
-        <w:t xml:space="preserve"> </w:t>
-      </w:r>
-      <w:r>
-        <w:t xml:space="preserve">индивидуальная мембрана для датчика. Во время исследования система</w:t>
-      </w:r>
-      <w:r>
-        <w:t xml:space="preserve"> </w:t>
-      </w:r>
-      <w:r>
-        <w:t xml:space="preserve">получала до 300 2D-срезов и реконструировала их в коронарной плоскости.</w:t>
-      </w:r>
-      <w:r>
-        <w:t xml:space="preserve"> </w:t>
-      </w:r>
-      <w:r>
-        <w:t xml:space="preserve">Стандартизированный процесс осмотра включает использование</w:t>
-      </w:r>
-      <w:r>
-        <w:t xml:space="preserve"> </w:t>
-      </w:r>
-      <w:r>
-        <w:t xml:space="preserve">запатентованной коронарной плоскости для быстрой навигации по молочной</w:t>
-      </w:r>
-      <w:r>
-        <w:t xml:space="preserve"> </w:t>
-      </w:r>
-      <w:r>
-        <w:t xml:space="preserve">железе, а также использование «режима обзора», позволяющего врачу быстро</w:t>
-      </w:r>
-      <w:r>
-        <w:t xml:space="preserve"> </w:t>
-      </w:r>
-      <w:r>
-        <w:t xml:space="preserve">интерпретировать изображения. Время сбора данных для каждой проекции</w:t>
-      </w:r>
-      <w:r>
-        <w:t xml:space="preserve"> </w:t>
-      </w:r>
-      <w:r>
-        <w:t xml:space="preserve">составляло 60 с, примерно по 3–4 мин на каждую молочную железу.</w:t>
-      </w:r>
-    </w:p>
-    <w:p>
-      <w:pPr>
-        <w:pStyle w:val="BodyText"/>
-      </w:pPr>
-      <w:r>
-        <w:t xml:space="preserve">Обследование проводили в положении лежа. Полотенце было помещено под</w:t>
-      </w:r>
-      <w:r>
-        <w:t xml:space="preserve"> </w:t>
-      </w:r>
-      <w:r>
-        <w:t xml:space="preserve">плечом, что помогло расправить ткань молочной железы равномерно, соском</w:t>
-      </w:r>
-      <w:r>
-        <w:t xml:space="preserve"> </w:t>
-      </w:r>
-      <w:r>
-        <w:t xml:space="preserve">к потолку. На молочные железы равномерно наносили гипоаллергенный</w:t>
-      </w:r>
-      <w:r>
-        <w:t xml:space="preserve"> </w:t>
-      </w:r>
-      <w:r>
-        <w:t xml:space="preserve">ультразвуковой гель с дополнительным количество на область соска.</w:t>
-      </w:r>
-      <w:r>
-        <w:t xml:space="preserve"> </w:t>
-      </w:r>
-      <w:r>
-        <w:t xml:space="preserve">Возможно применение трех уровней компрессии датчика для исследования</w:t>
-      </w:r>
-      <w:r>
-        <w:t xml:space="preserve"> </w:t>
-      </w:r>
-      <w:r>
-        <w:t xml:space="preserve">молочных желез для получения наилучшей визуализации с учетом комфорта</w:t>
-      </w:r>
-      <w:r>
-        <w:t xml:space="preserve"> </w:t>
-      </w:r>
-      <w:r>
-        <w:t xml:space="preserve">пациента.</w:t>
-      </w:r>
-    </w:p>
-    <w:p>
-      <w:pPr>
-        <w:pStyle w:val="BodyText"/>
-      </w:pPr>
-      <w:r>
-        <w:t xml:space="preserve">Сканирование ABUS было непрерывным и автоматизированным. В течение</w:t>
-      </w:r>
-      <w:r>
-        <w:t xml:space="preserve"> </w:t>
-      </w:r>
-      <w:r>
-        <w:t xml:space="preserve">исследования женщин попросили не двигаться, не разговаривать и дышать</w:t>
-      </w:r>
-      <w:r>
-        <w:t xml:space="preserve"> </w:t>
-      </w:r>
-      <w:r>
-        <w:t xml:space="preserve">ровно. Выполнял исследование сертифицированный персонал со средним</w:t>
-      </w:r>
-      <w:r>
-        <w:t xml:space="preserve"> </w:t>
-      </w:r>
-      <w:r>
-        <w:t xml:space="preserve">медицинским образованием.</w:t>
-      </w:r>
-    </w:p>
-    <w:p>
-      <w:pPr>
-        <w:pStyle w:val="BodyText"/>
-      </w:pPr>
-      <w:r>
-        <w:t xml:space="preserve">После завершения сбора данных ультразвуковой системой весь массив</w:t>
-      </w:r>
-      <w:r>
-        <w:t xml:space="preserve"> </w:t>
-      </w:r>
-      <w:r>
-        <w:t xml:space="preserve">передавался на специальную рабочую станцию для интерпретации. Оценку</w:t>
-      </w:r>
-      <w:r>
-        <w:t xml:space="preserve"> </w:t>
-      </w:r>
-      <w:r>
-        <w:t xml:space="preserve">изображений ABUS выполнял один врач ультразвуковой диагностики, со</w:t>
-      </w:r>
-      <w:r>
-        <w:t xml:space="preserve"> </w:t>
-      </w:r>
-      <w:r>
-        <w:t xml:space="preserve">стажем работы более 7 лет. Фиксировалось общее время, необходимое для</w:t>
-      </w:r>
-      <w:r>
-        <w:t xml:space="preserve"> </w:t>
-      </w:r>
-      <w:r>
-        <w:t xml:space="preserve">подготовки пациента и получения ABUS.</w:t>
+        <w:t xml:space="preserve">пластине (площадь 15,4×17,0×5,0 см). Оценку изображений 3D-УЗИ выполнял</w:t>
+      </w:r>
+      <w:r>
+        <w:t xml:space="preserve"> </w:t>
+      </w:r>
+      <w:r>
+        <w:t xml:space="preserve">один врач ультразвуковой диагностики, со стажем работы более 7 лет.</w:t>
+      </w:r>
+      <w:r>
+        <w:t xml:space="preserve"> </w:t>
+      </w:r>
+      <w:r>
+        <w:t xml:space="preserve">Фиксировалось общее время, необходимое для подготовки пациента и</w:t>
+      </w:r>
+      <w:r>
+        <w:t xml:space="preserve"> </w:t>
+      </w:r>
+      <w:r>
+        <w:t xml:space="preserve">получения данных.</w:t>
       </w:r>
     </w:p>
     <w:p>
@@ -3476,43 +2037,31 @@
         <w:pStyle w:val="BodyText"/>
       </w:pPr>
       <w:r>
-        <w:t xml:space="preserve">Пациентки прошли двухпроекционную цифровую маммографию (в</w:t>
-      </w:r>
-      <w:r>
-        <w:t xml:space="preserve"> </w:t>
-      </w:r>
-      <w:r>
-        <w:t xml:space="preserve">медиалатеральной косой и краниокаудальной проекции) обеих молочных</w:t>
-      </w:r>
-      <w:r>
-        <w:t xml:space="preserve"> </w:t>
-      </w:r>
-      <w:r>
-        <w:t xml:space="preserve">желез. Маммографию также выполняли женщинам моложе 40 лет в случае</w:t>
-      </w:r>
-      <w:r>
-        <w:t xml:space="preserve"> </w:t>
-      </w:r>
-      <w:r>
-        <w:t xml:space="preserve">положительного семейного или личного анамнеза - рак молочной железы.</w:t>
-      </w:r>
-      <w:r>
-        <w:t xml:space="preserve"> </w:t>
-      </w:r>
-      <w:r>
-        <w:t xml:space="preserve">Используемое оборудование- Planmed Clarity 3D с функцией томосинтеза</w:t>
-      </w:r>
-      <w:r>
-        <w:t xml:space="preserve"> </w:t>
-      </w:r>
-      <w:r>
-        <w:t xml:space="preserve">(Финляндия). Оценку изображений проводил один рентгенолог со стажем</w:t>
-      </w:r>
-      <w:r>
-        <w:t xml:space="preserve"> </w:t>
-      </w:r>
-      <w:r>
-        <w:t xml:space="preserve">работы более 10 лет.</w:t>
+        <w:t xml:space="preserve">Пациентки прошли двух проекционную цифровую маммографию (в</w:t>
+      </w:r>
+      <w:r>
+        <w:t xml:space="preserve"> </w:t>
+      </w:r>
+      <w:r>
+        <w:t xml:space="preserve">медиолатеральной косой и краниокаудальной проекции) обеих молочных</w:t>
+      </w:r>
+      <w:r>
+        <w:t xml:space="preserve"> </w:t>
+      </w:r>
+      <w:r>
+        <w:t xml:space="preserve">желез. Используемое оборудование- Planmed Clarity 3D с функцией</w:t>
+      </w:r>
+      <w:r>
+        <w:t xml:space="preserve"> </w:t>
+      </w:r>
+      <w:r>
+        <w:t xml:space="preserve">томосинтеза (Финляндия). Оценку изображений проводил один рентгенолог со</w:t>
+      </w:r>
+      <w:r>
+        <w:t xml:space="preserve"> </w:t>
+      </w:r>
+      <w:r>
+        <w:t xml:space="preserve">стажем работы более 10 лет.</w:t>
       </w:r>
     </w:p>
     <w:p>
@@ -3524,7 +2073,7 @@
           <w:iCs/>
           <w:i/>
         </w:rPr>
-        <w:t xml:space="preserve">Описание УЗИ-исседования</w:t>
+        <w:t xml:space="preserve">Описание 2D-УЗИ-исследования</w:t>
       </w:r>
     </w:p>
     <w:p>
@@ -3532,37 +2081,19 @@
         <w:pStyle w:val="BodyText"/>
       </w:pPr>
       <w:r>
-        <w:t xml:space="preserve">УЗИ мсследование выполняли два врача ультразвуковой диагностики со</w:t>
-      </w:r>
-      <w:r>
-        <w:t xml:space="preserve"> </w:t>
-      </w:r>
-      <w:r>
-        <w:t xml:space="preserve">стажем работы более 7 лет. Исследование проводилось в положении лежа, с</w:t>
-      </w:r>
-      <w:r>
-        <w:t xml:space="preserve"> </w:t>
-      </w:r>
-      <w:r>
-        <w:t xml:space="preserve">руками за головой, с последовательным сканированием каждого квадранта</w:t>
-      </w:r>
-      <w:r>
-        <w:t xml:space="preserve"> </w:t>
-      </w:r>
-      <w:r>
-        <w:t xml:space="preserve">обеих молочных железе в сагитальной и аксиальной плоскостях, с</w:t>
-      </w:r>
-      <w:r>
-        <w:t xml:space="preserve"> </w:t>
-      </w:r>
-      <w:r>
-        <w:t xml:space="preserve">исследованием ретроареолярной области и аксиллярных областей с двух</w:t>
-      </w:r>
-      <w:r>
-        <w:t xml:space="preserve"> </w:t>
-      </w:r>
-      <w:r>
-        <w:t xml:space="preserve">сторон.</w:t>
+        <w:t xml:space="preserve">Устройства, используемые для проведения 2D-УЗИ включали GE LOGIQS 8 (GE</w:t>
+      </w:r>
+      <w:r>
+        <w:t xml:space="preserve"> </w:t>
+      </w:r>
+      <w:r>
+        <w:t xml:space="preserve">Medical Systems, Милуоки, Висконсин, США), Toshiba Aplio 300(Canon</w:t>
+      </w:r>
+      <w:r>
+        <w:t xml:space="preserve"> </w:t>
+      </w:r>
+      <w:r>
+        <w:t xml:space="preserve">Япония)- ультразвуковые системы экспертного класса.</w:t>
       </w:r>
     </w:p>
     <w:p>
@@ -3570,19 +2101,43 @@
         <w:pStyle w:val="BodyText"/>
       </w:pPr>
       <w:r>
-        <w:t xml:space="preserve">Устройства, используемые для проведения HHUS включали GE LOGIQS 8 (GE</w:t>
-      </w:r>
-      <w:r>
-        <w:t xml:space="preserve"> </w:t>
-      </w:r>
-      <w:r>
-        <w:t xml:space="preserve">Medical Systems, Милуоки, Висконсин, США), Toshiba Aplio 300(Canon</w:t>
-      </w:r>
-      <w:r>
-        <w:t xml:space="preserve"> </w:t>
-      </w:r>
-      <w:r>
-        <w:t xml:space="preserve">Япония)- ультразвуковые системы экспертного класса.</w:t>
+        <w:rPr>
+          <w:iCs/>
+          <w:i/>
+        </w:rPr>
+        <w:t xml:space="preserve">Интервенционное вмешательство</w:t>
+      </w:r>
+    </w:p>
+    <w:p>
+      <w:pPr>
+        <w:pStyle w:val="BodyText"/>
+      </w:pPr>
+      <w:r>
+        <w:t xml:space="preserve">При выявлении изменений, оцененных категорией BI-RADS 4-5, выполнялась</w:t>
+      </w:r>
+      <w:r>
+        <w:t xml:space="preserve"> </w:t>
+      </w:r>
+      <w:r>
+        <w:t xml:space="preserve">трепан- биопсия под ультразвуковым или рентген наведением с помощью</w:t>
+      </w:r>
+      <w:r>
+        <w:t xml:space="preserve"> </w:t>
+      </w:r>
+      <w:r>
+        <w:t xml:space="preserve">специальной системы для биопсии Bard-Magnum, полуавтоматическое</w:t>
+      </w:r>
+      <w:r>
+        <w:t xml:space="preserve"> </w:t>
+      </w:r>
+      <w:r>
+        <w:t xml:space="preserve">устройство и игл 14-G или 12-G, полученные образцы оправляли на</w:t>
+      </w:r>
+      <w:r>
+        <w:t xml:space="preserve"> </w:t>
+      </w:r>
+      <w:r>
+        <w:t xml:space="preserve">гистологическое и иммуногистохимическое исследование.</w:t>
       </w:r>
     </w:p>
     <w:p>
@@ -3620,13 +2175,22 @@
         <w:t xml:space="preserve"> </w:t>
       </w:r>
       <w:r>
-        <w:t xml:space="preserve">уровне значимости 95% и мощностью 0.8 с предварительным расчетом</w:t>
-      </w:r>
-      <w:r>
-        <w:t xml:space="preserve"> </w:t>
-      </w:r>
-      <w:r>
-        <w:t xml:space="preserve">велечены эффекта (h) по следующей формуле:</w:t>
+        <w:t xml:space="preserve">уровне значимости 95% и мощностью 0.8. Данные, необходимые для расчета</w:t>
+      </w:r>
+      <w:r>
+        <w:t xml:space="preserve"> </w:t>
+      </w:r>
+      <w:r>
+        <w:t xml:space="preserve">величины эффекта были взяты из исследования Xin Y. и коллег (2021)</w:t>
+      </w:r>
+      <w:r>
+        <w:t xml:space="preserve"> </w:t>
+      </w:r>
+      <w:r>
+        <w:t xml:space="preserve">[8]</w:t>
+      </w:r>
+      <w:r>
+        <w:t xml:space="preserve">.</w:t>
       </w:r>
     </w:p>
     <w:p>
@@ -3634,52 +2198,67 @@
         <w:pStyle w:val="BodyText"/>
       </w:pPr>
       <w:r>
-        <w:t xml:space="preserve">Обозначения p1 и p2 соответствуют сравниваемым пропорциям. Данные,</w:t>
-      </w:r>
-      <w:r>
-        <w:t xml:space="preserve"> </w:t>
-      </w:r>
-      <w:r>
-        <w:t xml:space="preserve">необходимые для расчета величины эффекта были взяты из исследования Xin</w:t>
-      </w:r>
-      <w:r>
-        <w:t xml:space="preserve"> </w:t>
-      </w:r>
-      <w:r>
-        <w:t xml:space="preserve">Y. и коллег (2021)</w:t>
-      </w:r>
-      <w:r>
-        <w:t xml:space="preserve"> </w:t>
-      </w:r>
-      <w:r>
-        <w:t xml:space="preserve">[14]</w:t>
-      </w:r>
-      <w:r>
-        <w:t xml:space="preserve">. Получено значение умножалось на 1.15 (то</w:t>
-      </w:r>
-      <w:r>
-        <w:t xml:space="preserve"> </w:t>
-      </w:r>
-      <w:r>
-        <w:t xml:space="preserve">есть +15%), чтобы учесть возможность устранения неподходящих к</w:t>
-      </w:r>
-      <w:r>
-        <w:t xml:space="preserve"> </w:t>
-      </w:r>
-      <w:r>
-        <w:t xml:space="preserve">исследованию данных с сохранением необходимого объема. По результатам</w:t>
-      </w:r>
-      <w:r>
-        <w:t xml:space="preserve"> </w:t>
-      </w:r>
-      <w:r>
-        <w:t xml:space="preserve">расчета для достижения эффекта нужно исследовать не менее 1256</w:t>
-      </w:r>
-      <w:r>
-        <w:t xml:space="preserve"> </w:t>
-      </w:r>
-      <w:r>
-        <w:t xml:space="preserve">пациенток, в нашем исследовании было на 2.15% больше от необходимого.</w:t>
+        <w:t xml:space="preserve">Для описания количественных показателей проводилась оценка на</w:t>
+      </w:r>
+      <w:r>
+        <w:t xml:space="preserve"> </w:t>
+      </w:r>
+      <w:r>
+        <w:t xml:space="preserve">нормальность распределения, в качестве метода использовался критерий</w:t>
+      </w:r>
+      <w:r>
+        <w:t xml:space="preserve"> </w:t>
+      </w:r>
+      <w:r>
+        <w:t xml:space="preserve">Шапиро-Уилка. Для определения статистически значимой разницы непрерывных</w:t>
+      </w:r>
+      <w:r>
+        <w:t xml:space="preserve"> </w:t>
+      </w:r>
+      <w:r>
+        <w:t xml:space="preserve">величин использовали критерий Манна-Уитни для независимых</w:t>
+      </w:r>
+      <w:r>
+        <w:t xml:space="preserve"> </w:t>
+      </w:r>
+      <w:r>
+        <w:t xml:space="preserve">непараметрических выборок при ненормальном распределении и t-критерий</w:t>
+      </w:r>
+      <w:r>
+        <w:t xml:space="preserve"> </w:t>
+      </w:r>
+      <w:r>
+        <w:t xml:space="preserve">Стюдента для независимых параметрических выборок при нормальном. Для</w:t>
+      </w:r>
+      <w:r>
+        <w:t xml:space="preserve"> </w:t>
+      </w:r>
+      <w:r>
+        <w:t xml:space="preserve">определения статистически значимой разницы независимых качественных</w:t>
+      </w:r>
+      <w:r>
+        <w:t xml:space="preserve"> </w:t>
+      </w:r>
+      <w:r>
+        <w:t xml:space="preserve">величин Хи-квадрат Пирсона, или точный критерий Фишера. Для определения</w:t>
+      </w:r>
+      <w:r>
+        <w:t xml:space="preserve"> </w:t>
+      </w:r>
+      <w:r>
+        <w:t xml:space="preserve">чувствительности, специфичности и точности использовалась функция</w:t>
+      </w:r>
+      <w:r>
+        <w:t xml:space="preserve"> </w:t>
+      </w:r>
+      <w:r>
+        <w:t xml:space="preserve">confusionMatrix из библиотеки caret версия 3.45, язык программирования R</w:t>
+      </w:r>
+      <w:r>
+        <w:t xml:space="preserve"> </w:t>
+      </w:r>
+      <w:r>
+        <w:t xml:space="preserve">(среда разработки RStudio).</w:t>
       </w:r>
     </w:p>
     <w:p>
@@ -3687,189 +2266,47 @@
         <w:pStyle w:val="BodyText"/>
       </w:pPr>
       <w:r>
-        <w:t xml:space="preserve">Для описания количественных показателей проводилась оценка на</w:t>
-      </w:r>
-      <w:r>
-        <w:t xml:space="preserve"> </w:t>
-      </w:r>
-      <w:r>
-        <w:t xml:space="preserve">нормальность распределения, в качестве метода использовался критерий</w:t>
-      </w:r>
-      <w:r>
-        <w:t xml:space="preserve"> </w:t>
-      </w:r>
-      <w:r>
-        <w:t xml:space="preserve">Шапиро-Уилка. Переменные, имеющие нормальное распределение, описывались</w:t>
-      </w:r>
-      <w:r>
-        <w:t xml:space="preserve"> </w:t>
-      </w:r>
-      <w:r>
-        <w:t xml:space="preserve">как среднее ± стандартное отклонение (M±SD). Переменные, распределение</w:t>
-      </w:r>
-      <w:r>
-        <w:t xml:space="preserve"> </w:t>
-      </w:r>
-      <w:r>
-        <w:t xml:space="preserve">которых отличалось от нормального, описывались при помощи значений</w:t>
-      </w:r>
-      <w:r>
-        <w:t xml:space="preserve"> </w:t>
-      </w:r>
-      <w:r>
-        <w:t xml:space="preserve">медианы (Me) и нижнего и верхнего квартилей (Q1-Q3). Для определения</w:t>
-      </w:r>
-      <w:r>
-        <w:t xml:space="preserve"> </w:t>
-      </w:r>
-      <w:r>
-        <w:t xml:space="preserve">статистически значимой разницы непрерывных величин использовали критерий</w:t>
-      </w:r>
-      <w:r>
-        <w:t xml:space="preserve"> </w:t>
-      </w:r>
-      <w:r>
-        <w:t xml:space="preserve">Манна-Уитни для независимых непараметрических выборок при ненормальном</w:t>
-      </w:r>
-      <w:r>
-        <w:t xml:space="preserve"> </w:t>
-      </w:r>
-      <w:r>
-        <w:t xml:space="preserve">распределении и t-критерий Стюдента для независимых параметрических</w:t>
-      </w:r>
-      <w:r>
-        <w:t xml:space="preserve"> </w:t>
-      </w:r>
-      <w:r>
-        <w:t xml:space="preserve">выборок при нормальном. Для определения статистически значимой разницы</w:t>
-      </w:r>
-      <w:r>
-        <w:t xml:space="preserve"> </w:t>
-      </w:r>
-      <w:r>
-        <w:t xml:space="preserve">независимых качественных величин Хи-квадрат Пирсона, при недостаточном</w:t>
-      </w:r>
-      <w:r>
-        <w:t xml:space="preserve"> </w:t>
-      </w:r>
-      <w:r>
-        <w:t xml:space="preserve">количестве наблюдений, то есть число наблюдений в любой из ячеек</w:t>
-      </w:r>
-      <w:r>
-        <w:t xml:space="preserve"> </w:t>
-      </w:r>
-      <w:r>
-        <w:t xml:space="preserve">четырехпольной таблицы было менее 5 наблюдений, использовался точный</w:t>
-      </w:r>
-      <w:r>
-        <w:t xml:space="preserve"> </w:t>
-      </w:r>
-      <w:r>
-        <w:t xml:space="preserve">критерий Фишера.</w:t>
-      </w:r>
-    </w:p>
-    <w:p>
-      <w:pPr>
-        <w:pStyle w:val="BodyText"/>
-      </w:pPr>
-      <w:r>
-        <w:t xml:space="preserve">Для определения чувствительности, спецефичности и точности</w:t>
-      </w:r>
-      <w:r>
-        <w:t xml:space="preserve"> </w:t>
-      </w:r>
-      <w:r>
-        <w:t xml:space="preserve">использовалась функция confusionMatrix() из библиотека caret версия</w:t>
-      </w:r>
-      <w:r>
-        <w:t xml:space="preserve"> </w:t>
-      </w:r>
-      <w:r>
-        <w:t xml:space="preserve">3.45, язык программирования R (среда разработки RStudio). При</w:t>
-      </w:r>
-      <w:r>
-        <w:t xml:space="preserve"> </w:t>
-      </w:r>
-      <w:r>
-        <w:t xml:space="preserve">определении эффективности диагностических методов УЗИ, ММГ ABUS в</w:t>
-      </w:r>
-      <w:r>
-        <w:t xml:space="preserve"> </w:t>
-      </w:r>
-      <w:r>
-        <w:t xml:space="preserve">нахождении злокачественных новообразований в качестве контрольного</w:t>
-      </w:r>
-      <w:r>
-        <w:t xml:space="preserve"> </w:t>
-      </w:r>
-      <w:r>
-        <w:t xml:space="preserve">метода использовались данные гистологического исследования. При</w:t>
-      </w:r>
-      <w:r>
-        <w:t xml:space="preserve"> </w:t>
-      </w:r>
-      <w:r>
-        <w:t xml:space="preserve">определении эффективности диагностических методов УЗИ и ABUS в</w:t>
-      </w:r>
-      <w:r>
-        <w:t xml:space="preserve"> </w:t>
-      </w:r>
-      <w:r>
-        <w:t xml:space="preserve">нахождении кальцинатов в качестве контрольного метода использовались</w:t>
-      </w:r>
-      <w:r>
-        <w:t xml:space="preserve"> </w:t>
-      </w:r>
-      <w:r>
-        <w:t xml:space="preserve">данные ММГ исследования.</w:t>
-      </w:r>
-    </w:p>
-    <w:p>
-      <w:pPr>
-        <w:pStyle w:val="BodyText"/>
-      </w:pPr>
-      <w:r>
         <w:t xml:space="preserve">Для построения предсказательной модели на основании данных</w:t>
       </w:r>
       <w:r>
         <w:t xml:space="preserve"> </w:t>
       </w:r>
       <w:r>
-        <w:t xml:space="preserve">использовалась логистическая регрессия с помощью функций glm (),</w:t>
-      </w:r>
-      <w:r>
-        <w:t xml:space="preserve"> </w:t>
-      </w:r>
-      <w:r>
-        <w:t xml:space="preserve">predict() из пакета stats версия 3.6.2, язык программирования R (среда</w:t>
-      </w:r>
-      <w:r>
-        <w:t xml:space="preserve"> </w:t>
-      </w:r>
-      <w:r>
-        <w:t xml:space="preserve">разработки RStudio). Для оценки получено предсказательной модели и</w:t>
-      </w:r>
-      <w:r>
-        <w:t xml:space="preserve"> </w:t>
-      </w:r>
-      <w:r>
-        <w:t xml:space="preserve">построения ROC-кривой с расчетом площади под кривой (AUC - area under</w:t>
-      </w:r>
-      <w:r>
-        <w:t xml:space="preserve"> </w:t>
-      </w:r>
-      <w:r>
-        <w:t xml:space="preserve">curve) использовался пакет pROC version 1.18.4 с функцией roc().</w:t>
-      </w:r>
-    </w:p>
-    <w:bookmarkEnd w:id="27"/>
-    <w:bookmarkStart w:id="46" w:name="результаты-исследования"/>
+        <w:t xml:space="preserve">использовалась логистическая регрессия с помощью функций glm, predict из</w:t>
+      </w:r>
+      <w:r>
+        <w:t xml:space="preserve"> </w:t>
+      </w:r>
+      <w:r>
+        <w:t xml:space="preserve">пакета stats версия 3.6.2, язык программирования R (среда разработки</w:t>
+      </w:r>
+      <w:r>
+        <w:t xml:space="preserve"> </w:t>
+      </w:r>
+      <w:r>
+        <w:t xml:space="preserve">RStudio). Для оценки получено предсказательной модели и построения</w:t>
+      </w:r>
+      <w:r>
+        <w:t xml:space="preserve"> </w:t>
+      </w:r>
+      <w:r>
+        <w:t xml:space="preserve">ROC-кривой с расчетом площади под кривой (AUC - area under curve)</w:t>
+      </w:r>
+      <w:r>
+        <w:t xml:space="preserve"> </w:t>
+      </w:r>
+      <w:r>
+        <w:t xml:space="preserve">использовался пакет pROC version 1.18.4 с функцией roc.</w:t>
+      </w:r>
+    </w:p>
+    <w:bookmarkEnd w:id="32"/>
+    <w:bookmarkStart w:id="51" w:name="результаты-исследования-results"/>
     <w:p>
       <w:pPr>
         <w:pStyle w:val="Heading2"/>
       </w:pPr>
       <w:r>
-        <w:t xml:space="preserve">Результаты исследования</w:t>
+        <w:t xml:space="preserve">Результаты исследования / Results</w:t>
       </w:r>
     </w:p>
     <w:p>
@@ -3939,18 +2376,18 @@
           <wp:inline>
             <wp:extent cx="5334000" cy="3048000"/>
             <wp:effectExtent b="0" l="0" r="0" t="0"/>
-            <wp:docPr descr="" title="" id="29" name="Picture"/>
+            <wp:docPr descr="" title="" id="34" name="Picture"/>
             <a:graphic>
               <a:graphicData uri="http://schemas.openxmlformats.org/drawingml/2006/picture">
                 <pic:pic>
                   <pic:nvPicPr>
-                    <pic:cNvPr descr="img/us_category_birads.png" id="30" name="Picture"/>
+                    <pic:cNvPr descr="img/us_category_birads.png" id="35" name="Picture"/>
                     <pic:cNvPicPr>
                       <a:picLocks noChangeArrowheads="1" noChangeAspect="1"/>
                     </pic:cNvPicPr>
                   </pic:nvPicPr>
                   <pic:blipFill>
-                    <a:blip r:embed="rId28"/>
+                    <a:blip r:embed="rId33"/>
                     <a:stretch>
                       <a:fillRect/>
                     </a:stretch>
@@ -3984,18 +2421,18 @@
           <wp:inline>
             <wp:extent cx="5334000" cy="2529689"/>
             <wp:effectExtent b="0" l="0" r="0" t="0"/>
-            <wp:docPr descr="" title="" id="32" name="Picture"/>
+            <wp:docPr descr="" title="" id="37" name="Picture"/>
             <a:graphic>
               <a:graphicData uri="http://schemas.openxmlformats.org/drawingml/2006/picture">
                 <pic:pic>
                   <pic:nvPicPr>
-                    <pic:cNvPr descr="img/sheme2.png" id="33" name="Picture"/>
+                    <pic:cNvPr descr="img/sheme2.png" id="38" name="Picture"/>
                     <pic:cNvPicPr>
                       <a:picLocks noChangeArrowheads="1" noChangeAspect="1"/>
                     </pic:cNvPicPr>
                   </pic:nvPicPr>
                   <pic:blipFill>
-                    <a:blip r:embed="rId31"/>
+                    <a:blip r:embed="rId36"/>
                     <a:stretch>
                       <a:fillRect/>
                     </a:stretch>
@@ -4082,13 +2519,14 @@
         <w:tblW w:type="pct" w:w="5000"/>
         <w:tblLook w:firstRow="1" w:lastRow="0" w:firstColumn="0" w:lastColumn="0" w:noHBand="0" w:noVBand="0" w:val="0020"/>
         <w:jc w:val="start"/>
+        <w:tblLayout w:type="fixed"/>
       </w:tblPr>
       <w:tblGrid>
-        <w:gridCol w:w="2193"/>
-        <w:gridCol w:w="1766"/>
-        <w:gridCol w:w="1035"/>
-        <w:gridCol w:w="1888"/>
-        <w:gridCol w:w="1035"/>
+        <w:gridCol w:w="1584"/>
+        <w:gridCol w:w="1584"/>
+        <w:gridCol w:w="1584"/>
+        <w:gridCol w:w="1584"/>
+        <w:gridCol w:w="1584"/>
       </w:tblGrid>
       <w:tr>
         <w:trPr>
@@ -5058,6 +3496,7 @@
         <w:tblW w:type="pct" w:w="5000"/>
         <w:tblLook w:firstRow="1" w:lastRow="0" w:firstColumn="0" w:lastColumn="0" w:noHBand="0" w:noVBand="0" w:val="0020"/>
         <w:jc w:val="start"/>
+        <w:tblLayout w:type="fixed"/>
       </w:tblPr>
       <w:tblGrid>
         <w:gridCol w:w="4448"/>
@@ -6986,18 +5425,19 @@
         <w:tblW w:type="pct" w:w="5000"/>
         <w:tblLook w:firstRow="1" w:lastRow="0" w:firstColumn="0" w:lastColumn="0" w:noHBand="0" w:noVBand="0" w:val="0020"/>
         <w:jc w:val="start"/>
+        <w:tblLayout w:type="fixed"/>
       </w:tblPr>
       <w:tblGrid>
-        <w:gridCol w:w="2453"/>
-        <w:gridCol w:w="2102"/>
-        <w:gridCol w:w="420"/>
-        <w:gridCol w:w="420"/>
-        <w:gridCol w:w="420"/>
-        <w:gridCol w:w="420"/>
-        <w:gridCol w:w="420"/>
-        <w:gridCol w:w="420"/>
-        <w:gridCol w:w="420"/>
-        <w:gridCol w:w="420"/>
+        <w:gridCol w:w="792"/>
+        <w:gridCol w:w="792"/>
+        <w:gridCol w:w="792"/>
+        <w:gridCol w:w="792"/>
+        <w:gridCol w:w="792"/>
+        <w:gridCol w:w="792"/>
+        <w:gridCol w:w="792"/>
+        <w:gridCol w:w="792"/>
+        <w:gridCol w:w="792"/>
+        <w:gridCol w:w="792"/>
       </w:tblGrid>
       <w:tr>
         <w:trPr>
@@ -8026,18 +6466,18 @@
           <wp:inline>
             <wp:extent cx="5334000" cy="2965802"/>
             <wp:effectExtent b="0" l="0" r="0" t="0"/>
-            <wp:docPr descr="" title="" id="35" name="Picture"/>
+            <wp:docPr descr="" title="" id="40" name="Picture"/>
             <a:graphic>
               <a:graphicData uri="http://schemas.openxmlformats.org/drawingml/2006/picture">
                 <pic:pic>
                   <pic:nvPicPr>
-                    <pic:cNvPr descr="img/pROC_obj_usGr2.png" id="36" name="Picture"/>
+                    <pic:cNvPr descr="img/pROC_obj_usGr2.png" id="41" name="Picture"/>
                     <pic:cNvPicPr>
                       <a:picLocks noChangeArrowheads="1" noChangeAspect="1"/>
                     </pic:cNvPicPr>
                   </pic:nvPicPr>
                   <pic:blipFill>
-                    <a:blip r:embed="rId34"/>
+                    <a:blip r:embed="rId39"/>
                     <a:stretch>
                       <a:fillRect/>
                     </a:stretch>
@@ -8107,18 +6547,18 @@
           <wp:inline>
             <wp:extent cx="5334000" cy="2965802"/>
             <wp:effectExtent b="0" l="0" r="0" t="0"/>
-            <wp:docPr descr="" title="" id="38" name="Picture"/>
+            <wp:docPr descr="" title="" id="43" name="Picture"/>
             <a:graphic>
               <a:graphicData uri="http://schemas.openxmlformats.org/drawingml/2006/picture">
                 <pic:pic>
                   <pic:nvPicPr>
-                    <pic:cNvPr descr="img/pROC_obj_usGr4.png" id="39" name="Picture"/>
+                    <pic:cNvPr descr="img/pROC_obj_usGr4.png" id="44" name="Picture"/>
                     <pic:cNvPicPr>
                       <a:picLocks noChangeArrowheads="1" noChangeAspect="1"/>
                     </pic:cNvPicPr>
                   </pic:nvPicPr>
                   <pic:blipFill>
-                    <a:blip r:embed="rId37"/>
+                    <a:blip r:embed="rId42"/>
                     <a:stretch>
                       <a:fillRect/>
                     </a:stretch>
@@ -8188,18 +6628,18 @@
           <wp:inline>
             <wp:extent cx="5334000" cy="2965802"/>
             <wp:effectExtent b="0" l="0" r="0" t="0"/>
-            <wp:docPr descr="" title="" id="41" name="Picture"/>
+            <wp:docPr descr="" title="" id="46" name="Picture"/>
             <a:graphic>
               <a:graphicData uri="http://schemas.openxmlformats.org/drawingml/2006/picture">
                 <pic:pic>
                   <pic:nvPicPr>
-                    <pic:cNvPr descr="img/pROC_obj_abusGr4.png" id="42" name="Picture"/>
+                    <pic:cNvPr descr="img/pROC_obj_abusGr4.png" id="47" name="Picture"/>
                     <pic:cNvPicPr>
                       <a:picLocks noChangeArrowheads="1" noChangeAspect="1"/>
                     </pic:cNvPicPr>
                   </pic:nvPicPr>
                   <pic:blipFill>
-                    <a:blip r:embed="rId40"/>
+                    <a:blip r:embed="rId45"/>
                     <a:stretch>
                       <a:fillRect/>
                     </a:stretch>
@@ -8275,18 +6715,18 @@
           <wp:inline>
             <wp:extent cx="5334000" cy="3435985"/>
             <wp:effectExtent b="0" l="0" r="0" t="0"/>
-            <wp:docPr descr="" title="" id="44" name="Picture"/>
+            <wp:docPr descr="" title="" id="49" name="Picture"/>
             <a:graphic>
               <a:graphicData uri="http://schemas.openxmlformats.org/drawingml/2006/picture">
                 <pic:pic>
                   <pic:nvPicPr>
-                    <pic:cNvPr descr="img/pROC_obj_usSnr.png" id="45" name="Picture"/>
+                    <pic:cNvPr descr="img/pROC_obj_usSnr.png" id="50" name="Picture"/>
                     <pic:cNvPicPr>
                       <a:picLocks noChangeArrowheads="1" noChangeAspect="1"/>
                     </pic:cNvPicPr>
                   </pic:nvPicPr>
                   <pic:blipFill>
-                    <a:blip r:embed="rId43"/>
+                    <a:blip r:embed="rId48"/>
                     <a:stretch>
                       <a:fillRect/>
                     </a:stretch>
@@ -8353,6 +6793,7 @@
         <w:tblW w:type="pct" w:w="5000"/>
         <w:tblLook w:firstRow="1" w:lastRow="0" w:firstColumn="0" w:lastColumn="0" w:noHBand="0" w:noVBand="0" w:val="0020"/>
         <w:jc w:val="start"/>
+        <w:tblLayout w:type="fixed"/>
       </w:tblPr>
       <w:tblGrid>
         <w:gridCol w:w="4638"/>
@@ -8492,14 +6933,14 @@
         </w:tc>
       </w:tr>
     </w:tbl>
-    <w:bookmarkEnd w:id="46"/>
-    <w:bookmarkStart w:id="47" w:name="дисскусия"/>
+    <w:bookmarkEnd w:id="51"/>
+    <w:bookmarkStart w:id="52" w:name="обсуждение-discussion"/>
     <w:p>
       <w:pPr>
         <w:pStyle w:val="Heading2"/>
       </w:pPr>
       <w:r>
-        <w:t xml:space="preserve">Дисскусия</w:t>
+        <w:t xml:space="preserve">Обсуждение / Discussion</w:t>
       </w:r>
     </w:p>
     <w:p>
@@ -8519,7 +6960,7 @@
         <w:t xml:space="preserve"> </w:t>
       </w:r>
       <w:r>
-        <w:t xml:space="preserve">[15]</w:t>
+        <w:t xml:space="preserve">[9]</w:t>
       </w:r>
       <w:r>
         <w:t xml:space="preserve">.</w:t>
@@ -8546,7 +6987,7 @@
         <w:t xml:space="preserve"> </w:t>
       </w:r>
       <w:r>
-        <w:t xml:space="preserve">[16,17 ]</w:t>
+        <w:t xml:space="preserve">[10,11]</w:t>
       </w:r>
       <w:r>
         <w:t xml:space="preserve">.</w:t>
@@ -8563,13 +7004,13 @@
         <w:t xml:space="preserve"> </w:t>
       </w:r>
       <w:r>
-        <w:t xml:space="preserve">результаты обнаружения поражений МЖ с помощью 3D ABUS по сравнению с</w:t>
-      </w:r>
-      <w:r>
-        <w:t xml:space="preserve"> </w:t>
-      </w:r>
-      <w:r>
-        <w:t xml:space="preserve">УЗИ. Показатели обнаружения с помощью 3D ABUS варьируют от 84,8% до</w:t>
+        <w:t xml:space="preserve">результаты обнаружения поражений МЖ с помощью 3D-УЗИ по сравнению с</w:t>
+      </w:r>
+      <w:r>
+        <w:t xml:space="preserve"> </w:t>
+      </w:r>
+      <w:r>
+        <w:t xml:space="preserve">2D-УЗИ. Показатели обнаружения с помощью 3D-УЗИ варьируют от 84,8% до</w:t>
       </w:r>
       <w:r>
         <w:t xml:space="preserve"> </w:t>
@@ -8587,7 +7028,7 @@
         <w:t xml:space="preserve"> </w:t>
       </w:r>
       <w:r>
-        <w:t xml:space="preserve">[11,18–22]</w:t>
+        <w:t xml:space="preserve">[12,13]</w:t>
       </w:r>
       <w:r>
         <w:t xml:space="preserve">.</w:t>
@@ -8610,13 +7051,13 @@
         <w:t xml:space="preserve"> </w:t>
       </w:r>
       <w:r>
-        <w:t xml:space="preserve">помощью 3D ABUS</w:t>
-      </w:r>
-      <w:r>
-        <w:t xml:space="preserve"> </w:t>
-      </w:r>
-      <w:r>
-        <w:t xml:space="preserve">[23–26]</w:t>
+        <w:t xml:space="preserve">помощью 3D 3D-УЗИ</w:t>
+      </w:r>
+      <w:r>
+        <w:t xml:space="preserve"> </w:t>
+      </w:r>
+      <w:r>
+        <w:t xml:space="preserve">[14,15]</w:t>
       </w:r>
       <w:r>
         <w:t xml:space="preserve">.</w:t>
@@ -8627,7 +7068,7 @@
         <w:pStyle w:val="BodyText"/>
       </w:pPr>
       <w:r>
-        <w:t xml:space="preserve">3D ABUS, благодаря хорошей визуализации МЖ также является новым методом</w:t>
+        <w:t xml:space="preserve">3D-УЗИ, благодаря хорошей визуализации МЖ также является новым методом</w:t>
       </w:r>
       <w:r>
         <w:t xml:space="preserve"> </w:t>
@@ -8639,37 +7080,306 @@
         <w:t xml:space="preserve"> </w:t>
       </w:r>
       <w:r>
+        <w:t xml:space="preserve">[16]</w:t>
+      </w:r>
+      <w:r>
+        <w:t xml:space="preserve">; размер поражения,</w:t>
+      </w:r>
+      <w:r>
+        <w:t xml:space="preserve"> </w:t>
+      </w:r>
+      <w:r>
+        <w:t xml:space="preserve">определенный с помощью 3D-УЗИ, хорошо коррелирует с результатами МРТ</w:t>
+      </w:r>
+      <w:r>
+        <w:t xml:space="preserve"> </w:t>
+      </w:r>
+      <w:r>
+        <w:t xml:space="preserve">[17]</w:t>
+      </w:r>
+      <w:r>
+        <w:t xml:space="preserve"> </w:t>
+      </w:r>
+      <w:r>
+        <w:t xml:space="preserve">и гистопатологическими изменениями</w:t>
+      </w:r>
+      <w:r>
+        <w:t xml:space="preserve"> </w:t>
+      </w:r>
+      <w:r>
+        <w:t xml:space="preserve">[18]</w:t>
+      </w:r>
+      <w:r>
+        <w:t xml:space="preserve">.</w:t>
+      </w:r>
+    </w:p>
+    <w:p>
+      <w:pPr>
+        <w:pStyle w:val="BodyText"/>
+      </w:pPr>
+      <w:r>
+        <w:t xml:space="preserve">Коронарная плоскость имеет особое значение для хирургического</w:t>
+      </w:r>
+      <w:r>
+        <w:t xml:space="preserve"> </w:t>
+      </w:r>
+      <w:r>
+        <w:t xml:space="preserve">планирования из-за лучшей визуализации сегментарного доступа и схожей</w:t>
+      </w:r>
+      <w:r>
+        <w:t xml:space="preserve"> </w:t>
+      </w:r>
+      <w:r>
+        <w:t xml:space="preserve">ориентации при позиционировании пациента во время операции</w:t>
+      </w:r>
+      <w:r>
+        <w:t xml:space="preserve"> </w:t>
+      </w:r>
+      <w:r>
+        <w:t xml:space="preserve">[19]</w:t>
+      </w:r>
+      <w:r>
+        <w:t xml:space="preserve">. 3D-УЗИ позволяет визуализировать сателлитные очаги</w:t>
+      </w:r>
+      <w:r>
+        <w:t xml:space="preserve"> </w:t>
+      </w:r>
+      <w:r>
+        <w:t xml:space="preserve">размером менее 1 см, что очень ценно в оценке многоочагового рака.</w:t>
+      </w:r>
+      <w:r>
+        <w:t xml:space="preserve"> </w:t>
+      </w:r>
+      <w:r>
+        <w:t xml:space="preserve">3D-УЗИ может применяться при оценке результатов МРТ в качестве</w:t>
+      </w:r>
+      <w:r>
+        <w:t xml:space="preserve"> </w:t>
+      </w:r>
+      <w:r>
+        <w:t xml:space="preserve">уточняющей методики</w:t>
+      </w:r>
+      <w:r>
+        <w:t xml:space="preserve"> </w:t>
+      </w:r>
+      <w:r>
+        <w:t xml:space="preserve">[20,21]</w:t>
+      </w:r>
+      <w:r>
+        <w:t xml:space="preserve">так, например,</w:t>
+      </w:r>
+      <w:r>
+        <w:t xml:space="preserve"> </w:t>
+      </w:r>
+      <w:r>
+        <w:t xml:space="preserve">3D-УЗИ превзошла 2D-УЗИ в качестве вторичного исследования после</w:t>
+      </w:r>
+      <w:r>
+        <w:t xml:space="preserve"> </w:t>
+      </w:r>
+      <w:r>
+        <w:t xml:space="preserve">проведения МРТ МЖ, выявив дополнительные очаги</w:t>
+      </w:r>
+      <w:r>
+        <w:t xml:space="preserve"> </w:t>
+      </w:r>
+      <w:r>
+        <w:t xml:space="preserve">[22]</w:t>
+      </w:r>
+      <w:r>
+        <w:t xml:space="preserve">.</w:t>
+      </w:r>
+    </w:p>
+    <w:p>
+      <w:pPr>
+        <w:pStyle w:val="BodyText"/>
+      </w:pPr>
+      <w:r>
+        <w:t xml:space="preserve">В работах отечественных исследователей (В.Е. Гажонова, М.П. Ефремова,</w:t>
+      </w:r>
+      <w:r>
+        <w:t xml:space="preserve"> </w:t>
+      </w:r>
+      <w:r>
+        <w:t xml:space="preserve">Е.М. Бачурина, Е.М. Хлюстина, С.Б. Поткин) изучались возможности данной</w:t>
+      </w:r>
+      <w:r>
+        <w:t xml:space="preserve"> </w:t>
+      </w:r>
+      <w:r>
+        <w:t xml:space="preserve">методики в определении типа строения МЖ среди женщин разных возрастных</w:t>
+      </w:r>
+      <w:r>
+        <w:t xml:space="preserve"> </w:t>
+      </w:r>
+      <w:r>
+        <w:t xml:space="preserve">групп, имеющих различную патологию. Полученные ими данные</w:t>
+      </w:r>
+      <w:r>
+        <w:t xml:space="preserve"> </w:t>
+      </w:r>
+      <w:r>
+        <w:t xml:space="preserve">свидетельствовали и значительном увеличении специфичности данного метода</w:t>
+      </w:r>
+      <w:r>
+        <w:t xml:space="preserve"> </w:t>
+      </w:r>
+      <w:r>
+        <w:t xml:space="preserve">(до 96%) у пациенток с типами плотности МЖ С и D что может иметь важное</w:t>
+      </w:r>
+      <w:r>
+        <w:t xml:space="preserve"> </w:t>
+      </w:r>
+      <w:r>
+        <w:t xml:space="preserve">значение при скрининге женщин данной категории</w:t>
+      </w:r>
+      <w:r>
+        <w:t xml:space="preserve"> </w:t>
+      </w:r>
+      <w:r>
+        <w:t xml:space="preserve">[23]</w:t>
+      </w:r>
+      <w:r>
+        <w:t xml:space="preserve">.</w:t>
+      </w:r>
+    </w:p>
+    <w:p>
+      <w:pPr>
+        <w:pStyle w:val="BodyText"/>
+      </w:pPr>
+      <w:r>
+        <w:t xml:space="preserve">Важным аспектом изучения технологии 3D-УЗИ является время, необходимое</w:t>
+      </w:r>
+      <w:r>
+        <w:t xml:space="preserve"> </w:t>
+      </w:r>
+      <w:r>
+        <w:t xml:space="preserve">для выполнения и изучения изображений. В различных исследования это</w:t>
+      </w:r>
+      <w:r>
+        <w:t xml:space="preserve"> </w:t>
+      </w:r>
+      <w:r>
+        <w:t xml:space="preserve">время колеблется от 12 до 25 минут</w:t>
+      </w:r>
+      <w:r>
+        <w:t xml:space="preserve"> </w:t>
+      </w:r>
+      <w:r>
+        <w:t xml:space="preserve">[24]</w:t>
+      </w:r>
+      <w:r>
+        <w:t xml:space="preserve">. Этот вопрос ставит</w:t>
+      </w:r>
+      <w:r>
+        <w:t xml:space="preserve"> </w:t>
+      </w:r>
+      <w:r>
+        <w:t xml:space="preserve">важным изучение кривой обучения специалистов и уже в контексте этого</w:t>
+      </w:r>
+      <w:r>
+        <w:t xml:space="preserve"> </w:t>
+      </w:r>
+      <w:r>
+        <w:t xml:space="preserve">требуется уточнение данных об эффективности метода в структуре</w:t>
+      </w:r>
+      <w:r>
+        <w:t xml:space="preserve"> </w:t>
+      </w:r>
+      <w:r>
+        <w:t xml:space="preserve">скрининга.</w:t>
+      </w:r>
+    </w:p>
+    <w:p>
+      <w:pPr>
+        <w:pStyle w:val="BodyText"/>
+      </w:pPr>
+      <w:r>
+        <w:t xml:space="preserve">Arslan A. и коллеги в 2019 году</w:t>
+      </w:r>
+      <w:r>
+        <w:t xml:space="preserve"> </w:t>
+      </w:r>
+      <w:r>
+        <w:t xml:space="preserve">[25]</w:t>
+      </w:r>
+      <w:r>
+        <w:t xml:space="preserve"> </w:t>
+      </w:r>
+      <w:r>
+        <w:t xml:space="preserve">в своем исследовании</w:t>
+      </w:r>
+      <w:r>
+        <w:t xml:space="preserve"> </w:t>
+      </w:r>
+      <w:r>
+        <w:t xml:space="preserve">выявили сокращение времени оценки по мере накопления опыта. Brunetti и</w:t>
+      </w:r>
+      <w:r>
+        <w:t xml:space="preserve"> </w:t>
+      </w:r>
+      <w:r>
+        <w:t xml:space="preserve">коллеги в 2020</w:t>
+      </w:r>
+      <w:r>
+        <w:t xml:space="preserve"> </w:t>
+      </w:r>
+      <w:r>
+        <w:t xml:space="preserve">[26]</w:t>
+      </w:r>
+      <w:r>
+        <w:t xml:space="preserve"> </w:t>
+      </w:r>
+      <w:r>
+        <w:t xml:space="preserve">отмечают проблему более длительной</w:t>
+      </w:r>
+      <w:r>
+        <w:t xml:space="preserve"> </w:t>
+      </w:r>
+      <w:r>
+        <w:t xml:space="preserve">интерпретации и Güldoğan N. и коллеги</w:t>
+      </w:r>
+      <w:r>
+        <w:t xml:space="preserve"> </w:t>
+      </w:r>
+      <w:r>
         <w:t xml:space="preserve">[27]</w:t>
       </w:r>
       <w:r>
-        <w:t xml:space="preserve">; размер поражения, определенный с</w:t>
-      </w:r>
-      <w:r>
-        <w:t xml:space="preserve"> </w:t>
-      </w:r>
-      <w:r>
-        <w:t xml:space="preserve">помощью 3D ABUS, хорошо коррелирует с результатами МРТ</w:t>
-      </w:r>
-      <w:r>
-        <w:t xml:space="preserve"> </w:t>
-      </w:r>
-      <w:r>
-        <w:t xml:space="preserve">[28]</w:t>
-      </w:r>
-      <w:r>
-        <w:t xml:space="preserve"> </w:t>
-      </w:r>
-      <w:r>
-        <w:t xml:space="preserve">и гистопатологическими изменениями</w:t>
-      </w:r>
-      <w:r>
-        <w:t xml:space="preserve"> </w:t>
-      </w:r>
-      <w:r>
-        <w:t xml:space="preserve">[29]</w:t>
-      </w:r>
-      <w:r>
-        <w:t xml:space="preserve">.</w:t>
+        <w:t xml:space="preserve"> </w:t>
+      </w:r>
+      <w:r>
+        <w:t xml:space="preserve">изучавшие этот</w:t>
+      </w:r>
+      <w:r>
+        <w:t xml:space="preserve"> </w:t>
+      </w:r>
+      <w:r>
+        <w:t xml:space="preserve">отчет пришли к мнению, что это проблема связана с различием в опыте</w:t>
+      </w:r>
+      <w:r>
+        <w:t xml:space="preserve"> </w:t>
+      </w:r>
+      <w:r>
+        <w:t xml:space="preserve">работы рентгенологов с системой. Однако в других исследованиях</w:t>
+      </w:r>
+      <w:r>
+        <w:t xml:space="preserve"> </w:t>
+      </w:r>
+      <w:r>
+        <w:t xml:space="preserve">[28,29]</w:t>
+      </w:r>
+      <w:r>
+        <w:t xml:space="preserve"> </w:t>
+      </w:r>
+      <w:r>
+        <w:t xml:space="preserve">время интерпретации 3D-УЗИ было намного</w:t>
+      </w:r>
+      <w:r>
+        <w:t xml:space="preserve"> </w:t>
+      </w:r>
+      <w:r>
+        <w:t xml:space="preserve">меньше времени, необходимого для 2D-УЗИ.</w:t>
       </w:r>
     </w:p>
     <w:p>
@@ -8677,34 +7387,55 @@
         <w:pStyle w:val="BodyText"/>
       </w:pPr>
       <w:r>
-        <w:t xml:space="preserve">Коронарная плоскость имеет особое значение для хирургического</w:t>
-      </w:r>
-      <w:r>
-        <w:t xml:space="preserve"> </w:t>
-      </w:r>
-      <w:r>
-        <w:t xml:space="preserve">планирования из-за лучшей визуализации сегментарного доступа и схожей</w:t>
-      </w:r>
-      <w:r>
-        <w:t xml:space="preserve"> </w:t>
-      </w:r>
-      <w:r>
-        <w:t xml:space="preserve">ориентации при позиционировании пациента во время операции</w:t>
-      </w:r>
-      <w:r>
-        <w:t xml:space="preserve"> </w:t>
-      </w:r>
-      <w:r>
-        <w:t xml:space="preserve">[30]</w:t>
-      </w:r>
-      <w:r>
-        <w:t xml:space="preserve">. 3D ABUS также позволяет визуализировать сателлитные</w:t>
-      </w:r>
-      <w:r>
-        <w:t xml:space="preserve"> </w:t>
-      </w:r>
-      <w:r>
-        <w:t xml:space="preserve">очаги размером менее 1 см, что очень ценно в оценке многоочагового рака.</w:t>
+        <w:t xml:space="preserve">Наше исследование имеет некоторые ограничения. Настоящее исследование не</w:t>
+      </w:r>
+      <w:r>
+        <w:t xml:space="preserve"> </w:t>
+      </w:r>
+      <w:r>
+        <w:t xml:space="preserve">учитывает проблему кривых обучения специалистов, включенных в процесс</w:t>
+      </w:r>
+      <w:r>
+        <w:t xml:space="preserve"> </w:t>
+      </w:r>
+      <w:r>
+        <w:t xml:space="preserve">работы. Такой фактор может снизить показатели эффективности.</w:t>
+      </w:r>
+      <w:r>
+        <w:t xml:space="preserve"> </w:t>
+      </w:r>
+      <w:r>
+        <w:t xml:space="preserve">Исследование является моноцентровым. Центр, в котором проводилось</w:t>
+      </w:r>
+      <w:r>
+        <w:t xml:space="preserve"> </w:t>
+      </w:r>
+      <w:r>
+        <w:t xml:space="preserve">исследование имеет специфику работы с пациентами представленного профиля</w:t>
+      </w:r>
+      <w:r>
+        <w:t xml:space="preserve"> </w:t>
+      </w:r>
+      <w:r>
+        <w:t xml:space="preserve">и оценить возможности метода в других много профильных центрах еще</w:t>
+      </w:r>
+      <w:r>
+        <w:t xml:space="preserve"> </w:t>
+      </w:r>
+      <w:r>
+        <w:t xml:space="preserve">придется. Также одним из важных показателей эффективности предлагаемого</w:t>
+      </w:r>
+      <w:r>
+        <w:t xml:space="preserve"> </w:t>
+      </w:r>
+      <w:r>
+        <w:t xml:space="preserve">метода — это оценка смертности, а именно ожидаемое снижение из-за</w:t>
+      </w:r>
+      <w:r>
+        <w:t xml:space="preserve"> </w:t>
+      </w:r>
+      <w:r>
+        <w:t xml:space="preserve">раннего обнаружения новообразования.</w:t>
       </w:r>
     </w:p>
     <w:p>
@@ -8712,373 +7443,217 @@
         <w:pStyle w:val="BodyText"/>
       </w:pPr>
       <w:r>
-        <w:t xml:space="preserve">3D ABUS может применяться при оценке результатов МРТ в качестве</w:t>
-      </w:r>
-      <w:r>
-        <w:t xml:space="preserve"> </w:t>
-      </w:r>
-      <w:r>
-        <w:t xml:space="preserve">уточняющей методики</w:t>
-      </w:r>
-      <w:r>
-        <w:t xml:space="preserve"> </w:t>
-      </w:r>
-      <w:r>
-        <w:t xml:space="preserve">[31,32]</w:t>
-      </w:r>
-      <w:r>
-        <w:t xml:space="preserve">: так, например,</w:t>
-      </w:r>
-      <w:r>
-        <w:t xml:space="preserve"> </w:t>
-      </w:r>
-      <w:r>
-        <w:t xml:space="preserve">3D ABUS превзошла УЗИ в качестве вторичного исследования после</w:t>
-      </w:r>
-      <w:r>
-        <w:t xml:space="preserve"> </w:t>
-      </w:r>
-      <w:r>
-        <w:t xml:space="preserve">проведения МРТ МЖ, выявив дополнительные очаги</w:t>
-      </w:r>
-      <w:r>
-        <w:t xml:space="preserve"> </w:t>
-      </w:r>
-      <w:r>
-        <w:t xml:space="preserve">[33]</w:t>
-      </w:r>
-      <w:r>
-        <w:t xml:space="preserve">.</w:t>
-      </w:r>
-    </w:p>
-    <w:p>
-      <w:pPr>
-        <w:pStyle w:val="BodyText"/>
-      </w:pPr>
-      <w:r>
-        <w:t xml:space="preserve">В работах отечественных исследователей (В.Е. Гажонова, М.П. Ефремова,</w:t>
-      </w:r>
-      <w:r>
-        <w:t xml:space="preserve"> </w:t>
-      </w:r>
-      <w:r>
-        <w:t xml:space="preserve">Е.М. Бачурина, Е.М. Хлюстина, С.Б. Поткин) изучались возможности данной</w:t>
-      </w:r>
-      <w:r>
-        <w:t xml:space="preserve"> </w:t>
-      </w:r>
-      <w:r>
-        <w:t xml:space="preserve">методики в определении типа строения МЖ среди женщин разных возрастных</w:t>
-      </w:r>
-      <w:r>
-        <w:t xml:space="preserve"> </w:t>
-      </w:r>
-      <w:r>
-        <w:t xml:space="preserve">групп, имеющих различную патологию. Полученные ими данные</w:t>
-      </w:r>
-      <w:r>
-        <w:t xml:space="preserve"> </w:t>
-      </w:r>
-      <w:r>
-        <w:t xml:space="preserve">свидетельствовали и значительном увеличении специфичности данного метода</w:t>
-      </w:r>
-      <w:r>
-        <w:t xml:space="preserve"> </w:t>
-      </w:r>
-      <w:r>
-        <w:t xml:space="preserve">(до 96%) у пациенток с типами плотности МЖ с и d, что может иметь важное</w:t>
-      </w:r>
-      <w:r>
-        <w:t xml:space="preserve"> </w:t>
-      </w:r>
-      <w:r>
-        <w:t xml:space="preserve">значение при скрининге женщин данной категории</w:t>
-      </w:r>
-      <w:r>
-        <w:t xml:space="preserve"> </w:t>
-      </w:r>
-      <w:r>
-        <w:t xml:space="preserve">[34]</w:t>
-      </w:r>
-      <w:r>
-        <w:t xml:space="preserve">.</w:t>
-      </w:r>
-    </w:p>
-    <w:p>
-      <w:pPr>
-        <w:pStyle w:val="BodyText"/>
-      </w:pPr>
-      <w:r>
-        <w:t xml:space="preserve">Важным аспектом изучения технолгии 3D-ABUS является время, необходимое</w:t>
-      </w:r>
-      <w:r>
-        <w:t xml:space="preserve"> </w:t>
-      </w:r>
-      <w:r>
-        <w:t xml:space="preserve">для выполнения и изучения изображений. В различных исследования это</w:t>
-      </w:r>
-      <w:r>
-        <w:t xml:space="preserve"> </w:t>
-      </w:r>
-      <w:r>
-        <w:t xml:space="preserve">время колеблется от 12 до 25 минут</w:t>
-      </w:r>
-      <w:r>
-        <w:t xml:space="preserve"> </w:t>
-      </w:r>
-      <w:r>
-        <w:t xml:space="preserve">[35,36]</w:t>
-      </w:r>
-      <w:r>
-        <w:t xml:space="preserve">. Это вопрос</w:t>
-      </w:r>
-      <w:r>
-        <w:t xml:space="preserve"> </w:t>
-      </w:r>
-      <w:r>
-        <w:t xml:space="preserve">ставит важным изучение кривой обучения специалистов и уже в контесте</w:t>
-      </w:r>
-      <w:r>
-        <w:t xml:space="preserve"> </w:t>
-      </w:r>
-      <w:r>
-        <w:t xml:space="preserve">этого требуется уточнение данных об эффективности метода в структуре</w:t>
-      </w:r>
-      <w:r>
-        <w:t xml:space="preserve"> </w:t>
-      </w:r>
-      <w:r>
-        <w:t xml:space="preserve">скрининга.</w:t>
-      </w:r>
-    </w:p>
-    <w:p>
-      <w:pPr>
-        <w:pStyle w:val="BodyText"/>
-      </w:pPr>
-      <w:r>
-        <w:t xml:space="preserve">Arslan A. и коллеги в 2019 году</w:t>
-      </w:r>
-      <w:r>
-        <w:t xml:space="preserve"> </w:t>
-      </w:r>
-      <w:r>
-        <w:t xml:space="preserve">[37]</w:t>
-      </w:r>
-      <w:r>
-        <w:t xml:space="preserve"> </w:t>
-      </w:r>
-      <w:r>
-        <w:t xml:space="preserve">в своем исследовании</w:t>
-      </w:r>
-      <w:r>
-        <w:t xml:space="preserve"> </w:t>
-      </w:r>
-      <w:r>
-        <w:t xml:space="preserve">выявили сокращение времени оценки по мере накопления опыта. Brunetti и</w:t>
-      </w:r>
-      <w:r>
-        <w:t xml:space="preserve"> </w:t>
-      </w:r>
-      <w:r>
-        <w:t xml:space="preserve">коллеги в 2020</w:t>
-      </w:r>
-      <w:r>
-        <w:t xml:space="preserve"> </w:t>
-      </w:r>
-      <w:r>
-        <w:t xml:space="preserve">[38]</w:t>
-      </w:r>
-      <w:r>
-        <w:t xml:space="preserve"> </w:t>
-      </w:r>
-      <w:r>
-        <w:t xml:space="preserve">отмечают проблему более длительной</w:t>
-      </w:r>
-      <w:r>
-        <w:t xml:space="preserve"> </w:t>
-      </w:r>
-      <w:r>
-        <w:t xml:space="preserve">интерпретации и Güldoğan N. и коллеги</w:t>
-      </w:r>
-      <w:r>
-        <w:t xml:space="preserve"> </w:t>
-      </w:r>
-      <w:r>
-        <w:t xml:space="preserve">[39]</w:t>
-      </w:r>
-      <w:r>
-        <w:t xml:space="preserve"> </w:t>
-      </w:r>
-      <w:r>
-        <w:t xml:space="preserve">изучавшие этот</w:t>
-      </w:r>
-      <w:r>
-        <w:t xml:space="preserve"> </w:t>
-      </w:r>
-      <w:r>
-        <w:t xml:space="preserve">отчет пришли к мнению, что это проблема связана с различием в опыте</w:t>
-      </w:r>
-      <w:r>
-        <w:t xml:space="preserve"> </w:t>
-      </w:r>
-      <w:r>
-        <w:t xml:space="preserve">работы рентгенологов с системой. Однако в других исследованиях</w:t>
-      </w:r>
-      <w:r>
-        <w:t xml:space="preserve"> </w:t>
-      </w:r>
-      <w:r>
-        <w:t xml:space="preserve">[5,35,40,41]</w:t>
-      </w:r>
-      <w:r>
-        <w:t xml:space="preserve"> </w:t>
-      </w:r>
-      <w:r>
-        <w:t xml:space="preserve">время интерпретации</w:t>
-      </w:r>
-      <w:r>
-        <w:t xml:space="preserve"> </w:t>
-      </w:r>
-      <w:r>
-        <w:t xml:space="preserve">ABUS было намного меньше времени, необходимого для УЗИ.</w:t>
-      </w:r>
-    </w:p>
-    <w:p>
-      <w:pPr>
-        <w:pStyle w:val="BodyText"/>
-      </w:pPr>
-      <w:r>
-        <w:t xml:space="preserve">Наше исследование имеет некоторые ограничения. Настоящее исследование не</w:t>
-      </w:r>
-      <w:r>
-        <w:t xml:space="preserve"> </w:t>
-      </w:r>
-      <w:r>
-        <w:t xml:space="preserve">учитывает проблему кривых обучения специалистов, включенных в процесс</w:t>
-      </w:r>
-      <w:r>
-        <w:t xml:space="preserve"> </w:t>
-      </w:r>
-      <w:r>
-        <w:t xml:space="preserve">работы. Такой фактор может снизить оказатели эффективности. Исследование</w:t>
-      </w:r>
-      <w:r>
-        <w:t xml:space="preserve"> </w:t>
-      </w:r>
-      <w:r>
-        <w:t xml:space="preserve">является моноцентровым. Центр, в котором проводилось исследование имеет</w:t>
-      </w:r>
-      <w:r>
-        <w:t xml:space="preserve"> </w:t>
-      </w:r>
-      <w:r>
-        <w:t xml:space="preserve">специфику работы с пациентами представленного профиля и оценить</w:t>
-      </w:r>
-      <w:r>
-        <w:t xml:space="preserve"> </w:t>
-      </w:r>
-      <w:r>
-        <w:t xml:space="preserve">возможности метода в других много профильных центрах еще придется. Также</w:t>
-      </w:r>
-      <w:r>
-        <w:t xml:space="preserve"> </w:t>
-      </w:r>
-      <w:r>
-        <w:t xml:space="preserve">одним из важных показателей эффективности предлагаемого метода - это</w:t>
-      </w:r>
-      <w:r>
-        <w:t xml:space="preserve"> </w:t>
-      </w:r>
-      <w:r>
-        <w:t xml:space="preserve">оценка смертноси, а именно ожидаемое снижение из-за реннего обнаружения</w:t>
-      </w:r>
-      <w:r>
-        <w:t xml:space="preserve"> </w:t>
-      </w:r>
-      <w:r>
-        <w:t xml:space="preserve">новообразования.</w:t>
-      </w:r>
-    </w:p>
-    <w:p>
-      <w:pPr>
-        <w:pStyle w:val="BodyText"/>
-      </w:pPr>
-      <w:r>
         <w:t xml:space="preserve">Все эти факторы говорят о том, что требуются дальнейшие исследования</w:t>
       </w:r>
       <w:r>
         <w:t xml:space="preserve"> </w:t>
       </w:r>
       <w:r>
-        <w:t xml:space="preserve">технолгии 3D-ABUS и определения наиболее эффективных алгоритмов</w:t>
-      </w:r>
-      <w:r>
-        <w:t xml:space="preserve"> </w:t>
-      </w:r>
-      <w:r>
-        <w:t xml:space="preserve">скрининга с использовнаием представленной технологии.</w:t>
-      </w:r>
-    </w:p>
-    <w:bookmarkEnd w:id="47"/>
-    <w:bookmarkStart w:id="48" w:name="выводы"/>
+        <w:t xml:space="preserve">технологии 3D-3D-УЗИ и определения наиболее эффективных алгоритмов</w:t>
+      </w:r>
+      <w:r>
+        <w:t xml:space="preserve"> </w:t>
+      </w:r>
+      <w:r>
+        <w:t xml:space="preserve">скрининга с использованием представленной технологии.</w:t>
+      </w:r>
+    </w:p>
+    <w:bookmarkEnd w:id="52"/>
+    <w:bookmarkStart w:id="53" w:name="заключение-conclusion"/>
     <w:p>
       <w:pPr>
         <w:pStyle w:val="Heading2"/>
       </w:pPr>
       <w:r>
-        <w:t xml:space="preserve">Выводы</w:t>
-      </w:r>
-    </w:p>
-    <w:p>
-      <w:pPr>
-        <w:pStyle w:val="FirstParagraph"/>
-      </w:pPr>
-      <w:r>
-        <w:t xml:space="preserve">По результатам нашего исследования диагностическая эффективность, а</w:t>
-      </w:r>
-      <w:r>
-        <w:t xml:space="preserve"> </w:t>
-      </w:r>
-      <w:r>
-        <w:t xml:space="preserve">именно чувствительности, специфичности и точности автоматизированного</w:t>
-      </w:r>
-      <w:r>
-        <w:t xml:space="preserve"> </w:t>
-      </w:r>
-      <w:r>
-        <w:t xml:space="preserve">объемного сканирования молочных желез (ABUS) не хуже УЗИ в B-режиме и</w:t>
-      </w:r>
-      <w:r>
-        <w:t xml:space="preserve"> </w:t>
-      </w:r>
-      <w:r>
-        <w:t xml:space="preserve">маммографического скрининга у женщин возрастной группы 40 лет и старше.</w:t>
-      </w:r>
-      <w:r>
-        <w:t xml:space="preserve"> </w:t>
-      </w:r>
-      <w:r>
-        <w:t xml:space="preserve">3D-ABUS представляется многообещающим дополнительным методом к</w:t>
-      </w:r>
-      <w:r>
-        <w:t xml:space="preserve"> </w:t>
-      </w:r>
-      <w:r>
-        <w:t xml:space="preserve">программам скрининга.</w:t>
-      </w:r>
-    </w:p>
-    <w:bookmarkEnd w:id="48"/>
-    <w:bookmarkStart w:id="128" w:name="список-литературы"/>
+        <w:t xml:space="preserve">Заключение / Conclusion</w:t>
+      </w:r>
+    </w:p>
+    <w:p>
+      <w:pPr>
+        <w:numPr>
+          <w:ilvl w:val="0"/>
+          <w:numId w:val="1002"/>
+        </w:numPr>
+      </w:pPr>
+      <w:r>
+        <w:t xml:space="preserve">Согласно проведенному нами исследованию, диагностическая</w:t>
+      </w:r>
+      <w:r>
+        <w:t xml:space="preserve"> </w:t>
+      </w:r>
+      <w:r>
+        <w:t xml:space="preserve">эффективность автоматизированного 3D-УЗИ молочных желез у пациенток</w:t>
+      </w:r>
+      <w:r>
+        <w:t xml:space="preserve"> </w:t>
+      </w:r>
+      <w:r>
+        <w:t xml:space="preserve">40 лет и старше сопоставима по показателю чувствительности и лучше</w:t>
+      </w:r>
+      <w:r>
+        <w:t xml:space="preserve"> </w:t>
+      </w:r>
+      <w:r>
+        <w:t xml:space="preserve">по показателю точности, специфичности по сравнению с ультразвуковым</w:t>
+      </w:r>
+      <w:r>
+        <w:t xml:space="preserve"> </w:t>
+      </w:r>
+      <w:r>
+        <w:t xml:space="preserve">исследованием в 2D режиме. Также нами выявлено, что методы 3D-УЗИ и</w:t>
+      </w:r>
+      <w:r>
+        <w:t xml:space="preserve"> </w:t>
+      </w:r>
+      <w:r>
+        <w:t xml:space="preserve">2D-УЗИ сопоставимы по определяемым размерам образований.</w:t>
+      </w:r>
+    </w:p>
+    <w:p>
+      <w:pPr>
+        <w:numPr>
+          <w:ilvl w:val="0"/>
+          <w:numId w:val="1002"/>
+        </w:numPr>
+      </w:pPr>
+      <w:r>
+        <w:t xml:space="preserve">Преимущества 3D ультразвукового исследования перед ММГ выявление</w:t>
+      </w:r>
+      <w:r>
+        <w:t xml:space="preserve"> </w:t>
+      </w:r>
+      <w:r>
+        <w:t xml:space="preserve">большего количества образований менее 1см, так же более четкое</w:t>
+      </w:r>
+      <w:r>
+        <w:t xml:space="preserve"> </w:t>
+      </w:r>
+      <w:r>
+        <w:t xml:space="preserve">выявление мультиочаговых поражений.</w:t>
+      </w:r>
+    </w:p>
+    <w:p>
+      <w:pPr>
+        <w:numPr>
+          <w:ilvl w:val="0"/>
+          <w:numId w:val="1002"/>
+        </w:numPr>
+      </w:pPr>
+      <w:r>
+        <w:t xml:space="preserve">3D ультразвуковое исследование предоставило дополнительную</w:t>
+      </w:r>
+      <w:r>
+        <w:t xml:space="preserve"> </w:t>
+      </w:r>
+      <w:r>
+        <w:t xml:space="preserve">информацию о распространенности мультифокального и мультицентричного</w:t>
+      </w:r>
+      <w:r>
+        <w:t xml:space="preserve"> </w:t>
+      </w:r>
+      <w:r>
+        <w:t xml:space="preserve">поражения молочных желез, включая визуализацию анатомии всего</w:t>
+      </w:r>
+      <w:r>
+        <w:t xml:space="preserve"> </w:t>
+      </w:r>
+      <w:r>
+        <w:t xml:space="preserve">органа.</w:t>
+      </w:r>
+    </w:p>
+    <w:p>
+      <w:pPr>
+        <w:numPr>
+          <w:ilvl w:val="0"/>
+          <w:numId w:val="1002"/>
+        </w:numPr>
+      </w:pPr>
+      <w:r>
+        <w:t xml:space="preserve">Ограничения ММГ у пациенток с типом строения С и D по ACR могут быть</w:t>
+      </w:r>
+      <w:r>
+        <w:t xml:space="preserve"> </w:t>
+      </w:r>
+      <w:r>
+        <w:t xml:space="preserve">дополнены 3D ультразвуковым исследованием, что повысит выявление</w:t>
+      </w:r>
+      <w:r>
+        <w:t xml:space="preserve"> </w:t>
+      </w:r>
+      <w:r>
+        <w:t xml:space="preserve">злокачественных образований.</w:t>
+      </w:r>
+    </w:p>
+    <w:p>
+      <w:pPr>
+        <w:numPr>
+          <w:ilvl w:val="0"/>
+          <w:numId w:val="1002"/>
+        </w:numPr>
+      </w:pPr>
+      <w:r>
+        <w:t xml:space="preserve">Дополняя ММГ, 3D ультразвуковое исследование способствует выявлению</w:t>
+      </w:r>
+      <w:r>
+        <w:t xml:space="preserve"> </w:t>
+      </w:r>
+      <w:r>
+        <w:t xml:space="preserve">некальцинированных карцином, скрытых плотной тканью молочной железы,</w:t>
+      </w:r>
+      <w:r>
+        <w:t xml:space="preserve"> </w:t>
+      </w:r>
+      <w:r>
+        <w:t xml:space="preserve">тем не менее ММГ остается основным методом выявления поражений DCIS</w:t>
+      </w:r>
+      <w:r>
+        <w:t xml:space="preserve"> </w:t>
+      </w:r>
+      <w:r>
+        <w:t xml:space="preserve">из-за ее превосходства в обнаружении кальцинатов.</w:t>
+      </w:r>
+    </w:p>
+    <w:p>
+      <w:pPr>
+        <w:numPr>
+          <w:ilvl w:val="0"/>
+          <w:numId w:val="1002"/>
+        </w:numPr>
+      </w:pPr>
+      <w:r>
+        <w:t xml:space="preserve">Учитывая возрастающую сложность обнаружения новообразований при</w:t>
+      </w:r>
+      <w:r>
+        <w:t xml:space="preserve"> </w:t>
+      </w:r>
+      <w:r>
+        <w:t xml:space="preserve">плотной МЖ предлагаемый метод представляет большой интерес и</w:t>
+      </w:r>
+      <w:r>
+        <w:t xml:space="preserve"> </w:t>
+      </w:r>
+      <w:r>
+        <w:t xml:space="preserve">является перспективным направлением развития систем скрининга рака</w:t>
+      </w:r>
+      <w:r>
+        <w:t xml:space="preserve"> </w:t>
+      </w:r>
+      <w:r>
+        <w:t xml:space="preserve">МЖ.</w:t>
+      </w:r>
+    </w:p>
+    <w:bookmarkEnd w:id="53"/>
+    <w:bookmarkStart w:id="110" w:name="список-литературы-references"/>
     <w:p>
       <w:pPr>
         <w:pStyle w:val="Heading2"/>
       </w:pPr>
       <w:r>
-        <w:t xml:space="preserve">Список литературы</w:t>
-      </w:r>
-    </w:p>
-    <w:bookmarkStart w:id="127" w:name="refs"/>
-    <w:bookmarkStart w:id="50" w:name="ref-wilkinson2022"/>
+        <w:t xml:space="preserve">Список литературы [References]</w:t>
+      </w:r>
+    </w:p>
+    <w:bookmarkStart w:id="109" w:name="refs"/>
+    <w:bookmarkStart w:id="55" w:name="ref-wilkinson2022"/>
     <w:p>
       <w:pPr>
         <w:pStyle w:val="Bibliography"/>
@@ -9108,7 +7683,7 @@
       <w:r>
         <w:t xml:space="preserve">. 2022;95(1130). doi:</w:t>
       </w:r>
-      <w:hyperlink r:id="rId49">
+      <w:hyperlink r:id="rId54">
         <w:r>
           <w:rPr>
             <w:rStyle w:val="Hyperlink"/>
@@ -9117,8 +7692,8 @@
         </w:r>
       </w:hyperlink>
     </w:p>
-    <w:bookmarkEnd w:id="50"/>
-    <w:bookmarkStart w:id="52" w:name="ref-boyd2013"/>
+    <w:bookmarkEnd w:id="55"/>
+    <w:bookmarkStart w:id="57" w:name="ref-boyd2013"/>
     <w:p>
       <w:pPr>
         <w:pStyle w:val="Bibliography"/>
@@ -9148,7 +7723,7 @@
       <w:r>
         <w:t xml:space="preserve">. 2013;(33):e57-e62. doi:</w:t>
       </w:r>
-      <w:hyperlink r:id="rId51">
+      <w:hyperlink r:id="rId56">
         <w:r>
           <w:rPr>
             <w:rStyle w:val="Hyperlink"/>
@@ -9157,94 +7732,14 @@
         </w:r>
       </w:hyperlink>
     </w:p>
-    <w:bookmarkEnd w:id="52"/>
-    <w:bookmarkStart w:id="54" w:name="ref-lee2012"/>
+    <w:bookmarkEnd w:id="57"/>
+    <w:bookmarkStart w:id="59" w:name="ref-wilczek2016"/>
     <w:p>
       <w:pPr>
         <w:pStyle w:val="Bibliography"/>
       </w:pPr>
       <w:r>
         <w:t xml:space="preserve">3.</w:t>
-      </w:r>
-      <w:r>
-        <w:t xml:space="preserve"> </w:t>
-      </w:r>
-      <w:r>
-        <w:t xml:space="preserve">	</w:t>
-      </w:r>
-      <w:r>
-        <w:t xml:space="preserve">Lee CI, Bassett LW, Lehman CD. Breast Density Legislation and Opportunities for Patient-centered Outcomes Research.</w:t>
-      </w:r>
-      <w:r>
-        <w:t xml:space="preserve"> </w:t>
-      </w:r>
-      <w:r>
-        <w:rPr>
-          <w:iCs/>
-          <w:i/>
-        </w:rPr>
-        <w:t xml:space="preserve">Radiology</w:t>
-      </w:r>
-      <w:r>
-        <w:t xml:space="preserve">. 2012;264(3):632-636. doi:</w:t>
-      </w:r>
-      <w:hyperlink r:id="rId53">
-        <w:r>
-          <w:rPr>
-            <w:rStyle w:val="Hyperlink"/>
-          </w:rPr>
-          <w:t xml:space="preserve">10.1148/radiol.12120184</w:t>
-        </w:r>
-      </w:hyperlink>
-    </w:p>
-    <w:bookmarkEnd w:id="54"/>
-    <w:bookmarkStart w:id="56" w:name="ref-boyd2007"/>
-    <w:p>
-      <w:pPr>
-        <w:pStyle w:val="Bibliography"/>
-      </w:pPr>
-      <w:r>
-        <w:t xml:space="preserve">4.</w:t>
-      </w:r>
-      <w:r>
-        <w:t xml:space="preserve"> </w:t>
-      </w:r>
-      <w:r>
-        <w:t xml:space="preserve">	</w:t>
-      </w:r>
-      <w:r>
-        <w:t xml:space="preserve">Boyd NF, Guo H, Martin LJ, et al. Mammographic Density and the Risk and Detection of Breast Cancer.</w:t>
-      </w:r>
-      <w:r>
-        <w:t xml:space="preserve"> </w:t>
-      </w:r>
-      <w:r>
-        <w:rPr>
-          <w:iCs/>
-          <w:i/>
-        </w:rPr>
-        <w:t xml:space="preserve">New England Journal of Medicine</w:t>
-      </w:r>
-      <w:r>
-        <w:t xml:space="preserve">. 2007;356(3):227-236. doi:</w:t>
-      </w:r>
-      <w:hyperlink r:id="rId55">
-        <w:r>
-          <w:rPr>
-            <w:rStyle w:val="Hyperlink"/>
-          </w:rPr>
-          <w:t xml:space="preserve">10.1056/nejmoa062790</w:t>
-        </w:r>
-      </w:hyperlink>
-    </w:p>
-    <w:bookmarkEnd w:id="56"/>
-    <w:bookmarkStart w:id="58" w:name="ref-wilczek2016"/>
-    <w:p>
-      <w:pPr>
-        <w:pStyle w:val="Bibliography"/>
-      </w:pPr>
-      <w:r>
-        <w:t xml:space="preserve">5.</w:t>
       </w:r>
       <w:r>
         <w:t xml:space="preserve"> </w:t>
@@ -9268,7 +7763,7 @@
       <w:r>
         <w:t xml:space="preserve">. 2016;85(9):1554-1563. doi:</w:t>
       </w:r>
-      <w:hyperlink r:id="rId57">
+      <w:hyperlink r:id="rId58">
         <w:r>
           <w:rPr>
             <w:rStyle w:val="Hyperlink"/>
@@ -9277,14 +7772,14 @@
         </w:r>
       </w:hyperlink>
     </w:p>
-    <w:bookmarkEnd w:id="58"/>
-    <w:bookmarkStart w:id="60" w:name="ref-harvey2004"/>
+    <w:bookmarkEnd w:id="59"/>
+    <w:bookmarkStart w:id="61" w:name="ref-guo2018"/>
     <w:p>
       <w:pPr>
         <w:pStyle w:val="Bibliography"/>
       </w:pPr>
       <w:r>
-        <w:t xml:space="preserve">6.</w:t>
+        <w:t xml:space="preserve">4.</w:t>
       </w:r>
       <w:r>
         <w:t xml:space="preserve"> </w:t>
@@ -9293,7 +7788,7 @@
         <w:t xml:space="preserve">	</w:t>
       </w:r>
       <w:r>
-        <w:t xml:space="preserve">Harvey JA, Bovbjerg VE. Quantitative Assessment of Mammographic Breast Density: Relationship with Breast Cancer Risk.</w:t>
+        <w:t xml:space="preserve">Guo R, Lu G, Qin B, Fei B. Ultrasound Imaging Technologies for Breast Cancer Detection and Management: A Review.</w:t>
       </w:r>
       <w:r>
         <w:t xml:space="preserve"> </w:t>
@@ -9303,28 +7798,28 @@
           <w:iCs/>
           <w:i/>
         </w:rPr>
-        <w:t xml:space="preserve">Radiology</w:t>
-      </w:r>
-      <w:r>
-        <w:t xml:space="preserve">. 2004;230(1):29-41. doi:</w:t>
-      </w:r>
-      <w:hyperlink r:id="rId59">
+        <w:t xml:space="preserve">Ultrasound in Medicine &amp; Biology</w:t>
+      </w:r>
+      <w:r>
+        <w:t xml:space="preserve">. 2018;44(1):37-70. doi:</w:t>
+      </w:r>
+      <w:hyperlink r:id="rId60">
         <w:r>
           <w:rPr>
             <w:rStyle w:val="Hyperlink"/>
           </w:rPr>
-          <w:t xml:space="preserve">10.1148/radiol.2301020870</w:t>
+          <w:t xml:space="preserve">10.1016/j.ultrasmedbio.2017.09.012</w:t>
         </w:r>
       </w:hyperlink>
     </w:p>
-    <w:bookmarkEnd w:id="60"/>
-    <w:bookmarkStart w:id="62" w:name="ref-ciatto2004"/>
+    <w:bookmarkEnd w:id="61"/>
+    <w:bookmarkStart w:id="63" w:name="ref-berg2009"/>
     <w:p>
       <w:pPr>
         <w:pStyle w:val="Bibliography"/>
       </w:pPr>
       <w:r>
-        <w:t xml:space="preserve">7.</w:t>
+        <w:t xml:space="preserve">5.</w:t>
       </w:r>
       <w:r>
         <w:t xml:space="preserve"> </w:t>
@@ -9333,109 +7828,7 @@
         <w:t xml:space="preserve">	</w:t>
       </w:r>
       <w:r>
-        <w:t xml:space="preserve">Ciatto S, Visioli C, Paci E, Zappa M. Breast density as a determinant of interval cancer at mammographic screening.</w:t>
-      </w:r>
-      <w:r>
-        <w:t xml:space="preserve"> </w:t>
-      </w:r>
-      <w:r>
-        <w:rPr>
-          <w:iCs/>
-          <w:i/>
-        </w:rPr>
-        <w:t xml:space="preserve">British Journal of Cancer</w:t>
-      </w:r>
-      <w:r>
-        <w:t xml:space="preserve">. 2004;90(2):393-396. doi:</w:t>
-      </w:r>
-      <w:hyperlink r:id="rId61">
-        <w:r>
-          <w:rPr>
-            <w:rStyle w:val="Hyperlink"/>
-          </w:rPr>
-          <w:t xml:space="preserve">10.1038/sj.bjc.6601548</w:t>
-        </w:r>
-      </w:hyperlink>
-    </w:p>
-    <w:bookmarkEnd w:id="62"/>
-    <w:bookmarkStart w:id="64" w:name="ref-strand2016"/>
-    <w:p>
-      <w:pPr>
-        <w:pStyle w:val="Bibliography"/>
-      </w:pPr>
-      <w:r>
-        <w:t xml:space="preserve">8.</w:t>
-      </w:r>
-      <w:r>
-        <w:t xml:space="preserve"> </w:t>
-      </w:r>
-      <w:r>
-        <w:t xml:space="preserve">	</w:t>
-      </w:r>
-      <w:r>
-        <w:t xml:space="preserve">Strand F, Humphreys K, Eriksson M, et al. Longitudinal fluctuation in mammographic percent density differentiates between interval and screen</w:t>
-      </w:r>
-      <w:r>
-        <w:t xml:space="preserve">-</w:t>
-      </w:r>
-      <w:r>
-        <w:t xml:space="preserve">detected breast cancer.</w:t>
-      </w:r>
-      <w:r>
-        <w:t xml:space="preserve"> </w:t>
-      </w:r>
-      <w:r>
-        <w:rPr>
-          <w:iCs/>
-          <w:i/>
-        </w:rPr>
-        <w:t xml:space="preserve">International Journal of Cancer</w:t>
-      </w:r>
-      <w:r>
-        <w:t xml:space="preserve">. 2016;140(1):34-40. doi:</w:t>
-      </w:r>
-      <w:hyperlink r:id="rId63">
-        <w:r>
-          <w:rPr>
-            <w:rStyle w:val="Hyperlink"/>
-          </w:rPr>
-          <w:t xml:space="preserve">10.1002/ijc.30427</w:t>
-        </w:r>
-      </w:hyperlink>
-    </w:p>
-    <w:bookmarkEnd w:id="64"/>
-    <w:bookmarkStart w:id="66" w:name="ref-leconte2003"/>
-    <w:p>
-      <w:pPr>
-        <w:pStyle w:val="Bibliography"/>
-      </w:pPr>
-      <w:r>
-        <w:t xml:space="preserve">9.</w:t>
-      </w:r>
-      <w:r>
-        <w:t xml:space="preserve"> </w:t>
-      </w:r>
-      <w:r>
-        <w:t xml:space="preserve">	</w:t>
-      </w:r>
-      <w:r>
-        <w:t xml:space="preserve">Leconte I, Feger C, Galant C, et al.</w:t>
-      </w:r>
-      <w:r>
-        <w:t xml:space="preserve"> </w:t>
-      </w:r>
-      <w:r>
-        <w:rPr>
-          <w:bCs/>
-          <w:b/>
-        </w:rPr>
-        <w:t xml:space="preserve">Mammography and Subsequent Whole-Breast Sonography of Nonpalpable Breast Cancers:</w:t>
-      </w:r>
-      <w:r>
-        <w:t xml:space="preserve"> </w:t>
-      </w:r>
-      <w:r>
-        <w:t xml:space="preserve">The Importance of Radiologic Breast Density.</w:t>
+        <w:t xml:space="preserve">Berg WA. Tailored Supplemental Screening for Breast Cancer: What Now and What Next?</w:t>
       </w:r>
       <w:r>
         <w:t xml:space="preserve"> </w:t>
@@ -9448,49 +7841,9 @@
         <w:t xml:space="preserve">American Journal of Roentgenology</w:t>
       </w:r>
       <w:r>
-        <w:t xml:space="preserve">. 2003;180(6):1675-1679. doi:</w:t>
-      </w:r>
-      <w:hyperlink r:id="rId65">
-        <w:r>
-          <w:rPr>
-            <w:rStyle w:val="Hyperlink"/>
-          </w:rPr>
-          <w:t xml:space="preserve">10.2214/ajr.180.6.1801675</w:t>
-        </w:r>
-      </w:hyperlink>
-    </w:p>
-    <w:bookmarkEnd w:id="66"/>
-    <w:bookmarkStart w:id="68" w:name="ref-berg2009"/>
-    <w:p>
-      <w:pPr>
-        <w:pStyle w:val="Bibliography"/>
-      </w:pPr>
-      <w:r>
-        <w:t xml:space="preserve">10.</w:t>
-      </w:r>
-      <w:r>
-        <w:t xml:space="preserve"> </w:t>
-      </w:r>
-      <w:r>
-        <w:t xml:space="preserve">	</w:t>
-      </w:r>
-      <w:r>
-        <w:t xml:space="preserve">Berg WA. Tailored Supplemental Screening for Breast Cancer: What Now and What Next?</w:t>
-      </w:r>
-      <w:r>
-        <w:t xml:space="preserve"> </w:t>
-      </w:r>
-      <w:r>
-        <w:rPr>
-          <w:iCs/>
-          <w:i/>
-        </w:rPr>
-        <w:t xml:space="preserve">American Journal of Roentgenology</w:t>
-      </w:r>
-      <w:r>
         <w:t xml:space="preserve">. 2009;192(2):390-399. doi:</w:t>
       </w:r>
-      <w:hyperlink r:id="rId67">
+      <w:hyperlink r:id="rId62">
         <w:r>
           <w:rPr>
             <w:rStyle w:val="Hyperlink"/>
@@ -9499,14 +7852,303 @@
         </w:r>
       </w:hyperlink>
     </w:p>
-    <w:bookmarkEnd w:id="68"/>
-    <w:bookmarkStart w:id="70" w:name="ref-vourtsis2019"/>
+    <w:bookmarkEnd w:id="63"/>
+    <w:bookmarkStart w:id="65" w:name="ref-jia2020"/>
     <w:p>
       <w:pPr>
         <w:pStyle w:val="Bibliography"/>
       </w:pPr>
       <w:r>
+        <w:t xml:space="preserve">6.</w:t>
+      </w:r>
+      <w:r>
+        <w:t xml:space="preserve"> </w:t>
+      </w:r>
+      <w:r>
+        <w:t xml:space="preserve">	</w:t>
+      </w:r>
+      <w:r>
+        <w:t xml:space="preserve">Jia M, Lin X, Zhou X, et al. Diagnostic performance of automated breast ultrasound and handheld ultrasound in women with dense breasts.</w:t>
+      </w:r>
+      <w:r>
+        <w:t xml:space="preserve"> </w:t>
+      </w:r>
+      <w:r>
+        <w:rPr>
+          <w:iCs/>
+          <w:i/>
+        </w:rPr>
+        <w:t xml:space="preserve">Breast Cancer Research and Treatment</w:t>
+      </w:r>
+      <w:r>
+        <w:t xml:space="preserve">. 2020;181(3):589-597. doi:</w:t>
+      </w:r>
+      <w:hyperlink r:id="rId64">
+        <w:r>
+          <w:rPr>
+            <w:rStyle w:val="Hyperlink"/>
+          </w:rPr>
+          <w:t xml:space="preserve">10.1007/s10549-020-05625-2</w:t>
+        </w:r>
+      </w:hyperlink>
+    </w:p>
+    <w:bookmarkEnd w:id="65"/>
+    <w:bookmarkStart w:id="67" w:name="ref-zanotel2017"/>
+    <w:p>
+      <w:pPr>
+        <w:pStyle w:val="Bibliography"/>
+      </w:pPr>
+      <w:r>
+        <w:t xml:space="preserve">7.</w:t>
+      </w:r>
+      <w:r>
+        <w:t xml:space="preserve"> </w:t>
+      </w:r>
+      <w:r>
+        <w:t xml:space="preserve">	</w:t>
+      </w:r>
+      <w:r>
+        <w:t xml:space="preserve">Zanotel M, Bednarova I, Londero V, et al. Automated breast ultrasound: basic principles and emerging clinical applications.</w:t>
+      </w:r>
+      <w:r>
+        <w:t xml:space="preserve"> </w:t>
+      </w:r>
+      <w:r>
+        <w:rPr>
+          <w:iCs/>
+          <w:i/>
+        </w:rPr>
+        <w:t xml:space="preserve">La radiologia medica</w:t>
+      </w:r>
+      <w:r>
+        <w:t xml:space="preserve">. 2017;123(1):1-12. doi:</w:t>
+      </w:r>
+      <w:hyperlink r:id="rId66">
+        <w:r>
+          <w:rPr>
+            <w:rStyle w:val="Hyperlink"/>
+          </w:rPr>
+          <w:t xml:space="preserve">10.1007/s11547-017-0805-z</w:t>
+        </w:r>
+      </w:hyperlink>
+    </w:p>
+    <w:bookmarkEnd w:id="67"/>
+    <w:bookmarkStart w:id="69" w:name="ref-xin2021"/>
+    <w:p>
+      <w:pPr>
+        <w:pStyle w:val="Bibliography"/>
+      </w:pPr>
+      <w:r>
+        <w:t xml:space="preserve">8.</w:t>
+      </w:r>
+      <w:r>
+        <w:t xml:space="preserve"> </w:t>
+      </w:r>
+      <w:r>
+        <w:t xml:space="preserve">	</w:t>
+      </w:r>
+      <w:r>
+        <w:t xml:space="preserve">Xin Y, Zhang X, Yang Y, et al. A multicenter, hospital-based and non-inferiority study for diagnostic efficacy of automated whole breast ultrasound for breast cancer in China.</w:t>
+      </w:r>
+      <w:r>
+        <w:t xml:space="preserve"> </w:t>
+      </w:r>
+      <w:r>
+        <w:rPr>
+          <w:iCs/>
+          <w:i/>
+        </w:rPr>
+        <w:t xml:space="preserve">Scientific Reports</w:t>
+      </w:r>
+      <w:r>
+        <w:t xml:space="preserve">. 2021;11(1). doi:</w:t>
+      </w:r>
+      <w:hyperlink r:id="rId68">
+        <w:r>
+          <w:rPr>
+            <w:rStyle w:val="Hyperlink"/>
+          </w:rPr>
+          <w:t xml:space="preserve">10.1038/s41598-021-93350-1</w:t>
+        </w:r>
+      </w:hyperlink>
+    </w:p>
+    <w:bookmarkEnd w:id="69"/>
+    <w:bookmarkStart w:id="71" w:name="ref-busko2024"/>
+    <w:p>
+      <w:pPr>
+        <w:pStyle w:val="Bibliography"/>
+      </w:pPr>
+      <w:r>
+        <w:t xml:space="preserve">9.</w:t>
+      </w:r>
+      <w:r>
+        <w:t xml:space="preserve"> </w:t>
+      </w:r>
+      <w:r>
+        <w:t xml:space="preserve">	</w:t>
+      </w:r>
+      <w:r>
+        <w:t xml:space="preserve">Busko EA, Semiglazov VV, Rozhkova NI, et al. Three-dimensional automated breast ultrasound</w:t>
+      </w:r>
+      <w:r>
+        <w:t xml:space="preserve"> </w:t>
+      </w:r>
+      <w:r>
+        <w:t xml:space="preserve"> </w:t>
+      </w:r>
+      <w:r>
+        <w:t xml:space="preserve">a supplemental screening tool.</w:t>
+      </w:r>
+      <w:r>
+        <w:t xml:space="preserve"> </w:t>
+      </w:r>
+      <w:r>
+        <w:rPr>
+          <w:iCs/>
+          <w:i/>
+        </w:rPr>
+        <w:t xml:space="preserve">Tumors of female reproductive system</w:t>
+      </w:r>
+      <w:r>
+        <w:t xml:space="preserve">. 2024;20(1):24-30. doi:</w:t>
+      </w:r>
+      <w:hyperlink r:id="rId70">
+        <w:r>
+          <w:rPr>
+            <w:rStyle w:val="Hyperlink"/>
+          </w:rPr>
+          <w:t xml:space="preserve">10.17650/1994-4098-2024-20-1-24-30</w:t>
+        </w:r>
+      </w:hyperlink>
+    </w:p>
+    <w:bookmarkEnd w:id="71"/>
+    <w:bookmarkStart w:id="73" w:name="ref-rozhkova2021"/>
+    <w:p>
+      <w:pPr>
+        <w:pStyle w:val="Bibliography"/>
+      </w:pPr>
+      <w:r>
+        <w:t xml:space="preserve">10.</w:t>
+      </w:r>
+      <w:r>
+        <w:t xml:space="preserve"> </w:t>
+      </w:r>
+      <w:r>
+        <w:t xml:space="preserve">	</w:t>
+      </w:r>
+      <w:r>
+        <w:t xml:space="preserve">Rozhkova NI, Burdina II, Zapirova SB, et al. Diversity of non-palpable breast cancer. Timely diagnosis, adequate treatment and prevention.</w:t>
+      </w:r>
+      <w:r>
+        <w:t xml:space="preserve"> </w:t>
+      </w:r>
+      <w:r>
+        <w:rPr>
+          <w:iCs/>
+          <w:i/>
+        </w:rPr>
+        <w:t xml:space="preserve">Medical alphabet</w:t>
+      </w:r>
+      <w:r>
+        <w:t xml:space="preserve">. 2021;(38):34-40. doi:</w:t>
+      </w:r>
+      <w:hyperlink r:id="rId72">
+        <w:r>
+          <w:rPr>
+            <w:rStyle w:val="Hyperlink"/>
+          </w:rPr>
+          <w:t xml:space="preserve">10.33667/2078-5631-2020-38-34-40</w:t>
+        </w:r>
+      </w:hyperlink>
+    </w:p>
+    <w:bookmarkEnd w:id="73"/>
+    <w:bookmarkStart w:id="75" w:name="ref-garanina2023"/>
+    <w:p>
+      <w:pPr>
+        <w:pStyle w:val="Bibliography"/>
+      </w:pPr>
+      <w:r>
         <w:t xml:space="preserve">11.</w:t>
+      </w:r>
+      <w:r>
+        <w:t xml:space="preserve"> </w:t>
+      </w:r>
+      <w:r>
+        <w:t xml:space="preserve">	</w:t>
+      </w:r>
+      <w:r>
+        <w:t xml:space="preserve">Garanina AE, Kholin AV. Modern methods of imaging of breast neoplasms (literature review).</w:t>
+      </w:r>
+      <w:r>
+        <w:t xml:space="preserve"> </w:t>
+      </w:r>
+      <w:r>
+        <w:rPr>
+          <w:iCs/>
+          <w:i/>
+        </w:rPr>
+        <w:t xml:space="preserve">Journal of oncology: diagnostic radiology and radiotherapy</w:t>
+      </w:r>
+      <w:r>
+        <w:t xml:space="preserve">. 2023;6(3):41-48. doi:</w:t>
+      </w:r>
+      <w:hyperlink r:id="rId74">
+        <w:r>
+          <w:rPr>
+            <w:rStyle w:val="Hyperlink"/>
+          </w:rPr>
+          <w:t xml:space="preserve">10.37174/2587-7593-2023-6-3-41-48</w:t>
+        </w:r>
+      </w:hyperlink>
+    </w:p>
+    <w:bookmarkEnd w:id="75"/>
+    <w:bookmarkStart w:id="77" w:name="ref-xiao2015"/>
+    <w:p>
+      <w:pPr>
+        <w:pStyle w:val="Bibliography"/>
+      </w:pPr>
+      <w:r>
+        <w:t xml:space="preserve">12.</w:t>
+      </w:r>
+      <w:r>
+        <w:t xml:space="preserve"> </w:t>
+      </w:r>
+      <w:r>
+        <w:t xml:space="preserve">	</w:t>
+      </w:r>
+      <w:r>
+        <w:t xml:space="preserve">Xiao Y, Chen Z, Zhou Q, Wang Z. The efficacy of automated breast volume scanning over conventional ultrasonography among patients with breast lesions.</w:t>
+      </w:r>
+      <w:r>
+        <w:t xml:space="preserve"> </w:t>
+      </w:r>
+      <w:r>
+        <w:rPr>
+          <w:iCs/>
+          <w:i/>
+        </w:rPr>
+        <w:t xml:space="preserve">International Journal of Gynecology &amp; Obstetrics</w:t>
+      </w:r>
+      <w:r>
+        <w:t xml:space="preserve">. 2015;131(3):293-296. doi:</w:t>
+      </w:r>
+      <w:hyperlink r:id="rId76">
+        <w:r>
+          <w:rPr>
+            <w:rStyle w:val="Hyperlink"/>
+          </w:rPr>
+          <w:t xml:space="preserve">10.1016/j.ijgo.2015.05.036</w:t>
+        </w:r>
+      </w:hyperlink>
+    </w:p>
+    <w:bookmarkEnd w:id="77"/>
+    <w:bookmarkStart w:id="79" w:name="ref-vourtsis2019"/>
+    <w:p>
+      <w:pPr>
+        <w:pStyle w:val="Bibliography"/>
+      </w:pPr>
+      <w:r>
+        <w:t xml:space="preserve">13.</w:t>
       </w:r>
       <w:r>
         <w:t xml:space="preserve"> </w:t>
@@ -9530,7 +8172,7 @@
       <w:r>
         <w:t xml:space="preserve">. 2019;100(10):579-592. doi:</w:t>
       </w:r>
-      <w:hyperlink r:id="rId69">
+      <w:hyperlink r:id="rId78">
         <w:r>
           <w:rPr>
             <w:rStyle w:val="Hyperlink"/>
@@ -9539,14 +8181,14 @@
         </w:r>
       </w:hyperlink>
     </w:p>
-    <w:bookmarkEnd w:id="70"/>
-    <w:bookmarkStart w:id="72" w:name="ref-jia2020"/>
+    <w:bookmarkEnd w:id="79"/>
+    <w:bookmarkStart w:id="81" w:name="ref-golatta2013"/>
     <w:p>
       <w:pPr>
         <w:pStyle w:val="Bibliography"/>
       </w:pPr>
       <w:r>
-        <w:t xml:space="preserve">12.</w:t>
+        <w:t xml:space="preserve">14.</w:t>
       </w:r>
       <w:r>
         <w:t xml:space="preserve"> </w:t>
@@ -9555,247 +8197,7 @@
         <w:t xml:space="preserve">	</w:t>
       </w:r>
       <w:r>
-        <w:t xml:space="preserve">Jia M, Lin X, Zhou X, et al. Diagnostic performance of automated breast ultrasound and handheld ultrasound in women with dense breasts.</w:t>
-      </w:r>
-      <w:r>
-        <w:t xml:space="preserve"> </w:t>
-      </w:r>
-      <w:r>
-        <w:rPr>
-          <w:iCs/>
-          <w:i/>
-        </w:rPr>
-        <w:t xml:space="preserve">Breast Cancer Research and Treatment</w:t>
-      </w:r>
-      <w:r>
-        <w:t xml:space="preserve">. 2020;181(3):589-597. doi:</w:t>
-      </w:r>
-      <w:hyperlink r:id="rId71">
-        <w:r>
-          <w:rPr>
-            <w:rStyle w:val="Hyperlink"/>
-          </w:rPr>
-          <w:t xml:space="preserve">10.1007/s10549-020-05625-2</w:t>
-        </w:r>
-      </w:hyperlink>
-    </w:p>
-    <w:bookmarkEnd w:id="72"/>
-    <w:bookmarkStart w:id="74" w:name="ref-zanotel2017"/>
-    <w:p>
-      <w:pPr>
-        <w:pStyle w:val="Bibliography"/>
-      </w:pPr>
-      <w:r>
-        <w:t xml:space="preserve">13.</w:t>
-      </w:r>
-      <w:r>
-        <w:t xml:space="preserve"> </w:t>
-      </w:r>
-      <w:r>
-        <w:t xml:space="preserve">	</w:t>
-      </w:r>
-      <w:r>
-        <w:t xml:space="preserve">Zanotel M, Bednarova I, Londero V, et al. Automated breast ultrasound: basic principles and emerging clinical applications.</w:t>
-      </w:r>
-      <w:r>
-        <w:t xml:space="preserve"> </w:t>
-      </w:r>
-      <w:r>
-        <w:rPr>
-          <w:iCs/>
-          <w:i/>
-        </w:rPr>
-        <w:t xml:space="preserve">La radiologia medica</w:t>
-      </w:r>
-      <w:r>
-        <w:t xml:space="preserve">. 2017;123(1):1-12. doi:</w:t>
-      </w:r>
-      <w:hyperlink r:id="rId73">
-        <w:r>
-          <w:rPr>
-            <w:rStyle w:val="Hyperlink"/>
-          </w:rPr>
-          <w:t xml:space="preserve">10.1007/s11547-017-0805-z</w:t>
-        </w:r>
-      </w:hyperlink>
-    </w:p>
-    <w:bookmarkEnd w:id="74"/>
-    <w:bookmarkStart w:id="76" w:name="ref-xin2021"/>
-    <w:p>
-      <w:pPr>
-        <w:pStyle w:val="Bibliography"/>
-      </w:pPr>
-      <w:r>
-        <w:t xml:space="preserve">14.</w:t>
-      </w:r>
-      <w:r>
-        <w:t xml:space="preserve"> </w:t>
-      </w:r>
-      <w:r>
-        <w:t xml:space="preserve">	</w:t>
-      </w:r>
-      <w:r>
-        <w:t xml:space="preserve">Xin Y, Zhang X, Yang Y, et al. A multicenter, hospital-based and non-inferiority study for diagnostic efficacy of automated whole breast ultrasound for breast cancer in China.</w:t>
-      </w:r>
-      <w:r>
-        <w:t xml:space="preserve"> </w:t>
-      </w:r>
-      <w:r>
-        <w:rPr>
-          <w:iCs/>
-          <w:i/>
-        </w:rPr>
-        <w:t xml:space="preserve">Scientific Reports</w:t>
-      </w:r>
-      <w:r>
-        <w:t xml:space="preserve">. 2021;11(1). doi:</w:t>
-      </w:r>
-      <w:hyperlink r:id="rId75">
-        <w:r>
-          <w:rPr>
-            <w:rStyle w:val="Hyperlink"/>
-          </w:rPr>
-          <w:t xml:space="preserve">10.1038/s41598-021-93350-1</w:t>
-        </w:r>
-      </w:hyperlink>
-    </w:p>
-    <w:bookmarkEnd w:id="76"/>
-    <w:bookmarkStart w:id="78" w:name="ref-bodewes2022"/>
-    <w:p>
-      <w:pPr>
-        <w:pStyle w:val="Bibliography"/>
-      </w:pPr>
-      <w:r>
-        <w:t xml:space="preserve">15.</w:t>
-      </w:r>
-      <w:r>
-        <w:t xml:space="preserve"> </w:t>
-      </w:r>
-      <w:r>
-        <w:t xml:space="preserve">	</w:t>
-      </w:r>
-      <w:r>
-        <w:t xml:space="preserve">Bodewes FTH, Asselt AA van, Dorrius MD, Greuter MJW, Bock GH de. Mammographic breast density and the risk of breast cancer: A systematic review and meta-analysis.</w:t>
-      </w:r>
-      <w:r>
-        <w:t xml:space="preserve"> </w:t>
-      </w:r>
-      <w:r>
-        <w:rPr>
-          <w:iCs/>
-          <w:i/>
-        </w:rPr>
-        <w:t xml:space="preserve">The Breast</w:t>
-      </w:r>
-      <w:r>
-        <w:t xml:space="preserve">. 2022;66:62-68. doi:</w:t>
-      </w:r>
-      <w:hyperlink r:id="rId77">
-        <w:r>
-          <w:rPr>
-            <w:rStyle w:val="Hyperlink"/>
-          </w:rPr>
-          <w:t xml:space="preserve">10.1016/j.breast.2022.09.007</w:t>
-        </w:r>
-      </w:hyperlink>
-    </w:p>
-    <w:bookmarkEnd w:id="78"/>
-    <w:bookmarkStart w:id="80" w:name="ref-wanders2016"/>
-    <w:p>
-      <w:pPr>
-        <w:pStyle w:val="Bibliography"/>
-      </w:pPr>
-      <w:r>
-        <w:t xml:space="preserve">16.</w:t>
-      </w:r>
-      <w:r>
-        <w:t xml:space="preserve"> </w:t>
-      </w:r>
-      <w:r>
-        <w:t xml:space="preserve">	</w:t>
-      </w:r>
-      <w:r>
-        <w:t xml:space="preserve">Wanders JOP, Holland K, Veldhuis WB, et al. Volumetric breast density affects performance of digital screening mammography.</w:t>
-      </w:r>
-      <w:r>
-        <w:t xml:space="preserve"> </w:t>
-      </w:r>
-      <w:r>
-        <w:rPr>
-          <w:iCs/>
-          <w:i/>
-        </w:rPr>
-        <w:t xml:space="preserve">Breast Cancer Research and Treatment</w:t>
-      </w:r>
-      <w:r>
-        <w:t xml:space="preserve">. 2016;162(1):95-103. doi:</w:t>
-      </w:r>
-      <w:hyperlink r:id="rId79">
-        <w:r>
-          <w:rPr>
-            <w:rStyle w:val="Hyperlink"/>
-          </w:rPr>
-          <w:t xml:space="preserve">10.1007/s10549-016-4090-7</w:t>
-        </w:r>
-      </w:hyperlink>
-    </w:p>
-    <w:bookmarkEnd w:id="80"/>
-    <w:bookmarkStart w:id="82" w:name="ref-demunck2020"/>
-    <w:p>
-      <w:pPr>
-        <w:pStyle w:val="Bibliography"/>
-      </w:pPr>
-      <w:r>
-        <w:t xml:space="preserve">17.</w:t>
-      </w:r>
-      <w:r>
-        <w:t xml:space="preserve"> </w:t>
-      </w:r>
-      <w:r>
-        <w:t xml:space="preserve">	</w:t>
-      </w:r>
-      <w:r>
-        <w:t xml:space="preserve">Munck L de, Siesling S, Fracheboud J, Heeten GJ den, Broeders MJM, Bock GH de. Impact of mammographic screening and advanced cancer definition on the percentage of advanced-stage cancers in a steady-state breast screening programme in the Netherlands.</w:t>
-      </w:r>
-      <w:r>
-        <w:t xml:space="preserve"> </w:t>
-      </w:r>
-      <w:r>
-        <w:rPr>
-          <w:iCs/>
-          <w:i/>
-        </w:rPr>
-        <w:t xml:space="preserve">British Journal of Cancer</w:t>
-      </w:r>
-      <w:r>
-        <w:t xml:space="preserve">. 2020;123(7):1191-1197. doi:</w:t>
-      </w:r>
-      <w:hyperlink r:id="rId81">
-        <w:r>
-          <w:rPr>
-            <w:rStyle w:val="Hyperlink"/>
-          </w:rPr>
-          <w:t xml:space="preserve">10.1038/s41416-020-0968-6</w:t>
-        </w:r>
-      </w:hyperlink>
-    </w:p>
-    <w:bookmarkEnd w:id="82"/>
-    <w:bookmarkStart w:id="84" w:name="ref-wang2012"/>
-    <w:p>
-      <w:pPr>
-        <w:pStyle w:val="Bibliography"/>
-      </w:pPr>
-      <w:r>
-        <w:t xml:space="preserve">18.</w:t>
-      </w:r>
-      <w:r>
-        <w:t xml:space="preserve"> </w:t>
-      </w:r>
-      <w:r>
-        <w:t xml:space="preserve">	</w:t>
-      </w:r>
-      <w:r>
-        <w:t xml:space="preserve">Wang HY, Jiang YX, Zhu QL, et al. Differentiation of benign and malignant breast lesions: A comparison between automatically generated breast volume scans and handheld ultrasound examinations.</w:t>
+        <w:t xml:space="preserve">Golatta M, Franz D, Harcos A, et al. Interobserver reliability of automated breast volume scanner (ABVS) interpretation and agreement of ABVS findings with hand held breast ultrasound (HHUS), mammography and pathology results.</w:t>
       </w:r>
       <w:r>
         <w:t xml:space="preserve"> </w:t>
@@ -9808,241 +8210,9 @@
         <w:t xml:space="preserve">European Journal of Radiology</w:t>
       </w:r>
       <w:r>
-        <w:t xml:space="preserve">. 2012;81(11):3190-3200. doi:</w:t>
-      </w:r>
-      <w:hyperlink r:id="rId83">
-        <w:r>
-          <w:rPr>
-            <w:rStyle w:val="Hyperlink"/>
-          </w:rPr>
-          <w:t xml:space="preserve">10.1016/j.ejrad.2012.01.034</w:t>
-        </w:r>
-      </w:hyperlink>
-    </w:p>
-    <w:bookmarkEnd w:id="84"/>
-    <w:bookmarkStart w:id="86" w:name="ref-xiao2015"/>
-    <w:p>
-      <w:pPr>
-        <w:pStyle w:val="Bibliography"/>
-      </w:pPr>
-      <w:r>
-        <w:t xml:space="preserve">19.</w:t>
-      </w:r>
-      <w:r>
-        <w:t xml:space="preserve"> </w:t>
-      </w:r>
-      <w:r>
-        <w:t xml:space="preserve">	</w:t>
-      </w:r>
-      <w:r>
-        <w:t xml:space="preserve">Xiao Y, Chen Z, Zhou Q, Wang Z. The efficacy of automated breast volume scanning over conventional ultrasonography among patients with breast lesions.</w:t>
-      </w:r>
-      <w:r>
-        <w:t xml:space="preserve"> </w:t>
-      </w:r>
-      <w:r>
-        <w:rPr>
-          <w:iCs/>
-          <w:i/>
-        </w:rPr>
-        <w:t xml:space="preserve">International Journal of Gynecology &amp; Obstetrics</w:t>
-      </w:r>
-      <w:r>
-        <w:t xml:space="preserve">. 2015;131(3):293-296. doi:</w:t>
-      </w:r>
-      <w:hyperlink r:id="rId85">
-        <w:r>
-          <w:rPr>
-            <w:rStyle w:val="Hyperlink"/>
-          </w:rPr>
-          <w:t xml:space="preserve">10.1016/j.ijgo.2015.05.036</w:t>
-        </w:r>
-      </w:hyperlink>
-    </w:p>
-    <w:bookmarkEnd w:id="86"/>
-    <w:bookmarkStart w:id="88" w:name="ref-wang2012a"/>
-    <w:p>
-      <w:pPr>
-        <w:pStyle w:val="Bibliography"/>
-      </w:pPr>
-      <w:r>
-        <w:t xml:space="preserve">20.</w:t>
-      </w:r>
-      <w:r>
-        <w:t xml:space="preserve"> </w:t>
-      </w:r>
-      <w:r>
-        <w:t xml:space="preserve">	</w:t>
-      </w:r>
-      <w:r>
-        <w:t xml:space="preserve">Wang ZL, Xw JH, Li JL, Huang Y, Tang J. Comparison of automated breast volume scanning to hand-held ultrasound and mammography.</w:t>
-      </w:r>
-      <w:r>
-        <w:t xml:space="preserve"> </w:t>
-      </w:r>
-      <w:r>
-        <w:rPr>
-          <w:iCs/>
-          <w:i/>
-        </w:rPr>
-        <w:t xml:space="preserve">La radiologia medica</w:t>
-      </w:r>
-      <w:r>
-        <w:t xml:space="preserve">. 2012;117(8):1287-1293. doi:</w:t>
-      </w:r>
-      <w:hyperlink r:id="rId87">
-        <w:r>
-          <w:rPr>
-            <w:rStyle w:val="Hyperlink"/>
-          </w:rPr>
-          <w:t xml:space="preserve">10.1007/s11547-012-0836-4</w:t>
-        </w:r>
-      </w:hyperlink>
-    </w:p>
-    <w:bookmarkEnd w:id="88"/>
-    <w:bookmarkStart w:id="90" w:name="ref-lin2012"/>
-    <w:p>
-      <w:pPr>
-        <w:pStyle w:val="Bibliography"/>
-      </w:pPr>
-      <w:r>
-        <w:t xml:space="preserve">21.</w:t>
-      </w:r>
-      <w:r>
-        <w:t xml:space="preserve"> </w:t>
-      </w:r>
-      <w:r>
-        <w:t xml:space="preserve">	</w:t>
-      </w:r>
-      <w:r>
-        <w:t xml:space="preserve">Lin X, Wang J, Han F, Fu J, Li A. Analysis of eighty-one cases with breast lesions using automated breast volume scanner and comparison with handheld ultrasound.</w:t>
-      </w:r>
-      <w:r>
-        <w:t xml:space="preserve"> </w:t>
-      </w:r>
-      <w:r>
-        <w:rPr>
-          <w:iCs/>
-          <w:i/>
-        </w:rPr>
-        <w:t xml:space="preserve">European Journal of Radiology</w:t>
-      </w:r>
-      <w:r>
-        <w:t xml:space="preserve">. 2012;81(5):873-878. doi:</w:t>
-      </w:r>
-      <w:hyperlink r:id="rId89">
-        <w:r>
-          <w:rPr>
-            <w:rStyle w:val="Hyperlink"/>
-          </w:rPr>
-          <w:t xml:space="preserve">10.1016/j.ejrad.2011.02.038</w:t>
-        </w:r>
-      </w:hyperlink>
-    </w:p>
-    <w:bookmarkEnd w:id="90"/>
-    <w:bookmarkStart w:id="92" w:name="ref-kim2013"/>
-    <w:p>
-      <w:pPr>
-        <w:pStyle w:val="Bibliography"/>
-      </w:pPr>
-      <w:r>
-        <w:t xml:space="preserve">22.</w:t>
-      </w:r>
-      <w:r>
-        <w:t xml:space="preserve"> </w:t>
-      </w:r>
-      <w:r>
-        <w:t xml:space="preserve">	</w:t>
-      </w:r>
-      <w:r>
-        <w:t xml:space="preserve">Kim SH, Kang BJ, Choi BG, et al. Radiologists’ Performance for Detecting Lesions and the Interobserver Variability of Automated Whole Breast Ultrasound.</w:t>
-      </w:r>
-      <w:r>
-        <w:t xml:space="preserve"> </w:t>
-      </w:r>
-      <w:r>
-        <w:rPr>
-          <w:iCs/>
-          <w:i/>
-        </w:rPr>
-        <w:t xml:space="preserve">Korean Journal of Radiology</w:t>
-      </w:r>
-      <w:r>
-        <w:t xml:space="preserve">. 2013;14(2):154. doi:</w:t>
-      </w:r>
-      <w:hyperlink r:id="rId91">
-        <w:r>
-          <w:rPr>
-            <w:rStyle w:val="Hyperlink"/>
-          </w:rPr>
-          <w:t xml:space="preserve">10.3348/kjr.2013.14.2.154</w:t>
-        </w:r>
-      </w:hyperlink>
-    </w:p>
-    <w:bookmarkEnd w:id="92"/>
-    <w:bookmarkStart w:id="93" w:name="ref-chou2007automated"/>
-    <w:p>
-      <w:pPr>
-        <w:pStyle w:val="Bibliography"/>
-      </w:pPr>
-      <w:r>
-        <w:t xml:space="preserve">23.</w:t>
-      </w:r>
-      <w:r>
-        <w:t xml:space="preserve"> </w:t>
-      </w:r>
-      <w:r>
-        <w:t xml:space="preserve">	</w:t>
-      </w:r>
-      <w:r>
-        <w:t xml:space="preserve">Chou YH, Tiu CM, Chen J, Chang RF. Automated full-field breast ultrasonography: The past and the present.</w:t>
-      </w:r>
-      <w:r>
-        <w:t xml:space="preserve"> </w:t>
-      </w:r>
-      <w:r>
-        <w:rPr>
-          <w:iCs/>
-          <w:i/>
-        </w:rPr>
-        <w:t xml:space="preserve">Journal of Medical Ultrasound</w:t>
-      </w:r>
-      <w:r>
-        <w:t xml:space="preserve">. 2007;15(1):31-44.</w:t>
-      </w:r>
-    </w:p>
-    <w:bookmarkEnd w:id="93"/>
-    <w:bookmarkStart w:id="95" w:name="ref-golatta2013"/>
-    <w:p>
-      <w:pPr>
-        <w:pStyle w:val="Bibliography"/>
-      </w:pPr>
-      <w:r>
-        <w:t xml:space="preserve">24.</w:t>
-      </w:r>
-      <w:r>
-        <w:t xml:space="preserve"> </w:t>
-      </w:r>
-      <w:r>
-        <w:t xml:space="preserve">	</w:t>
-      </w:r>
-      <w:r>
-        <w:t xml:space="preserve">Golatta M, Franz D, Harcos A, et al. Interobserver reliability of automated breast volume scanner (ABVS) interpretation and agreement of ABVS findings with hand held breast ultrasound (HHUS), mammography and pathology results.</w:t>
-      </w:r>
-      <w:r>
-        <w:t xml:space="preserve"> </w:t>
-      </w:r>
-      <w:r>
-        <w:rPr>
-          <w:iCs/>
-          <w:i/>
-        </w:rPr>
-        <w:t xml:space="preserve">European Journal of Radiology</w:t>
-      </w:r>
-      <w:r>
         <w:t xml:space="preserve">. 2013;82(8):e332-e336. doi:</w:t>
       </w:r>
-      <w:hyperlink r:id="rId94">
+      <w:hyperlink r:id="rId80">
         <w:r>
           <w:rPr>
             <w:rStyle w:val="Hyperlink"/>
@@ -10051,14 +8221,14 @@
         </w:r>
       </w:hyperlink>
     </w:p>
-    <w:bookmarkEnd w:id="95"/>
-    <w:bookmarkStart w:id="97" w:name="ref-golatta2014"/>
+    <w:bookmarkEnd w:id="81"/>
+    <w:bookmarkStart w:id="83" w:name="ref-golatta2014"/>
     <w:p>
       <w:pPr>
         <w:pStyle w:val="Bibliography"/>
       </w:pPr>
       <w:r>
-        <w:t xml:space="preserve">25.</w:t>
+        <w:t xml:space="preserve">15.</w:t>
       </w:r>
       <w:r>
         <w:t xml:space="preserve"> </w:t>
@@ -10082,7 +8252,7 @@
       <w:r>
         <w:t xml:space="preserve">. 2014;291(4):889-895. doi:</w:t>
       </w:r>
-      <w:hyperlink r:id="rId96">
+      <w:hyperlink r:id="rId82">
         <w:r>
           <w:rPr>
             <w:rStyle w:val="Hyperlink"/>
@@ -10091,14 +8261,14 @@
         </w:r>
       </w:hyperlink>
     </w:p>
-    <w:bookmarkEnd w:id="97"/>
-    <w:bookmarkStart w:id="99" w:name="ref-kotsianos-hermle2009"/>
+    <w:bookmarkEnd w:id="83"/>
+    <w:bookmarkStart w:id="85" w:name="ref-garanina2024"/>
     <w:p>
       <w:pPr>
         <w:pStyle w:val="Bibliography"/>
       </w:pPr>
       <w:r>
-        <w:t xml:space="preserve">26.</w:t>
+        <w:t xml:space="preserve">16.</w:t>
       </w:r>
       <w:r>
         <w:t xml:space="preserve"> </w:t>
@@ -10107,7 +8277,7 @@
         <w:t xml:space="preserve">	</w:t>
       </w:r>
       <w:r>
-        <w:t xml:space="preserve">Kotsianos-Hermle D, Hiltawsky KM, Wirth S, Fischer T, Friese K, Reiser M. Analysis of 107 breast lesions with automated 3D ultrasound and comparison with mammography and manual ultrasound.</w:t>
+        <w:t xml:space="preserve">Garanina AE, Kholin AV. Predictive model for determining the indications for automated 3D ultrasound for screening patients at low risk of developing breast tumors.</w:t>
       </w:r>
       <w:r>
         <w:t xml:space="preserve"> </w:t>
@@ -10117,68 +8287,28 @@
           <w:iCs/>
           <w:i/>
         </w:rPr>
-        <w:t xml:space="preserve">European Journal of Radiology</w:t>
-      </w:r>
-      <w:r>
-        <w:t xml:space="preserve">. 2009;71(1):109-115. doi:</w:t>
-      </w:r>
-      <w:hyperlink r:id="rId98">
+        <w:t xml:space="preserve">Research and Practical Medicine Journal</w:t>
+      </w:r>
+      <w:r>
+        <w:t xml:space="preserve">. 2024;11(2):57-68. doi:</w:t>
+      </w:r>
+      <w:hyperlink r:id="rId84">
         <w:r>
           <w:rPr>
             <w:rStyle w:val="Hyperlink"/>
           </w:rPr>
-          <w:t xml:space="preserve">10.1016/j.ejrad.2008.04.001</w:t>
+          <w:t xml:space="preserve">10.17709/2410-1893-2024-11-2-5</w:t>
         </w:r>
       </w:hyperlink>
     </w:p>
-    <w:bookmarkEnd w:id="99"/>
-    <w:bookmarkStart w:id="101" w:name="ref-grady2010"/>
+    <w:bookmarkEnd w:id="85"/>
+    <w:bookmarkStart w:id="87" w:name="ref-schmachtenberg2017"/>
     <w:p>
       <w:pPr>
         <w:pStyle w:val="Bibliography"/>
       </w:pPr>
       <w:r>
-        <w:t xml:space="preserve">27.</w:t>
-      </w:r>
-      <w:r>
-        <w:t xml:space="preserve"> </w:t>
-      </w:r>
-      <w:r>
-        <w:t xml:space="preserve">	</w:t>
-      </w:r>
-      <w:r>
-        <w:t xml:space="preserve">Grady I, Gorsuch-Rafferty H, Hansen P. Sonographic tomography for the preoperative staging of breast cancer prior to surgery.</w:t>
-      </w:r>
-      <w:r>
-        <w:t xml:space="preserve"> </w:t>
-      </w:r>
-      <w:r>
-        <w:rPr>
-          <w:iCs/>
-          <w:i/>
-        </w:rPr>
-        <w:t xml:space="preserve">Journal of Ultrasound</w:t>
-      </w:r>
-      <w:r>
-        <w:t xml:space="preserve">. 2010;13(2):41-45. doi:</w:t>
-      </w:r>
-      <w:hyperlink r:id="rId100">
-        <w:r>
-          <w:rPr>
-            <w:rStyle w:val="Hyperlink"/>
-          </w:rPr>
-          <w:t xml:space="preserve">10.1016/j.jus.2010.07.005</w:t>
-        </w:r>
-      </w:hyperlink>
-    </w:p>
-    <w:bookmarkEnd w:id="101"/>
-    <w:bookmarkStart w:id="103" w:name="ref-schmachtenberg2017"/>
-    <w:p>
-      <w:pPr>
-        <w:pStyle w:val="Bibliography"/>
-      </w:pPr>
-      <w:r>
-        <w:t xml:space="preserve">28.</w:t>
+        <w:t xml:space="preserve">17.</w:t>
       </w:r>
       <w:r>
         <w:t xml:space="preserve"> </w:t>
@@ -10202,7 +8332,7 @@
       <w:r>
         <w:t xml:space="preserve">. 2017;24(8):954-961. doi:</w:t>
       </w:r>
-      <w:hyperlink r:id="rId102">
+      <w:hyperlink r:id="rId86">
         <w:r>
           <w:rPr>
             <w:rStyle w:val="Hyperlink"/>
@@ -10211,14 +8341,14 @@
         </w:r>
       </w:hyperlink>
     </w:p>
-    <w:bookmarkEnd w:id="103"/>
-    <w:bookmarkStart w:id="105" w:name="ref-chang2015"/>
+    <w:bookmarkEnd w:id="87"/>
+    <w:bookmarkStart w:id="89" w:name="ref-chang2015"/>
     <w:p>
       <w:pPr>
         <w:pStyle w:val="Bibliography"/>
       </w:pPr>
       <w:r>
-        <w:t xml:space="preserve">29.</w:t>
+        <w:t xml:space="preserve">18.</w:t>
       </w:r>
       <w:r>
         <w:t xml:space="preserve"> </w:t>
@@ -10242,7 +8372,7 @@
       <w:r>
         <w:t xml:space="preserve">. 2015;56(10):1163-1170. doi:</w:t>
       </w:r>
-      <w:hyperlink r:id="rId104">
+      <w:hyperlink r:id="rId88">
         <w:r>
           <w:rPr>
             <w:rStyle w:val="Hyperlink"/>
@@ -10251,14 +8381,14 @@
         </w:r>
       </w:hyperlink>
     </w:p>
-    <w:bookmarkEnd w:id="105"/>
-    <w:bookmarkStart w:id="106" w:name="ref-amy2018lobar"/>
+    <w:bookmarkEnd w:id="89"/>
+    <w:bookmarkStart w:id="90" w:name="ref-amy2018lobar"/>
     <w:p>
       <w:pPr>
         <w:pStyle w:val="Bibliography"/>
       </w:pPr>
       <w:r>
-        <w:t xml:space="preserve">30.</w:t>
+        <w:t xml:space="preserve">19.</w:t>
       </w:r>
       <w:r>
         <w:t xml:space="preserve"> </w:t>
@@ -10283,14 +8413,14 @@
         <w:t xml:space="preserve">. Springer; 2018.</w:t>
       </w:r>
     </w:p>
-    <w:bookmarkEnd w:id="106"/>
-    <w:bookmarkStart w:id="107" w:name="ref-halshtok2015use"/>
+    <w:bookmarkEnd w:id="90"/>
+    <w:bookmarkStart w:id="91" w:name="ref-halshtok2015use"/>
     <w:p>
       <w:pPr>
         <w:pStyle w:val="Bibliography"/>
       </w:pPr>
       <w:r>
-        <w:t xml:space="preserve">31.</w:t>
+        <w:t xml:space="preserve">20.</w:t>
       </w:r>
       <w:r>
         <w:t xml:space="preserve"> </w:t>
@@ -10315,14 +8445,14 @@
         <w:t xml:space="preserve">. 2015;17(7):410-413.</w:t>
       </w:r>
     </w:p>
-    <w:bookmarkEnd w:id="107"/>
-    <w:bookmarkStart w:id="109" w:name="ref-girometti2017"/>
+    <w:bookmarkEnd w:id="91"/>
+    <w:bookmarkStart w:id="93" w:name="ref-girometti2017"/>
     <w:p>
       <w:pPr>
         <w:pStyle w:val="Bibliography"/>
       </w:pPr>
       <w:r>
-        <w:t xml:space="preserve">32.</w:t>
+        <w:t xml:space="preserve">21.</w:t>
       </w:r>
       <w:r>
         <w:t xml:space="preserve"> </w:t>
@@ -10346,7 +8476,7 @@
       <w:r>
         <w:t xml:space="preserve">. 2017;27(9):3767-3775. doi:</w:t>
       </w:r>
-      <w:hyperlink r:id="rId108">
+      <w:hyperlink r:id="rId92">
         <w:r>
           <w:rPr>
             <w:rStyle w:val="Hyperlink"/>
@@ -10355,14 +8485,14 @@
         </w:r>
       </w:hyperlink>
     </w:p>
-    <w:bookmarkEnd w:id="109"/>
-    <w:bookmarkStart w:id="111" w:name="ref-kim2016"/>
+    <w:bookmarkEnd w:id="93"/>
+    <w:bookmarkStart w:id="95" w:name="ref-kim2016"/>
     <w:p>
       <w:pPr>
         <w:pStyle w:val="Bibliography"/>
       </w:pPr>
       <w:r>
-        <w:t xml:space="preserve">33.</w:t>
+        <w:t xml:space="preserve">22.</w:t>
       </w:r>
       <w:r>
         <w:t xml:space="preserve"> </w:t>
@@ -10392,7 +8522,7 @@
       <w:r>
         <w:t xml:space="preserve">. 2016;35(10):2103-2112. doi:</w:t>
       </w:r>
-      <w:hyperlink r:id="rId110">
+      <w:hyperlink r:id="rId94">
         <w:r>
           <w:rPr>
             <w:rStyle w:val="Hyperlink"/>
@@ -10401,14 +8531,14 @@
         </w:r>
       </w:hyperlink>
     </w:p>
-    <w:bookmarkEnd w:id="111"/>
-    <w:bookmarkStart w:id="112" w:name="ref-гажонова2015возможности"/>
+    <w:bookmarkEnd w:id="95"/>
+    <w:bookmarkStart w:id="96" w:name="ref-гажонова2015возможности"/>
     <w:p>
       <w:pPr>
         <w:pStyle w:val="Bibliography"/>
       </w:pPr>
       <w:r>
-        <w:t xml:space="preserve">34.</w:t>
+        <w:t xml:space="preserve">23.</w:t>
       </w:r>
       <w:r>
         <w:t xml:space="preserve"> </w:t>
@@ -10433,54 +8563,14 @@
         <w:t xml:space="preserve">. 2015;(5):5-10.</w:t>
       </w:r>
     </w:p>
-    <w:bookmarkEnd w:id="112"/>
-    <w:bookmarkStart w:id="114" w:name="ref-brem2015"/>
+    <w:bookmarkEnd w:id="96"/>
+    <w:bookmarkStart w:id="98" w:name="ref-skaane2015"/>
     <w:p>
       <w:pPr>
         <w:pStyle w:val="Bibliography"/>
       </w:pPr>
       <w:r>
-        <w:t xml:space="preserve">35.</w:t>
-      </w:r>
-      <w:r>
-        <w:t xml:space="preserve"> </w:t>
-      </w:r>
-      <w:r>
-        <w:t xml:space="preserve">	</w:t>
-      </w:r>
-      <w:r>
-        <w:t xml:space="preserve">Brem RF, Tabár L, Duffy SW, et al. Assessing Improvement in Detection of Breast Cancer with Three-dimensional Automated Breast US in Women with Dense Breast Tissue: The SomoInsight Study.</w:t>
-      </w:r>
-      <w:r>
-        <w:t xml:space="preserve"> </w:t>
-      </w:r>
-      <w:r>
-        <w:rPr>
-          <w:iCs/>
-          <w:i/>
-        </w:rPr>
-        <w:t xml:space="preserve">Radiology</w:t>
-      </w:r>
-      <w:r>
-        <w:t xml:space="preserve">. 2015;274(3):663-673. doi:</w:t>
-      </w:r>
-      <w:hyperlink r:id="rId113">
-        <w:r>
-          <w:rPr>
-            <w:rStyle w:val="Hyperlink"/>
-          </w:rPr>
-          <w:t xml:space="preserve">10.1148/radiol.14132832</w:t>
-        </w:r>
-      </w:hyperlink>
-    </w:p>
-    <w:bookmarkEnd w:id="114"/>
-    <w:bookmarkStart w:id="116" w:name="ref-skaane2015"/>
-    <w:p>
-      <w:pPr>
-        <w:pStyle w:val="Bibliography"/>
-      </w:pPr>
-      <w:r>
-        <w:t xml:space="preserve">36.</w:t>
+        <w:t xml:space="preserve">24.</w:t>
       </w:r>
       <w:r>
         <w:t xml:space="preserve"> </w:t>
@@ -10504,7 +8594,7 @@
       <w:r>
         <w:t xml:space="preserve">. 2015;56(4):404-412. doi:</w:t>
       </w:r>
-      <w:hyperlink r:id="rId115">
+      <w:hyperlink r:id="rId97">
         <w:r>
           <w:rPr>
             <w:rStyle w:val="Hyperlink"/>
@@ -10513,14 +8603,14 @@
         </w:r>
       </w:hyperlink>
     </w:p>
-    <w:bookmarkEnd w:id="116"/>
-    <w:bookmarkStart w:id="118" w:name="ref-arslan2019"/>
+    <w:bookmarkEnd w:id="98"/>
+    <w:bookmarkStart w:id="100" w:name="ref-arslan2019"/>
     <w:p>
       <w:pPr>
         <w:pStyle w:val="Bibliography"/>
       </w:pPr>
       <w:r>
-        <w:t xml:space="preserve">37.</w:t>
+        <w:t xml:space="preserve">25.</w:t>
       </w:r>
       <w:r>
         <w:t xml:space="preserve"> </w:t>
@@ -10544,7 +8634,7 @@
       <w:r>
         <w:t xml:space="preserve">. 2019;15(3):153-157. doi:</w:t>
       </w:r>
-      <w:hyperlink r:id="rId117">
+      <w:hyperlink r:id="rId99">
         <w:r>
           <w:rPr>
             <w:rStyle w:val="Hyperlink"/>
@@ -10553,14 +8643,14 @@
         </w:r>
       </w:hyperlink>
     </w:p>
-    <w:bookmarkEnd w:id="118"/>
-    <w:bookmarkStart w:id="120" w:name="ref-brunetti2020"/>
+    <w:bookmarkEnd w:id="100"/>
+    <w:bookmarkStart w:id="102" w:name="ref-brunetti2020"/>
     <w:p>
       <w:pPr>
         <w:pStyle w:val="Bibliography"/>
       </w:pPr>
       <w:r>
-        <w:t xml:space="preserve">38.</w:t>
+        <w:t xml:space="preserve">26.</w:t>
       </w:r>
       <w:r>
         <w:t xml:space="preserve"> </w:t>
@@ -10584,7 +8674,7 @@
       <w:r>
         <w:t xml:space="preserve">. 2020;125(12):1243-1248. doi:</w:t>
       </w:r>
-      <w:hyperlink r:id="rId119">
+      <w:hyperlink r:id="rId101">
         <w:r>
           <w:rPr>
             <w:rStyle w:val="Hyperlink"/>
@@ -10593,14 +8683,14 @@
         </w:r>
       </w:hyperlink>
     </w:p>
-    <w:bookmarkEnd w:id="120"/>
-    <w:bookmarkStart w:id="122" w:name="ref-güldogan2023"/>
+    <w:bookmarkEnd w:id="102"/>
+    <w:bookmarkStart w:id="104" w:name="ref-güldogan2023"/>
     <w:p>
       <w:pPr>
         <w:pStyle w:val="Bibliography"/>
       </w:pPr>
       <w:r>
-        <w:t xml:space="preserve">39.</w:t>
+        <w:t xml:space="preserve">27.</w:t>
       </w:r>
       <w:r>
         <w:t xml:space="preserve"> </w:t>
@@ -10624,7 +8714,7 @@
       <w:r>
         <w:t xml:space="preserve">. 2023;19(4):311-317. doi:</w:t>
       </w:r>
-      <w:hyperlink r:id="rId121">
+      <w:hyperlink r:id="rId103">
         <w:r>
           <w:rPr>
             <w:rStyle w:val="Hyperlink"/>
@@ -10633,14 +8723,14 @@
         </w:r>
       </w:hyperlink>
     </w:p>
-    <w:bookmarkEnd w:id="122"/>
-    <w:bookmarkStart w:id="124" w:name="ref-vourtsis2017"/>
+    <w:bookmarkEnd w:id="104"/>
+    <w:bookmarkStart w:id="106" w:name="ref-vourtsis2017"/>
     <w:p>
       <w:pPr>
         <w:pStyle w:val="Bibliography"/>
       </w:pPr>
       <w:r>
-        <w:t xml:space="preserve">40.</w:t>
+        <w:t xml:space="preserve">28.</w:t>
       </w:r>
       <w:r>
         <w:t xml:space="preserve"> </w:t>
@@ -10664,7 +8754,7 @@
       <w:r>
         <w:t xml:space="preserve">. 2017;28(2):592-601. doi:</w:t>
       </w:r>
-      <w:hyperlink r:id="rId123">
+      <w:hyperlink r:id="rId105">
         <w:r>
           <w:rPr>
             <w:rStyle w:val="Hyperlink"/>
@@ -10673,14 +8763,14 @@
         </w:r>
       </w:hyperlink>
     </w:p>
-    <w:bookmarkEnd w:id="124"/>
-    <w:bookmarkStart w:id="126" w:name="ref-huppe2018"/>
+    <w:bookmarkEnd w:id="106"/>
+    <w:bookmarkStart w:id="108" w:name="ref-huppe2018"/>
     <w:p>
       <w:pPr>
         <w:pStyle w:val="Bibliography"/>
       </w:pPr>
       <w:r>
-        <w:t xml:space="preserve">41.</w:t>
+        <w:t xml:space="preserve">29.</w:t>
       </w:r>
       <w:r>
         <w:t xml:space="preserve"> </w:t>
@@ -10704,7 +8794,7 @@
       <w:r>
         <w:t xml:space="preserve">. 2018;25(12):1577-1581. doi:</w:t>
       </w:r>
-      <w:hyperlink r:id="rId125">
+      <w:hyperlink r:id="rId107">
         <w:r>
           <w:rPr>
             <w:rStyle w:val="Hyperlink"/>
@@ -10713,10 +8803,10 @@
         </w:r>
       </w:hyperlink>
     </w:p>
-    <w:bookmarkEnd w:id="126"/>
-    <w:bookmarkEnd w:id="127"/>
-    <w:bookmarkEnd w:id="128"/>
-    <w:bookmarkEnd w:id="129"/>
+    <w:bookmarkEnd w:id="108"/>
+    <w:bookmarkEnd w:id="109"/>
+    <w:bookmarkEnd w:id="110"/>
+    <w:bookmarkEnd w:id="111"/>
     <w:sectPr/>
   </w:body>
 </w:document>
@@ -10823,8 +8913,202 @@
       </w:pPr>
     </w:lvl>
   </w:abstractNum>
+  <w:abstractNum w:abstractNumId="991">
+    <w:nsid w:val="A991"/>
+    <w:multiLevelType w:val="multilevel"/>
+    <w:lvl w:ilvl="0">
+      <w:numFmt w:val="bullet"/>
+      <w:lvlText w:val="•"/>
+      <w:lvlJc w:val="left"/>
+      <w:pPr>
+        <w:ind w:left="720" w:hanging="480"/>
+      </w:pPr>
+    </w:lvl>
+    <w:lvl w:ilvl="1">
+      <w:numFmt w:val="bullet"/>
+      <w:lvlText w:val="–"/>
+      <w:lvlJc w:val="left"/>
+      <w:pPr>
+        <w:ind w:left="1440" w:hanging="480"/>
+      </w:pPr>
+    </w:lvl>
+    <w:lvl w:ilvl="2">
+      <w:numFmt w:val="bullet"/>
+      <w:lvlText w:val="•"/>
+      <w:lvlJc w:val="left"/>
+      <w:pPr>
+        <w:ind w:left="2160" w:hanging="480"/>
+      </w:pPr>
+    </w:lvl>
+    <w:lvl w:ilvl="3">
+      <w:numFmt w:val="bullet"/>
+      <w:lvlText w:val="–"/>
+      <w:lvlJc w:val="left"/>
+      <w:pPr>
+        <w:ind w:left="2880" w:hanging="480"/>
+      </w:pPr>
+    </w:lvl>
+    <w:lvl w:ilvl="4">
+      <w:numFmt w:val="bullet"/>
+      <w:lvlText w:val="•"/>
+      <w:lvlJc w:val="left"/>
+      <w:pPr>
+        <w:ind w:left="3600" w:hanging="480"/>
+      </w:pPr>
+    </w:lvl>
+    <w:lvl w:ilvl="5">
+      <w:numFmt w:val="bullet"/>
+      <w:lvlText w:val="–"/>
+      <w:lvlJc w:val="left"/>
+      <w:pPr>
+        <w:ind w:left="4320" w:hanging="480"/>
+      </w:pPr>
+    </w:lvl>
+    <w:lvl w:ilvl="6">
+      <w:numFmt w:val="bullet"/>
+      <w:lvlText w:val="•"/>
+      <w:lvlJc w:val="left"/>
+      <w:pPr>
+        <w:ind w:left="5040" w:hanging="480"/>
+      </w:pPr>
+    </w:lvl>
+    <w:lvl w:ilvl="7">
+      <w:numFmt w:val="bullet"/>
+      <w:lvlText w:val="–"/>
+      <w:lvlJc w:val="left"/>
+      <w:pPr>
+        <w:ind w:left="5760" w:hanging="480"/>
+      </w:pPr>
+    </w:lvl>
+    <w:lvl w:ilvl="8">
+      <w:numFmt w:val="bullet"/>
+      <w:lvlText w:val="•"/>
+      <w:lvlJc w:val="left"/>
+      <w:pPr>
+        <w:ind w:left="6480" w:hanging="480"/>
+      </w:pPr>
+    </w:lvl>
+  </w:abstractNum>
+  <w:abstractNum w:abstractNumId="99411">
+    <w:nsid w:val="A99411"/>
+    <w:multiLevelType w:val="multilevel"/>
+    <w:lvl w:ilvl="0">
+      <w:start w:val="1"/>
+      <w:numFmt w:val="decimal"/>
+      <w:lvlText w:val="%1."/>
+      <w:lvlJc w:val="left"/>
+      <w:pPr>
+        <w:ind w:left="720" w:hanging="480"/>
+      </w:pPr>
+    </w:lvl>
+    <w:lvl w:ilvl="1">
+      <w:start w:val="1"/>
+      <w:numFmt w:val="decimal"/>
+      <w:lvlText w:val="%2."/>
+      <w:lvlJc w:val="left"/>
+      <w:pPr>
+        <w:ind w:left="1440" w:hanging="480"/>
+      </w:pPr>
+    </w:lvl>
+    <w:lvl w:ilvl="2">
+      <w:start w:val="1"/>
+      <w:numFmt w:val="decimal"/>
+      <w:lvlText w:val="%3."/>
+      <w:lvlJc w:val="left"/>
+      <w:pPr>
+        <w:ind w:left="2160" w:hanging="480"/>
+      </w:pPr>
+    </w:lvl>
+    <w:lvl w:ilvl="3">
+      <w:start w:val="1"/>
+      <w:numFmt w:val="decimal"/>
+      <w:lvlText w:val="%4."/>
+      <w:lvlJc w:val="left"/>
+      <w:pPr>
+        <w:ind w:left="2880" w:hanging="480"/>
+      </w:pPr>
+    </w:lvl>
+    <w:lvl w:ilvl="4">
+      <w:start w:val="1"/>
+      <w:numFmt w:val="decimal"/>
+      <w:lvlText w:val="%5."/>
+      <w:lvlJc w:val="left"/>
+      <w:pPr>
+        <w:ind w:left="3600" w:hanging="480"/>
+      </w:pPr>
+    </w:lvl>
+    <w:lvl w:ilvl="5">
+      <w:start w:val="1"/>
+      <w:numFmt w:val="decimal"/>
+      <w:lvlText w:val="%6."/>
+      <w:lvlJc w:val="left"/>
+      <w:pPr>
+        <w:ind w:left="4320" w:hanging="480"/>
+      </w:pPr>
+    </w:lvl>
+    <w:lvl w:ilvl="6">
+      <w:start w:val="1"/>
+      <w:numFmt w:val="decimal"/>
+      <w:lvlText w:val="%7."/>
+      <w:lvlJc w:val="left"/>
+      <w:pPr>
+        <w:ind w:left="5040" w:hanging="480"/>
+      </w:pPr>
+    </w:lvl>
+    <w:lvl w:ilvl="7">
+      <w:start w:val="1"/>
+      <w:numFmt w:val="decimal"/>
+      <w:lvlText w:val="%8."/>
+      <w:lvlJc w:val="left"/>
+      <w:pPr>
+        <w:ind w:left="5760" w:hanging="480"/>
+      </w:pPr>
+    </w:lvl>
+    <w:lvl w:ilvl="8">
+      <w:start w:val="1"/>
+      <w:numFmt w:val="decimal"/>
+      <w:lvlText w:val="%9."/>
+      <w:lvlJc w:val="left"/>
+      <w:pPr>
+        <w:ind w:left="6480" w:hanging="480"/>
+      </w:pPr>
+    </w:lvl>
+  </w:abstractNum>
   <w:num w:numId="1000">
     <w:abstractNumId w:val="990"/>
+  </w:num>
+  <w:num w:numId="1001">
+    <w:abstractNumId w:val="991"/>
+  </w:num>
+  <w:num w:numId="1002">
+    <w:abstractNumId w:val="99411"/>
+    <w:lvlOverride w:ilvl="0">
+      <w:startOverride w:val="1"/>
+    </w:lvlOverride>
+    <w:lvlOverride w:ilvl="1">
+      <w:startOverride w:val="1"/>
+    </w:lvlOverride>
+    <w:lvlOverride w:ilvl="2">
+      <w:startOverride w:val="1"/>
+    </w:lvlOverride>
+    <w:lvlOverride w:ilvl="3">
+      <w:startOverride w:val="1"/>
+    </w:lvlOverride>
+    <w:lvlOverride w:ilvl="4">
+      <w:startOverride w:val="1"/>
+    </w:lvlOverride>
+    <w:lvlOverride w:ilvl="5">
+      <w:startOverride w:val="1"/>
+    </w:lvlOverride>
+    <w:lvlOverride w:ilvl="6">
+      <w:startOverride w:val="1"/>
+    </w:lvlOverride>
+    <w:lvlOverride w:ilvl="7">
+      <w:startOverride w:val="1"/>
+    </w:lvlOverride>
+    <w:lvlOverride w:ilvl="8">
+      <w:startOverride w:val="1"/>
+    </w:lvlOverride>
   </w:num>
 </w:numbering>
 </file>
@@ -10930,6 +9214,25 @@
       <w:jc w:val="center"/>
     </w:pPr>
   </w:style>
+  <w:style w:customStyle="1" w:styleId="AbstractTitle" w:type="paragraph">
+    <w:name w:val="Abstract Title"/>
+    <w:basedOn w:val="Normal"/>
+    <w:next w:val="Abstract"/>
+    <w:qFormat/>
+    <w:pPr>
+      <w:keepNext/>
+      <w:keepLines/>
+      <w:jc w:val="center"/>
+      <w:spacing w:after="0" w:before="300"/>
+    </w:pPr>
+    <w:rPr>
+      <w:sz w:val="20"/>
+      <w:szCs w:val="20"/>
+      <w:b/>
+      <w:color w:val="345A8A"/>
+      &gt;
+    </w:rPr>
+  </w:style>
   <w:style w:customStyle="1" w:styleId="Abstract" w:type="paragraph">
     <w:name w:val="Abstract"/>
     <w:basedOn w:val="Normal"/>
@@ -10938,7 +9241,7 @@
     <w:pPr>
       <w:keepNext/>
       <w:keepLines/>
-      <w:spacing w:after="300" w:before="300"/>
+      <w:spacing w:after="300" w:before="100"/>
     </w:pPr>
     <w:rPr>
       <w:sz w:val="20"/>
@@ -11160,6 +9463,18 @@
     <w:uiPriority w:val="9"/>
     <w:unhideWhenUsed/>
     <w:qFormat/>
+  </w:style>
+  <w:style w:styleId="FootnoteBlockText" w:type="paragraph">
+    <w:name w:val="Footnote Block Text"/>
+    <w:basedOn w:val="Footnote Text"/>
+    <w:next w:val="Footnote Text"/>
+    <w:uiPriority w:val="9"/>
+    <w:unhideWhenUsed/>
+    <w:qFormat/>
+    <w:pPr>
+      <w:spacing w:after="100" w:before="100"/>
+      <w:ind w:firstLine="0" w:left="480" w:right="480"/>
+    </w:pPr>
   </w:style>
   <w:style w:default="1" w:styleId="DefaultParagraphFont" w:type="character">
     <w:name w:val="Default Paragraph Font"/>
